--- a/Front Matter/Template/8_Front-Matter copy.docx
+++ b/Front Matter/Template/8_Front-Matter copy.docx
@@ -33,7 +33,7 @@
           <w:szCs w:val="60"/>
           <w:lang w:val="en-US"/>
         </w:rPr>
-        <w:t>山 谣 随 想</w:t>
+        <w:t>穿越热带雨林</w:t>
       </w:r>
       <w:r>
         <w:rPr>
@@ -64,7 +64,7 @@
           <w:sz w:val="56"/>
           <w:szCs w:val="96"/>
         </w:rPr>
-        <w:t>The Capriccio of the Mountain Folk Song</w:t>
+        <w:t>Go Across the Rainforests</w:t>
       </w:r>
     </w:p>
     <w:p>
@@ -85,16 +85,7 @@
           <w:szCs w:val="72"/>
           <w:lang w:val="en-US"/>
         </w:rPr>
-        <w:t>竹笛协奏曲</w:t>
-      </w:r>
-      <w:r>
-        <w:rPr>
-          <w:rFonts w:ascii="Noto Serif SC" w:eastAsia="Noto Serif SC" w:hAnsi="Noto Serif SC" w:cs="Noto Serif"/>
-          <w:sz w:val="36"/>
-          <w:szCs w:val="72"/>
-          <w:lang w:val="en-US"/>
-        </w:rPr>
-        <w:t xml:space="preserve"> </w:t>
+        <w:t>为华乐团而作</w:t>
       </w:r>
     </w:p>
     <w:p>
@@ -107,23 +98,13 @@
           <w:szCs w:val="56"/>
         </w:rPr>
       </w:pPr>
-      <w:proofErr w:type="spellStart"/>
       <w:r>
         <w:rPr>
           <w:rFonts w:ascii="Noto Serif SC" w:eastAsia="Noto Serif SC" w:hAnsi="Noto Serif SC" w:cs="Noto Serif"/>
           <w:sz w:val="32"/>
           <w:szCs w:val="56"/>
         </w:rPr>
-        <w:t>Zhudi</w:t>
-      </w:r>
-      <w:proofErr w:type="spellEnd"/>
-      <w:r>
-        <w:rPr>
-          <w:rFonts w:ascii="Noto Serif SC" w:eastAsia="Noto Serif SC" w:hAnsi="Noto Serif SC" w:cs="Noto Serif"/>
-          <w:sz w:val="32"/>
-          <w:szCs w:val="56"/>
-        </w:rPr>
-        <w:t xml:space="preserve"> Concerto</w:t>
+        <w:t>for Chinese Orchestra</w:t>
       </w:r>
     </w:p>
     <w:p>
@@ -157,7 +138,7 @@
           <w:szCs w:val="144"/>
           <w:lang w:val="en-US"/>
         </w:rPr>
-        <w:t>王东旭</w:t>
+        <w:t>孔志轩</w:t>
       </w:r>
     </w:p>
     <w:p>
@@ -175,18 +156,8 @@
           <w:sz w:val="40"/>
           <w:szCs w:val="96"/>
         </w:rPr>
-        <w:t xml:space="preserve">Wang </w:t>
-      </w:r>
-      <w:proofErr w:type="spellStart"/>
-      <w:r>
-        <w:rPr>
-          <w:rFonts w:ascii="Noto Serif SC" w:eastAsia="Noto Serif SC" w:hAnsi="Noto Serif SC" w:cs="Noto Serif"/>
-          <w:sz w:val="40"/>
-          <w:szCs w:val="96"/>
-        </w:rPr>
-        <w:t>Dongxu</w:t>
-      </w:r>
-      <w:proofErr w:type="spellEnd"/>
+        <w:t>Kong Zhi Xuan</w:t>
+      </w:r>
     </w:p>
     <w:p>
       <w:pPr>
@@ -716,7 +687,7 @@
           <w:szCs w:val="60"/>
           <w:lang w:val="en-US"/>
         </w:rPr>
-        <w:t>山 谣 随 想</w:t>
+        <w:t>穿越热带雨林</w:t>
       </w:r>
       <w:r>
         <w:rPr>
@@ -747,7 +718,7 @@
           <w:sz w:val="56"/>
           <w:szCs w:val="96"/>
         </w:rPr>
-        <w:t>The Capriccio of the Mountain Folk Song</w:t>
+        <w:t>Go Across the Rainforests</w:t>
       </w:r>
     </w:p>
     <w:p>
@@ -768,16 +739,7 @@
           <w:szCs w:val="72"/>
           <w:lang w:val="en-US"/>
         </w:rPr>
-        <w:t>竹笛协奏曲</w:t>
-      </w:r>
-      <w:r>
-        <w:rPr>
-          <w:rFonts w:ascii="Noto Serif SC" w:eastAsia="Noto Serif SC" w:hAnsi="Noto Serif SC" w:cs="Noto Serif"/>
-          <w:sz w:val="36"/>
-          <w:szCs w:val="72"/>
-          <w:lang w:val="en-US"/>
-        </w:rPr>
-        <w:t xml:space="preserve"> </w:t>
+        <w:t>为华乐团而作</w:t>
       </w:r>
     </w:p>
     <w:p>
@@ -790,23 +752,13 @@
           <w:szCs w:val="56"/>
         </w:rPr>
       </w:pPr>
-      <w:proofErr w:type="spellStart"/>
       <w:r>
         <w:rPr>
           <w:rFonts w:ascii="Noto Serif SC" w:eastAsia="Noto Serif SC" w:hAnsi="Noto Serif SC" w:cs="Noto Serif"/>
           <w:sz w:val="32"/>
           <w:szCs w:val="56"/>
         </w:rPr>
-        <w:t>Zhudi</w:t>
-      </w:r>
-      <w:proofErr w:type="spellEnd"/>
-      <w:r>
-        <w:rPr>
-          <w:rFonts w:ascii="Noto Serif SC" w:eastAsia="Noto Serif SC" w:hAnsi="Noto Serif SC" w:cs="Noto Serif"/>
-          <w:sz w:val="32"/>
-          <w:szCs w:val="56"/>
-        </w:rPr>
-        <w:t xml:space="preserve"> Concerto</w:t>
+        <w:t>for Chinese Orchestra</w:t>
       </w:r>
     </w:p>
     <w:p>
@@ -840,7 +792,25 @@
           <w:szCs w:val="144"/>
           <w:lang w:val="en-US"/>
         </w:rPr>
-        <w:t>王东旭</w:t>
+        <w:t>孔志轩</w:t>
+      </w:r>
+    </w:p>
+    <w:p>
+      <w:pPr>
+        <w:jc w:val="right"/>
+        <w:rPr>
+          <w:rFonts w:ascii="Noto Serif SC" w:eastAsia="Noto Serif SC" w:hAnsi="Noto Serif SC" w:cs="Noto Serif"/>
+          <w:sz w:val="24"/>
+          <w:szCs w:val="48"/>
+        </w:rPr>
+      </w:pPr>
+      <w:r>
+        <w:rPr>
+          <w:rFonts w:ascii="Noto Serif SC" w:eastAsia="Noto Serif SC" w:hAnsi="Noto Serif SC" w:cs="Noto Serif"/>
+          <w:sz w:val="40"/>
+          <w:szCs w:val="96"/>
+        </w:rPr>
+        <w:t>Kong Zhi Xuan</w:t>
       </w:r>
     </w:p>
     <w:p>
@@ -849,29 +819,19 @@
         <w:jc w:val="right"/>
         <w:rPr>
           <w:rFonts w:ascii="Noto Serif SC" w:eastAsia="Noto Serif SC" w:hAnsi="Noto Serif SC" w:cs="Noto Serif"/>
+          <w:sz w:val="24"/>
+          <w:szCs w:val="48"/>
+        </w:rPr>
+      </w:pPr>
+      <w:r>
+        <w:rPr>
+          <w:rFonts w:ascii="Noto Serif SC" w:eastAsia="Noto Serif SC" w:hAnsi="Noto Serif SC" w:cs="Noto Serif"/>
           <w:sz w:val="32"/>
           <w:szCs w:val="32"/>
           <w:lang w:val="en-US"/>
         </w:rPr>
-      </w:pPr>
-      <w:r>
-        <w:rPr>
-          <w:rFonts w:ascii="Noto Serif SC" w:eastAsia="Noto Serif SC" w:hAnsi="Noto Serif SC" w:cs="Noto Serif"/>
-          <w:sz w:val="40"/>
-          <w:szCs w:val="96"/>
-        </w:rPr>
-        <w:t xml:space="preserve">Wang </w:t>
-      </w:r>
-      <w:proofErr w:type="spellStart"/>
-      <w:r>
-        <w:rPr>
-          <w:rFonts w:ascii="Noto Serif SC" w:eastAsia="Noto Serif SC" w:hAnsi="Noto Serif SC" w:cs="Noto Serif"/>
-          <w:sz w:val="40"/>
-          <w:szCs w:val="96"/>
-        </w:rPr>
-        <w:t>Dongxu</w:t>
-      </w:r>
-      <w:proofErr w:type="spellEnd"/>
+        <w:t>(201</w:t>
+      </w:r>
       <w:r>
         <w:rPr>
           <w:rFonts w:ascii="Noto Serif SC" w:eastAsia="Noto Serif SC" w:hAnsi="Noto Serif SC" w:cs="Noto Serif"/>
@@ -879,7 +839,16 @@
           <w:szCs w:val="32"/>
           <w:lang w:val="en-US"/>
         </w:rPr>
-        <w:t xml:space="preserve"> </w:t>
+        <w:t>5</w:t>
+      </w:r>
+      <w:r>
+        <w:rPr>
+          <w:rFonts w:ascii="Noto Serif SC" w:eastAsia="Noto Serif SC" w:hAnsi="Noto Serif SC" w:cs="Noto Serif"/>
+          <w:sz w:val="32"/>
+          <w:szCs w:val="32"/>
+          <w:lang w:val="en-US"/>
+        </w:rPr>
+        <w:t>)</w:t>
       </w:r>
     </w:p>
     <w:p>
@@ -888,8 +857,8 @@
         <w:jc w:val="right"/>
         <w:rPr>
           <w:rFonts w:ascii="Noto Serif SC" w:eastAsia="Noto Serif SC" w:hAnsi="Noto Serif SC" w:cs="Noto Serif"/>
-          <w:sz w:val="24"/>
-          <w:szCs w:val="48"/>
+          <w:sz w:val="40"/>
+          <w:szCs w:val="40"/>
         </w:rPr>
       </w:pPr>
       <w:r>
@@ -899,19 +868,8 @@
           <w:szCs w:val="32"/>
           <w:lang w:val="en-US"/>
         </w:rPr>
-        <w:t>(2011)</w:t>
-      </w:r>
-    </w:p>
-    <w:p>
-      <w:pPr>
-        <w:spacing w:before="400"/>
-        <w:jc w:val="right"/>
-        <w:rPr>
-          <w:rFonts w:ascii="Noto Serif SC" w:eastAsia="Noto Serif SC" w:hAnsi="Noto Serif SC" w:cs="Noto Serif"/>
-          <w:sz w:val="40"/>
-          <w:szCs w:val="40"/>
-        </w:rPr>
-      </w:pPr>
+        <w:t>1</w:t>
+      </w:r>
       <w:r>
         <w:rPr>
           <w:rFonts w:ascii="Noto Serif SC" w:eastAsia="Noto Serif SC" w:hAnsi="Noto Serif SC" w:cs="Noto Serif"/>
@@ -919,7 +877,7 @@
           <w:szCs w:val="32"/>
           <w:lang w:val="en-US"/>
         </w:rPr>
-        <w:t>13</w:t>
+        <w:t>1</w:t>
       </w:r>
       <w:r>
         <w:rPr>
@@ -1013,7 +971,7 @@
           <w:szCs w:val="36"/>
         </w:rPr>
         <w:lastRenderedPageBreak/>
-        <w:t>山 谣 随 想</w:t>
+        <w:t>穿越热带雨林</w:t>
       </w:r>
     </w:p>
     <w:p>
@@ -1034,7 +992,7 @@
           <w:sz w:val="20"/>
           <w:szCs w:val="24"/>
         </w:rPr>
-        <w:t>The Capriccio of the Mountain Folk Song</w:t>
+        <w:t>Go Across the Rainforests</w:t>
       </w:r>
     </w:p>
     <w:p>
@@ -1658,70 +1616,6 @@
       <w:r>
         <w:rPr>
           <w:rFonts w:ascii="Noto Serif SC" w:eastAsia="Noto Serif SC" w:hAnsi="Noto Serif SC" w:cs="Noto Serif" w:hint="eastAsia"/>
-          <w:noProof/>
-          <w:sz w:val="24"/>
-          <w:szCs w:val="24"/>
-          <w:lang w:val="zh-CN"/>
-        </w:rPr>
-        <w:drawing>
-          <wp:anchor distT="0" distB="0" distL="114300" distR="114300" simplePos="0" relativeHeight="251661312" behindDoc="0" locked="0" layoutInCell="1" allowOverlap="1" wp14:anchorId="2A6E53F4" wp14:editId="67348BF0">
-            <wp:simplePos x="0" y="0"/>
-            <wp:positionH relativeFrom="column">
-              <wp:posOffset>6061587</wp:posOffset>
-            </wp:positionH>
-            <wp:positionV relativeFrom="paragraph">
-              <wp:posOffset>23823</wp:posOffset>
-            </wp:positionV>
-            <wp:extent cx="2389505" cy="3583940"/>
-            <wp:effectExtent l="0" t="0" r="0" b="0"/>
-            <wp:wrapSquare wrapText="bothSides"/>
-            <wp:docPr id="547521574" name="Picture 1" descr="A person with dark hair and a black shirt&#10;&#10;Description automatically generated"/>
-            <wp:cNvGraphicFramePr>
-              <a:graphicFrameLocks xmlns:a="http://schemas.openxmlformats.org/drawingml/2006/main" noChangeAspect="1"/>
-            </wp:cNvGraphicFramePr>
-            <a:graphic xmlns:a="http://schemas.openxmlformats.org/drawingml/2006/main">
-              <a:graphicData uri="http://schemas.openxmlformats.org/drawingml/2006/picture">
-                <pic:pic xmlns:pic="http://schemas.openxmlformats.org/drawingml/2006/picture">
-                  <pic:nvPicPr>
-                    <pic:cNvPr id="547521574" name="Picture 1" descr="A person with dark hair and a black shirt&#10;&#10;Description automatically generated"/>
-                    <pic:cNvPicPr/>
-                  </pic:nvPicPr>
-                  <pic:blipFill>
-                    <a:blip r:embed="rId12" cstate="print">
-                      <a:extLst>
-                        <a:ext uri="{28A0092B-C50C-407E-A947-70E740481C1C}">
-                          <a14:useLocalDpi xmlns:a14="http://schemas.microsoft.com/office/drawing/2010/main" val="0"/>
-                        </a:ext>
-                      </a:extLst>
-                    </a:blip>
-                    <a:stretch>
-                      <a:fillRect/>
-                    </a:stretch>
-                  </pic:blipFill>
-                  <pic:spPr>
-                    <a:xfrm>
-                      <a:off x="0" y="0"/>
-                      <a:ext cx="2389505" cy="3583940"/>
-                    </a:xfrm>
-                    <a:prstGeom prst="rect">
-                      <a:avLst/>
-                    </a:prstGeom>
-                  </pic:spPr>
-                </pic:pic>
-              </a:graphicData>
-            </a:graphic>
-            <wp14:sizeRelH relativeFrom="page">
-              <wp14:pctWidth>0</wp14:pctWidth>
-            </wp14:sizeRelH>
-            <wp14:sizeRelV relativeFrom="page">
-              <wp14:pctHeight>0</wp14:pctHeight>
-            </wp14:sizeRelV>
-          </wp:anchor>
-        </w:drawing>
-      </w:r>
-      <w:r>
-        <w:rPr>
-          <w:rFonts w:ascii="Noto Serif SC" w:eastAsia="Noto Serif SC" w:hAnsi="Noto Serif SC" w:cs="Noto Serif" w:hint="eastAsia"/>
           <w:sz w:val="24"/>
           <w:szCs w:val="24"/>
           <w:lang w:val="en-US"/>
@@ -3473,402 +3367,67 @@
     </w:p>
     <w:p>
       <w:pPr>
-        <w:spacing w:after="240"/>
-        <w:jc w:val="both"/>
-        <w:rPr>
-          <w:rFonts w:ascii="Noto Serif SC" w:eastAsia="Noto Serif SC" w:hAnsi="Noto Serif SC" w:cs="Noto Serif"/>
-          <w:sz w:val="24"/>
-          <w:szCs w:val="24"/>
-          <w:lang w:val="en-US"/>
-        </w:rPr>
-      </w:pPr>
-      <w:r>
-        <w:rPr>
-          <w:rFonts w:ascii="Noto Serif SC" w:eastAsia="Noto Serif SC" w:hAnsi="Noto Serif SC" w:cs="Noto Serif"/>
-          <w:sz w:val="24"/>
-          <w:szCs w:val="24"/>
-          <w:lang w:val="en-US"/>
-        </w:rPr>
-        <w:t>《山谣随想》为竹笛与民族管弦乐队而作。</w:t>
-      </w:r>
-      <w:r>
-        <w:rPr>
-          <w:rFonts w:ascii="Noto Serif SC" w:eastAsia="Noto Serif SC" w:hAnsi="Noto Serif SC" w:cs="Noto Serif" w:hint="eastAsia"/>
-          <w:sz w:val="24"/>
-          <w:szCs w:val="24"/>
-          <w:lang w:val="en-US"/>
-        </w:rPr>
-        <w:t>作品具有较为强烈的</w:t>
-      </w:r>
-      <w:r>
-        <w:rPr>
-          <w:rFonts w:ascii="Noto Serif SC" w:eastAsia="Noto Serif SC" w:hAnsi="Noto Serif SC" w:cs="Noto Serif"/>
-          <w:sz w:val="24"/>
-          <w:szCs w:val="24"/>
-          <w:lang w:val="en-US"/>
-        </w:rPr>
-        <w:t xml:space="preserve"> </w:t>
-      </w:r>
-      <w:r>
-        <w:rPr>
-          <w:rFonts w:ascii="Noto Serif SC" w:eastAsia="Noto Serif SC" w:hAnsi="Noto Serif SC" w:cs="Noto Serif" w:hint="eastAsia"/>
-          <w:sz w:val="24"/>
-          <w:szCs w:val="24"/>
-          <w:lang w:val="en-US"/>
-        </w:rPr>
-        <w:t>,以</w:t>
-      </w:r>
-      <w:r>
-        <w:rPr>
-          <w:rFonts w:ascii="Noto Serif SC" w:eastAsia="Noto Serif SC" w:hAnsi="Noto Serif SC" w:cs="Noto Serif"/>
-          <w:sz w:val="24"/>
-          <w:szCs w:val="24"/>
-          <w:lang w:val="en-US"/>
-        </w:rPr>
-        <w:t>首福建清流地区的民歌《山歌不唱愁闷多》作为创作背景</w:t>
-      </w:r>
-      <w:r>
-        <w:rPr>
-          <w:rFonts w:ascii="Noto Serif SC" w:eastAsia="Noto Serif SC" w:hAnsi="Noto Serif SC" w:cs="Noto Serif" w:hint="eastAsia"/>
-          <w:sz w:val="24"/>
-          <w:szCs w:val="24"/>
-          <w:lang w:val="en-US"/>
-        </w:rPr>
-        <w:t>,通过多种方式的材料发展、配器手法及速度变化</w:t>
-      </w:r>
-      <w:r>
-        <w:rPr>
-          <w:rFonts w:ascii="Noto Serif SC" w:eastAsia="Noto Serif SC" w:hAnsi="Noto Serif SC" w:cs="Noto Serif"/>
-          <w:sz w:val="24"/>
-          <w:szCs w:val="24"/>
-          <w:lang w:val="en-US"/>
-        </w:rPr>
-        <w:t>展现不同意境与画面的山谣印象。</w:t>
-      </w:r>
-    </w:p>
-    <w:p>
-      <w:pPr>
-        <w:jc w:val="both"/>
-        <w:rPr>
-          <w:rFonts w:ascii="Noto Serif SC" w:eastAsia="Noto Serif SC" w:hAnsi="Noto Serif SC" w:cs="Noto Serif"/>
-          <w:sz w:val="24"/>
-          <w:szCs w:val="24"/>
-          <w:lang w:val="en-US"/>
-        </w:rPr>
-      </w:pPr>
-      <w:r>
-        <w:rPr>
-          <w:rFonts w:ascii="Noto Serif SC" w:eastAsia="Noto Serif SC" w:hAnsi="Noto Serif SC" w:cs="Noto Serif"/>
-          <w:sz w:val="24"/>
-          <w:szCs w:val="24"/>
-          <w:lang w:val="en-US"/>
-        </w:rPr>
-        <w:t>作品共有五个部分：</w:t>
-      </w:r>
-    </w:p>
-    <w:p>
-      <w:pPr>
-        <w:jc w:val="both"/>
-        <w:rPr>
-          <w:rFonts w:ascii="Noto Serif SC" w:eastAsia="Noto Serif SC" w:hAnsi="Noto Serif SC" w:cs="Noto Serif"/>
-          <w:sz w:val="24"/>
-          <w:szCs w:val="24"/>
-          <w:lang w:val="en-US"/>
-        </w:rPr>
-      </w:pPr>
-      <w:r>
-        <w:rPr>
-          <w:rFonts w:ascii="Noto Serif SC" w:eastAsia="Noto Serif SC" w:hAnsi="Noto Serif SC" w:cs="Noto Serif"/>
-          <w:sz w:val="24"/>
-          <w:szCs w:val="24"/>
-          <w:lang w:val="en-US"/>
-        </w:rPr>
-        <w:t>第一部分：行板，乐曲以笛子独奏的方式渐入，打击乐节奏框架作为全曲的重要素材，不断穿插在这一段落里。打击乐浓重沉稳的音响与笛子空旷的声音相互辉映，表现出一种质朴、淳厚的音调。</w:t>
-      </w:r>
-    </w:p>
-    <w:p>
-      <w:pPr>
-        <w:jc w:val="both"/>
-        <w:rPr>
-          <w:rFonts w:ascii="Noto Serif SC" w:eastAsia="Noto Serif SC" w:hAnsi="Noto Serif SC" w:cs="Noto Serif"/>
-          <w:sz w:val="24"/>
-          <w:szCs w:val="24"/>
-          <w:lang w:val="en-US"/>
-        </w:rPr>
-      </w:pPr>
-      <w:r>
-        <w:rPr>
-          <w:rFonts w:ascii="Noto Serif SC" w:eastAsia="Noto Serif SC" w:hAnsi="Noto Serif SC" w:cs="Noto Serif"/>
-          <w:sz w:val="24"/>
-          <w:szCs w:val="24"/>
-          <w:lang w:val="en-US"/>
-        </w:rPr>
-        <w:t>第二部分：小快板，带有颗粒性的弹拨乐音色与打破重音的节奏，使音乐具有舞蹈般的韵律。笛子的旋律充满阳光与活力。</w:t>
-      </w:r>
-    </w:p>
-    <w:p>
-      <w:pPr>
-        <w:jc w:val="both"/>
-        <w:rPr>
-          <w:rFonts w:ascii="Noto Serif SC" w:eastAsia="Noto Serif SC" w:hAnsi="Noto Serif SC" w:cs="Noto Serif"/>
-          <w:sz w:val="24"/>
-          <w:szCs w:val="24"/>
-          <w:lang w:val="en-US"/>
-        </w:rPr>
-      </w:pPr>
-      <w:r>
-        <w:rPr>
-          <w:rFonts w:ascii="Noto Serif SC" w:eastAsia="Noto Serif SC" w:hAnsi="Noto Serif SC" w:cs="Noto Serif"/>
-          <w:sz w:val="24"/>
-          <w:szCs w:val="24"/>
-          <w:lang w:val="en-US"/>
-        </w:rPr>
-        <w:t>第三部分：中速，竖琴用流动的节奏型作为背景铺垫，笛子旋律悠扬的歌唱，像似一幅山水画。</w:t>
-      </w:r>
-    </w:p>
-    <w:p>
-      <w:pPr>
-        <w:jc w:val="both"/>
-        <w:rPr>
-          <w:rFonts w:ascii="Noto Serif SC" w:eastAsia="Noto Serif SC" w:hAnsi="Noto Serif SC" w:cs="Noto Serif"/>
-          <w:sz w:val="24"/>
-          <w:szCs w:val="24"/>
-          <w:lang w:val="en-US"/>
-        </w:rPr>
-      </w:pPr>
-      <w:r>
-        <w:rPr>
-          <w:rFonts w:ascii="Noto Serif SC" w:eastAsia="Noto Serif SC" w:hAnsi="Noto Serif SC" w:cs="Noto Serif"/>
-          <w:sz w:val="24"/>
-          <w:szCs w:val="24"/>
-          <w:lang w:val="en-US"/>
-        </w:rPr>
-        <w:t>第四部分：快板，音乐转为紧张的情绪，弹拨乐与打击乐紧凑的节奏贯穿其中，笛子吹出短小急促的音组，在强劲的推动力下将音乐发展到高潮</w:t>
-      </w:r>
-      <w:r>
-        <w:rPr>
-          <w:rFonts w:ascii="Noto Serif SC" w:eastAsia="Noto Serif SC" w:hAnsi="Noto Serif SC" w:cs="Noto Serif" w:hint="eastAsia"/>
-          <w:sz w:val="24"/>
-          <w:szCs w:val="24"/>
-          <w:lang w:val="en-US"/>
-        </w:rPr>
-        <w:t>，</w:t>
-      </w:r>
-      <w:r>
-        <w:rPr>
-          <w:rFonts w:ascii="Noto Serif SC" w:eastAsia="Noto Serif SC" w:hAnsi="Noto Serif SC" w:cs="Noto Serif"/>
-          <w:sz w:val="24"/>
-          <w:szCs w:val="24"/>
-          <w:lang w:val="en-US"/>
-        </w:rPr>
-        <w:t>将民歌《山歌不唱愁闷多》的旋律完整的呈现出来。</w:t>
-      </w:r>
-    </w:p>
-    <w:p>
-      <w:pPr>
-        <w:spacing w:after="240"/>
-        <w:jc w:val="both"/>
-        <w:rPr>
-          <w:rFonts w:ascii="Noto Serif SC" w:eastAsia="Noto Serif SC" w:hAnsi="Noto Serif SC" w:cs="Noto Serif"/>
-          <w:sz w:val="24"/>
-          <w:szCs w:val="24"/>
-          <w:lang w:val="en-US"/>
-        </w:rPr>
-      </w:pPr>
-      <w:r>
-        <w:rPr>
-          <w:rFonts w:ascii="Noto Serif SC" w:eastAsia="Noto Serif SC" w:hAnsi="Noto Serif SC" w:cs="Noto Serif"/>
-          <w:sz w:val="24"/>
-          <w:szCs w:val="24"/>
-          <w:lang w:val="en-US"/>
-        </w:rPr>
-        <w:t>第五部分：尾声。运用了乐曲开始的材料，同时也是象征意义上的再现。</w:t>
-      </w:r>
-    </w:p>
-    <w:p>
-      <w:pPr>
-        <w:jc w:val="both"/>
-        <w:rPr>
-          <w:rFonts w:ascii="Noto Serif SC" w:eastAsia="Noto Serif SC" w:hAnsi="Noto Serif SC" w:cs="Noto Serif"/>
-          <w:sz w:val="24"/>
-          <w:szCs w:val="24"/>
-          <w:lang w:val="en-US"/>
-        </w:rPr>
-      </w:pPr>
-      <w:r>
-        <w:rPr>
-          <w:rFonts w:ascii="Noto Serif SC" w:eastAsia="Noto Serif SC" w:hAnsi="Noto Serif SC" w:cs="Noto Serif"/>
-          <w:sz w:val="24"/>
-          <w:szCs w:val="24"/>
-          <w:lang w:val="en-US"/>
-        </w:rPr>
-        <w:t>作品通过</w:t>
-      </w:r>
-      <w:r>
-        <w:rPr>
-          <w:rFonts w:ascii="Noto Serif SC" w:eastAsia="Noto Serif SC" w:hAnsi="Noto Serif SC" w:cs="Noto Serif" w:hint="eastAsia"/>
-          <w:sz w:val="24"/>
-          <w:szCs w:val="24"/>
-          <w:lang w:val="en-US"/>
-        </w:rPr>
-        <w:t>各个部分</w:t>
-      </w:r>
-      <w:r>
-        <w:rPr>
-          <w:rFonts w:ascii="Noto Serif SC" w:eastAsia="Noto Serif SC" w:hAnsi="Noto Serif SC" w:cs="Noto Serif"/>
-          <w:sz w:val="24"/>
-          <w:szCs w:val="24"/>
-          <w:lang w:val="en-US"/>
-        </w:rPr>
-        <w:t>不同的配器手法、不同层次的音色对比以及速度和力度的变化来实现音乐的整体组织、结构与表现。</w:t>
-      </w:r>
-      <w:r>
-        <w:rPr>
-          <w:rFonts w:ascii="Noto Serif SC" w:eastAsia="Noto Serif SC" w:hAnsi="Noto Serif SC" w:cs="Noto Serif" w:hint="eastAsia"/>
-          <w:sz w:val="24"/>
-          <w:szCs w:val="24"/>
-          <w:lang w:val="en-US"/>
-        </w:rPr>
-        <w:t>在多次速度的变化下，作品仍追求自然流畅的结构观念。</w:t>
-      </w:r>
-    </w:p>
-    <w:p>
-      <w:pPr>
         <w:pBdr>
           <w:bottom w:val="single" w:sz="6" w:space="1" w:color="auto"/>
         </w:pBdr>
-        <w:spacing w:line="276" w:lineRule="auto"/>
-        <w:jc w:val="both"/>
-        <w:rPr>
-          <w:rFonts w:ascii="Noto Serif SC" w:eastAsia="Noto Serif SC" w:hAnsi="Noto Serif SC" w:cs="Noto Serif"/>
-          <w:sz w:val="24"/>
-          <w:szCs w:val="24"/>
-        </w:rPr>
-      </w:pPr>
-    </w:p>
-    <w:p>
-      <w:pPr>
-        <w:spacing w:line="276" w:lineRule="auto"/>
-        <w:jc w:val="both"/>
-        <w:rPr>
-          <w:rFonts w:ascii="Noto Serif SC" w:eastAsia="Noto Serif SC" w:hAnsi="Noto Serif SC" w:cs="Noto Serif"/>
-          <w:sz w:val="24"/>
-          <w:szCs w:val="24"/>
-          <w:lang w:val="en-US"/>
-        </w:rPr>
-      </w:pPr>
-    </w:p>
-    <w:p>
-      <w:pPr>
         <w:spacing w:after="240"/>
         <w:jc w:val="both"/>
         <w:rPr>
           <w:rFonts w:ascii="Noto Serif SC" w:eastAsia="Noto Serif SC" w:hAnsi="Noto Serif SC" w:cs="Noto Serif"/>
           <w:sz w:val="24"/>
           <w:szCs w:val="24"/>
-          <w:lang w:val="en-US"/>
-        </w:rPr>
-      </w:pPr>
-      <w:r>
-        <w:rPr>
-          <w:rFonts w:ascii="Noto Serif SC" w:eastAsia="Noto Serif SC" w:hAnsi="Noto Serif SC" w:cs="Noto Serif"/>
-          <w:i/>
-          <w:iCs/>
-          <w:sz w:val="24"/>
-          <w:szCs w:val="24"/>
-          <w:lang w:val="en-US"/>
-        </w:rPr>
-        <w:t>The Capriccio of the Mountain Fork Song</w:t>
-      </w:r>
-      <w:r>
-        <w:rPr>
-          <w:rFonts w:ascii="Noto Serif SC" w:eastAsia="Noto Serif SC" w:hAnsi="Noto Serif SC" w:cs="Noto Serif"/>
-          <w:sz w:val="24"/>
-          <w:szCs w:val="24"/>
-          <w:lang w:val="en-US"/>
-        </w:rPr>
-        <w:t xml:space="preserve"> is a work for bamboo flute and Chinese orchestra, with a strong Nanyang music style. Taking the folk song </w:t>
-      </w:r>
-      <w:r>
-        <w:rPr>
-          <w:rFonts w:ascii="Noto Serif SC" w:eastAsia="Noto Serif SC" w:hAnsi="Noto Serif SC" w:cs="Noto Serif"/>
-          <w:i/>
-          <w:iCs/>
-          <w:sz w:val="24"/>
-          <w:szCs w:val="24"/>
-          <w:lang w:val="en-US"/>
-        </w:rPr>
-        <w:t>Singing Folk Songs to Relieve Worries and Hardships</w:t>
-      </w:r>
-      <w:r>
-        <w:rPr>
-          <w:rFonts w:ascii="Noto Serif SC" w:eastAsia="Noto Serif SC" w:hAnsi="Noto Serif SC" w:cs="Noto Serif"/>
-          <w:sz w:val="24"/>
-          <w:szCs w:val="24"/>
-          <w:lang w:val="en-US"/>
-        </w:rPr>
-        <w:t xml:space="preserve"> from the </w:t>
-      </w:r>
-      <w:proofErr w:type="spellStart"/>
-      <w:r>
-        <w:rPr>
-          <w:rFonts w:ascii="Noto Serif SC" w:eastAsia="Noto Serif SC" w:hAnsi="Noto Serif SC" w:cs="Noto Serif"/>
-          <w:sz w:val="24"/>
-          <w:szCs w:val="24"/>
-          <w:lang w:val="en-US"/>
-        </w:rPr>
-        <w:t>Qingliu</w:t>
-      </w:r>
-      <w:proofErr w:type="spellEnd"/>
-      <w:r>
-        <w:rPr>
-          <w:rFonts w:ascii="Noto Serif SC" w:eastAsia="Noto Serif SC" w:hAnsi="Noto Serif SC" w:cs="Noto Serif"/>
-          <w:sz w:val="24"/>
-          <w:szCs w:val="24"/>
-          <w:lang w:val="en-US"/>
-        </w:rPr>
-        <w:t xml:space="preserve"> region of Fujian as the background of creation, it unfolds folk ballad impressions with different artistic conception and images through the development of various materials, orchestration techniques and speed changes.</w:t>
-      </w:r>
-    </w:p>
-    <w:p>
-      <w:pPr>
+        </w:rPr>
+      </w:pPr>
+      <w:r>
+        <w:rPr>
+          <w:rFonts w:ascii="Noto Serif SC" w:eastAsia="Noto Serif SC" w:hAnsi="Noto Serif SC" w:cs="Noto Serif"/>
+          <w:sz w:val="24"/>
+          <w:szCs w:val="24"/>
+        </w:rPr>
+        <w:t>热带雨林是我们星球上常见的一种森林生态系统，在东南亚地区有大面积的覆盖。那里气候炎热、雨水充沛、物种繁多且地形复杂，有平原也有峡谷、有小溪也有瀑布、有参天大树也有茂密藤萝……全曲分为两个部分，第一部分为引子与行板，第二部分为快板，以甘美兰音乐中的培罗格音阶为主要音高素材，借鉴了极简主义创作手法的同时又吸收了克隆钟歌曲的节奏与曲调特点，试图展现出一幅富有南洋风情的画卷，旨在传达我对热带雨林生态环境的关注以及用音乐表达对人与自然和谐关系的思考。</w:t>
+      </w:r>
+    </w:p>
+    <w:p>
+      <w:pPr>
+        <w:pBdr>
+          <w:bottom w:val="single" w:sz="6" w:space="1" w:color="auto"/>
+        </w:pBdr>
         <w:jc w:val="both"/>
         <w:rPr>
           <w:rFonts w:ascii="Noto Serif SC" w:eastAsia="Noto Serif SC" w:hAnsi="Noto Serif SC" w:cs="Noto Serif"/>
           <w:sz w:val="24"/>
           <w:szCs w:val="24"/>
-          <w:lang w:val="en-US"/>
-        </w:rPr>
-      </w:pPr>
-      <w:r>
-        <w:rPr>
-          <w:rFonts w:ascii="Noto Serif SC" w:eastAsia="Noto Serif SC" w:hAnsi="Noto Serif SC" w:cs="Noto Serif"/>
-          <w:sz w:val="24"/>
-          <w:szCs w:val="24"/>
-          <w:lang w:val="en-US"/>
-        </w:rPr>
-        <w:t>The work consists of five parts:</w:t>
-      </w:r>
-    </w:p>
-    <w:p>
-      <w:pPr>
+        </w:rPr>
+      </w:pPr>
+      <w:r>
+        <w:rPr>
+          <w:rFonts w:ascii="Noto Serif SC" w:eastAsia="Noto Serif SC" w:hAnsi="Noto Serif SC" w:cs="Noto Serif"/>
+          <w:sz w:val="24"/>
+          <w:szCs w:val="24"/>
+        </w:rPr>
+        <w:t>此作品荣获2015年新加坡国际华乐作曲大赛创作大奖第三奖</w:t>
+      </w:r>
+      <w:r>
+        <w:rPr>
+          <w:rFonts w:ascii="Noto Serif SC" w:eastAsia="Noto Serif SC" w:hAnsi="Noto Serif SC" w:cs="Noto Serif" w:hint="eastAsia"/>
+          <w:sz w:val="24"/>
+          <w:szCs w:val="24"/>
+        </w:rPr>
+        <w:t>。</w:t>
+      </w:r>
+    </w:p>
+    <w:p>
+      <w:pPr>
+        <w:pBdr>
+          <w:bottom w:val="single" w:sz="6" w:space="1" w:color="auto"/>
+        </w:pBdr>
         <w:jc w:val="both"/>
         <w:rPr>
           <w:rFonts w:ascii="Noto Serif SC" w:eastAsia="Noto Serif SC" w:hAnsi="Noto Serif SC" w:cs="Noto Serif"/>
           <w:sz w:val="24"/>
           <w:szCs w:val="24"/>
-          <w:lang w:val="en-US"/>
-        </w:rPr>
-      </w:pPr>
-      <w:r>
-        <w:rPr>
-          <w:rFonts w:ascii="Noto Serif SC" w:eastAsia="Noto Serif SC" w:hAnsi="Noto Serif SC" w:cs="Noto Serif"/>
-          <w:sz w:val="24"/>
-          <w:szCs w:val="24"/>
-          <w:lang w:val="en-US"/>
-        </w:rPr>
-        <w:t>Part 1: Andante. The music is introduced in the form of a flute solo, with the percussion rhythm framework as an important material for the whole work, interspersing in this part from time to time. The heavy and steady sound of percussion music echoes with the spacious sound of the flute, presenting a simple and pure tone.</w:t>
-      </w:r>
+        </w:rPr>
+      </w:pPr>
     </w:p>
     <w:p>
       <w:pPr>
@@ -3880,35 +3439,6 @@
           <w:lang w:val="en-US"/>
         </w:rPr>
       </w:pPr>
-      <w:r>
-        <w:rPr>
-          <w:rFonts w:ascii="Noto Serif SC" w:eastAsia="Noto Serif SC" w:hAnsi="Noto Serif SC" w:cs="Noto Serif"/>
-          <w:sz w:val="24"/>
-          <w:szCs w:val="24"/>
-          <w:lang w:val="en-US"/>
-        </w:rPr>
-        <w:t>Part 2: Allegretto. The granular plucked music tone and stress breaking rhythm make the music have a dance-like melody. The melody of the flute is filled with the sense of sunshine and vitality.</w:t>
-      </w:r>
-    </w:p>
-    <w:p>
-      <w:pPr>
-        <w:jc w:val="both"/>
-        <w:rPr>
-          <w:rFonts w:ascii="Noto Serif SC" w:eastAsia="Noto Serif SC" w:hAnsi="Noto Serif SC" w:cs="Noto Serif"/>
-          <w:sz w:val="24"/>
-          <w:szCs w:val="24"/>
-          <w:lang w:val="en-US"/>
-        </w:rPr>
-      </w:pPr>
-      <w:r>
-        <w:rPr>
-          <w:rFonts w:ascii="Noto Serif SC" w:eastAsia="Noto Serif SC" w:hAnsi="Noto Serif SC" w:cs="Noto Serif"/>
-          <w:sz w:val="24"/>
-          <w:szCs w:val="24"/>
-          <w:lang w:val="en-US"/>
-        </w:rPr>
-        <w:t>Part 3: Moderato. The harp uses the flowing rhythm as the background, playing along with the melodious flute melody, just like a landscape painting.</w:t>
-      </w:r>
     </w:p>
     <w:p>
       <w:pPr>
@@ -3916,32 +3446,125 @@
         <w:jc w:val="both"/>
         <w:rPr>
           <w:rFonts w:ascii="Noto Serif SC" w:eastAsia="Noto Serif SC" w:hAnsi="Noto Serif SC" w:cs="Noto Serif"/>
-          <w:i/>
-          <w:iCs/>
-          <w:sz w:val="24"/>
-          <w:szCs w:val="24"/>
-          <w:lang w:val="en-US"/>
-        </w:rPr>
-      </w:pPr>
-      <w:r>
-        <w:rPr>
-          <w:rFonts w:ascii="Noto Serif SC" w:eastAsia="Noto Serif SC" w:hAnsi="Noto Serif SC" w:cs="Noto Serif"/>
-          <w:sz w:val="24"/>
-          <w:szCs w:val="24"/>
-          <w:lang w:val="en-US"/>
-        </w:rPr>
-        <w:t xml:space="preserve">Part 4: Allegro. The music turns into tense emotions, with a compact rhythm of plucked and percussion music running through this part. The flute plays short and rapid notes, pushing forward the music to its climax with strong driving force, and completely presenting the melody of the folk song </w:t>
-      </w:r>
-      <w:r>
-        <w:rPr>
-          <w:rFonts w:ascii="Noto Serif SC" w:eastAsia="Noto Serif SC" w:hAnsi="Noto Serif SC" w:cs="Noto Serif"/>
-          <w:i/>
-          <w:iCs/>
-          <w:sz w:val="24"/>
-          <w:szCs w:val="24"/>
-          <w:lang w:val="en-US"/>
-        </w:rPr>
-        <w:t>Singing Folk Songs to Relieve Worries and Hardships.</w:t>
+          <w:sz w:val="24"/>
+          <w:szCs w:val="24"/>
+        </w:rPr>
+      </w:pPr>
+      <w:r>
+        <w:rPr>
+          <w:rFonts w:ascii="Noto Serif SC" w:eastAsia="Noto Serif SC" w:hAnsi="Noto Serif SC" w:cs="Noto Serif"/>
+          <w:sz w:val="24"/>
+          <w:szCs w:val="24"/>
+        </w:rPr>
+        <w:t xml:space="preserve">Rainforest is a type of common forest ecosystem on our planet, it has a broad coverage in Southeast Asia. Rainforest is a place where climate is hot. It has abundant rainfall and various species. Rainforest is also a terrain complexity place, it has plains and canyons, streams and falls, towering trees and lush vines as well... This composition includes two </w:t>
+      </w:r>
+      <w:proofErr w:type="spellStart"/>
+      <w:r>
+        <w:rPr>
+          <w:rFonts w:ascii="Noto Serif SC" w:eastAsia="Noto Serif SC" w:hAnsi="Noto Serif SC" w:cs="Noto Serif"/>
+          <w:sz w:val="24"/>
+          <w:szCs w:val="24"/>
+        </w:rPr>
+        <w:t>parts.The</w:t>
+      </w:r>
+      <w:proofErr w:type="spellEnd"/>
+      <w:r>
+        <w:rPr>
+          <w:rFonts w:ascii="Noto Serif SC" w:eastAsia="Noto Serif SC" w:hAnsi="Noto Serif SC" w:cs="Noto Serif"/>
+          <w:sz w:val="24"/>
+          <w:szCs w:val="24"/>
+        </w:rPr>
+        <w:t xml:space="preserve"> first part is Introduction and Andante, the </w:t>
+      </w:r>
+      <w:proofErr w:type="spellStart"/>
+      <w:r>
+        <w:rPr>
+          <w:rFonts w:ascii="Noto Serif SC" w:eastAsia="Noto Serif SC" w:hAnsi="Noto Serif SC" w:cs="Noto Serif"/>
+          <w:sz w:val="24"/>
+          <w:szCs w:val="24"/>
+        </w:rPr>
+        <w:t>secondpart</w:t>
+      </w:r>
+      <w:proofErr w:type="spellEnd"/>
+      <w:r>
+        <w:rPr>
+          <w:rFonts w:ascii="Noto Serif SC" w:eastAsia="Noto Serif SC" w:hAnsi="Noto Serif SC" w:cs="Noto Serif"/>
+          <w:sz w:val="24"/>
+          <w:szCs w:val="24"/>
+        </w:rPr>
+        <w:t xml:space="preserve"> is Allegro. This composition uses Pelog </w:t>
+      </w:r>
+      <w:proofErr w:type="spellStart"/>
+      <w:r>
+        <w:rPr>
+          <w:rFonts w:ascii="Noto Serif SC" w:eastAsia="Noto Serif SC" w:hAnsi="Noto Serif SC" w:cs="Noto Serif"/>
+          <w:sz w:val="24"/>
+          <w:szCs w:val="24"/>
+        </w:rPr>
+        <w:t>sacle</w:t>
+      </w:r>
+      <w:proofErr w:type="spellEnd"/>
+      <w:r>
+        <w:rPr>
+          <w:rFonts w:ascii="Noto Serif SC" w:eastAsia="Noto Serif SC" w:hAnsi="Noto Serif SC" w:cs="Noto Serif"/>
+          <w:sz w:val="24"/>
+          <w:szCs w:val="24"/>
+        </w:rPr>
+        <w:t xml:space="preserve"> from Gamelan music as its music material. This composition adopts minimalism compose technique, meanwhile peculiar rhythm and </w:t>
+      </w:r>
+      <w:proofErr w:type="spellStart"/>
+      <w:r>
+        <w:rPr>
+          <w:rFonts w:ascii="Noto Serif SC" w:eastAsia="Noto Serif SC" w:hAnsi="Noto Serif SC" w:cs="Noto Serif"/>
+          <w:sz w:val="24"/>
+          <w:szCs w:val="24"/>
+        </w:rPr>
+        <w:t>tunesfrom</w:t>
+      </w:r>
+      <w:proofErr w:type="spellEnd"/>
+      <w:r>
+        <w:rPr>
+          <w:rFonts w:ascii="Noto Serif SC" w:eastAsia="Noto Serif SC" w:hAnsi="Noto Serif SC" w:cs="Noto Serif"/>
+          <w:sz w:val="24"/>
+          <w:szCs w:val="24"/>
+        </w:rPr>
+        <w:t xml:space="preserve"> </w:t>
+      </w:r>
+      <w:proofErr w:type="spellStart"/>
+      <w:r>
+        <w:rPr>
+          <w:rFonts w:ascii="Noto Serif SC" w:eastAsia="Noto Serif SC" w:hAnsi="Noto Serif SC" w:cs="Noto Serif"/>
+          <w:sz w:val="24"/>
+          <w:szCs w:val="24"/>
+        </w:rPr>
+        <w:t>Kroncong</w:t>
+      </w:r>
+      <w:proofErr w:type="spellEnd"/>
+      <w:r>
+        <w:rPr>
+          <w:rFonts w:ascii="Noto Serif SC" w:eastAsia="Noto Serif SC" w:hAnsi="Noto Serif SC" w:cs="Noto Serif"/>
+          <w:sz w:val="24"/>
+          <w:szCs w:val="24"/>
+        </w:rPr>
+        <w:t xml:space="preserve"> </w:t>
+      </w:r>
+      <w:proofErr w:type="spellStart"/>
+      <w:r>
+        <w:rPr>
+          <w:rFonts w:ascii="Noto Serif SC" w:eastAsia="Noto Serif SC" w:hAnsi="Noto Serif SC" w:cs="Noto Serif"/>
+          <w:sz w:val="24"/>
+          <w:szCs w:val="24"/>
+        </w:rPr>
+        <w:t>music.The</w:t>
+      </w:r>
+      <w:proofErr w:type="spellEnd"/>
+      <w:r>
+        <w:rPr>
+          <w:rFonts w:ascii="Noto Serif SC" w:eastAsia="Noto Serif SC" w:hAnsi="Noto Serif SC" w:cs="Noto Serif"/>
+          <w:sz w:val="24"/>
+          <w:szCs w:val="24"/>
+        </w:rPr>
+        <w:t xml:space="preserve"> composer is trying to open up a Southeast Asia style picture scroll before peoples’ eyes, expressing his concerning about rainforest ecosystem and his thinking about relationship between human and nature.</w:t>
       </w:r>
     </w:p>
     <w:p>
@@ -3951,37 +3574,15 @@
           <w:rFonts w:ascii="Noto Serif SC" w:eastAsia="Noto Serif SC" w:hAnsi="Noto Serif SC" w:cs="Noto Serif"/>
           <w:sz w:val="24"/>
           <w:szCs w:val="24"/>
-          <w:lang w:val="en-US"/>
-        </w:rPr>
-      </w:pPr>
-      <w:r>
-        <w:rPr>
-          <w:rFonts w:ascii="Noto Serif SC" w:eastAsia="Noto Serif SC" w:hAnsi="Noto Serif SC" w:cs="Noto Serif"/>
-          <w:sz w:val="24"/>
-          <w:szCs w:val="24"/>
-          <w:lang w:val="en-US"/>
-        </w:rPr>
-        <w:t>Part 5: Ending. It uses the material applied at the beginning of the song, which is also a symbolic representation.</w:t>
-      </w:r>
-    </w:p>
-    <w:p>
-      <w:pPr>
-        <w:jc w:val="both"/>
-        <w:rPr>
-          <w:rFonts w:ascii="Noto Serif SC" w:eastAsia="Noto Serif SC" w:hAnsi="Noto Serif SC" w:cs="Noto Serif"/>
-          <w:sz w:val="24"/>
-          <w:szCs w:val="24"/>
-          <w:lang w:val="en-US"/>
-        </w:rPr>
-      </w:pPr>
-      <w:r>
-        <w:rPr>
-          <w:rFonts w:ascii="Noto Serif SC" w:eastAsia="Noto Serif SC" w:hAnsi="Noto Serif SC" w:cs="Noto Serif"/>
-          <w:sz w:val="24"/>
-          <w:szCs w:val="24"/>
-          <w:lang w:val="en-US"/>
-        </w:rPr>
-        <w:t>With the help of different orchestration skills, different levels of timbre contrast, and changes in speed and strength of each part, the work achieves the overall effect of organization, structure, and expression of the music. Despite multiple changes in speed, a natural and smooth structural concept is still pursued in the work.</w:t>
+        </w:rPr>
+      </w:pPr>
+      <w:r>
+        <w:rPr>
+          <w:rFonts w:ascii="Noto Serif SC" w:eastAsia="Noto Serif SC" w:hAnsi="Noto Serif SC" w:cs="Noto Serif"/>
+          <w:sz w:val="24"/>
+          <w:szCs w:val="24"/>
+        </w:rPr>
+        <w:t>This piece won the Third Prize at the Singapore International Competition for Chinese Orchestral Composition 2015.</w:t>
       </w:r>
     </w:p>
     <w:p>
@@ -4596,8 +4197,57 @@
           <w:szCs w:val="24"/>
           <w:lang w:val="en-US"/>
         </w:rPr>
-        <w:t>定音鼓 (Timpani)</w:t>
-      </w:r>
+        <w:t xml:space="preserve">I: </w:t>
+      </w:r>
+      <w:r>
+        <w:rPr>
+          <w:rFonts w:ascii="Noto Serif SC" w:eastAsia="Noto Serif SC" w:hAnsi="Noto Serif SC" w:cs="Noto Serif" w:hint="eastAsia"/>
+          <w:sz w:val="24"/>
+          <w:szCs w:val="24"/>
+          <w:lang w:val="en-US"/>
+        </w:rPr>
+        <w:t xml:space="preserve">定音鼓,三角铁(小),沙锤,铃鼓 </w:t>
+      </w:r>
+      <w:r>
+        <w:rPr>
+          <w:rFonts w:ascii="Noto Serif SC" w:eastAsia="Noto Serif SC" w:hAnsi="Noto Serif SC" w:cs="Noto Serif"/>
+          <w:sz w:val="24"/>
+          <w:szCs w:val="24"/>
+          <w:lang w:val="en-US"/>
+        </w:rPr>
+        <w:t xml:space="preserve">| Timpani, Triangle(small), </w:t>
+      </w:r>
+      <w:proofErr w:type="spellStart"/>
+      <w:r>
+        <w:rPr>
+          <w:rFonts w:ascii="Noto Serif SC" w:eastAsia="Noto Serif SC" w:hAnsi="Noto Serif SC" w:cs="Noto Serif"/>
+          <w:sz w:val="24"/>
+          <w:szCs w:val="24"/>
+          <w:lang w:val="en-US"/>
+        </w:rPr>
+        <w:t>Maraco</w:t>
+      </w:r>
+      <w:proofErr w:type="spellEnd"/>
+      <w:r>
+        <w:rPr>
+          <w:rFonts w:ascii="Noto Serif SC" w:eastAsia="Noto Serif SC" w:hAnsi="Noto Serif SC" w:cs="Noto Serif"/>
+          <w:sz w:val="24"/>
+          <w:szCs w:val="24"/>
+          <w:lang w:val="en-US"/>
+        </w:rPr>
+        <w:t xml:space="preserve">, </w:t>
+      </w:r>
+      <w:proofErr w:type="spellStart"/>
+      <w:r>
+        <w:rPr>
+          <w:rFonts w:ascii="Noto Serif SC" w:eastAsia="Noto Serif SC" w:hAnsi="Noto Serif SC" w:cs="Noto Serif"/>
+          <w:sz w:val="24"/>
+          <w:szCs w:val="24"/>
+          <w:lang w:val="en-US"/>
+        </w:rPr>
+        <w:t>Tamburino</w:t>
+      </w:r>
+      <w:proofErr w:type="spellEnd"/>
     </w:p>
     <w:p>
       <w:pPr>
@@ -4611,12 +4261,59 @@
       </w:pPr>
       <w:r>
         <w:rPr>
-          <w:rFonts w:ascii="Noto Serif SC" w:eastAsia="Noto Serif SC" w:hAnsi="Noto Serif SC" w:cs="Noto Serif"/>
-          <w:sz w:val="24"/>
-          <w:szCs w:val="24"/>
-          <w:lang w:val="en-US"/>
-        </w:rPr>
-        <w:t>打击乐 I (Percussion I)</w:t>
+          <w:rFonts w:ascii="Noto Serif SC" w:eastAsia="Noto Serif SC" w:hAnsi="Noto Serif SC" w:cs="Noto Serif" w:hint="eastAsia"/>
+          <w:sz w:val="24"/>
+          <w:szCs w:val="24"/>
+          <w:lang w:val="en-US"/>
+        </w:rPr>
+        <w:t xml:space="preserve">　　</w:t>
+      </w:r>
+      <w:r>
+        <w:rPr>
+          <w:rFonts w:ascii="Noto Serif SC" w:eastAsia="Noto Serif SC" w:hAnsi="Noto Serif SC" w:cs="Noto Serif"/>
+          <w:sz w:val="24"/>
+          <w:szCs w:val="24"/>
+          <w:lang w:val="en-US"/>
+        </w:rPr>
+        <w:t xml:space="preserve">II: </w:t>
+      </w:r>
+      <w:r>
+        <w:rPr>
+          <w:rFonts w:ascii="Noto Serif SC" w:eastAsia="Noto Serif SC" w:hAnsi="Noto Serif SC" w:cs="Noto Serif" w:hint="eastAsia"/>
+          <w:sz w:val="24"/>
+          <w:szCs w:val="24"/>
+          <w:lang w:val="en-US"/>
+        </w:rPr>
+        <w:t xml:space="preserve">木盒(5),低音鼓,中国大鼓,铓锣 </w:t>
+      </w:r>
+      <w:r>
+        <w:rPr>
+          <w:rFonts w:ascii="Noto Serif SC" w:eastAsia="Noto Serif SC" w:hAnsi="Noto Serif SC" w:cs="Noto Serif"/>
+          <w:sz w:val="24"/>
+          <w:szCs w:val="24"/>
+          <w:lang w:val="en-US"/>
+        </w:rPr>
+        <w:t xml:space="preserve">| Wood Block(5), Bass Drum, Chinese Drum(large), </w:t>
+      </w:r>
+      <w:proofErr w:type="spellStart"/>
+      <w:r>
+        <w:rPr>
+          <w:rFonts w:ascii="Noto Serif SC" w:eastAsia="Noto Serif SC" w:hAnsi="Noto Serif SC" w:cs="Noto Serif"/>
+          <w:sz w:val="24"/>
+          <w:szCs w:val="24"/>
+          <w:lang w:val="en-US"/>
+        </w:rPr>
+        <w:t>Mang</w:t>
+      </w:r>
+      <w:proofErr w:type="spellEnd"/>
+      <w:r>
+        <w:rPr>
+          <w:rFonts w:ascii="Noto Serif SC" w:eastAsia="Noto Serif SC" w:hAnsi="Noto Serif SC" w:cs="Noto Serif"/>
+          <w:sz w:val="24"/>
+          <w:szCs w:val="24"/>
+          <w:lang w:val="en-US"/>
+        </w:rPr>
+        <w:t xml:space="preserve"> Gong</w:t>
       </w:r>
     </w:p>
     <w:p>
@@ -4624,260 +4321,180 @@
         <w:jc w:val="right"/>
         <w:rPr>
           <w:rFonts w:ascii="Noto Serif SC" w:eastAsia="Noto Serif SC" w:hAnsi="Noto Serif SC" w:cs="Noto Serif"/>
-          <w:sz w:val="21"/>
-          <w:szCs w:val="21"/>
-          <w:lang w:val="en-US"/>
-        </w:rPr>
-      </w:pPr>
-      <w:r>
-        <w:rPr>
-          <w:rFonts w:ascii="Noto Serif SC" w:eastAsia="Noto Serif SC" w:hAnsi="Noto Serif SC" w:cs="Noto Serif"/>
-          <w:sz w:val="21"/>
-          <w:szCs w:val="21"/>
-        </w:rPr>
-        <w:t>中国大鼓 (</w:t>
+          <w:sz w:val="24"/>
+          <w:szCs w:val="24"/>
+          <w:lang w:val="en-US"/>
+        </w:rPr>
+      </w:pPr>
+      <w:r>
+        <w:rPr>
+          <w:rFonts w:ascii="Noto Serif SC" w:eastAsia="Noto Serif SC" w:hAnsi="Noto Serif SC" w:cs="Noto Serif" w:hint="eastAsia"/>
+          <w:sz w:val="24"/>
+          <w:szCs w:val="24"/>
+          <w:lang w:val="en-US"/>
+        </w:rPr>
+        <w:t xml:space="preserve">　　</w:t>
+      </w:r>
+      <w:r>
+        <w:rPr>
+          <w:rFonts w:ascii="Noto Serif SC" w:eastAsia="Noto Serif SC" w:hAnsi="Noto Serif SC" w:cs="Noto Serif"/>
+          <w:sz w:val="24"/>
+          <w:szCs w:val="24"/>
+          <w:lang w:val="en-US"/>
+        </w:rPr>
+        <w:t xml:space="preserve">III: </w:t>
+      </w:r>
+      <w:r>
+        <w:rPr>
+          <w:rFonts w:ascii="Noto Serif SC" w:eastAsia="Noto Serif SC" w:hAnsi="Noto Serif SC" w:cs="Noto Serif" w:hint="eastAsia"/>
+          <w:sz w:val="24"/>
+          <w:szCs w:val="24"/>
+          <w:lang w:val="en-US"/>
+        </w:rPr>
+        <w:t xml:space="preserve">吊钹,竹风铃,排鼓(5),管钟 </w:t>
+      </w:r>
+      <w:r>
+        <w:rPr>
+          <w:rFonts w:ascii="Noto Serif SC" w:eastAsia="Noto Serif SC" w:hAnsi="Noto Serif SC" w:cs="Noto Serif"/>
+          <w:sz w:val="24"/>
+          <w:szCs w:val="24"/>
+          <w:lang w:val="en-US"/>
+        </w:rPr>
+        <w:t xml:space="preserve">| Suspended Cymbal, Bamboo Wind Chimes, </w:t>
       </w:r>
       <w:proofErr w:type="spellStart"/>
       <w:r>
         <w:rPr>
           <w:rFonts w:ascii="Noto Serif SC" w:eastAsia="Noto Serif SC" w:hAnsi="Noto Serif SC" w:cs="Noto Serif"/>
-          <w:sz w:val="21"/>
-          <w:szCs w:val="21"/>
-        </w:rPr>
-        <w:t>Zhongguo</w:t>
+          <w:sz w:val="24"/>
+          <w:szCs w:val="24"/>
+          <w:lang w:val="en-US"/>
+        </w:rPr>
+        <w:t>Paigu</w:t>
       </w:r>
       <w:proofErr w:type="spellEnd"/>
       <w:r>
         <w:rPr>
           <w:rFonts w:ascii="Noto Serif SC" w:eastAsia="Noto Serif SC" w:hAnsi="Noto Serif SC" w:cs="Noto Serif"/>
-          <w:sz w:val="21"/>
-          <w:szCs w:val="21"/>
-        </w:rPr>
-        <w:t xml:space="preserve"> </w:t>
+          <w:sz w:val="24"/>
+          <w:szCs w:val="24"/>
+          <w:lang w:val="en-US"/>
+        </w:rPr>
+        <w:t>(5), Tubular Bell</w:t>
+      </w:r>
+    </w:p>
+    <w:p>
+      <w:pPr>
+        <w:jc w:val="right"/>
+        <w:rPr>
+          <w:rFonts w:ascii="Noto Serif SC" w:eastAsia="Noto Serif SC" w:hAnsi="Noto Serif SC" w:cs="Noto Serif"/>
+          <w:sz w:val="24"/>
+          <w:szCs w:val="24"/>
+          <w:lang w:val="en-US"/>
+        </w:rPr>
+      </w:pPr>
+      <w:r>
+        <w:rPr>
+          <w:rFonts w:ascii="Noto Serif SC" w:eastAsia="Noto Serif SC" w:hAnsi="Noto Serif SC" w:cs="Noto Serif" w:hint="eastAsia"/>
+          <w:sz w:val="24"/>
+          <w:szCs w:val="24"/>
+          <w:lang w:val="en-US"/>
+        </w:rPr>
+        <w:t xml:space="preserve">　　</w:t>
+      </w:r>
+      <w:r>
+        <w:rPr>
+          <w:rFonts w:ascii="Noto Serif SC" w:eastAsia="Noto Serif SC" w:hAnsi="Noto Serif SC" w:cs="Noto Serif"/>
+          <w:sz w:val="24"/>
+          <w:szCs w:val="24"/>
+          <w:lang w:val="en-US"/>
+        </w:rPr>
+        <w:t xml:space="preserve">IV: </w:t>
+      </w:r>
+      <w:r>
+        <w:rPr>
+          <w:rFonts w:ascii="Noto Serif SC" w:eastAsia="Noto Serif SC" w:hAnsi="Noto Serif SC" w:cs="Noto Serif" w:hint="eastAsia"/>
+          <w:sz w:val="24"/>
+          <w:szCs w:val="24"/>
+          <w:lang w:val="en-US"/>
+        </w:rPr>
+        <w:t xml:space="preserve">马林巴,钟琴,祈雨杖,音树,管钟 </w:t>
+      </w:r>
+      <w:r>
+        <w:rPr>
+          <w:rFonts w:ascii="Noto Serif SC" w:eastAsia="Noto Serif SC" w:hAnsi="Noto Serif SC" w:cs="Noto Serif"/>
+          <w:sz w:val="24"/>
+          <w:szCs w:val="24"/>
+          <w:lang w:val="en-US"/>
+        </w:rPr>
+        <w:t>| Marimba, Glockenspiel, Rain Stick, Bell Tree, Tubular Bell</w:t>
+      </w:r>
+    </w:p>
+    <w:p>
+      <w:pPr>
+        <w:jc w:val="right"/>
+        <w:rPr>
+          <w:rFonts w:ascii="Noto Serif SC" w:eastAsia="Noto Serif SC" w:hAnsi="Noto Serif SC" w:cs="Noto Serif"/>
+          <w:sz w:val="24"/>
+          <w:szCs w:val="24"/>
+          <w:lang w:val="en-US"/>
+        </w:rPr>
+      </w:pPr>
+      <w:r>
+        <w:rPr>
+          <w:rFonts w:ascii="Noto Serif SC" w:eastAsia="Noto Serif SC" w:hAnsi="Noto Serif SC" w:cs="Noto Serif" w:hint="eastAsia"/>
+          <w:sz w:val="24"/>
+          <w:szCs w:val="24"/>
+          <w:lang w:val="en-US"/>
+        </w:rPr>
+        <w:t xml:space="preserve">　　</w:t>
+      </w:r>
+      <w:r>
+        <w:rPr>
+          <w:rFonts w:ascii="Noto Serif SC" w:eastAsia="Noto Serif SC" w:hAnsi="Noto Serif SC" w:cs="Noto Serif"/>
+          <w:sz w:val="24"/>
+          <w:szCs w:val="24"/>
+          <w:lang w:val="en-US"/>
+        </w:rPr>
+        <w:t xml:space="preserve">V: </w:t>
+      </w:r>
+      <w:r>
+        <w:rPr>
+          <w:rFonts w:ascii="Noto Serif SC" w:eastAsia="Noto Serif SC" w:hAnsi="Noto Serif SC" w:cs="Noto Serif" w:hint="eastAsia"/>
+          <w:sz w:val="24"/>
+          <w:szCs w:val="24"/>
+          <w:lang w:val="en-US"/>
+        </w:rPr>
+        <w:t xml:space="preserve">颤音琴,大锣,木琴,小军鼓 </w:t>
+      </w:r>
+      <w:r>
+        <w:rPr>
+          <w:rFonts w:ascii="Noto Serif SC" w:eastAsia="Noto Serif SC" w:hAnsi="Noto Serif SC" w:cs="Noto Serif"/>
+          <w:sz w:val="24"/>
+          <w:szCs w:val="24"/>
+          <w:lang w:val="en-US"/>
+        </w:rPr>
+        <w:t xml:space="preserve">| Vibraphone, Tam-Tam, </w:t>
       </w:r>
       <w:proofErr w:type="spellStart"/>
       <w:r>
         <w:rPr>
           <w:rFonts w:ascii="Noto Serif SC" w:eastAsia="Noto Serif SC" w:hAnsi="Noto Serif SC" w:cs="Noto Serif"/>
-          <w:sz w:val="21"/>
-          <w:szCs w:val="21"/>
-        </w:rPr>
-        <w:t>Dagu</w:t>
+          <w:sz w:val="24"/>
+          <w:szCs w:val="24"/>
+          <w:lang w:val="en-US"/>
+        </w:rPr>
+        <w:t>Xylohpne</w:t>
       </w:r>
       <w:proofErr w:type="spellEnd"/>
       <w:r>
         <w:rPr>
           <w:rFonts w:ascii="Noto Serif SC" w:eastAsia="Noto Serif SC" w:hAnsi="Noto Serif SC" w:cs="Noto Serif"/>
-          <w:sz w:val="21"/>
-          <w:szCs w:val="21"/>
-        </w:rPr>
-        <w:t>)</w:t>
-      </w:r>
-    </w:p>
-    <w:p>
-      <w:pPr>
-        <w:jc w:val="right"/>
-        <w:rPr>
-          <w:rFonts w:ascii="Noto Serif SC" w:eastAsia="Noto Serif SC" w:hAnsi="Noto Serif SC" w:cs="Noto Serif"/>
-          <w:sz w:val="24"/>
-          <w:szCs w:val="24"/>
-          <w:lang w:val="en-US"/>
-        </w:rPr>
-      </w:pPr>
-      <w:r>
-        <w:rPr>
-          <w:rFonts w:ascii="Noto Serif SC" w:eastAsia="Noto Serif SC" w:hAnsi="Noto Serif SC" w:cs="Noto Serif"/>
-          <w:sz w:val="24"/>
-          <w:szCs w:val="24"/>
-          <w:lang w:val="en-US"/>
-        </w:rPr>
-        <w:t>打击乐 II (Percussion II)</w:t>
-      </w:r>
-    </w:p>
-    <w:p>
-      <w:pPr>
-        <w:jc w:val="right"/>
-        <w:rPr>
-          <w:rFonts w:ascii="Noto Serif SC" w:eastAsia="Noto Serif SC" w:hAnsi="Noto Serif SC" w:cs="Noto Serif"/>
-          <w:sz w:val="21"/>
-          <w:szCs w:val="21"/>
-          <w:lang w:val="en-US"/>
-        </w:rPr>
-      </w:pPr>
-      <w:r>
-        <w:rPr>
-          <w:rFonts w:ascii="Noto Serif SC" w:eastAsia="Noto Serif SC" w:hAnsi="Noto Serif SC" w:cs="Noto Serif"/>
-          <w:sz w:val="21"/>
-          <w:szCs w:val="21"/>
-        </w:rPr>
-        <w:t>排鼓 (</w:t>
-      </w:r>
-      <w:proofErr w:type="spellStart"/>
-      <w:r>
-        <w:rPr>
-          <w:rFonts w:ascii="Noto Serif SC" w:eastAsia="Noto Serif SC" w:hAnsi="Noto Serif SC" w:cs="Noto Serif"/>
-          <w:sz w:val="21"/>
-          <w:szCs w:val="21"/>
-        </w:rPr>
-        <w:t>Paigu</w:t>
-      </w:r>
-      <w:proofErr w:type="spellEnd"/>
-      <w:r>
-        <w:rPr>
-          <w:rFonts w:ascii="Noto Serif SC" w:eastAsia="Noto Serif SC" w:hAnsi="Noto Serif SC" w:cs="Noto Serif"/>
-          <w:sz w:val="21"/>
-          <w:szCs w:val="21"/>
-        </w:rPr>
-        <w:t>), 小钟琴 (Glockenspiel), 大锣 (</w:t>
-      </w:r>
-      <w:proofErr w:type="spellStart"/>
-      <w:r>
-        <w:rPr>
-          <w:rFonts w:ascii="Noto Serif SC" w:eastAsia="Noto Serif SC" w:hAnsi="Noto Serif SC" w:cs="Noto Serif"/>
-          <w:sz w:val="21"/>
-          <w:szCs w:val="21"/>
-        </w:rPr>
-        <w:t>Daluo</w:t>
-      </w:r>
-      <w:proofErr w:type="spellEnd"/>
-      <w:r>
-        <w:rPr>
-          <w:rFonts w:ascii="Noto Serif SC" w:eastAsia="Noto Serif SC" w:hAnsi="Noto Serif SC" w:cs="Noto Serif"/>
-          <w:sz w:val="21"/>
-          <w:szCs w:val="21"/>
-        </w:rPr>
-        <w:t>)</w:t>
-      </w:r>
-    </w:p>
-    <w:p>
-      <w:pPr>
-        <w:jc w:val="right"/>
-        <w:rPr>
-          <w:rFonts w:ascii="Noto Serif SC" w:eastAsia="Noto Serif SC" w:hAnsi="Noto Serif SC" w:cs="Noto Serif"/>
-          <w:sz w:val="24"/>
-          <w:szCs w:val="24"/>
-          <w:lang w:val="en-US"/>
-        </w:rPr>
-      </w:pPr>
-      <w:r>
-        <w:rPr>
-          <w:rFonts w:ascii="Noto Serif SC" w:eastAsia="Noto Serif SC" w:hAnsi="Noto Serif SC" w:cs="Noto Serif"/>
-          <w:sz w:val="24"/>
-          <w:szCs w:val="24"/>
-          <w:lang w:val="en-US"/>
-        </w:rPr>
-        <w:t>打击乐 III (Percussion III)</w:t>
-      </w:r>
-    </w:p>
-    <w:p>
-      <w:pPr>
-        <w:jc w:val="right"/>
-        <w:rPr>
-          <w:rFonts w:ascii="Noto Serif SC" w:eastAsia="Noto Serif SC" w:hAnsi="Noto Serif SC" w:cs="Noto Serif"/>
-          <w:sz w:val="21"/>
-          <w:szCs w:val="21"/>
-        </w:rPr>
-      </w:pPr>
-      <w:r>
-        <w:rPr>
-          <w:rFonts w:ascii="Noto Serif SC" w:eastAsia="Noto Serif SC" w:hAnsi="Noto Serif SC" w:cs="Noto Serif"/>
-          <w:sz w:val="21"/>
-          <w:szCs w:val="21"/>
-        </w:rPr>
-        <w:t>大锣 (</w:t>
-      </w:r>
-      <w:proofErr w:type="spellStart"/>
-      <w:r>
-        <w:rPr>
-          <w:rFonts w:ascii="Noto Serif SC" w:eastAsia="Noto Serif SC" w:hAnsi="Noto Serif SC" w:cs="Noto Serif"/>
-          <w:sz w:val="21"/>
-          <w:szCs w:val="21"/>
-        </w:rPr>
-        <w:t>Daluo</w:t>
-      </w:r>
-      <w:proofErr w:type="spellEnd"/>
-      <w:r>
-        <w:rPr>
-          <w:rFonts w:ascii="Noto Serif SC" w:eastAsia="Noto Serif SC" w:hAnsi="Noto Serif SC" w:cs="Noto Serif"/>
-          <w:sz w:val="21"/>
-          <w:szCs w:val="21"/>
-        </w:rPr>
-        <w:t>), 梆子 (</w:t>
-      </w:r>
-      <w:proofErr w:type="spellStart"/>
-      <w:r>
-        <w:rPr>
-          <w:rFonts w:ascii="Noto Serif SC" w:eastAsia="Noto Serif SC" w:hAnsi="Noto Serif SC" w:cs="Noto Serif"/>
-          <w:sz w:val="21"/>
-          <w:szCs w:val="21"/>
-        </w:rPr>
-        <w:t>Bangzi</w:t>
-      </w:r>
-      <w:proofErr w:type="spellEnd"/>
-      <w:r>
-        <w:rPr>
-          <w:rFonts w:ascii="Noto Serif SC" w:eastAsia="Noto Serif SC" w:hAnsi="Noto Serif SC" w:cs="Noto Serif"/>
-          <w:sz w:val="21"/>
-          <w:szCs w:val="21"/>
-        </w:rPr>
-        <w:t>), 颤音琴 (Vibraphone), 铃鼓 (Tambourine), 吊镲 (Suspended Cymbals)</w:t>
-      </w:r>
-    </w:p>
-    <w:p>
-      <w:pPr>
-        <w:jc w:val="right"/>
-        <w:rPr>
-          <w:rFonts w:ascii="Noto Serif SC" w:eastAsia="Noto Serif SC" w:hAnsi="Noto Serif SC" w:cs="Noto Serif"/>
-          <w:sz w:val="24"/>
-          <w:szCs w:val="24"/>
-          <w:lang w:val="en-US"/>
-        </w:rPr>
-      </w:pPr>
-      <w:r>
-        <w:rPr>
-          <w:rFonts w:ascii="Noto Serif SC" w:eastAsia="Noto Serif SC" w:hAnsi="Noto Serif SC" w:cs="Noto Serif"/>
-          <w:sz w:val="24"/>
-          <w:szCs w:val="24"/>
-          <w:lang w:val="en-US"/>
-        </w:rPr>
-        <w:t xml:space="preserve">打击乐 IV (Percussion IV) </w:t>
-      </w:r>
-    </w:p>
-    <w:p>
-      <w:pPr>
-        <w:jc w:val="right"/>
-        <w:rPr>
-          <w:rFonts w:ascii="Noto Serif SC" w:eastAsia="Noto Serif SC" w:hAnsi="Noto Serif SC" w:cs="Noto Serif"/>
-          <w:sz w:val="21"/>
-          <w:szCs w:val="21"/>
-          <w:lang w:val="en-US"/>
-        </w:rPr>
-      </w:pPr>
-      <w:r>
-        <w:rPr>
-          <w:rFonts w:ascii="Noto Serif SC" w:eastAsia="Noto Serif SC" w:hAnsi="Noto Serif SC" w:cs="Noto Serif"/>
-          <w:sz w:val="21"/>
-          <w:szCs w:val="21"/>
-        </w:rPr>
-        <w:t>小镲 (</w:t>
-      </w:r>
-      <w:proofErr w:type="spellStart"/>
-      <w:r>
-        <w:rPr>
-          <w:rFonts w:ascii="Noto Serif SC" w:eastAsia="Noto Serif SC" w:hAnsi="Noto Serif SC" w:cs="Noto Serif"/>
-          <w:sz w:val="21"/>
-          <w:szCs w:val="21"/>
-        </w:rPr>
-        <w:t>Xiaocha</w:t>
-      </w:r>
-      <w:proofErr w:type="spellEnd"/>
-      <w:r>
-        <w:rPr>
-          <w:rFonts w:ascii="Noto Serif SC" w:eastAsia="Noto Serif SC" w:hAnsi="Noto Serif SC" w:cs="Noto Serif"/>
-          <w:sz w:val="21"/>
-          <w:szCs w:val="21"/>
-        </w:rPr>
-        <w:t>), 三角铁 (Triangle), 大钹 (Dabo)</w:t>
+          <w:sz w:val="24"/>
+          <w:szCs w:val="24"/>
+          <w:lang w:val="en-US"/>
+        </w:rPr>
+        <w:t>, Snare Drum</w:t>
       </w:r>
     </w:p>
     <w:p>

--- a/Front Matter/Template/8_Front-Matter copy.docx
+++ b/Front Matter/Template/8_Front-Matter copy.docx
@@ -3638,22 +3638,114 @@
     </w:p>
     <w:p>
       <w:pPr>
-        <w:jc w:val="right"/>
-        <w:rPr>
-          <w:rFonts w:ascii="Noto Serif SC" w:eastAsia="Noto Serif SC" w:hAnsi="Noto Serif SC" w:cs="Noto Serif"/>
-          <w:sz w:val="24"/>
-          <w:szCs w:val="24"/>
-          <w:lang w:val="en-US"/>
-        </w:rPr>
-      </w:pPr>
-      <w:r>
-        <w:rPr>
-          <w:rFonts w:ascii="Noto Serif SC" w:eastAsia="Noto Serif SC" w:hAnsi="Noto Serif SC" w:cs="Noto Serif"/>
-          <w:sz w:val="24"/>
-          <w:szCs w:val="24"/>
-          <w:lang w:val="en-US"/>
-        </w:rPr>
-        <w:t>梆笛 I, II (</w:t>
+        <w:rPr>
+          <w:rFonts w:ascii="Noto Serif SC" w:eastAsia="Noto Serif SC" w:hAnsi="Noto Serif SC" w:cs="Noto Serif"/>
+          <w:sz w:val="24"/>
+          <w:szCs w:val="24"/>
+          <w:lang w:val="en-US"/>
+        </w:rPr>
+      </w:pPr>
+      <w:r>
+        <w:rPr>
+          <w:rFonts w:ascii="Noto Serif SC" w:eastAsia="Noto Serif SC" w:hAnsi="Noto Serif SC" w:cs="Noto Serif" w:hint="eastAsia"/>
+          <w:sz w:val="24"/>
+          <w:szCs w:val="24"/>
+          <w:lang w:val="en-US"/>
+        </w:rPr>
+        <w:t xml:space="preserve">1 梆笛 </w:t>
+      </w:r>
+      <w:r>
+        <w:rPr>
+          <w:rFonts w:ascii="Noto Serif SC" w:eastAsia="Noto Serif SC" w:hAnsi="Noto Serif SC" w:cs="Noto Serif"/>
+          <w:sz w:val="24"/>
+          <w:szCs w:val="24"/>
+          <w:lang w:val="en-US"/>
+        </w:rPr>
+        <w:t>| 1 Bang Di</w:t>
+      </w:r>
+    </w:p>
+    <w:p>
+      <w:pPr>
+        <w:rPr>
+          <w:rFonts w:ascii="Noto Serif SC" w:eastAsia="Noto Serif SC" w:hAnsi="Noto Serif SC" w:cs="Noto Serif"/>
+          <w:sz w:val="24"/>
+          <w:szCs w:val="24"/>
+          <w:lang w:val="en-US"/>
+        </w:rPr>
+      </w:pPr>
+      <w:r>
+        <w:rPr>
+          <w:rFonts w:ascii="Noto Serif SC" w:eastAsia="Noto Serif SC" w:hAnsi="Noto Serif SC" w:cs="Noto Serif" w:hint="eastAsia"/>
+          <w:sz w:val="24"/>
+          <w:szCs w:val="24"/>
+          <w:lang w:val="en-US"/>
+        </w:rPr>
+        <w:t xml:space="preserve">2 曲笛 </w:t>
+      </w:r>
+      <w:r>
+        <w:rPr>
+          <w:rFonts w:ascii="Noto Serif SC" w:eastAsia="Noto Serif SC" w:hAnsi="Noto Serif SC" w:cs="Noto Serif"/>
+          <w:sz w:val="24"/>
+          <w:szCs w:val="24"/>
+          <w:lang w:val="en-US"/>
+        </w:rPr>
+        <w:t>| 2 Qu Di</w:t>
+      </w:r>
+    </w:p>
+    <w:p>
+      <w:pPr>
+        <w:rPr>
+          <w:rFonts w:ascii="Noto Serif SC" w:eastAsia="Noto Serif SC" w:hAnsi="Noto Serif SC" w:cs="Noto Serif"/>
+          <w:sz w:val="24"/>
+          <w:szCs w:val="24"/>
+          <w:lang w:val="en-US"/>
+        </w:rPr>
+      </w:pPr>
+      <w:r>
+        <w:rPr>
+          <w:rFonts w:ascii="Noto Serif SC" w:eastAsia="Noto Serif SC" w:hAnsi="Noto Serif SC" w:cs="Noto Serif" w:hint="eastAsia"/>
+          <w:sz w:val="24"/>
+          <w:szCs w:val="24"/>
+          <w:lang w:val="en-US"/>
+        </w:rPr>
+        <w:t xml:space="preserve">2 新笛 </w:t>
+      </w:r>
+      <w:r>
+        <w:rPr>
+          <w:rFonts w:ascii="Noto Serif SC" w:eastAsia="Noto Serif SC" w:hAnsi="Noto Serif SC" w:cs="Noto Serif"/>
+          <w:sz w:val="24"/>
+          <w:szCs w:val="24"/>
+          <w:lang w:val="en-US"/>
+        </w:rPr>
+        <w:t>| 2 Xin Di</w:t>
+      </w:r>
+    </w:p>
+    <w:p>
+      <w:pPr>
+        <w:rPr>
+          <w:rFonts w:ascii="Noto Serif SC" w:eastAsia="Noto Serif SC" w:hAnsi="Noto Serif SC" w:cs="Noto Serif"/>
+          <w:sz w:val="24"/>
+          <w:szCs w:val="24"/>
+          <w:lang w:val="en-US"/>
+        </w:rPr>
+      </w:pPr>
+      <w:r>
+        <w:rPr>
+          <w:rFonts w:ascii="Noto Serif SC" w:eastAsia="Noto Serif SC" w:hAnsi="Noto Serif SC" w:cs="Noto Serif" w:hint="eastAsia"/>
+          <w:sz w:val="24"/>
+          <w:szCs w:val="24"/>
+          <w:lang w:val="en-US"/>
+        </w:rPr>
+        <w:t xml:space="preserve">2 高音笙 </w:t>
+      </w:r>
+      <w:r>
+        <w:rPr>
+          <w:rFonts w:ascii="Noto Serif SC" w:eastAsia="Noto Serif SC" w:hAnsi="Noto Serif SC" w:cs="Noto Serif"/>
+          <w:sz w:val="24"/>
+          <w:szCs w:val="24"/>
+          <w:lang w:val="en-US"/>
+        </w:rPr>
+        <w:t xml:space="preserve">| 2 </w:t>
       </w:r>
       <w:proofErr w:type="spellStart"/>
       <w:r>
@@ -3663,7 +3755,7 @@
           <w:szCs w:val="24"/>
           <w:lang w:val="en-US"/>
         </w:rPr>
-        <w:t>Bangdi</w:t>
+        <w:t>Gaoyin</w:t>
       </w:r>
       <w:proofErr w:type="spellEnd"/>
       <w:r>
@@ -3673,27 +3765,35 @@
           <w:szCs w:val="24"/>
           <w:lang w:val="en-US"/>
         </w:rPr>
-        <w:t xml:space="preserve"> I, II)</w:t>
-      </w:r>
-    </w:p>
-    <w:p>
-      <w:pPr>
-        <w:jc w:val="right"/>
-        <w:rPr>
-          <w:rFonts w:ascii="Noto Serif SC" w:eastAsia="Noto Serif SC" w:hAnsi="Noto Serif SC" w:cs="Noto Serif"/>
-          <w:sz w:val="24"/>
-          <w:szCs w:val="24"/>
-          <w:lang w:val="en-US"/>
-        </w:rPr>
-      </w:pPr>
-      <w:r>
-        <w:rPr>
-          <w:rFonts w:ascii="Noto Serif SC" w:eastAsia="Noto Serif SC" w:hAnsi="Noto Serif SC" w:cs="Noto Serif"/>
-          <w:sz w:val="24"/>
-          <w:szCs w:val="24"/>
-          <w:lang w:val="en-US"/>
-        </w:rPr>
-        <w:t>曲笛 I, II (</w:t>
+        <w:t xml:space="preserve"> Sheng</w:t>
+      </w:r>
+    </w:p>
+    <w:p>
+      <w:pPr>
+        <w:rPr>
+          <w:rFonts w:ascii="Noto Serif SC" w:eastAsia="Noto Serif SC" w:hAnsi="Noto Serif SC" w:cs="Noto Serif"/>
+          <w:sz w:val="24"/>
+          <w:szCs w:val="24"/>
+          <w:lang w:val="en-US"/>
+        </w:rPr>
+      </w:pPr>
+      <w:r>
+        <w:rPr>
+          <w:rFonts w:ascii="Noto Serif SC" w:eastAsia="Noto Serif SC" w:hAnsi="Noto Serif SC" w:cs="Noto Serif" w:hint="eastAsia"/>
+          <w:sz w:val="24"/>
+          <w:szCs w:val="24"/>
+          <w:lang w:val="en-US"/>
+        </w:rPr>
+        <w:t xml:space="preserve">2 中音笙 </w:t>
+      </w:r>
+      <w:r>
+        <w:rPr>
+          <w:rFonts w:ascii="Noto Serif SC" w:eastAsia="Noto Serif SC" w:hAnsi="Noto Serif SC" w:cs="Noto Serif"/>
+          <w:sz w:val="24"/>
+          <w:szCs w:val="24"/>
+          <w:lang w:val="en-US"/>
+        </w:rPr>
+        <w:t xml:space="preserve">| 2 </w:t>
       </w:r>
       <w:proofErr w:type="spellStart"/>
       <w:r>
@@ -3703,7 +3803,7 @@
           <w:szCs w:val="24"/>
           <w:lang w:val="en-US"/>
         </w:rPr>
-        <w:t>Qudi</w:t>
+        <w:t>Zhongyin</w:t>
       </w:r>
       <w:proofErr w:type="spellEnd"/>
       <w:r>
@@ -3713,38 +3813,35 @@
           <w:szCs w:val="24"/>
           <w:lang w:val="en-US"/>
         </w:rPr>
-        <w:t xml:space="preserve"> I, II)</w:t>
-      </w:r>
-    </w:p>
-    <w:p>
-      <w:pPr>
-        <w:jc w:val="right"/>
-        <w:rPr>
-          <w:rFonts w:ascii="Noto Serif SC" w:eastAsia="Noto Serif SC" w:hAnsi="Noto Serif SC" w:cs="Noto Serif"/>
-          <w:sz w:val="24"/>
-          <w:szCs w:val="24"/>
-          <w:lang w:val="en-US"/>
-        </w:rPr>
-      </w:pPr>
-    </w:p>
-    <w:p>
-      <w:pPr>
-        <w:jc w:val="right"/>
-        <w:rPr>
-          <w:rFonts w:ascii="Noto Serif SC" w:eastAsia="Noto Serif SC" w:hAnsi="Noto Serif SC" w:cs="Noto Serif"/>
-          <w:sz w:val="24"/>
-          <w:szCs w:val="24"/>
-          <w:lang w:val="en-US"/>
-        </w:rPr>
-      </w:pPr>
-      <w:r>
-        <w:rPr>
-          <w:rFonts w:ascii="Noto Serif SC" w:eastAsia="Noto Serif SC" w:hAnsi="Noto Serif SC" w:cs="Noto Serif"/>
-          <w:sz w:val="24"/>
-          <w:szCs w:val="24"/>
-          <w:lang w:val="en-US"/>
-        </w:rPr>
-        <w:t>高音笙 I, II (</w:t>
+        <w:t xml:space="preserve"> Sheng</w:t>
+      </w:r>
+    </w:p>
+    <w:p>
+      <w:pPr>
+        <w:rPr>
+          <w:rFonts w:ascii="Noto Serif SC" w:eastAsia="Noto Serif SC" w:hAnsi="Noto Serif SC" w:cs="Noto Serif"/>
+          <w:sz w:val="24"/>
+          <w:szCs w:val="24"/>
+          <w:lang w:val="en-US"/>
+        </w:rPr>
+      </w:pPr>
+      <w:r>
+        <w:rPr>
+          <w:rFonts w:ascii="Noto Serif SC" w:eastAsia="Noto Serif SC" w:hAnsi="Noto Serif SC" w:cs="Noto Serif" w:hint="eastAsia"/>
+          <w:sz w:val="24"/>
+          <w:szCs w:val="24"/>
+          <w:lang w:val="en-US"/>
+        </w:rPr>
+        <w:t xml:space="preserve">1 低音笙 </w:t>
+      </w:r>
+      <w:r>
+        <w:rPr>
+          <w:rFonts w:ascii="Noto Serif SC" w:eastAsia="Noto Serif SC" w:hAnsi="Noto Serif SC" w:cs="Noto Serif"/>
+          <w:sz w:val="24"/>
+          <w:szCs w:val="24"/>
+          <w:lang w:val="en-US"/>
+        </w:rPr>
+        <w:t xml:space="preserve">| 1 </w:t>
       </w:r>
       <w:proofErr w:type="spellStart"/>
       <w:r>
@@ -3754,6 +3851,54 @@
           <w:szCs w:val="24"/>
           <w:lang w:val="en-US"/>
         </w:rPr>
+        <w:t>Diyin</w:t>
+      </w:r>
+      <w:proofErr w:type="spellEnd"/>
+      <w:r>
+        <w:rPr>
+          <w:rFonts w:ascii="Noto Serif SC" w:eastAsia="Noto Serif SC" w:hAnsi="Noto Serif SC" w:cs="Noto Serif"/>
+          <w:sz w:val="24"/>
+          <w:szCs w:val="24"/>
+          <w:lang w:val="en-US"/>
+        </w:rPr>
+        <w:t xml:space="preserve"> Sheng</w:t>
+      </w:r>
+    </w:p>
+    <w:p>
+      <w:pPr>
+        <w:rPr>
+          <w:rFonts w:ascii="Noto Serif SC" w:eastAsia="Noto Serif SC" w:hAnsi="Noto Serif SC" w:cs="Noto Serif"/>
+          <w:sz w:val="24"/>
+          <w:szCs w:val="24"/>
+          <w:lang w:val="en-US"/>
+        </w:rPr>
+      </w:pPr>
+      <w:r>
+        <w:rPr>
+          <w:rFonts w:ascii="Noto Serif SC" w:eastAsia="Noto Serif SC" w:hAnsi="Noto Serif SC" w:cs="Noto Serif" w:hint="eastAsia"/>
+          <w:sz w:val="24"/>
+          <w:szCs w:val="24"/>
+          <w:lang w:val="en-US"/>
+        </w:rPr>
+        <w:t xml:space="preserve">2 高音唢呐 </w:t>
+      </w:r>
+      <w:r>
+        <w:rPr>
+          <w:rFonts w:ascii="Noto Serif SC" w:eastAsia="Noto Serif SC" w:hAnsi="Noto Serif SC" w:cs="Noto Serif"/>
+          <w:sz w:val="24"/>
+          <w:szCs w:val="24"/>
+          <w:lang w:val="en-US"/>
+        </w:rPr>
+        <w:t xml:space="preserve">| 2 </w:t>
+      </w:r>
+      <w:proofErr w:type="spellStart"/>
+      <w:r>
+        <w:rPr>
+          <w:rFonts w:ascii="Noto Serif SC" w:eastAsia="Noto Serif SC" w:hAnsi="Noto Serif SC" w:cs="Noto Serif"/>
+          <w:sz w:val="24"/>
+          <w:szCs w:val="24"/>
+          <w:lang w:val="en-US"/>
+        </w:rPr>
         <w:t>Gaoyin</w:t>
       </w:r>
       <w:proofErr w:type="spellEnd"/>
@@ -3764,27 +3909,7 @@
           <w:szCs w:val="24"/>
           <w:lang w:val="en-US"/>
         </w:rPr>
-        <w:t xml:space="preserve"> Sheng I, II)</w:t>
-      </w:r>
-    </w:p>
-    <w:p>
-      <w:pPr>
-        <w:jc w:val="right"/>
-        <w:rPr>
-          <w:rFonts w:ascii="Noto Serif SC" w:eastAsia="Noto Serif SC" w:hAnsi="Noto Serif SC" w:cs="Noto Serif"/>
-          <w:sz w:val="24"/>
-          <w:szCs w:val="24"/>
-          <w:lang w:val="en-US"/>
-        </w:rPr>
-      </w:pPr>
-      <w:r>
-        <w:rPr>
-          <w:rFonts w:ascii="Noto Serif SC" w:eastAsia="Noto Serif SC" w:hAnsi="Noto Serif SC" w:cs="Noto Serif"/>
-          <w:sz w:val="24"/>
-          <w:szCs w:val="24"/>
-          <w:lang w:val="en-US"/>
-        </w:rPr>
-        <w:t>中音笙 (</w:t>
+        <w:t xml:space="preserve"> </w:t>
       </w:r>
       <w:proofErr w:type="spellStart"/>
       <w:r>
@@ -3794,6 +3919,45 @@
           <w:szCs w:val="24"/>
           <w:lang w:val="en-US"/>
         </w:rPr>
+        <w:t>Suona</w:t>
+      </w:r>
+      <w:proofErr w:type="spellEnd"/>
+    </w:p>
+    <w:p>
+      <w:pPr>
+        <w:rPr>
+          <w:rFonts w:ascii="Noto Serif SC" w:eastAsia="Noto Serif SC" w:hAnsi="Noto Serif SC" w:cs="Noto Serif"/>
+          <w:sz w:val="24"/>
+          <w:szCs w:val="24"/>
+          <w:lang w:val="en-US"/>
+        </w:rPr>
+      </w:pPr>
+      <w:r>
+        <w:rPr>
+          <w:rFonts w:ascii="Noto Serif SC" w:eastAsia="Noto Serif SC" w:hAnsi="Noto Serif SC" w:cs="Noto Serif" w:hint="eastAsia"/>
+          <w:sz w:val="24"/>
+          <w:szCs w:val="24"/>
+          <w:lang w:val="en-US"/>
+        </w:rPr>
+        <w:t xml:space="preserve">2 中音唢呐 </w:t>
+      </w:r>
+      <w:r>
+        <w:rPr>
+          <w:rFonts w:ascii="Noto Serif SC" w:eastAsia="Noto Serif SC" w:hAnsi="Noto Serif SC" w:cs="Noto Serif"/>
+          <w:sz w:val="24"/>
+          <w:szCs w:val="24"/>
+          <w:lang w:val="en-US"/>
+        </w:rPr>
+        <w:t xml:space="preserve">| 2 </w:t>
+      </w:r>
+      <w:proofErr w:type="spellStart"/>
+      <w:r>
+        <w:rPr>
+          <w:rFonts w:ascii="Noto Serif SC" w:eastAsia="Noto Serif SC" w:hAnsi="Noto Serif SC" w:cs="Noto Serif"/>
+          <w:sz w:val="24"/>
+          <w:szCs w:val="24"/>
+          <w:lang w:val="en-US"/>
+        </w:rPr>
         <w:t>Zhongyin</w:t>
       </w:r>
       <w:proofErr w:type="spellEnd"/>
@@ -3804,27 +3968,7 @@
           <w:szCs w:val="24"/>
           <w:lang w:val="en-US"/>
         </w:rPr>
-        <w:t xml:space="preserve"> Sheng)</w:t>
-      </w:r>
-    </w:p>
-    <w:p>
-      <w:pPr>
-        <w:jc w:val="right"/>
-        <w:rPr>
-          <w:rFonts w:ascii="Noto Serif SC" w:eastAsia="Noto Serif SC" w:hAnsi="Noto Serif SC" w:cs="Noto Serif"/>
-          <w:sz w:val="24"/>
-          <w:szCs w:val="24"/>
-          <w:lang w:val="en-US"/>
-        </w:rPr>
-      </w:pPr>
-      <w:r>
-        <w:rPr>
-          <w:rFonts w:ascii="Noto Serif SC" w:eastAsia="Noto Serif SC" w:hAnsi="Noto Serif SC" w:cs="Noto Serif"/>
-          <w:sz w:val="24"/>
-          <w:szCs w:val="24"/>
-          <w:lang w:val="en-US"/>
-        </w:rPr>
-        <w:t>低音笙 (</w:t>
+        <w:t xml:space="preserve"> </w:t>
       </w:r>
       <w:proofErr w:type="spellStart"/>
       <w:r>
@@ -3834,6 +3978,45 @@
           <w:szCs w:val="24"/>
           <w:lang w:val="en-US"/>
         </w:rPr>
+        <w:t>Suona</w:t>
+      </w:r>
+      <w:proofErr w:type="spellEnd"/>
+    </w:p>
+    <w:p>
+      <w:pPr>
+        <w:rPr>
+          <w:rFonts w:ascii="Noto Serif SC" w:eastAsia="Noto Serif SC" w:hAnsi="Noto Serif SC" w:cs="Noto Serif"/>
+          <w:sz w:val="24"/>
+          <w:szCs w:val="24"/>
+          <w:lang w:val="en-US"/>
+        </w:rPr>
+      </w:pPr>
+      <w:r>
+        <w:rPr>
+          <w:rFonts w:ascii="Noto Serif SC" w:eastAsia="Noto Serif SC" w:hAnsi="Noto Serif SC" w:cs="Noto Serif" w:hint="eastAsia"/>
+          <w:sz w:val="24"/>
+          <w:szCs w:val="24"/>
+          <w:lang w:val="en-US"/>
+        </w:rPr>
+        <w:t xml:space="preserve">1 低音唢呐 </w:t>
+      </w:r>
+      <w:r>
+        <w:rPr>
+          <w:rFonts w:ascii="Noto Serif SC" w:eastAsia="Noto Serif SC" w:hAnsi="Noto Serif SC" w:cs="Noto Serif"/>
+          <w:sz w:val="24"/>
+          <w:szCs w:val="24"/>
+          <w:lang w:val="en-US"/>
+        </w:rPr>
+        <w:t xml:space="preserve">| 1 </w:t>
+      </w:r>
+      <w:proofErr w:type="spellStart"/>
+      <w:r>
+        <w:rPr>
+          <w:rFonts w:ascii="Noto Serif SC" w:eastAsia="Noto Serif SC" w:hAnsi="Noto Serif SC" w:cs="Noto Serif"/>
+          <w:sz w:val="24"/>
+          <w:szCs w:val="24"/>
+          <w:lang w:val="en-US"/>
+        </w:rPr>
         <w:t>Diyin</w:t>
       </w:r>
       <w:proofErr w:type="spellEnd"/>
@@ -3844,38 +4027,7 @@
           <w:szCs w:val="24"/>
           <w:lang w:val="en-US"/>
         </w:rPr>
-        <w:t xml:space="preserve"> Sheng)</w:t>
-      </w:r>
-    </w:p>
-    <w:p>
-      <w:pPr>
-        <w:jc w:val="right"/>
-        <w:rPr>
-          <w:rFonts w:ascii="Noto Serif SC" w:eastAsia="Noto Serif SC" w:hAnsi="Noto Serif SC" w:cs="Noto Serif"/>
-          <w:sz w:val="24"/>
-          <w:szCs w:val="24"/>
-          <w:lang w:val="en-US"/>
-        </w:rPr>
-      </w:pPr>
-    </w:p>
-    <w:p>
-      <w:pPr>
-        <w:jc w:val="right"/>
-        <w:rPr>
-          <w:rFonts w:ascii="Noto Serif SC" w:eastAsia="Noto Serif SC" w:hAnsi="Noto Serif SC" w:cs="Noto Serif"/>
-          <w:sz w:val="24"/>
-          <w:szCs w:val="24"/>
-          <w:lang w:val="en-US"/>
-        </w:rPr>
-      </w:pPr>
-      <w:r>
-        <w:rPr>
-          <w:rFonts w:ascii="Noto Serif SC" w:eastAsia="Noto Serif SC" w:hAnsi="Noto Serif SC" w:cs="Noto Serif"/>
-          <w:sz w:val="24"/>
-          <w:szCs w:val="24"/>
-          <w:lang w:val="en-US"/>
-        </w:rPr>
-        <w:t>高音唢呐 I, II (</w:t>
+        <w:t xml:space="preserve"> </w:t>
       </w:r>
       <w:proofErr w:type="spellStart"/>
       <w:r>
@@ -3885,18 +4037,95 @@
           <w:szCs w:val="24"/>
           <w:lang w:val="en-US"/>
         </w:rPr>
-        <w:t>Gaoyin</w:t>
+        <w:t>Suona</w:t>
       </w:r>
       <w:proofErr w:type="spellEnd"/>
-      <w:r>
-        <w:rPr>
-          <w:rFonts w:ascii="Noto Serif SC" w:eastAsia="Noto Serif SC" w:hAnsi="Noto Serif SC" w:cs="Noto Serif"/>
+    </w:p>
+    <w:p>
+      <w:pPr>
+        <w:rPr>
+          <w:rFonts w:ascii="Noto Serif SC" w:eastAsia="Noto Serif SC" w:hAnsi="Noto Serif SC" w:cs="Noto Serif"/>
+          <w:sz w:val="24"/>
+          <w:szCs w:val="24"/>
+          <w:lang w:val="en-US"/>
+        </w:rPr>
+      </w:pPr>
+    </w:p>
+    <w:p>
+      <w:pPr>
+        <w:rPr>
+          <w:rFonts w:ascii="Noto Serif SC" w:eastAsia="Noto Serif SC" w:hAnsi="Noto Serif SC" w:cs="Noto Serif"/>
+          <w:sz w:val="24"/>
+          <w:szCs w:val="24"/>
+          <w:lang w:val="en-US"/>
+        </w:rPr>
+      </w:pPr>
+      <w:r>
+        <w:rPr>
+          <w:rFonts w:ascii="Noto Serif SC" w:eastAsia="Noto Serif SC" w:hAnsi="Noto Serif SC" w:cs="Noto Serif" w:hint="eastAsia"/>
+          <w:sz w:val="24"/>
+          <w:szCs w:val="24"/>
+          <w:lang w:val="en-US"/>
+        </w:rPr>
+        <w:t>2 扬琴</w:t>
+      </w:r>
+      <w:proofErr w:type="spellStart"/>
+      <w:r>
+        <w:rPr>
+          <w:rFonts w:ascii="Noto Serif SC" w:eastAsia="Noto Serif SC" w:hAnsi="Noto Serif SC" w:cs="Noto Serif" w:hint="eastAsia"/>
           <w:sz w:val="24"/>
           <w:szCs w:val="24"/>
           <w:lang w:val="en-US"/>
         </w:rPr>
         <w:t xml:space="preserve"> </w:t>
       </w:r>
+      <w:r>
+        <w:rPr>
+          <w:rFonts w:ascii="Noto Serif SC" w:eastAsia="Noto Serif SC" w:hAnsi="Noto Serif SC" w:cs="Noto Serif"/>
+          <w:sz w:val="24"/>
+          <w:szCs w:val="24"/>
+          <w:lang w:val="en-US"/>
+        </w:rPr>
+        <w:t xml:space="preserve">| 2 </w:t>
+      </w:r>
+      <w:proofErr w:type="spellEnd"/>
+      <w:r>
+        <w:rPr>
+          <w:rFonts w:ascii="Noto Serif SC" w:eastAsia="Noto Serif SC" w:hAnsi="Noto Serif SC" w:cs="Noto Serif"/>
+          <w:sz w:val="24"/>
+          <w:szCs w:val="24"/>
+          <w:lang w:val="en-US"/>
+        </w:rPr>
+        <w:t>Yangqin</w:t>
+      </w:r>
+    </w:p>
+    <w:p>
+      <w:pPr>
+        <w:rPr>
+          <w:rFonts w:ascii="Noto Serif SC" w:eastAsia="Noto Serif SC" w:hAnsi="Noto Serif SC" w:cs="Noto Serif"/>
+          <w:sz w:val="24"/>
+          <w:szCs w:val="24"/>
+          <w:lang w:val="en-US"/>
+        </w:rPr>
+      </w:pPr>
+      <w:r>
+        <w:rPr>
+          <w:rFonts w:ascii="Noto Serif SC" w:eastAsia="Noto Serif SC" w:hAnsi="Noto Serif SC" w:cs="Noto Serif" w:hint="eastAsia"/>
+          <w:sz w:val="24"/>
+          <w:szCs w:val="24"/>
+          <w:lang w:val="en-US"/>
+        </w:rPr>
+        <w:t xml:space="preserve">2 柳琴 </w:t>
+      </w:r>
+      <w:r>
+        <w:rPr>
+          <w:rFonts w:ascii="Noto Serif SC" w:eastAsia="Noto Serif SC" w:hAnsi="Noto Serif SC" w:cs="Noto Serif"/>
+          <w:sz w:val="24"/>
+          <w:szCs w:val="24"/>
+          <w:lang w:val="en-US"/>
+        </w:rPr>
+        <w:t xml:space="preserve">| 2 </w:t>
+      </w:r>
       <w:proofErr w:type="spellStart"/>
       <w:r>
         <w:rPr>
@@ -3905,37 +4134,176 @@
           <w:szCs w:val="24"/>
           <w:lang w:val="en-US"/>
         </w:rPr>
-        <w:t>Suona</w:t>
+        <w:t>Liuqin</w:t>
       </w:r>
       <w:proofErr w:type="spellEnd"/>
-      <w:r>
-        <w:rPr>
-          <w:rFonts w:ascii="Noto Serif SC" w:eastAsia="Noto Serif SC" w:hAnsi="Noto Serif SC" w:cs="Noto Serif"/>
-          <w:sz w:val="24"/>
-          <w:szCs w:val="24"/>
-          <w:lang w:val="en-US"/>
-        </w:rPr>
-        <w:t xml:space="preserve"> I, II)</w:t>
-      </w:r>
-    </w:p>
-    <w:p>
-      <w:pPr>
-        <w:jc w:val="right"/>
-        <w:rPr>
-          <w:rFonts w:ascii="Noto Serif SC" w:eastAsia="Noto Serif SC" w:hAnsi="Noto Serif SC" w:cs="Noto Serif"/>
-          <w:sz w:val="24"/>
-          <w:szCs w:val="24"/>
-          <w:lang w:val="en-US"/>
-        </w:rPr>
-      </w:pPr>
-      <w:r>
-        <w:rPr>
-          <w:rFonts w:ascii="Noto Serif SC" w:eastAsia="Noto Serif SC" w:hAnsi="Noto Serif SC" w:cs="Noto Serif"/>
-          <w:sz w:val="24"/>
-          <w:szCs w:val="24"/>
-          <w:lang w:val="en-US"/>
-        </w:rPr>
-        <w:t>中音唢呐 (</w:t>
+    </w:p>
+    <w:p>
+      <w:pPr>
+        <w:rPr>
+          <w:rFonts w:ascii="Noto Serif SC" w:eastAsia="Noto Serif SC" w:hAnsi="Noto Serif SC" w:cs="Noto Serif"/>
+          <w:sz w:val="24"/>
+          <w:szCs w:val="24"/>
+          <w:lang w:val="en-US"/>
+        </w:rPr>
+      </w:pPr>
+      <w:r>
+        <w:rPr>
+          <w:rFonts w:ascii="Noto Serif SC" w:eastAsia="Noto Serif SC" w:hAnsi="Noto Serif SC" w:cs="Noto Serif" w:hint="eastAsia"/>
+          <w:sz w:val="24"/>
+          <w:szCs w:val="24"/>
+          <w:lang w:val="en-US"/>
+        </w:rPr>
+        <w:t xml:space="preserve">4 琵琶 </w:t>
+      </w:r>
+      <w:r>
+        <w:rPr>
+          <w:rFonts w:ascii="Noto Serif SC" w:eastAsia="Noto Serif SC" w:hAnsi="Noto Serif SC" w:cs="Noto Serif"/>
+          <w:sz w:val="24"/>
+          <w:szCs w:val="24"/>
+          <w:lang w:val="en-US"/>
+        </w:rPr>
+        <w:t>| 4 Pipa</w:t>
+      </w:r>
+    </w:p>
+    <w:p>
+      <w:pPr>
+        <w:rPr>
+          <w:rFonts w:ascii="Noto Serif SC" w:eastAsia="Noto Serif SC" w:hAnsi="Noto Serif SC" w:cs="Noto Serif"/>
+          <w:sz w:val="24"/>
+          <w:szCs w:val="24"/>
+          <w:lang w:val="en-US"/>
+        </w:rPr>
+      </w:pPr>
+      <w:r>
+        <w:rPr>
+          <w:rFonts w:ascii="Noto Serif SC" w:eastAsia="Noto Serif SC" w:hAnsi="Noto Serif SC" w:cs="Noto Serif" w:hint="eastAsia"/>
+          <w:sz w:val="24"/>
+          <w:szCs w:val="24"/>
+          <w:lang w:val="en-US"/>
+        </w:rPr>
+        <w:t xml:space="preserve">6 中阮 </w:t>
+      </w:r>
+      <w:r>
+        <w:rPr>
+          <w:rFonts w:ascii="Noto Serif SC" w:eastAsia="Noto Serif SC" w:hAnsi="Noto Serif SC" w:cs="Noto Serif"/>
+          <w:sz w:val="24"/>
+          <w:szCs w:val="24"/>
+          <w:lang w:val="en-US"/>
+        </w:rPr>
+        <w:t>| 6 Zhong Ruan</w:t>
+      </w:r>
+    </w:p>
+    <w:p>
+      <w:pPr>
+        <w:rPr>
+          <w:rFonts w:ascii="Noto Serif SC" w:eastAsia="Noto Serif SC" w:hAnsi="Noto Serif SC" w:cs="Noto Serif"/>
+          <w:sz w:val="24"/>
+          <w:szCs w:val="24"/>
+          <w:lang w:val="en-US"/>
+        </w:rPr>
+      </w:pPr>
+      <w:r>
+        <w:rPr>
+          <w:rFonts w:ascii="Noto Serif SC" w:eastAsia="Noto Serif SC" w:hAnsi="Noto Serif SC" w:cs="Noto Serif" w:hint="eastAsia"/>
+          <w:sz w:val="24"/>
+          <w:szCs w:val="24"/>
+          <w:lang w:val="en-US"/>
+        </w:rPr>
+        <w:t xml:space="preserve">2 大阮 </w:t>
+      </w:r>
+      <w:r>
+        <w:rPr>
+          <w:rFonts w:ascii="Noto Serif SC" w:eastAsia="Noto Serif SC" w:hAnsi="Noto Serif SC" w:cs="Noto Serif"/>
+          <w:sz w:val="24"/>
+          <w:szCs w:val="24"/>
+          <w:lang w:val="en-US"/>
+        </w:rPr>
+        <w:t>| 2 Da Ruan</w:t>
+      </w:r>
+    </w:p>
+    <w:p>
+      <w:pPr>
+        <w:rPr>
+          <w:rFonts w:ascii="Noto Serif SC" w:eastAsia="Noto Serif SC" w:hAnsi="Noto Serif SC" w:cs="Noto Serif"/>
+          <w:sz w:val="24"/>
+          <w:szCs w:val="24"/>
+          <w:lang w:val="en-US"/>
+        </w:rPr>
+      </w:pPr>
+    </w:p>
+    <w:p>
+      <w:pPr>
+        <w:rPr>
+          <w:rFonts w:ascii="Noto Serif SC" w:eastAsia="Noto Serif SC" w:hAnsi="Noto Serif SC" w:cs="Noto Serif"/>
+          <w:sz w:val="24"/>
+          <w:szCs w:val="24"/>
+          <w:lang w:val="en-US"/>
+        </w:rPr>
+      </w:pPr>
+      <w:r>
+        <w:rPr>
+          <w:rFonts w:ascii="Noto Serif SC" w:eastAsia="Noto Serif SC" w:hAnsi="Noto Serif SC" w:cs="Noto Serif" w:hint="eastAsia"/>
+          <w:sz w:val="24"/>
+          <w:szCs w:val="24"/>
+          <w:lang w:val="en-US"/>
+        </w:rPr>
+        <w:t xml:space="preserve">5 打击乐 </w:t>
+      </w:r>
+      <w:r>
+        <w:rPr>
+          <w:rFonts w:ascii="Noto Serif SC" w:eastAsia="Noto Serif SC" w:hAnsi="Noto Serif SC" w:cs="Noto Serif"/>
+          <w:sz w:val="24"/>
+          <w:szCs w:val="24"/>
+          <w:lang w:val="en-US"/>
+        </w:rPr>
+        <w:t>| 5 Percussion</w:t>
+      </w:r>
+    </w:p>
+    <w:p>
+      <w:pPr>
+        <w:rPr>
+          <w:rFonts w:ascii="Noto Serif SC" w:eastAsia="Noto Serif SC" w:hAnsi="Noto Serif SC" w:cs="Noto Serif"/>
+          <w:sz w:val="24"/>
+          <w:szCs w:val="24"/>
+          <w:lang w:val="en-US"/>
+        </w:rPr>
+      </w:pPr>
+      <w:r>
+        <w:rPr>
+          <w:rFonts w:ascii="Noto Serif SC" w:eastAsia="Noto Serif SC" w:hAnsi="Noto Serif SC" w:cs="Noto Serif" w:hint="eastAsia"/>
+          <w:sz w:val="24"/>
+          <w:szCs w:val="24"/>
+          <w:lang w:val="en-US"/>
+        </w:rPr>
+        <w:t xml:space="preserve">　　</w:t>
+      </w:r>
+      <w:r>
+        <w:rPr>
+          <w:rFonts w:ascii="Noto Serif SC" w:eastAsia="Noto Serif SC" w:hAnsi="Noto Serif SC" w:cs="Noto Serif"/>
+          <w:sz w:val="24"/>
+          <w:szCs w:val="24"/>
+          <w:lang w:val="en-US"/>
+        </w:rPr>
+        <w:t xml:space="preserve">I: </w:t>
+      </w:r>
+      <w:r>
+        <w:rPr>
+          <w:rFonts w:ascii="Noto Serif SC" w:eastAsia="Noto Serif SC" w:hAnsi="Noto Serif SC" w:cs="Noto Serif" w:hint="eastAsia"/>
+          <w:sz w:val="24"/>
+          <w:szCs w:val="24"/>
+          <w:lang w:val="en-US"/>
+        </w:rPr>
+        <w:t xml:space="preserve">定音鼓,三角铁(小),沙锤,铃鼓 </w:t>
+      </w:r>
+      <w:r>
+        <w:rPr>
+          <w:rFonts w:ascii="Noto Serif SC" w:eastAsia="Noto Serif SC" w:hAnsi="Noto Serif SC" w:cs="Noto Serif"/>
+          <w:sz w:val="24"/>
+          <w:szCs w:val="24"/>
+          <w:lang w:val="en-US"/>
+        </w:rPr>
+        <w:t xml:space="preserve">| Timpani, Triangle(small), </w:t>
       </w:r>
       <w:proofErr w:type="spellStart"/>
       <w:r>
@@ -3945,7 +4313,7 @@
           <w:szCs w:val="24"/>
           <w:lang w:val="en-US"/>
         </w:rPr>
-        <w:t>Zhongyin</w:t>
+        <w:t>Maraco</w:t>
       </w:r>
       <w:proofErr w:type="spellEnd"/>
       <w:r>
@@ -3955,7 +4323,7 @@
           <w:szCs w:val="24"/>
           <w:lang w:val="en-US"/>
         </w:rPr>
-        <w:t xml:space="preserve"> </w:t>
+        <w:t xml:space="preserve">, </w:t>
       </w:r>
       <w:proofErr w:type="spellStart"/>
       <w:r>
@@ -3965,37 +4333,54 @@
           <w:szCs w:val="24"/>
           <w:lang w:val="en-US"/>
         </w:rPr>
-        <w:t>Suona</w:t>
+        <w:t>Tamburino</w:t>
       </w:r>
       <w:proofErr w:type="spellEnd"/>
-      <w:r>
-        <w:rPr>
-          <w:rFonts w:ascii="Noto Serif SC" w:eastAsia="Noto Serif SC" w:hAnsi="Noto Serif SC" w:cs="Noto Serif"/>
-          <w:sz w:val="24"/>
-          <w:szCs w:val="24"/>
-          <w:lang w:val="en-US"/>
-        </w:rPr>
-        <w:t>)</w:t>
-      </w:r>
-    </w:p>
-    <w:p>
-      <w:pPr>
-        <w:jc w:val="right"/>
-        <w:rPr>
-          <w:rFonts w:ascii="Noto Serif SC" w:eastAsia="Noto Serif SC" w:hAnsi="Noto Serif SC" w:cs="Noto Serif"/>
-          <w:sz w:val="24"/>
-          <w:szCs w:val="24"/>
-          <w:lang w:val="en-US"/>
-        </w:rPr>
-      </w:pPr>
-      <w:r>
-        <w:rPr>
-          <w:rFonts w:ascii="Noto Serif SC" w:eastAsia="Noto Serif SC" w:hAnsi="Noto Serif SC" w:cs="Noto Serif"/>
-          <w:sz w:val="24"/>
-          <w:szCs w:val="24"/>
-          <w:lang w:val="en-US"/>
-        </w:rPr>
-        <w:t>低音唢呐 (</w:t>
+    </w:p>
+    <w:p>
+      <w:pPr>
+        <w:rPr>
+          <w:rFonts w:ascii="Noto Serif SC" w:eastAsia="Noto Serif SC" w:hAnsi="Noto Serif SC" w:cs="Noto Serif"/>
+          <w:sz w:val="24"/>
+          <w:szCs w:val="24"/>
+          <w:lang w:val="en-US"/>
+        </w:rPr>
+      </w:pPr>
+      <w:r>
+        <w:rPr>
+          <w:rFonts w:ascii="Noto Serif SC" w:eastAsia="Noto Serif SC" w:hAnsi="Noto Serif SC" w:cs="Noto Serif" w:hint="eastAsia"/>
+          <w:sz w:val="24"/>
+          <w:szCs w:val="24"/>
+          <w:lang w:val="en-US"/>
+        </w:rPr>
+        <w:t xml:space="preserve">　　</w:t>
+      </w:r>
+      <w:r>
+        <w:rPr>
+          <w:rFonts w:ascii="Noto Serif SC" w:eastAsia="Noto Serif SC" w:hAnsi="Noto Serif SC" w:cs="Noto Serif"/>
+          <w:sz w:val="24"/>
+          <w:szCs w:val="24"/>
+          <w:lang w:val="en-US"/>
+        </w:rPr>
+        <w:t xml:space="preserve">II: </w:t>
+      </w:r>
+      <w:r>
+        <w:rPr>
+          <w:rFonts w:ascii="Noto Serif SC" w:eastAsia="Noto Serif SC" w:hAnsi="Noto Serif SC" w:cs="Noto Serif" w:hint="eastAsia"/>
+          <w:sz w:val="24"/>
+          <w:szCs w:val="24"/>
+          <w:lang w:val="en-US"/>
+        </w:rPr>
+        <w:t xml:space="preserve">木盒(5),低音鼓,中国大鼓,铓锣 </w:t>
+      </w:r>
+      <w:r>
+        <w:rPr>
+          <w:rFonts w:ascii="Noto Serif SC" w:eastAsia="Noto Serif SC" w:hAnsi="Noto Serif SC" w:cs="Noto Serif"/>
+          <w:sz w:val="24"/>
+          <w:szCs w:val="24"/>
+          <w:lang w:val="en-US"/>
+        </w:rPr>
+        <w:t xml:space="preserve">| Wood Block(5), Bass Drum, Chinese Drum(large), </w:t>
       </w:r>
       <w:proofErr w:type="spellStart"/>
       <w:r>
@@ -4005,7 +4390,7 @@
           <w:szCs w:val="24"/>
           <w:lang w:val="en-US"/>
         </w:rPr>
-        <w:t>Diyin</w:t>
+        <w:t>Mang</w:t>
       </w:r>
       <w:proofErr w:type="spellEnd"/>
       <w:r>
@@ -4015,7 +4400,53 @@
           <w:szCs w:val="24"/>
           <w:lang w:val="en-US"/>
         </w:rPr>
-        <w:t xml:space="preserve"> </w:t>
+        <w:t xml:space="preserve"> Gong</w:t>
+      </w:r>
+    </w:p>
+    <w:p>
+      <w:pPr>
+        <w:rPr>
+          <w:rFonts w:ascii="Noto Serif SC" w:eastAsia="Noto Serif SC" w:hAnsi="Noto Serif SC" w:cs="Noto Serif"/>
+          <w:sz w:val="24"/>
+          <w:szCs w:val="24"/>
+          <w:lang w:val="en-US"/>
+        </w:rPr>
+      </w:pPr>
+      <w:r>
+        <w:rPr>
+          <w:rFonts w:ascii="Noto Serif SC" w:eastAsia="Noto Serif SC" w:hAnsi="Noto Serif SC" w:cs="Noto Serif" w:hint="eastAsia"/>
+          <w:sz w:val="24"/>
+          <w:szCs w:val="24"/>
+          <w:lang w:val="en-US"/>
+        </w:rPr>
+        <w:t xml:space="preserve">　　</w:t>
+      </w:r>
+      <w:r>
+        <w:rPr>
+          <w:rFonts w:ascii="Noto Serif SC" w:eastAsia="Noto Serif SC" w:hAnsi="Noto Serif SC" w:cs="Noto Serif"/>
+          <w:sz w:val="24"/>
+          <w:szCs w:val="24"/>
+          <w:lang w:val="en-US"/>
+        </w:rPr>
+        <w:t xml:space="preserve">III: </w:t>
+      </w:r>
+      <w:r>
+        <w:rPr>
+          <w:rFonts w:ascii="Noto Serif SC" w:eastAsia="Noto Serif SC" w:hAnsi="Noto Serif SC" w:cs="Noto Serif" w:hint="eastAsia"/>
+          <w:sz w:val="24"/>
+          <w:szCs w:val="24"/>
+          <w:lang w:val="en-US"/>
+        </w:rPr>
+        <w:t xml:space="preserve">吊钹,竹风铃,排鼓(5),管钟 </w:t>
+      </w:r>
+      <w:r>
+        <w:rPr>
+          <w:rFonts w:ascii="Noto Serif SC" w:eastAsia="Noto Serif SC" w:hAnsi="Noto Serif SC" w:cs="Noto Serif"/>
+          <w:sz w:val="24"/>
+          <w:szCs w:val="24"/>
+          <w:lang w:val="en-US"/>
+        </w:rPr>
+        <w:t xml:space="preserve">| Suspended Cymbal, Bamboo Wind Chimes, </w:t>
       </w:r>
       <w:proofErr w:type="spellStart"/>
       <w:r>
@@ -4025,7 +4456,7 @@
           <w:szCs w:val="24"/>
           <w:lang w:val="en-US"/>
         </w:rPr>
-        <w:t>Suona</w:t>
+        <w:t>Paigu</w:t>
       </w:r>
       <w:proofErr w:type="spellEnd"/>
       <w:r>
@@ -4035,58 +4466,99 @@
           <w:szCs w:val="24"/>
           <w:lang w:val="en-US"/>
         </w:rPr>
-        <w:t>)</w:t>
-      </w:r>
-    </w:p>
-    <w:p>
-      <w:pPr>
-        <w:jc w:val="right"/>
-        <w:rPr>
-          <w:rFonts w:ascii="Noto Serif SC" w:eastAsia="Noto Serif SC" w:hAnsi="Noto Serif SC" w:cs="Noto Serif"/>
-          <w:sz w:val="24"/>
-          <w:szCs w:val="24"/>
-          <w:lang w:val="en-US"/>
-        </w:rPr>
-      </w:pPr>
-    </w:p>
-    <w:p>
-      <w:pPr>
-        <w:jc w:val="right"/>
-        <w:rPr>
-          <w:rFonts w:ascii="Noto Serif SC" w:eastAsia="Noto Serif SC" w:hAnsi="Noto Serif SC" w:cs="Noto Serif"/>
-          <w:sz w:val="24"/>
-          <w:szCs w:val="24"/>
-          <w:lang w:val="en-US"/>
-        </w:rPr>
-      </w:pPr>
-      <w:r>
-        <w:rPr>
-          <w:rFonts w:ascii="Noto Serif SC" w:eastAsia="Noto Serif SC" w:hAnsi="Noto Serif SC" w:cs="Noto Serif"/>
-          <w:sz w:val="24"/>
-          <w:szCs w:val="24"/>
-          <w:lang w:val="en-US"/>
-        </w:rPr>
-        <w:t>扬琴 (Yangqin)</w:t>
-      </w:r>
-    </w:p>
-    <w:p>
-      <w:pPr>
-        <w:jc w:val="right"/>
-        <w:rPr>
-          <w:rFonts w:ascii="Noto Serif SC" w:eastAsia="Noto Serif SC" w:hAnsi="Noto Serif SC" w:cs="Noto Serif"/>
-          <w:sz w:val="24"/>
-          <w:szCs w:val="24"/>
-          <w:lang w:val="en-US"/>
-        </w:rPr>
-      </w:pPr>
-      <w:r>
-        <w:rPr>
-          <w:rFonts w:ascii="Noto Serif SC" w:eastAsia="Noto Serif SC" w:hAnsi="Noto Serif SC" w:cs="Noto Serif"/>
-          <w:sz w:val="24"/>
-          <w:szCs w:val="24"/>
-          <w:lang w:val="en-US"/>
-        </w:rPr>
-        <w:t>柳琴 (</w:t>
+        <w:t>(5), Tubular Bell</w:t>
+      </w:r>
+    </w:p>
+    <w:p>
+      <w:pPr>
+        <w:rPr>
+          <w:rFonts w:ascii="Noto Serif SC" w:eastAsia="Noto Serif SC" w:hAnsi="Noto Serif SC" w:cs="Noto Serif"/>
+          <w:sz w:val="24"/>
+          <w:szCs w:val="24"/>
+          <w:lang w:val="en-US"/>
+        </w:rPr>
+      </w:pPr>
+      <w:r>
+        <w:rPr>
+          <w:rFonts w:ascii="Noto Serif SC" w:eastAsia="Noto Serif SC" w:hAnsi="Noto Serif SC" w:cs="Noto Serif" w:hint="eastAsia"/>
+          <w:sz w:val="24"/>
+          <w:szCs w:val="24"/>
+          <w:lang w:val="en-US"/>
+        </w:rPr>
+        <w:t xml:space="preserve">　　</w:t>
+      </w:r>
+      <w:r>
+        <w:rPr>
+          <w:rFonts w:ascii="Noto Serif SC" w:eastAsia="Noto Serif SC" w:hAnsi="Noto Serif SC" w:cs="Noto Serif"/>
+          <w:sz w:val="24"/>
+          <w:szCs w:val="24"/>
+          <w:lang w:val="en-US"/>
+        </w:rPr>
+        <w:t xml:space="preserve">IV: </w:t>
+      </w:r>
+      <w:r>
+        <w:rPr>
+          <w:rFonts w:ascii="Noto Serif SC" w:eastAsia="Noto Serif SC" w:hAnsi="Noto Serif SC" w:cs="Noto Serif" w:hint="eastAsia"/>
+          <w:sz w:val="24"/>
+          <w:szCs w:val="24"/>
+          <w:lang w:val="en-US"/>
+        </w:rPr>
+        <w:t xml:space="preserve">马林巴,钟琴,祈雨杖,音树,管钟 </w:t>
+      </w:r>
+      <w:r>
+        <w:rPr>
+          <w:rFonts w:ascii="Noto Serif SC" w:eastAsia="Noto Serif SC" w:hAnsi="Noto Serif SC" w:cs="Noto Serif"/>
+          <w:sz w:val="24"/>
+          <w:szCs w:val="24"/>
+          <w:lang w:val="en-US"/>
+        </w:rPr>
+        <w:t>| Marimba, Glockenspiel, Rain Stick, Bell Tree, Tubular Bell</w:t>
+      </w:r>
+    </w:p>
+    <w:p>
+      <w:pPr>
+        <w:rPr>
+          <w:rFonts w:ascii="Noto Serif SC" w:eastAsia="Noto Serif SC" w:hAnsi="Noto Serif SC" w:cs="Noto Serif"/>
+          <w:sz w:val="24"/>
+          <w:szCs w:val="24"/>
+          <w:lang w:val="en-US"/>
+        </w:rPr>
+      </w:pPr>
+      <w:r>
+        <w:rPr>
+          <w:rFonts w:ascii="Noto Serif SC" w:eastAsia="Noto Serif SC" w:hAnsi="Noto Serif SC" w:cs="Noto Serif" w:hint="eastAsia"/>
+          <w:sz w:val="24"/>
+          <w:szCs w:val="24"/>
+          <w:lang w:val="en-US"/>
+        </w:rPr>
+        <w:t xml:space="preserve">　　</w:t>
+      </w:r>
+      <w:r>
+        <w:rPr>
+          <w:rFonts w:ascii="Noto Serif SC" w:eastAsia="Noto Serif SC" w:hAnsi="Noto Serif SC" w:cs="Noto Serif"/>
+          <w:sz w:val="24"/>
+          <w:szCs w:val="24"/>
+          <w:lang w:val="en-US"/>
+        </w:rPr>
+        <w:t xml:space="preserve">V: </w:t>
+      </w:r>
+      <w:r>
+        <w:rPr>
+          <w:rFonts w:ascii="Noto Serif SC" w:eastAsia="Noto Serif SC" w:hAnsi="Noto Serif SC" w:cs="Noto Serif" w:hint="eastAsia"/>
+          <w:sz w:val="24"/>
+          <w:szCs w:val="24"/>
+          <w:lang w:val="en-US"/>
+        </w:rPr>
+        <w:t xml:space="preserve">颤音琴,大锣,木琴,小军鼓 </w:t>
+      </w:r>
+      <w:r>
+        <w:rPr>
+          <w:rFonts w:ascii="Noto Serif SC" w:eastAsia="Noto Serif SC" w:hAnsi="Noto Serif SC" w:cs="Noto Serif"/>
+          <w:sz w:val="24"/>
+          <w:szCs w:val="24"/>
+          <w:lang w:val="en-US"/>
+        </w:rPr>
+        <w:t xml:space="preserve">| Vibraphone, Tam-Tam, </w:t>
       </w:r>
       <w:proofErr w:type="spellStart"/>
       <w:r>
@@ -4096,7 +4568,7 @@
           <w:szCs w:val="24"/>
           <w:lang w:val="en-US"/>
         </w:rPr>
-        <w:t>Liuqin</w:t>
+        <w:t>Xylohpne</w:t>
       </w:r>
       <w:proofErr w:type="spellEnd"/>
       <w:r>
@@ -4106,577 +4578,222 @@
           <w:szCs w:val="24"/>
           <w:lang w:val="en-US"/>
         </w:rPr>
-        <w:t>)</w:t>
-      </w:r>
-    </w:p>
-    <w:p>
-      <w:pPr>
-        <w:jc w:val="right"/>
-        <w:rPr>
-          <w:rFonts w:ascii="Noto Serif SC" w:eastAsia="Noto Serif SC" w:hAnsi="Noto Serif SC" w:cs="Noto Serif"/>
-          <w:sz w:val="24"/>
-          <w:szCs w:val="24"/>
-          <w:lang w:val="en-US"/>
-        </w:rPr>
-      </w:pPr>
-      <w:r>
-        <w:rPr>
-          <w:rFonts w:ascii="Noto Serif SC" w:eastAsia="Noto Serif SC" w:hAnsi="Noto Serif SC" w:cs="Noto Serif"/>
-          <w:sz w:val="24"/>
-          <w:szCs w:val="24"/>
-          <w:lang w:val="en-US"/>
-        </w:rPr>
-        <w:t>琵琶 (Pipa)</w:t>
-      </w:r>
-    </w:p>
-    <w:p>
-      <w:pPr>
-        <w:jc w:val="right"/>
-        <w:rPr>
-          <w:rFonts w:ascii="Noto Serif SC" w:eastAsia="Noto Serif SC" w:hAnsi="Noto Serif SC" w:cs="Noto Serif"/>
-          <w:sz w:val="24"/>
-          <w:szCs w:val="24"/>
-          <w:lang w:val="en-US"/>
-        </w:rPr>
-      </w:pPr>
-      <w:r>
-        <w:rPr>
-          <w:rFonts w:ascii="Noto Serif SC" w:eastAsia="Noto Serif SC" w:hAnsi="Noto Serif SC" w:cs="Noto Serif"/>
-          <w:sz w:val="24"/>
-          <w:szCs w:val="24"/>
-          <w:lang w:val="en-US"/>
-        </w:rPr>
-        <w:t>中阮 (Zhongruan)</w:t>
-      </w:r>
-    </w:p>
-    <w:p>
-      <w:pPr>
-        <w:jc w:val="right"/>
-        <w:rPr>
-          <w:rFonts w:ascii="Noto Serif SC" w:eastAsia="Noto Serif SC" w:hAnsi="Noto Serif SC" w:cs="Noto Serif"/>
-          <w:sz w:val="24"/>
-          <w:szCs w:val="24"/>
-          <w:lang w:val="en-US"/>
-        </w:rPr>
-      </w:pPr>
-      <w:r>
-        <w:rPr>
-          <w:rFonts w:ascii="Noto Serif SC" w:eastAsia="Noto Serif SC" w:hAnsi="Noto Serif SC" w:cs="Noto Serif"/>
-          <w:sz w:val="24"/>
-          <w:szCs w:val="24"/>
-          <w:lang w:val="en-US"/>
-        </w:rPr>
-        <w:t>大阮 (Daruan)</w:t>
-      </w:r>
-    </w:p>
-    <w:p>
-      <w:pPr>
-        <w:jc w:val="right"/>
-        <w:rPr>
-          <w:rFonts w:ascii="Noto Serif SC" w:eastAsia="Noto Serif SC" w:hAnsi="Noto Serif SC" w:cs="Noto Serif"/>
-          <w:sz w:val="24"/>
-          <w:szCs w:val="24"/>
-          <w:lang w:val="en-US"/>
-        </w:rPr>
-      </w:pPr>
-    </w:p>
-    <w:p>
-      <w:pPr>
-        <w:jc w:val="right"/>
-        <w:rPr>
-          <w:rFonts w:ascii="Noto Serif SC" w:eastAsia="Noto Serif SC" w:hAnsi="Noto Serif SC" w:cs="Noto Serif"/>
-          <w:sz w:val="24"/>
-          <w:szCs w:val="24"/>
-          <w:lang w:val="en-US"/>
-        </w:rPr>
-      </w:pPr>
-      <w:r>
-        <w:rPr>
-          <w:rFonts w:ascii="Noto Serif SC" w:eastAsia="Noto Serif SC" w:hAnsi="Noto Serif SC" w:cs="Noto Serif"/>
-          <w:sz w:val="24"/>
-          <w:szCs w:val="24"/>
-          <w:lang w:val="en-US"/>
-        </w:rPr>
-        <w:t xml:space="preserve">I: </w:t>
-      </w:r>
-      <w:r>
-        <w:rPr>
-          <w:rFonts w:ascii="Noto Serif SC" w:eastAsia="Noto Serif SC" w:hAnsi="Noto Serif SC" w:cs="Noto Serif" w:hint="eastAsia"/>
-          <w:sz w:val="24"/>
-          <w:szCs w:val="24"/>
-          <w:lang w:val="en-US"/>
-        </w:rPr>
-        <w:t xml:space="preserve">定音鼓,三角铁(小),沙锤,铃鼓 </w:t>
-      </w:r>
-      <w:r>
-        <w:rPr>
-          <w:rFonts w:ascii="Noto Serif SC" w:eastAsia="Noto Serif SC" w:hAnsi="Noto Serif SC" w:cs="Noto Serif"/>
-          <w:sz w:val="24"/>
-          <w:szCs w:val="24"/>
-          <w:lang w:val="en-US"/>
-        </w:rPr>
-        <w:t xml:space="preserve">| Timpani, Triangle(small), </w:t>
-      </w:r>
-      <w:proofErr w:type="spellStart"/>
-      <w:r>
-        <w:rPr>
-          <w:rFonts w:ascii="Noto Serif SC" w:eastAsia="Noto Serif SC" w:hAnsi="Noto Serif SC" w:cs="Noto Serif"/>
-          <w:sz w:val="24"/>
-          <w:szCs w:val="24"/>
-          <w:lang w:val="en-US"/>
-        </w:rPr>
-        <w:t>Maraco</w:t>
-      </w:r>
-      <w:proofErr w:type="spellEnd"/>
-      <w:r>
-        <w:rPr>
-          <w:rFonts w:ascii="Noto Serif SC" w:eastAsia="Noto Serif SC" w:hAnsi="Noto Serif SC" w:cs="Noto Serif"/>
-          <w:sz w:val="24"/>
-          <w:szCs w:val="24"/>
-          <w:lang w:val="en-US"/>
-        </w:rPr>
-        <w:t xml:space="preserve">, </w:t>
-      </w:r>
-      <w:proofErr w:type="spellStart"/>
-      <w:r>
-        <w:rPr>
-          <w:rFonts w:ascii="Noto Serif SC" w:eastAsia="Noto Serif SC" w:hAnsi="Noto Serif SC" w:cs="Noto Serif"/>
-          <w:sz w:val="24"/>
-          <w:szCs w:val="24"/>
-          <w:lang w:val="en-US"/>
-        </w:rPr>
-        <w:t>Tamburino</w:t>
-      </w:r>
-      <w:proofErr w:type="spellEnd"/>
-    </w:p>
-    <w:p>
-      <w:pPr>
-        <w:jc w:val="right"/>
-        <w:rPr>
-          <w:rFonts w:ascii="Noto Serif SC" w:eastAsia="Noto Serif SC" w:hAnsi="Noto Serif SC" w:cs="Noto Serif"/>
-          <w:sz w:val="24"/>
-          <w:szCs w:val="24"/>
-          <w:lang w:val="en-US"/>
-        </w:rPr>
-      </w:pPr>
-      <w:r>
-        <w:rPr>
-          <w:rFonts w:ascii="Noto Serif SC" w:eastAsia="Noto Serif SC" w:hAnsi="Noto Serif SC" w:cs="Noto Serif" w:hint="eastAsia"/>
-          <w:sz w:val="24"/>
-          <w:szCs w:val="24"/>
-          <w:lang w:val="en-US"/>
-        </w:rPr>
-        <w:t xml:space="preserve">　　</w:t>
-      </w:r>
-      <w:r>
-        <w:rPr>
-          <w:rFonts w:ascii="Noto Serif SC" w:eastAsia="Noto Serif SC" w:hAnsi="Noto Serif SC" w:cs="Noto Serif"/>
-          <w:sz w:val="24"/>
-          <w:szCs w:val="24"/>
-          <w:lang w:val="en-US"/>
-        </w:rPr>
-        <w:t xml:space="preserve">II: </w:t>
-      </w:r>
-      <w:r>
-        <w:rPr>
-          <w:rFonts w:ascii="Noto Serif SC" w:eastAsia="Noto Serif SC" w:hAnsi="Noto Serif SC" w:cs="Noto Serif" w:hint="eastAsia"/>
-          <w:sz w:val="24"/>
-          <w:szCs w:val="24"/>
-          <w:lang w:val="en-US"/>
-        </w:rPr>
-        <w:t xml:space="preserve">木盒(5),低音鼓,中国大鼓,铓锣 </w:t>
-      </w:r>
-      <w:r>
-        <w:rPr>
-          <w:rFonts w:ascii="Noto Serif SC" w:eastAsia="Noto Serif SC" w:hAnsi="Noto Serif SC" w:cs="Noto Serif"/>
-          <w:sz w:val="24"/>
-          <w:szCs w:val="24"/>
-          <w:lang w:val="en-US"/>
-        </w:rPr>
-        <w:t xml:space="preserve">| Wood Block(5), Bass Drum, Chinese Drum(large), </w:t>
-      </w:r>
-      <w:proofErr w:type="spellStart"/>
-      <w:r>
-        <w:rPr>
-          <w:rFonts w:ascii="Noto Serif SC" w:eastAsia="Noto Serif SC" w:hAnsi="Noto Serif SC" w:cs="Noto Serif"/>
-          <w:sz w:val="24"/>
-          <w:szCs w:val="24"/>
-          <w:lang w:val="en-US"/>
-        </w:rPr>
-        <w:t>Mang</w:t>
-      </w:r>
-      <w:proofErr w:type="spellEnd"/>
-      <w:r>
-        <w:rPr>
-          <w:rFonts w:ascii="Noto Serif SC" w:eastAsia="Noto Serif SC" w:hAnsi="Noto Serif SC" w:cs="Noto Serif"/>
-          <w:sz w:val="24"/>
-          <w:szCs w:val="24"/>
-          <w:lang w:val="en-US"/>
-        </w:rPr>
-        <w:t xml:space="preserve"> Gong</w:t>
-      </w:r>
-    </w:p>
-    <w:p>
-      <w:pPr>
-        <w:jc w:val="right"/>
-        <w:rPr>
-          <w:rFonts w:ascii="Noto Serif SC" w:eastAsia="Noto Serif SC" w:hAnsi="Noto Serif SC" w:cs="Noto Serif"/>
-          <w:sz w:val="24"/>
-          <w:szCs w:val="24"/>
-          <w:lang w:val="en-US"/>
-        </w:rPr>
-      </w:pPr>
-      <w:r>
-        <w:rPr>
-          <w:rFonts w:ascii="Noto Serif SC" w:eastAsia="Noto Serif SC" w:hAnsi="Noto Serif SC" w:cs="Noto Serif" w:hint="eastAsia"/>
-          <w:sz w:val="24"/>
-          <w:szCs w:val="24"/>
-          <w:lang w:val="en-US"/>
-        </w:rPr>
-        <w:t xml:space="preserve">　　</w:t>
-      </w:r>
-      <w:r>
-        <w:rPr>
-          <w:rFonts w:ascii="Noto Serif SC" w:eastAsia="Noto Serif SC" w:hAnsi="Noto Serif SC" w:cs="Noto Serif"/>
-          <w:sz w:val="24"/>
-          <w:szCs w:val="24"/>
-          <w:lang w:val="en-US"/>
-        </w:rPr>
-        <w:t xml:space="preserve">III: </w:t>
-      </w:r>
-      <w:r>
-        <w:rPr>
-          <w:rFonts w:ascii="Noto Serif SC" w:eastAsia="Noto Serif SC" w:hAnsi="Noto Serif SC" w:cs="Noto Serif" w:hint="eastAsia"/>
-          <w:sz w:val="24"/>
-          <w:szCs w:val="24"/>
-          <w:lang w:val="en-US"/>
-        </w:rPr>
-        <w:t xml:space="preserve">吊钹,竹风铃,排鼓(5),管钟 </w:t>
-      </w:r>
-      <w:r>
-        <w:rPr>
-          <w:rFonts w:ascii="Noto Serif SC" w:eastAsia="Noto Serif SC" w:hAnsi="Noto Serif SC" w:cs="Noto Serif"/>
-          <w:sz w:val="24"/>
-          <w:szCs w:val="24"/>
-          <w:lang w:val="en-US"/>
-        </w:rPr>
-        <w:t xml:space="preserve">| Suspended Cymbal, Bamboo Wind Chimes, </w:t>
-      </w:r>
-      <w:proofErr w:type="spellStart"/>
-      <w:r>
-        <w:rPr>
-          <w:rFonts w:ascii="Noto Serif SC" w:eastAsia="Noto Serif SC" w:hAnsi="Noto Serif SC" w:cs="Noto Serif"/>
-          <w:sz w:val="24"/>
-          <w:szCs w:val="24"/>
-          <w:lang w:val="en-US"/>
-        </w:rPr>
-        <w:t>Paigu</w:t>
-      </w:r>
-      <w:proofErr w:type="spellEnd"/>
-      <w:r>
-        <w:rPr>
-          <w:rFonts w:ascii="Noto Serif SC" w:eastAsia="Noto Serif SC" w:hAnsi="Noto Serif SC" w:cs="Noto Serif"/>
-          <w:sz w:val="24"/>
-          <w:szCs w:val="24"/>
-          <w:lang w:val="en-US"/>
-        </w:rPr>
-        <w:t>(5), Tubular Bell</w:t>
-      </w:r>
-    </w:p>
-    <w:p>
-      <w:pPr>
-        <w:jc w:val="right"/>
-        <w:rPr>
-          <w:rFonts w:ascii="Noto Serif SC" w:eastAsia="Noto Serif SC" w:hAnsi="Noto Serif SC" w:cs="Noto Serif"/>
-          <w:sz w:val="24"/>
-          <w:szCs w:val="24"/>
-          <w:lang w:val="en-US"/>
-        </w:rPr>
-      </w:pPr>
-      <w:r>
-        <w:rPr>
-          <w:rFonts w:ascii="Noto Serif SC" w:eastAsia="Noto Serif SC" w:hAnsi="Noto Serif SC" w:cs="Noto Serif" w:hint="eastAsia"/>
-          <w:sz w:val="24"/>
-          <w:szCs w:val="24"/>
-          <w:lang w:val="en-US"/>
-        </w:rPr>
-        <w:t xml:space="preserve">　　</w:t>
-      </w:r>
-      <w:r>
-        <w:rPr>
-          <w:rFonts w:ascii="Noto Serif SC" w:eastAsia="Noto Serif SC" w:hAnsi="Noto Serif SC" w:cs="Noto Serif"/>
-          <w:sz w:val="24"/>
-          <w:szCs w:val="24"/>
-          <w:lang w:val="en-US"/>
-        </w:rPr>
-        <w:t xml:space="preserve">IV: </w:t>
-      </w:r>
-      <w:r>
-        <w:rPr>
-          <w:rFonts w:ascii="Noto Serif SC" w:eastAsia="Noto Serif SC" w:hAnsi="Noto Serif SC" w:cs="Noto Serif" w:hint="eastAsia"/>
-          <w:sz w:val="24"/>
-          <w:szCs w:val="24"/>
-          <w:lang w:val="en-US"/>
-        </w:rPr>
-        <w:t xml:space="preserve">马林巴,钟琴,祈雨杖,音树,管钟 </w:t>
-      </w:r>
-      <w:r>
-        <w:rPr>
-          <w:rFonts w:ascii="Noto Serif SC" w:eastAsia="Noto Serif SC" w:hAnsi="Noto Serif SC" w:cs="Noto Serif"/>
-          <w:sz w:val="24"/>
-          <w:szCs w:val="24"/>
-          <w:lang w:val="en-US"/>
-        </w:rPr>
-        <w:t>| Marimba, Glockenspiel, Rain Stick, Bell Tree, Tubular Bell</w:t>
-      </w:r>
-    </w:p>
-    <w:p>
-      <w:pPr>
-        <w:jc w:val="right"/>
-        <w:rPr>
-          <w:rFonts w:ascii="Noto Serif SC" w:eastAsia="Noto Serif SC" w:hAnsi="Noto Serif SC" w:cs="Noto Serif"/>
-          <w:sz w:val="24"/>
-          <w:szCs w:val="24"/>
-          <w:lang w:val="en-US"/>
-        </w:rPr>
-      </w:pPr>
-      <w:r>
-        <w:rPr>
-          <w:rFonts w:ascii="Noto Serif SC" w:eastAsia="Noto Serif SC" w:hAnsi="Noto Serif SC" w:cs="Noto Serif" w:hint="eastAsia"/>
-          <w:sz w:val="24"/>
-          <w:szCs w:val="24"/>
-          <w:lang w:val="en-US"/>
-        </w:rPr>
-        <w:t xml:space="preserve">　　</w:t>
-      </w:r>
-      <w:r>
-        <w:rPr>
-          <w:rFonts w:ascii="Noto Serif SC" w:eastAsia="Noto Serif SC" w:hAnsi="Noto Serif SC" w:cs="Noto Serif"/>
-          <w:sz w:val="24"/>
-          <w:szCs w:val="24"/>
-          <w:lang w:val="en-US"/>
-        </w:rPr>
-        <w:t xml:space="preserve">V: </w:t>
-      </w:r>
-      <w:r>
-        <w:rPr>
-          <w:rFonts w:ascii="Noto Serif SC" w:eastAsia="Noto Serif SC" w:hAnsi="Noto Serif SC" w:cs="Noto Serif" w:hint="eastAsia"/>
-          <w:sz w:val="24"/>
-          <w:szCs w:val="24"/>
-          <w:lang w:val="en-US"/>
-        </w:rPr>
-        <w:t xml:space="preserve">颤音琴,大锣,木琴,小军鼓 </w:t>
-      </w:r>
-      <w:r>
-        <w:rPr>
-          <w:rFonts w:ascii="Noto Serif SC" w:eastAsia="Noto Serif SC" w:hAnsi="Noto Serif SC" w:cs="Noto Serif"/>
-          <w:sz w:val="24"/>
-          <w:szCs w:val="24"/>
-          <w:lang w:val="en-US"/>
-        </w:rPr>
-        <w:t xml:space="preserve">| Vibraphone, Tam-Tam, </w:t>
-      </w:r>
-      <w:proofErr w:type="spellStart"/>
-      <w:r>
-        <w:rPr>
-          <w:rFonts w:ascii="Noto Serif SC" w:eastAsia="Noto Serif SC" w:hAnsi="Noto Serif SC" w:cs="Noto Serif"/>
-          <w:sz w:val="24"/>
-          <w:szCs w:val="24"/>
-          <w:lang w:val="en-US"/>
-        </w:rPr>
-        <w:t>Xylohpne</w:t>
-      </w:r>
-      <w:proofErr w:type="spellEnd"/>
-      <w:r>
-        <w:rPr>
-          <w:rFonts w:ascii="Noto Serif SC" w:eastAsia="Noto Serif SC" w:hAnsi="Noto Serif SC" w:cs="Noto Serif"/>
-          <w:sz w:val="24"/>
-          <w:szCs w:val="24"/>
-          <w:lang w:val="en-US"/>
-        </w:rPr>
         <w:t>, Snare Drum</w:t>
       </w:r>
     </w:p>
     <w:p>
       <w:pPr>
-        <w:jc w:val="right"/>
-        <w:rPr>
-          <w:rFonts w:ascii="Noto Serif SC" w:eastAsia="Noto Serif SC" w:hAnsi="Noto Serif SC" w:cs="Noto Serif"/>
-          <w:sz w:val="24"/>
-          <w:szCs w:val="24"/>
-          <w:lang w:val="en-US"/>
-        </w:rPr>
-      </w:pPr>
-    </w:p>
-    <w:p>
-      <w:pPr>
-        <w:jc w:val="right"/>
-        <w:rPr>
-          <w:rFonts w:ascii="Noto Serif SC" w:eastAsia="Noto Serif SC" w:hAnsi="Noto Serif SC" w:cs="Noto Serif"/>
-          <w:sz w:val="24"/>
-          <w:szCs w:val="24"/>
-          <w:lang w:val="en-US"/>
-        </w:rPr>
-      </w:pPr>
-      <w:r>
-        <w:rPr>
-          <w:rFonts w:ascii="Noto Serif SC" w:eastAsia="Noto Serif SC" w:hAnsi="Noto Serif SC" w:cs="Noto Serif"/>
-          <w:sz w:val="24"/>
-          <w:szCs w:val="24"/>
-          <w:lang w:val="en-US"/>
-        </w:rPr>
-        <w:t>竖琴 (Harp)</w:t>
-      </w:r>
-    </w:p>
-    <w:p>
-      <w:pPr>
-        <w:jc w:val="right"/>
-        <w:rPr>
-          <w:rFonts w:ascii="Noto Serif SC" w:eastAsia="Noto Serif SC" w:hAnsi="Noto Serif SC" w:cs="Noto Serif"/>
-          <w:sz w:val="24"/>
-          <w:szCs w:val="24"/>
-          <w:lang w:val="en-US"/>
-        </w:rPr>
-      </w:pPr>
-    </w:p>
-    <w:p>
-      <w:pPr>
-        <w:jc w:val="right"/>
-        <w:rPr>
-          <w:rFonts w:ascii="Noto Serif SC" w:eastAsia="Noto Serif SC" w:hAnsi="Noto Serif SC" w:cs="Noto Serif"/>
-          <w:sz w:val="24"/>
-          <w:szCs w:val="24"/>
-          <w:lang w:val="en-US"/>
-        </w:rPr>
-      </w:pPr>
-      <w:r>
-        <w:rPr>
-          <w:rFonts w:ascii="Noto Serif SC" w:eastAsia="Noto Serif SC" w:hAnsi="Noto Serif SC" w:cs="Noto Serif"/>
-          <w:sz w:val="24"/>
-          <w:szCs w:val="24"/>
-          <w:lang w:val="en-US"/>
-        </w:rPr>
-        <w:t>笛子独奏 (Dizi Solo)</w:t>
-      </w:r>
-    </w:p>
-    <w:p>
-      <w:pPr>
-        <w:jc w:val="right"/>
-        <w:rPr>
-          <w:rFonts w:ascii="Noto Serif SC" w:eastAsia="Noto Serif SC" w:hAnsi="Noto Serif SC" w:cs="Noto Serif"/>
-          <w:sz w:val="24"/>
-          <w:szCs w:val="24"/>
-          <w:lang w:val="en-US"/>
-        </w:rPr>
-      </w:pPr>
-    </w:p>
-    <w:p>
-      <w:pPr>
-        <w:jc w:val="right"/>
-        <w:rPr>
-          <w:rFonts w:ascii="Noto Serif SC" w:eastAsia="Noto Serif SC" w:hAnsi="Noto Serif SC" w:cs="Noto Serif"/>
-          <w:sz w:val="24"/>
-          <w:szCs w:val="24"/>
-          <w:lang w:val="en-US"/>
-        </w:rPr>
-      </w:pPr>
-      <w:r>
-        <w:rPr>
-          <w:rFonts w:ascii="Noto Serif SC" w:eastAsia="Noto Serif SC" w:hAnsi="Noto Serif SC" w:cs="Noto Serif"/>
-          <w:sz w:val="24"/>
-          <w:szCs w:val="24"/>
-          <w:lang w:val="en-US"/>
-        </w:rPr>
-        <w:t>高胡 (Gaohu)</w:t>
-      </w:r>
-    </w:p>
-    <w:p>
-      <w:pPr>
-        <w:jc w:val="right"/>
-        <w:rPr>
-          <w:rFonts w:ascii="Noto Serif SC" w:eastAsia="Noto Serif SC" w:hAnsi="Noto Serif SC" w:cs="Noto Serif"/>
-          <w:sz w:val="24"/>
-          <w:szCs w:val="24"/>
-          <w:lang w:val="en-US"/>
-        </w:rPr>
-      </w:pPr>
-      <w:r>
-        <w:rPr>
-          <w:rFonts w:ascii="Noto Serif SC" w:eastAsia="Noto Serif SC" w:hAnsi="Noto Serif SC" w:cs="Noto Serif"/>
-          <w:sz w:val="24"/>
-          <w:szCs w:val="24"/>
-          <w:lang w:val="en-US"/>
-        </w:rPr>
-        <w:t>二胡 (Erhu)</w:t>
-      </w:r>
-    </w:p>
-    <w:p>
-      <w:pPr>
-        <w:jc w:val="right"/>
-        <w:rPr>
-          <w:rFonts w:ascii="Noto Serif SC" w:eastAsia="Noto Serif SC" w:hAnsi="Noto Serif SC" w:cs="Noto Serif"/>
-          <w:sz w:val="24"/>
-          <w:szCs w:val="24"/>
-          <w:lang w:val="en-US"/>
-        </w:rPr>
-      </w:pPr>
-      <w:r>
-        <w:rPr>
-          <w:rFonts w:ascii="Noto Serif SC" w:eastAsia="Noto Serif SC" w:hAnsi="Noto Serif SC" w:cs="Noto Serif"/>
-          <w:sz w:val="24"/>
-          <w:szCs w:val="24"/>
-          <w:lang w:val="en-US"/>
-        </w:rPr>
-        <w:t>中胡 (Zhonghu)</w:t>
-      </w:r>
-    </w:p>
-    <w:p>
-      <w:pPr>
-        <w:jc w:val="right"/>
-        <w:rPr>
-          <w:rFonts w:ascii="Noto Serif SC" w:eastAsia="Noto Serif SC" w:hAnsi="Noto Serif SC" w:cs="Noto Serif"/>
-          <w:sz w:val="24"/>
-          <w:szCs w:val="24"/>
-          <w:lang w:val="en-US"/>
-        </w:rPr>
-      </w:pPr>
-      <w:r>
-        <w:rPr>
-          <w:rFonts w:ascii="Noto Serif SC" w:eastAsia="Noto Serif SC" w:hAnsi="Noto Serif SC" w:cs="Noto Serif"/>
-          <w:sz w:val="24"/>
-          <w:szCs w:val="24"/>
-          <w:lang w:val="en-US"/>
-        </w:rPr>
-        <w:t>大提琴 (Violoncello)</w:t>
-      </w:r>
-    </w:p>
-    <w:p>
-      <w:pPr>
-        <w:jc w:val="right"/>
-        <w:rPr>
-          <w:rFonts w:ascii="Noto Serif SC" w:eastAsia="Noto Serif SC" w:hAnsi="Noto Serif SC" w:cs="Noto Serif"/>
-          <w:sz w:val="24"/>
-          <w:szCs w:val="24"/>
-          <w:lang w:val="en-US"/>
-        </w:rPr>
-      </w:pPr>
-      <w:r>
-        <w:rPr>
-          <w:rFonts w:ascii="Noto Serif SC" w:eastAsia="Noto Serif SC" w:hAnsi="Noto Serif SC" w:cs="Noto Serif"/>
-          <w:sz w:val="24"/>
-          <w:szCs w:val="24"/>
-          <w:lang w:val="en-US"/>
-        </w:rPr>
-        <w:t>低音提琴 (Contrabass)</w:t>
-      </w:r>
-    </w:p>
-    <w:p>
-      <w:pPr>
-        <w:rPr>
-          <w:rFonts w:ascii="Noto Serif SC" w:eastAsia="Noto Serif SC" w:hAnsi="Noto Serif SC" w:cs="Noto Serif"/>
-          <w:lang w:val="en-US"/>
-        </w:rPr>
-      </w:pPr>
+        <w:rPr>
+          <w:rFonts w:ascii="Noto Serif SC" w:eastAsia="Noto Serif SC" w:hAnsi="Noto Serif SC" w:cs="Noto Serif"/>
+          <w:sz w:val="24"/>
+          <w:szCs w:val="24"/>
+          <w:lang w:val="en-US"/>
+        </w:rPr>
+      </w:pPr>
+    </w:p>
+    <w:p>
+      <w:pPr>
+        <w:rPr>
+          <w:rFonts w:ascii="Noto Serif SC" w:eastAsia="Noto Serif SC" w:hAnsi="Noto Serif SC" w:cs="Noto Serif"/>
+          <w:sz w:val="24"/>
+          <w:szCs w:val="24"/>
+          <w:lang w:val="en-US"/>
+        </w:rPr>
+      </w:pPr>
+      <w:r>
+        <w:rPr>
+          <w:rFonts w:ascii="Noto Serif SC" w:eastAsia="Noto Serif SC" w:hAnsi="Noto Serif SC" w:cs="Noto Serif" w:hint="eastAsia"/>
+          <w:sz w:val="24"/>
+          <w:szCs w:val="24"/>
+          <w:lang w:val="en-US"/>
+        </w:rPr>
+        <w:t xml:space="preserve">1 竖琴 </w:t>
+      </w:r>
+      <w:r>
+        <w:rPr>
+          <w:rFonts w:ascii="Noto Serif SC" w:eastAsia="Noto Serif SC" w:hAnsi="Noto Serif SC" w:cs="Noto Serif"/>
+          <w:sz w:val="24"/>
+          <w:szCs w:val="24"/>
+          <w:lang w:val="en-US"/>
+        </w:rPr>
+        <w:t>| 1 Harp</w:t>
+      </w:r>
+    </w:p>
+    <w:p>
+      <w:pPr>
+        <w:rPr>
+          <w:rFonts w:ascii="Noto Serif SC" w:eastAsia="Noto Serif SC" w:hAnsi="Noto Serif SC" w:cs="Noto Serif"/>
+          <w:sz w:val="24"/>
+          <w:szCs w:val="24"/>
+          <w:lang w:val="en-US"/>
+        </w:rPr>
+      </w:pPr>
+    </w:p>
+    <w:p>
+      <w:pPr>
+        <w:rPr>
+          <w:rFonts w:ascii="Noto Serif SC" w:eastAsia="Noto Serif SC" w:hAnsi="Noto Serif SC" w:cs="Noto Serif"/>
+          <w:sz w:val="24"/>
+          <w:szCs w:val="24"/>
+          <w:lang w:val="en-US"/>
+        </w:rPr>
+      </w:pPr>
+      <w:r>
+        <w:rPr>
+          <w:rFonts w:ascii="Noto Serif SC" w:eastAsia="Noto Serif SC" w:hAnsi="Noto Serif SC" w:cs="Noto Serif" w:hint="eastAsia"/>
+          <w:sz w:val="24"/>
+          <w:szCs w:val="24"/>
+          <w:lang w:val="en-US"/>
+        </w:rPr>
+        <w:t xml:space="preserve">8 高胡 </w:t>
+      </w:r>
+      <w:r>
+        <w:rPr>
+          <w:rFonts w:ascii="Noto Serif SC" w:eastAsia="Noto Serif SC" w:hAnsi="Noto Serif SC" w:cs="Noto Serif"/>
+          <w:sz w:val="24"/>
+          <w:szCs w:val="24"/>
+          <w:lang w:val="en-US"/>
+        </w:rPr>
+        <w:t>| 8 Gaohu</w:t>
+      </w:r>
+    </w:p>
+    <w:p>
+      <w:pPr>
+        <w:rPr>
+          <w:rFonts w:ascii="Noto Serif SC" w:eastAsia="Noto Serif SC" w:hAnsi="Noto Serif SC" w:cs="Noto Serif"/>
+          <w:sz w:val="24"/>
+          <w:szCs w:val="24"/>
+          <w:lang w:val="en-US"/>
+        </w:rPr>
+      </w:pPr>
+      <w:r>
+        <w:rPr>
+          <w:rFonts w:ascii="Noto Serif SC" w:eastAsia="Noto Serif SC" w:hAnsi="Noto Serif SC" w:cs="Noto Serif" w:hint="eastAsia"/>
+          <w:sz w:val="24"/>
+          <w:szCs w:val="24"/>
+          <w:lang w:val="en-US"/>
+        </w:rPr>
+        <w:t xml:space="preserve">7 二胡I </w:t>
+      </w:r>
+      <w:r>
+        <w:rPr>
+          <w:rFonts w:ascii="Noto Serif SC" w:eastAsia="Noto Serif SC" w:hAnsi="Noto Serif SC" w:cs="Noto Serif"/>
+          <w:sz w:val="24"/>
+          <w:szCs w:val="24"/>
+          <w:lang w:val="en-US"/>
+        </w:rPr>
+        <w:t>| 7 Erhu I</w:t>
+      </w:r>
+    </w:p>
+    <w:p>
+      <w:pPr>
+        <w:rPr>
+          <w:rFonts w:ascii="Noto Serif SC" w:eastAsia="Noto Serif SC" w:hAnsi="Noto Serif SC" w:cs="Noto Serif"/>
+          <w:sz w:val="24"/>
+          <w:szCs w:val="24"/>
+          <w:lang w:val="en-US"/>
+        </w:rPr>
+      </w:pPr>
+      <w:r>
+        <w:rPr>
+          <w:rFonts w:ascii="Noto Serif SC" w:eastAsia="Noto Serif SC" w:hAnsi="Noto Serif SC" w:cs="Noto Serif" w:hint="eastAsia"/>
+          <w:sz w:val="24"/>
+          <w:szCs w:val="24"/>
+          <w:lang w:val="en-US"/>
+        </w:rPr>
+        <w:t xml:space="preserve">6 二胡II </w:t>
+      </w:r>
+      <w:r>
+        <w:rPr>
+          <w:rFonts w:ascii="Noto Serif SC" w:eastAsia="Noto Serif SC" w:hAnsi="Noto Serif SC" w:cs="Noto Serif"/>
+          <w:sz w:val="24"/>
+          <w:szCs w:val="24"/>
+          <w:lang w:val="en-US"/>
+        </w:rPr>
+        <w:t>| 6 Erhu II</w:t>
+      </w:r>
+    </w:p>
+    <w:p>
+      <w:pPr>
+        <w:rPr>
+          <w:rFonts w:ascii="Noto Serif SC" w:eastAsia="Noto Serif SC" w:hAnsi="Noto Serif SC" w:cs="Noto Serif"/>
+          <w:sz w:val="24"/>
+          <w:szCs w:val="24"/>
+          <w:lang w:val="en-US"/>
+        </w:rPr>
+      </w:pPr>
+      <w:r>
+        <w:rPr>
+          <w:rFonts w:ascii="Noto Serif SC" w:eastAsia="Noto Serif SC" w:hAnsi="Noto Serif SC" w:cs="Noto Serif" w:hint="eastAsia"/>
+          <w:sz w:val="24"/>
+          <w:szCs w:val="24"/>
+          <w:lang w:val="en-US"/>
+        </w:rPr>
+        <w:t xml:space="preserve">7 中胡 </w:t>
+      </w:r>
+      <w:r>
+        <w:rPr>
+          <w:rFonts w:ascii="Noto Serif SC" w:eastAsia="Noto Serif SC" w:hAnsi="Noto Serif SC" w:cs="Noto Serif"/>
+          <w:sz w:val="24"/>
+          <w:szCs w:val="24"/>
+          <w:lang w:val="en-US"/>
+        </w:rPr>
+        <w:t>| 7 Zhonghu</w:t>
+      </w:r>
+    </w:p>
+    <w:p>
+      <w:pPr>
+        <w:rPr>
+          <w:rFonts w:ascii="Noto Serif SC" w:eastAsia="Noto Serif SC" w:hAnsi="Noto Serif SC" w:cs="Noto Serif"/>
+          <w:sz w:val="24"/>
+          <w:szCs w:val="24"/>
+          <w:lang w:val="en-US"/>
+        </w:rPr>
+      </w:pPr>
+      <w:r>
+        <w:rPr>
+          <w:rFonts w:ascii="Noto Serif SC" w:eastAsia="Noto Serif SC" w:hAnsi="Noto Serif SC" w:cs="Noto Serif" w:hint="eastAsia"/>
+          <w:sz w:val="24"/>
+          <w:szCs w:val="24"/>
+          <w:lang w:val="en-US"/>
+        </w:rPr>
+        <w:t xml:space="preserve">6 大提琴 </w:t>
+      </w:r>
+      <w:r>
+        <w:rPr>
+          <w:rFonts w:ascii="Noto Serif SC" w:eastAsia="Noto Serif SC" w:hAnsi="Noto Serif SC" w:cs="Noto Serif"/>
+          <w:sz w:val="24"/>
+          <w:szCs w:val="24"/>
+          <w:lang w:val="en-US"/>
+        </w:rPr>
+        <w:t>| 6 Violoncello</w:t>
+      </w:r>
+    </w:p>
+    <w:p>
+      <w:pPr>
+        <w:rPr>
+          <w:rFonts w:ascii="Noto Serif SC" w:eastAsia="Noto Serif SC" w:hAnsi="Noto Serif SC" w:cs="Noto Serif"/>
+          <w:lang w:val="en-US"/>
+        </w:rPr>
+      </w:pPr>
+      <w:r>
+        <w:rPr>
+          <w:rFonts w:ascii="Noto Serif SC" w:eastAsia="Noto Serif SC" w:hAnsi="Noto Serif SC" w:cs="Noto Serif" w:hint="eastAsia"/>
+          <w:sz w:val="24"/>
+          <w:szCs w:val="24"/>
+          <w:lang w:val="en-US"/>
+        </w:rPr>
+        <w:t xml:space="preserve">4 低音提琴 </w:t>
+      </w:r>
+      <w:r>
+        <w:rPr>
+          <w:rFonts w:ascii="Noto Serif SC" w:eastAsia="Noto Serif SC" w:hAnsi="Noto Serif SC" w:cs="Noto Serif"/>
+          <w:sz w:val="24"/>
+          <w:szCs w:val="24"/>
+          <w:lang w:val="en-US"/>
+        </w:rPr>
+        <w:t>| 4 Double Bass</w:t>
+      </w:r>
     </w:p>
     <w:p>
       <w:pPr>

--- a/Front Matter/Template/8_Front-Matter copy.docx
+++ b/Front Matter/Template/8_Front-Matter copy.docx
@@ -1573,7 +1573,6 @@
     <w:p>
       <w:pPr>
         <w:spacing w:after="640"/>
-        <w:jc w:val="right"/>
         <w:rPr>
           <w:rFonts w:ascii="Noto Serif SC" w:eastAsia="Noto Serif SC" w:hAnsi="Noto Serif SC" w:cs="Noto Serif"/>
           <w:b/>
@@ -1585,11 +1584,80 @@
       <w:r>
         <w:rPr>
           <w:rFonts w:ascii="Noto Serif SC" w:eastAsia="Noto Serif SC" w:hAnsi="Noto Serif SC" w:cs="Noto Serif" w:hint="eastAsia"/>
+          <w:noProof/>
+          <w:sz w:val="24"/>
+          <w:szCs w:val="24"/>
+          <w:lang w:val="zh-CN"/>
+        </w:rPr>
+        <w:lastRenderedPageBreak/>
+        <w:drawing>
+          <wp:anchor distT="0" distB="0" distL="114300" distR="114300" simplePos="0" relativeHeight="251660288" behindDoc="0" locked="0" layoutInCell="1" allowOverlap="1" wp14:anchorId="1B17B86C" wp14:editId="2A64B276">
+            <wp:simplePos x="0" y="0"/>
+            <wp:positionH relativeFrom="column">
+              <wp:posOffset>5436870</wp:posOffset>
+            </wp:positionH>
+            <wp:positionV relativeFrom="paragraph">
+              <wp:posOffset>927100</wp:posOffset>
+            </wp:positionV>
+            <wp:extent cx="3106420" cy="4138295"/>
+            <wp:effectExtent l="12700" t="12700" r="17780" b="14605"/>
+            <wp:wrapSquare wrapText="bothSides"/>
+            <wp:docPr id="953215896" name="Picture 1" descr="A person wearing glasses and a black shirt&#10;&#10;Description automatically generated"/>
+            <wp:cNvGraphicFramePr>
+              <a:graphicFrameLocks xmlns:a="http://schemas.openxmlformats.org/drawingml/2006/main" noChangeAspect="1"/>
+            </wp:cNvGraphicFramePr>
+            <a:graphic xmlns:a="http://schemas.openxmlformats.org/drawingml/2006/main">
+              <a:graphicData uri="http://schemas.openxmlformats.org/drawingml/2006/picture">
+                <pic:pic xmlns:pic="http://schemas.openxmlformats.org/drawingml/2006/picture">
+                  <pic:nvPicPr>
+                    <pic:cNvPr id="953215896" name="Picture 1" descr="A person wearing glasses and a black shirt&#10;&#10;Description automatically generated"/>
+                    <pic:cNvPicPr/>
+                  </pic:nvPicPr>
+                  <pic:blipFill>
+                    <a:blip r:embed="rId12" cstate="print">
+                      <a:extLst>
+                        <a:ext uri="{28A0092B-C50C-407E-A947-70E740481C1C}">
+                          <a14:useLocalDpi xmlns:a14="http://schemas.microsoft.com/office/drawing/2010/main" val="0"/>
+                        </a:ext>
+                      </a:extLst>
+                    </a:blip>
+                    <a:stretch>
+                      <a:fillRect/>
+                    </a:stretch>
+                  </pic:blipFill>
+                  <pic:spPr>
+                    <a:xfrm>
+                      <a:off x="0" y="0"/>
+                      <a:ext cx="3106420" cy="4138295"/>
+                    </a:xfrm>
+                    <a:prstGeom prst="rect">
+                      <a:avLst/>
+                    </a:prstGeom>
+                    <a:ln>
+                      <a:solidFill>
+                        <a:schemeClr val="tx1"/>
+                      </a:solidFill>
+                    </a:ln>
+                  </pic:spPr>
+                </pic:pic>
+              </a:graphicData>
+            </a:graphic>
+            <wp14:sizeRelH relativeFrom="page">
+              <wp14:pctWidth>0</wp14:pctWidth>
+            </wp14:sizeRelH>
+            <wp14:sizeRelV relativeFrom="page">
+              <wp14:pctHeight>0</wp14:pctHeight>
+            </wp14:sizeRelV>
+          </wp:anchor>
+        </w:drawing>
+      </w:r>
+      <w:r>
+        <w:rPr>
+          <w:rFonts w:ascii="Noto Serif SC" w:eastAsia="Noto Serif SC" w:hAnsi="Noto Serif SC" w:cs="Noto Serif" w:hint="eastAsia"/>
           <w:b/>
           <w:sz w:val="44"/>
           <w:szCs w:val="44"/>
         </w:rPr>
-        <w:lastRenderedPageBreak/>
         <w:t>传</w:t>
       </w:r>
       <w:r>
@@ -1604,6 +1672,9 @@
     </w:p>
     <w:p>
       <w:pPr>
+        <w:pBdr>
+          <w:bottom w:val="single" w:sz="6" w:space="1" w:color="auto"/>
+        </w:pBdr>
         <w:spacing w:after="240"/>
         <w:jc w:val="both"/>
         <w:rPr>
@@ -1620,11 +1691,14 @@
           <w:szCs w:val="24"/>
           <w:lang w:val="en-US"/>
         </w:rPr>
-        <w:t>王东旭，作曲专业博士，中国音乐学院作曲系青年教师。先后毕业于中国音乐学院和中央音乐学院。</w:t>
-      </w:r>
-    </w:p>
-    <w:p>
-      <w:pPr>
+        <w:t>孔志轩作曲博士，江苏扬州人，现居苏州，毕业于上海音乐学院，师从王建民教授。他现任苏州大学音乐学院讲师，中国民族管弦乐学会理事，江苏省音乐家协会会员，姑苏宣传文化人才。</w:t>
+      </w:r>
+    </w:p>
+    <w:p>
+      <w:pPr>
+        <w:pBdr>
+          <w:bottom w:val="single" w:sz="6" w:space="1" w:color="auto"/>
+        </w:pBdr>
         <w:spacing w:after="240"/>
         <w:jc w:val="both"/>
         <w:rPr>
@@ -1641,774 +1715,61 @@
           <w:szCs w:val="24"/>
           <w:lang w:val="en-US"/>
         </w:rPr>
-        <w:t>主要作品和获奖包括：交响乐《待云雾散去》获文旅部2</w:t>
-      </w:r>
-      <w:r>
-        <w:rPr>
-          <w:rFonts w:ascii="Noto Serif SC" w:eastAsia="Noto Serif SC" w:hAnsi="Noto Serif SC" w:cs="Noto Serif"/>
-          <w:sz w:val="24"/>
-          <w:szCs w:val="24"/>
-          <w:lang w:val="en-US"/>
-        </w:rPr>
-        <w:t>022—2023</w:t>
-      </w:r>
-      <w:r>
-        <w:rPr>
-          <w:rFonts w:ascii="Noto Serif SC" w:eastAsia="Noto Serif SC" w:hAnsi="Noto Serif SC" w:cs="Noto Serif" w:hint="eastAsia"/>
-          <w:sz w:val="24"/>
-          <w:szCs w:val="24"/>
-          <w:lang w:val="en-US"/>
-        </w:rPr>
-        <w:t>年“时代交响”创作扶持计划；交响乐《漠上行》（</w:t>
-      </w:r>
-      <w:r>
-        <w:rPr>
-          <w:rFonts w:ascii="Noto Serif SC" w:eastAsia="Noto Serif SC" w:hAnsi="Noto Serif SC" w:cs="Noto Serif"/>
-          <w:sz w:val="24"/>
-          <w:szCs w:val="24"/>
-          <w:lang w:val="en-US"/>
-        </w:rPr>
-        <w:t>2022</w:t>
-      </w:r>
-      <w:r>
-        <w:rPr>
-          <w:rFonts w:ascii="Noto Serif SC" w:eastAsia="Noto Serif SC" w:hAnsi="Noto Serif SC" w:cs="Noto Serif" w:hint="eastAsia"/>
-          <w:sz w:val="24"/>
-          <w:szCs w:val="24"/>
-          <w:lang w:val="en-US"/>
-        </w:rPr>
-        <w:t>），中央芭蕾舞团交响乐团首演；交响乐《消逝的白鲸》（</w:t>
-      </w:r>
-      <w:r>
-        <w:rPr>
-          <w:rFonts w:ascii="Noto Serif SC" w:eastAsia="Noto Serif SC" w:hAnsi="Noto Serif SC" w:cs="Noto Serif"/>
-          <w:sz w:val="24"/>
-          <w:szCs w:val="24"/>
-          <w:lang w:val="en-US"/>
-        </w:rPr>
-        <w:t>2020</w:t>
-      </w:r>
-      <w:r>
-        <w:rPr>
-          <w:rFonts w:ascii="Noto Serif SC" w:eastAsia="Noto Serif SC" w:hAnsi="Noto Serif SC" w:cs="Noto Serif" w:hint="eastAsia"/>
-          <w:sz w:val="24"/>
-          <w:szCs w:val="24"/>
-          <w:lang w:val="en-US"/>
-        </w:rPr>
-        <w:t>），中央芭蕾舞团交响乐团首演；201</w:t>
-      </w:r>
-      <w:r>
-        <w:rPr>
-          <w:rFonts w:ascii="Noto Serif SC" w:eastAsia="Noto Serif SC" w:hAnsi="Noto Serif SC" w:cs="Noto Serif"/>
-          <w:sz w:val="24"/>
-          <w:szCs w:val="24"/>
-          <w:lang w:val="en-US"/>
-        </w:rPr>
-        <w:t>8</w:t>
-      </w:r>
-      <w:r>
-        <w:rPr>
-          <w:rFonts w:ascii="Noto Serif SC" w:eastAsia="Noto Serif SC" w:hAnsi="Noto Serif SC" w:cs="Noto Serif" w:hint="eastAsia"/>
-          <w:sz w:val="24"/>
-          <w:szCs w:val="24"/>
-          <w:lang w:val="en-US"/>
-        </w:rPr>
-        <w:t>年</w:t>
-      </w:r>
-      <w:r>
-        <w:rPr>
-          <w:rFonts w:ascii="Noto Serif SC" w:eastAsia="Noto Serif SC" w:hAnsi="Noto Serif SC" w:cs="Noto Serif"/>
-          <w:sz w:val="24"/>
-          <w:szCs w:val="24"/>
-          <w:lang w:val="en-US"/>
-        </w:rPr>
-        <w:t>获国家艺术基金“青年</w:t>
-      </w:r>
-      <w:r>
-        <w:rPr>
-          <w:rFonts w:ascii="Noto Serif SC" w:eastAsia="Noto Serif SC" w:hAnsi="Noto Serif SC" w:cs="Noto Serif" w:hint="eastAsia"/>
-          <w:sz w:val="24"/>
-          <w:szCs w:val="24"/>
-          <w:lang w:val="en-US"/>
-        </w:rPr>
-        <w:t>创作</w:t>
-      </w:r>
-      <w:r>
-        <w:rPr>
-          <w:rFonts w:ascii="Noto Serif SC" w:eastAsia="Noto Serif SC" w:hAnsi="Noto Serif SC" w:cs="Noto Serif"/>
-          <w:sz w:val="24"/>
-          <w:szCs w:val="24"/>
-          <w:lang w:val="en-US"/>
-        </w:rPr>
-        <w:t>人才</w:t>
-      </w:r>
-      <w:r>
-        <w:rPr>
-          <w:rFonts w:ascii="Noto Serif SC" w:eastAsia="Noto Serif SC" w:hAnsi="Noto Serif SC" w:cs="Noto Serif" w:hint="eastAsia"/>
-          <w:sz w:val="24"/>
-          <w:szCs w:val="24"/>
-          <w:lang w:val="en-US"/>
-        </w:rPr>
-        <w:t>资助</w:t>
-      </w:r>
-      <w:r>
-        <w:rPr>
-          <w:rFonts w:ascii="Noto Serif SC" w:eastAsia="Noto Serif SC" w:hAnsi="Noto Serif SC" w:cs="Noto Serif"/>
-          <w:sz w:val="24"/>
-          <w:szCs w:val="24"/>
-          <w:lang w:val="en-US"/>
-        </w:rPr>
-        <w:t>项目”；</w:t>
-      </w:r>
-      <w:r>
-        <w:rPr>
-          <w:rFonts w:ascii="Noto Serif SC" w:eastAsia="Noto Serif SC" w:hAnsi="Noto Serif SC" w:cs="Noto Serif" w:hint="eastAsia"/>
-          <w:sz w:val="24"/>
-          <w:szCs w:val="24"/>
-          <w:lang w:val="en-US"/>
-        </w:rPr>
-        <w:t>2016年</w:t>
-      </w:r>
-      <w:r>
-        <w:rPr>
-          <w:rFonts w:ascii="Noto Serif SC" w:eastAsia="Noto Serif SC" w:hAnsi="Noto Serif SC" w:cs="Noto Serif"/>
-          <w:sz w:val="24"/>
-          <w:szCs w:val="24"/>
-          <w:lang w:val="en-US"/>
-        </w:rPr>
-        <w:t>民族管弦乐作品《踏</w:t>
-      </w:r>
-      <w:r>
-        <w:rPr>
-          <w:rFonts w:ascii="Noto Serif SC" w:eastAsia="Noto Serif SC" w:hAnsi="Noto Serif SC" w:cs="Noto Serif" w:hint="eastAsia"/>
-          <w:sz w:val="24"/>
-          <w:szCs w:val="24"/>
-          <w:lang w:val="en-US"/>
-        </w:rPr>
-        <w:t>影欢歌</w:t>
-      </w:r>
-      <w:r>
-        <w:rPr>
-          <w:rFonts w:ascii="Noto Serif SC" w:eastAsia="Noto Serif SC" w:hAnsi="Noto Serif SC" w:cs="Noto Serif"/>
-          <w:sz w:val="24"/>
-          <w:szCs w:val="24"/>
-          <w:lang w:val="en-US"/>
-        </w:rPr>
-        <w:t>》入选全国青少年</w:t>
-      </w:r>
-      <w:r>
-        <w:rPr>
-          <w:rFonts w:ascii="Noto Serif SC" w:eastAsia="Noto Serif SC" w:hAnsi="Noto Serif SC" w:cs="Noto Serif" w:hint="eastAsia"/>
-          <w:sz w:val="24"/>
-          <w:szCs w:val="24"/>
-          <w:lang w:val="en-US"/>
-        </w:rPr>
-        <w:t>民族</w:t>
-      </w:r>
-      <w:r>
-        <w:rPr>
-          <w:rFonts w:ascii="Noto Serif SC" w:eastAsia="Noto Serif SC" w:hAnsi="Noto Serif SC" w:cs="Noto Serif"/>
-          <w:sz w:val="24"/>
-          <w:szCs w:val="24"/>
-          <w:lang w:val="en-US"/>
-        </w:rPr>
-        <w:t>管弦乐征集展演优秀作品，</w:t>
-      </w:r>
-      <w:r>
-        <w:rPr>
-          <w:rFonts w:ascii="Noto Serif SC" w:eastAsia="Noto Serif SC" w:hAnsi="Noto Serif SC" w:cs="Noto Serif" w:hint="eastAsia"/>
-          <w:sz w:val="24"/>
-          <w:szCs w:val="24"/>
-          <w:lang w:val="en-US"/>
-        </w:rPr>
-        <w:t>中央</w:t>
-      </w:r>
-      <w:r>
-        <w:rPr>
-          <w:rFonts w:ascii="Noto Serif SC" w:eastAsia="Noto Serif SC" w:hAnsi="Noto Serif SC" w:cs="Noto Serif"/>
-          <w:sz w:val="24"/>
-          <w:szCs w:val="24"/>
-          <w:lang w:val="en-US"/>
-        </w:rPr>
-        <w:t>民族乐团首演；</w:t>
-      </w:r>
-      <w:r>
-        <w:rPr>
-          <w:rFonts w:ascii="Noto Serif SC" w:eastAsia="Noto Serif SC" w:hAnsi="Noto Serif SC" w:cs="Noto Serif" w:hint="eastAsia"/>
-          <w:sz w:val="24"/>
-          <w:szCs w:val="24"/>
-          <w:lang w:val="en-US"/>
-        </w:rPr>
-        <w:t>2013年双簧管</w:t>
-      </w:r>
-      <w:r>
-        <w:rPr>
-          <w:rFonts w:ascii="Noto Serif SC" w:eastAsia="Noto Serif SC" w:hAnsi="Noto Serif SC" w:cs="Noto Serif"/>
-          <w:sz w:val="24"/>
-          <w:szCs w:val="24"/>
-          <w:lang w:val="en-US"/>
-        </w:rPr>
-        <w:t>独奏曲《秋</w:t>
-      </w:r>
-      <w:r>
-        <w:rPr>
-          <w:rFonts w:ascii="Noto Serif SC" w:eastAsia="Noto Serif SC" w:hAnsi="Noto Serif SC" w:cs="Noto Serif" w:hint="eastAsia"/>
-          <w:sz w:val="24"/>
-          <w:szCs w:val="24"/>
-          <w:lang w:val="en-US"/>
-        </w:rPr>
-        <w:t>雁</w:t>
-      </w:r>
-      <w:r>
-        <w:rPr>
-          <w:rFonts w:ascii="Noto Serif SC" w:eastAsia="Noto Serif SC" w:hAnsi="Noto Serif SC" w:cs="Noto Serif"/>
-          <w:sz w:val="24"/>
-          <w:szCs w:val="24"/>
-          <w:lang w:val="en-US"/>
-        </w:rPr>
-        <w:t>》获</w:t>
-      </w:r>
-      <w:r>
-        <w:rPr>
-          <w:rFonts w:ascii="Noto Serif SC" w:eastAsia="Noto Serif SC" w:hAnsi="Noto Serif SC" w:cs="Noto Serif" w:hint="eastAsia"/>
-          <w:sz w:val="24"/>
-          <w:szCs w:val="24"/>
-          <w:lang w:val="en-US"/>
-        </w:rPr>
-        <w:t>“</w:t>
-      </w:r>
-      <w:r>
-        <w:rPr>
-          <w:rFonts w:ascii="Noto Serif SC" w:eastAsia="Noto Serif SC" w:hAnsi="Noto Serif SC" w:cs="Noto Serif"/>
-          <w:sz w:val="24"/>
-          <w:szCs w:val="24"/>
-          <w:lang w:val="en-US"/>
-        </w:rPr>
-        <w:t>中国之声</w:t>
-      </w:r>
-      <w:r>
-        <w:rPr>
-          <w:rFonts w:ascii="Noto Serif SC" w:eastAsia="Noto Serif SC" w:hAnsi="Noto Serif SC" w:cs="Noto Serif" w:hint="eastAsia"/>
-          <w:sz w:val="24"/>
-          <w:szCs w:val="24"/>
-          <w:lang w:val="en-US"/>
-        </w:rPr>
-        <w:t>”</w:t>
-      </w:r>
-      <w:r>
-        <w:rPr>
-          <w:rFonts w:ascii="Noto Serif SC" w:eastAsia="Noto Serif SC" w:hAnsi="Noto Serif SC" w:cs="Noto Serif"/>
-          <w:sz w:val="24"/>
-          <w:szCs w:val="24"/>
-          <w:lang w:val="en-US"/>
-        </w:rPr>
-        <w:t>（第一届）作曲比赛三等奖</w:t>
-      </w:r>
-      <w:r>
-        <w:rPr>
-          <w:rFonts w:ascii="Noto Serif SC" w:eastAsia="Noto Serif SC" w:hAnsi="Noto Serif SC" w:cs="Noto Serif" w:hint="eastAsia"/>
-          <w:sz w:val="24"/>
-          <w:szCs w:val="24"/>
-          <w:lang w:val="en-US"/>
-        </w:rPr>
-        <w:t>；2</w:t>
-      </w:r>
-      <w:r>
-        <w:rPr>
-          <w:rFonts w:ascii="Noto Serif SC" w:eastAsia="Noto Serif SC" w:hAnsi="Noto Serif SC" w:cs="Noto Serif"/>
-          <w:sz w:val="24"/>
-          <w:szCs w:val="24"/>
-          <w:lang w:val="en-US"/>
-        </w:rPr>
-        <w:t>012</w:t>
-      </w:r>
-      <w:r>
-        <w:rPr>
-          <w:rFonts w:ascii="Noto Serif SC" w:eastAsia="Noto Serif SC" w:hAnsi="Noto Serif SC" w:cs="Noto Serif" w:hint="eastAsia"/>
-          <w:sz w:val="24"/>
-          <w:szCs w:val="24"/>
-          <w:lang w:val="en-US"/>
-        </w:rPr>
-        <w:t>年民族管弦乐《山谣随想》获新加坡国际华乐作曲比赛</w:t>
-      </w:r>
-      <w:r>
-        <w:rPr>
-          <w:rFonts w:ascii="Noto Serif SC" w:eastAsia="Noto Serif SC" w:hAnsi="Noto Serif SC" w:cs="Noto Serif"/>
-          <w:sz w:val="24"/>
-          <w:szCs w:val="24"/>
-          <w:lang w:val="en-US"/>
-        </w:rPr>
-        <w:t>“</w:t>
-      </w:r>
-      <w:r>
-        <w:rPr>
-          <w:rFonts w:ascii="Noto Serif SC" w:eastAsia="Noto Serif SC" w:hAnsi="Noto Serif SC" w:cs="Noto Serif" w:hint="eastAsia"/>
-          <w:sz w:val="24"/>
-          <w:szCs w:val="24"/>
-          <w:lang w:val="en-US"/>
-        </w:rPr>
-        <w:t>青年作曲家</w:t>
-      </w:r>
-      <w:r>
-        <w:rPr>
-          <w:rFonts w:ascii="Noto Serif SC" w:eastAsia="Noto Serif SC" w:hAnsi="Noto Serif SC" w:cs="Noto Serif"/>
-          <w:sz w:val="24"/>
-          <w:szCs w:val="24"/>
-          <w:lang w:val="en-US"/>
-        </w:rPr>
-        <w:t>”</w:t>
-      </w:r>
-      <w:r>
-        <w:rPr>
-          <w:rFonts w:ascii="Noto Serif SC" w:eastAsia="Noto Serif SC" w:hAnsi="Noto Serif SC" w:cs="Noto Serif" w:hint="eastAsia"/>
-          <w:sz w:val="24"/>
-          <w:szCs w:val="24"/>
-          <w:lang w:val="en-US"/>
-        </w:rPr>
-        <w:t>奖</w:t>
-      </w:r>
-      <w:r>
-        <w:rPr>
-          <w:rFonts w:ascii="Noto Serif SC" w:eastAsia="Noto Serif SC" w:hAnsi="Noto Serif SC" w:cs="Noto Serif"/>
-          <w:sz w:val="24"/>
-          <w:szCs w:val="24"/>
-          <w:lang w:val="en-US"/>
-        </w:rPr>
-        <w:t>，</w:t>
-      </w:r>
-      <w:r>
-        <w:rPr>
-          <w:rFonts w:ascii="Noto Serif SC" w:eastAsia="Noto Serif SC" w:hAnsi="Noto Serif SC" w:cs="Noto Serif" w:hint="eastAsia"/>
-          <w:sz w:val="24"/>
-          <w:szCs w:val="24"/>
-          <w:lang w:val="en-US"/>
-        </w:rPr>
-        <w:t>由</w:t>
-      </w:r>
-      <w:r>
-        <w:rPr>
-          <w:rFonts w:ascii="Noto Serif SC" w:eastAsia="Noto Serif SC" w:hAnsi="Noto Serif SC" w:cs="Noto Serif"/>
-          <w:sz w:val="24"/>
-          <w:szCs w:val="24"/>
-          <w:lang w:val="en-US"/>
-        </w:rPr>
-        <w:t>新加坡华乐团首演</w:t>
-      </w:r>
-      <w:r>
-        <w:rPr>
-          <w:rFonts w:ascii="Noto Serif SC" w:eastAsia="Noto Serif SC" w:hAnsi="Noto Serif SC" w:cs="Noto Serif" w:hint="eastAsia"/>
-          <w:sz w:val="24"/>
-          <w:szCs w:val="24"/>
-          <w:lang w:val="en-US"/>
-        </w:rPr>
-        <w:t>并录制唱片；</w:t>
-      </w:r>
-      <w:r>
-        <w:rPr>
-          <w:rFonts w:ascii="Noto Serif SC" w:eastAsia="Noto Serif SC" w:hAnsi="Noto Serif SC" w:cs="Noto Serif"/>
-          <w:sz w:val="24"/>
-          <w:szCs w:val="24"/>
-          <w:lang w:val="en-US"/>
-        </w:rPr>
-        <w:t>2012</w:t>
-      </w:r>
-      <w:r>
-        <w:rPr>
-          <w:rFonts w:ascii="Noto Serif SC" w:eastAsia="Noto Serif SC" w:hAnsi="Noto Serif SC" w:cs="Noto Serif" w:hint="eastAsia"/>
-          <w:sz w:val="24"/>
-          <w:szCs w:val="24"/>
-          <w:lang w:val="en-US"/>
-        </w:rPr>
-        <w:t>年古筝与弦乐四重奏《竹风》获美国普林斯顿中国音乐节</w:t>
-      </w:r>
-      <w:r>
-        <w:rPr>
-          <w:rFonts w:ascii="Noto Serif SC" w:eastAsia="Noto Serif SC" w:hAnsi="Noto Serif SC" w:cs="Noto Serif"/>
-          <w:sz w:val="24"/>
-          <w:szCs w:val="24"/>
-          <w:lang w:val="en-US"/>
-        </w:rPr>
-        <w:t>国际</w:t>
-      </w:r>
-      <w:r>
-        <w:rPr>
-          <w:rFonts w:ascii="Noto Serif SC" w:eastAsia="Noto Serif SC" w:hAnsi="Noto Serif SC" w:cs="Noto Serif" w:hint="eastAsia"/>
-          <w:sz w:val="24"/>
-          <w:szCs w:val="24"/>
-          <w:lang w:val="en-US"/>
-        </w:rPr>
-        <w:t>作曲比赛三等奖等。</w:t>
-      </w:r>
-    </w:p>
-    <w:p>
-      <w:pPr>
-        <w:jc w:val="both"/>
-        <w:rPr>
-          <w:rFonts w:ascii="Noto Serif SC" w:eastAsia="Noto Serif SC" w:hAnsi="Noto Serif SC" w:cs="Noto Serif"/>
-          <w:sz w:val="24"/>
-          <w:szCs w:val="24"/>
-          <w:lang w:val="en-US"/>
-        </w:rPr>
-      </w:pPr>
-      <w:r>
-        <w:rPr>
-          <w:rFonts w:ascii="Noto Serif SC" w:eastAsia="Noto Serif SC" w:hAnsi="Noto Serif SC" w:cs="Noto Serif"/>
-          <w:sz w:val="24"/>
-          <w:szCs w:val="24"/>
-          <w:lang w:val="en-US"/>
-        </w:rPr>
-        <w:t>近些年来</w:t>
-      </w:r>
-      <w:r>
-        <w:rPr>
-          <w:rFonts w:ascii="Noto Serif SC" w:eastAsia="Noto Serif SC" w:hAnsi="Noto Serif SC" w:cs="Noto Serif" w:hint="eastAsia"/>
-          <w:sz w:val="24"/>
-          <w:szCs w:val="24"/>
-          <w:lang w:val="en-US"/>
-        </w:rPr>
-        <w:t>的委约作品主要有：</w:t>
-      </w:r>
-      <w:r>
-        <w:rPr>
-          <w:rFonts w:ascii="Noto Serif SC" w:eastAsia="Noto Serif SC" w:hAnsi="Noto Serif SC" w:cs="Noto Serif"/>
-          <w:sz w:val="24"/>
-          <w:szCs w:val="24"/>
-          <w:lang w:val="en-US"/>
-        </w:rPr>
-        <w:t>受</w:t>
-      </w:r>
-      <w:r>
-        <w:rPr>
-          <w:rFonts w:ascii="Noto Serif SC" w:eastAsia="Noto Serif SC" w:hAnsi="Noto Serif SC" w:cs="Noto Serif" w:hint="eastAsia"/>
-          <w:sz w:val="24"/>
-          <w:szCs w:val="24"/>
-          <w:lang w:val="en-US"/>
-        </w:rPr>
-        <w:t>中央</w:t>
-      </w:r>
-      <w:r>
-        <w:rPr>
-          <w:rFonts w:ascii="Noto Serif SC" w:eastAsia="Noto Serif SC" w:hAnsi="Noto Serif SC" w:cs="Noto Serif"/>
-          <w:sz w:val="24"/>
-          <w:szCs w:val="24"/>
-          <w:lang w:val="en-US"/>
-        </w:rPr>
-        <w:t>民族乐团</w:t>
-      </w:r>
-      <w:r>
-        <w:rPr>
-          <w:rFonts w:ascii="Noto Serif SC" w:eastAsia="Noto Serif SC" w:hAnsi="Noto Serif SC" w:cs="Noto Serif" w:hint="eastAsia"/>
-          <w:sz w:val="24"/>
-          <w:szCs w:val="24"/>
-          <w:lang w:val="en-US"/>
-        </w:rPr>
-        <w:t>委约</w:t>
-      </w:r>
-      <w:r>
-        <w:rPr>
-          <w:rFonts w:ascii="Noto Serif SC" w:eastAsia="Noto Serif SC" w:hAnsi="Noto Serif SC" w:cs="Noto Serif"/>
-          <w:sz w:val="24"/>
-          <w:szCs w:val="24"/>
-          <w:lang w:val="en-US"/>
-        </w:rPr>
-        <w:t>，</w:t>
-      </w:r>
-      <w:r>
-        <w:rPr>
-          <w:rFonts w:ascii="Noto Serif SC" w:eastAsia="Noto Serif SC" w:hAnsi="Noto Serif SC" w:cs="Noto Serif" w:hint="eastAsia"/>
-          <w:sz w:val="24"/>
-          <w:szCs w:val="24"/>
-          <w:lang w:val="en-US"/>
-        </w:rPr>
-        <w:t>为“</w:t>
-      </w:r>
-      <w:r>
-        <w:rPr>
-          <w:rFonts w:ascii="Noto Serif SC" w:eastAsia="Noto Serif SC" w:hAnsi="Noto Serif SC" w:cs="Noto Serif"/>
-          <w:sz w:val="24"/>
-          <w:szCs w:val="24"/>
-          <w:lang w:val="en-US"/>
-        </w:rPr>
-        <w:t>纪念改革开放40</w:t>
-      </w:r>
-      <w:r>
-        <w:rPr>
-          <w:rFonts w:ascii="Noto Serif SC" w:eastAsia="Noto Serif SC" w:hAnsi="Noto Serif SC" w:cs="Noto Serif" w:hint="eastAsia"/>
-          <w:sz w:val="24"/>
-          <w:szCs w:val="24"/>
-          <w:lang w:val="en-US"/>
-        </w:rPr>
-        <w:t>周年”</w:t>
-      </w:r>
-      <w:r>
-        <w:rPr>
-          <w:rFonts w:ascii="Noto Serif SC" w:eastAsia="Noto Serif SC" w:hAnsi="Noto Serif SC" w:cs="Noto Serif"/>
-          <w:sz w:val="24"/>
-          <w:szCs w:val="24"/>
-          <w:lang w:val="en-US"/>
-        </w:rPr>
-        <w:t>音乐会创作民族管弦乐作品《达达塞》</w:t>
-      </w:r>
-      <w:r>
-        <w:rPr>
-          <w:rFonts w:ascii="Noto Serif SC" w:eastAsia="Noto Serif SC" w:hAnsi="Noto Serif SC" w:cs="Noto Serif" w:hint="eastAsia"/>
-          <w:sz w:val="24"/>
-          <w:szCs w:val="24"/>
-          <w:lang w:val="en-US"/>
-        </w:rPr>
-        <w:t>；受</w:t>
-      </w:r>
-      <w:r>
-        <w:rPr>
-          <w:rFonts w:ascii="Noto Serif SC" w:eastAsia="Noto Serif SC" w:hAnsi="Noto Serif SC" w:cs="Noto Serif"/>
-          <w:sz w:val="24"/>
-          <w:szCs w:val="24"/>
-          <w:lang w:val="en-US"/>
-        </w:rPr>
-        <w:t>北京大学合唱团委</w:t>
-      </w:r>
-      <w:r>
-        <w:rPr>
-          <w:rFonts w:ascii="Noto Serif SC" w:eastAsia="Noto Serif SC" w:hAnsi="Noto Serif SC" w:cs="Noto Serif" w:hint="eastAsia"/>
-          <w:sz w:val="24"/>
-          <w:szCs w:val="24"/>
-          <w:lang w:val="en-US"/>
-        </w:rPr>
-        <w:t>约，为2</w:t>
-      </w:r>
-      <w:r>
-        <w:rPr>
-          <w:rFonts w:ascii="Noto Serif SC" w:eastAsia="Noto Serif SC" w:hAnsi="Noto Serif SC" w:cs="Noto Serif"/>
-          <w:sz w:val="24"/>
-          <w:szCs w:val="24"/>
-          <w:lang w:val="en-US"/>
-        </w:rPr>
-        <w:t>018</w:t>
-      </w:r>
-      <w:r>
-        <w:rPr>
-          <w:rFonts w:ascii="Noto Serif SC" w:eastAsia="Noto Serif SC" w:hAnsi="Noto Serif SC" w:cs="Noto Serif" w:hint="eastAsia"/>
-          <w:sz w:val="24"/>
-          <w:szCs w:val="24"/>
-          <w:lang w:val="en-US"/>
-        </w:rPr>
-        <w:t>年</w:t>
-      </w:r>
-      <w:r>
-        <w:rPr>
-          <w:rFonts w:ascii="Noto Serif SC" w:eastAsia="Noto Serif SC" w:hAnsi="Noto Serif SC" w:cs="Noto Serif"/>
-          <w:sz w:val="24"/>
-          <w:szCs w:val="24"/>
-          <w:lang w:val="en-US"/>
-        </w:rPr>
-        <w:t>北京大学生音乐</w:t>
-      </w:r>
-      <w:r>
-        <w:rPr>
-          <w:rFonts w:ascii="Noto Serif SC" w:eastAsia="Noto Serif SC" w:hAnsi="Noto Serif SC" w:cs="Noto Serif" w:hint="eastAsia"/>
-          <w:sz w:val="24"/>
-          <w:szCs w:val="24"/>
-          <w:lang w:val="en-US"/>
-        </w:rPr>
-        <w:t>节</w:t>
-      </w:r>
-      <w:r>
-        <w:rPr>
-          <w:rFonts w:ascii="Noto Serif SC" w:eastAsia="Noto Serif SC" w:hAnsi="Noto Serif SC" w:cs="Noto Serif"/>
-          <w:sz w:val="24"/>
-          <w:szCs w:val="24"/>
-          <w:lang w:val="en-US"/>
-        </w:rPr>
-        <w:t>闭幕式</w:t>
-      </w:r>
-      <w:r>
-        <w:rPr>
-          <w:rFonts w:ascii="Noto Serif SC" w:eastAsia="Noto Serif SC" w:hAnsi="Noto Serif SC" w:cs="Noto Serif" w:hint="eastAsia"/>
-          <w:sz w:val="24"/>
-          <w:szCs w:val="24"/>
-          <w:lang w:val="en-US"/>
-        </w:rPr>
-        <w:t>编创合唱作品《槐花几时开》；</w:t>
-      </w:r>
-      <w:r>
-        <w:rPr>
-          <w:rFonts w:ascii="Noto Serif SC" w:eastAsia="Noto Serif SC" w:hAnsi="Noto Serif SC" w:cs="Noto Serif"/>
-          <w:sz w:val="24"/>
-          <w:szCs w:val="24"/>
-          <w:lang w:val="en-US"/>
-        </w:rPr>
-        <w:t>受</w:t>
-      </w:r>
-      <w:r>
-        <w:rPr>
-          <w:rFonts w:ascii="Noto Serif SC" w:eastAsia="Noto Serif SC" w:hAnsi="Noto Serif SC" w:cs="Noto Serif" w:hint="eastAsia"/>
-          <w:sz w:val="24"/>
-          <w:szCs w:val="24"/>
-          <w:lang w:val="en-US"/>
-        </w:rPr>
-        <w:t>中央</w:t>
-      </w:r>
-      <w:r>
-        <w:rPr>
-          <w:rFonts w:ascii="Noto Serif SC" w:eastAsia="Noto Serif SC" w:hAnsi="Noto Serif SC" w:cs="Noto Serif"/>
-          <w:sz w:val="24"/>
-          <w:szCs w:val="24"/>
-          <w:lang w:val="en-US"/>
-        </w:rPr>
-        <w:t>音乐学院民族室内乐团委约，</w:t>
-      </w:r>
-      <w:r>
-        <w:rPr>
-          <w:rFonts w:ascii="Noto Serif SC" w:eastAsia="Noto Serif SC" w:hAnsi="Noto Serif SC" w:cs="Noto Serif" w:hint="eastAsia"/>
-          <w:sz w:val="24"/>
-          <w:szCs w:val="24"/>
-          <w:lang w:val="en-US"/>
-        </w:rPr>
-        <w:t>创作</w:t>
-      </w:r>
-      <w:r>
-        <w:rPr>
-          <w:rFonts w:ascii="Noto Serif SC" w:eastAsia="Noto Serif SC" w:hAnsi="Noto Serif SC" w:cs="Noto Serif"/>
-          <w:sz w:val="24"/>
-          <w:szCs w:val="24"/>
-          <w:lang w:val="en-US"/>
-        </w:rPr>
-        <w:t>室内乐《尼罗河畔的随想》，</w:t>
-      </w:r>
-      <w:r>
-        <w:rPr>
-          <w:rFonts w:ascii="Noto Serif SC" w:eastAsia="Noto Serif SC" w:hAnsi="Noto Serif SC" w:cs="Noto Serif" w:hint="eastAsia"/>
-          <w:sz w:val="24"/>
-          <w:szCs w:val="24"/>
-          <w:lang w:val="en-US"/>
-        </w:rPr>
-        <w:t>在中国</w:t>
-      </w:r>
-      <w:r>
-        <w:rPr>
-          <w:rFonts w:ascii="Noto Serif SC" w:eastAsia="Noto Serif SC" w:hAnsi="Noto Serif SC" w:cs="Noto Serif"/>
-          <w:sz w:val="24"/>
-          <w:szCs w:val="24"/>
-          <w:lang w:val="en-US"/>
-        </w:rPr>
-        <w:t>驻埃及使馆</w:t>
-      </w:r>
-      <w:r>
-        <w:rPr>
-          <w:rFonts w:ascii="Noto Serif SC" w:eastAsia="Noto Serif SC" w:hAnsi="Noto Serif SC" w:cs="Noto Serif" w:hint="eastAsia"/>
-          <w:sz w:val="24"/>
-          <w:szCs w:val="24"/>
-          <w:lang w:val="en-US"/>
-        </w:rPr>
-        <w:t>国庆</w:t>
-      </w:r>
-      <w:r>
-        <w:rPr>
-          <w:rFonts w:ascii="Noto Serif SC" w:eastAsia="Noto Serif SC" w:hAnsi="Noto Serif SC" w:cs="Noto Serif"/>
-          <w:sz w:val="24"/>
-          <w:szCs w:val="24"/>
-          <w:lang w:val="en-US"/>
-        </w:rPr>
-        <w:t>六十九</w:t>
-      </w:r>
-      <w:r>
-        <w:rPr>
-          <w:rFonts w:ascii="Noto Serif SC" w:eastAsia="Noto Serif SC" w:hAnsi="Noto Serif SC" w:cs="Noto Serif" w:hint="eastAsia"/>
-          <w:sz w:val="24"/>
-          <w:szCs w:val="24"/>
-          <w:lang w:val="en-US"/>
-        </w:rPr>
-        <w:t>周年音乐会演出；受中央音乐学院</w:t>
-      </w:r>
-      <w:r>
-        <w:rPr>
-          <w:rFonts w:ascii="Noto Serif SC" w:eastAsia="Noto Serif SC" w:hAnsi="Noto Serif SC" w:cs="Noto Serif"/>
-          <w:sz w:val="24"/>
-          <w:szCs w:val="24"/>
-          <w:lang w:val="en-US"/>
-        </w:rPr>
-        <w:t>孔子学院</w:t>
-      </w:r>
-      <w:r>
-        <w:rPr>
-          <w:rFonts w:ascii="Noto Serif SC" w:eastAsia="Noto Serif SC" w:hAnsi="Noto Serif SC" w:cs="Noto Serif" w:hint="eastAsia"/>
-          <w:sz w:val="24"/>
-          <w:szCs w:val="24"/>
-          <w:lang w:val="en-US"/>
-        </w:rPr>
-        <w:t>委约</w:t>
-      </w:r>
-      <w:r>
-        <w:rPr>
-          <w:rFonts w:ascii="Noto Serif SC" w:eastAsia="Noto Serif SC" w:hAnsi="Noto Serif SC" w:cs="Noto Serif"/>
-          <w:sz w:val="24"/>
-          <w:szCs w:val="24"/>
-          <w:lang w:val="en-US"/>
-        </w:rPr>
-        <w:t>，</w:t>
-      </w:r>
-      <w:r>
-        <w:rPr>
-          <w:rFonts w:ascii="Noto Serif SC" w:eastAsia="Noto Serif SC" w:hAnsi="Noto Serif SC" w:cs="Noto Serif" w:hint="eastAsia"/>
-          <w:sz w:val="24"/>
-          <w:szCs w:val="24"/>
-          <w:lang w:val="en-US"/>
-        </w:rPr>
-        <w:t>创作室内乐</w:t>
-      </w:r>
-      <w:r>
-        <w:rPr>
-          <w:rFonts w:ascii="Noto Serif SC" w:eastAsia="Noto Serif SC" w:hAnsi="Noto Serif SC" w:cs="Noto Serif"/>
-          <w:sz w:val="24"/>
-          <w:szCs w:val="24"/>
-          <w:lang w:val="en-US"/>
-        </w:rPr>
-        <w:t>《寄回欧登塞》，</w:t>
-      </w:r>
-      <w:r>
-        <w:rPr>
-          <w:rFonts w:ascii="Noto Serif SC" w:eastAsia="Noto Serif SC" w:hAnsi="Noto Serif SC" w:cs="Noto Serif" w:hint="eastAsia"/>
-          <w:sz w:val="24"/>
-          <w:szCs w:val="24"/>
-          <w:lang w:val="en-US"/>
-        </w:rPr>
-        <w:t>在</w:t>
-      </w:r>
-      <w:r>
-        <w:rPr>
-          <w:rFonts w:ascii="Noto Serif SC" w:eastAsia="Noto Serif SC" w:hAnsi="Noto Serif SC" w:cs="Noto Serif"/>
-          <w:sz w:val="24"/>
-          <w:szCs w:val="24"/>
-          <w:lang w:val="en-US"/>
-        </w:rPr>
-        <w:t>欧洲“P</w:t>
-      </w:r>
-      <w:r>
-        <w:rPr>
-          <w:rFonts w:ascii="Noto Serif SC" w:eastAsia="Noto Serif SC" w:hAnsi="Noto Serif SC" w:cs="Noto Serif" w:hint="eastAsia"/>
-          <w:sz w:val="24"/>
-          <w:szCs w:val="24"/>
-          <w:lang w:val="en-US"/>
-        </w:rPr>
-        <w:t>ulsar</w:t>
-      </w:r>
-      <w:r>
-        <w:rPr>
-          <w:rFonts w:ascii="Noto Serif SC" w:eastAsia="Noto Serif SC" w:hAnsi="Noto Serif SC" w:cs="Noto Serif"/>
-          <w:sz w:val="24"/>
-          <w:szCs w:val="24"/>
-          <w:lang w:val="en-US"/>
-        </w:rPr>
-        <w:t xml:space="preserve"> Festival 2018”音乐节</w:t>
-      </w:r>
-      <w:r>
-        <w:rPr>
-          <w:rFonts w:ascii="Noto Serif SC" w:eastAsia="Noto Serif SC" w:hAnsi="Noto Serif SC" w:cs="Noto Serif" w:hint="eastAsia"/>
-          <w:sz w:val="24"/>
-          <w:szCs w:val="24"/>
-          <w:lang w:val="en-US"/>
-        </w:rPr>
-        <w:t>演出等。</w:t>
+        <w:t>近年来他受到中国音乐家协会、江苏省音乐家协会、上海音乐学院、中国音乐学院、中国戏曲学院、上海民族乐团、香港中乐团、新加坡华乐团、江苏交响乐团、江苏民族乐团、浙江民族乐团、南京民族乐团、苏州民族管弦乐团、无锡民族乐团，Nanyang</w:t>
+      </w:r>
+      <w:r>
+        <w:rPr>
+          <w:rFonts w:ascii="Noto Serif SC" w:eastAsia="Noto Serif SC" w:hAnsi="Noto Serif SC" w:cs="Noto Serif"/>
+          <w:sz w:val="24"/>
+          <w:szCs w:val="24"/>
+          <w:lang w:val="en-US"/>
+        </w:rPr>
+        <w:t xml:space="preserve"> </w:t>
+      </w:r>
+      <w:r>
+        <w:rPr>
+          <w:rFonts w:ascii="Noto Serif SC" w:eastAsia="Noto Serif SC" w:hAnsi="Noto Serif SC" w:cs="Noto Serif" w:hint="eastAsia"/>
+          <w:sz w:val="24"/>
+          <w:szCs w:val="24"/>
+          <w:lang w:val="en-US"/>
+        </w:rPr>
+        <w:t>Collective等国内外机构乐团委约创作。此外他的作品还曾由上海爱乐乐团、浙江交响乐团、深圳交响乐团、澳门中乐团、台湾小巨人丝竹乐团、荷兰Atlas</w:t>
+      </w:r>
+      <w:r>
+        <w:rPr>
+          <w:rFonts w:ascii="Noto Serif SC" w:eastAsia="Noto Serif SC" w:hAnsi="Noto Serif SC" w:cs="Noto Serif"/>
+          <w:sz w:val="24"/>
+          <w:szCs w:val="24"/>
+          <w:lang w:val="en-US"/>
+        </w:rPr>
+        <w:t>室内乐团、</w:t>
+      </w:r>
+      <w:r>
+        <w:rPr>
+          <w:rFonts w:ascii="Noto Serif SC" w:eastAsia="Noto Serif SC" w:hAnsi="Noto Serif SC" w:cs="Noto Serif" w:hint="eastAsia"/>
+          <w:sz w:val="24"/>
+          <w:szCs w:val="24"/>
+          <w:lang w:val="en-US"/>
+        </w:rPr>
+        <w:t>维也纳</w:t>
+      </w:r>
+      <w:r>
+        <w:rPr>
+          <w:rFonts w:ascii="Noto Serif SC" w:eastAsia="Noto Serif SC" w:hAnsi="Noto Serif SC" w:cs="Noto Serif"/>
+          <w:sz w:val="24"/>
+          <w:szCs w:val="24"/>
+          <w:lang w:val="en-US"/>
+        </w:rPr>
+        <w:t>表演艺术大学现代室内乐团</w:t>
+      </w:r>
+      <w:r>
+        <w:rPr>
+          <w:rFonts w:ascii="Noto Serif SC" w:eastAsia="Noto Serif SC" w:hAnsi="Noto Serif SC" w:cs="Noto Serif" w:hint="eastAsia"/>
+          <w:sz w:val="24"/>
+          <w:szCs w:val="24"/>
+          <w:lang w:val="en-US"/>
+        </w:rPr>
+        <w:t>等国内外艺术团体上演。</w:t>
       </w:r>
     </w:p>
     <w:p>
@@ -2421,6 +1782,202 @@
           <w:rFonts w:ascii="Noto Serif SC" w:eastAsia="Noto Serif SC" w:hAnsi="Noto Serif SC" w:cs="Noto Serif"/>
           <w:sz w:val="24"/>
           <w:szCs w:val="24"/>
+          <w:lang w:val="en-US"/>
+        </w:rPr>
+      </w:pPr>
+      <w:r>
+        <w:rPr>
+          <w:rFonts w:ascii="Noto Serif SC" w:eastAsia="Noto Serif SC" w:hAnsi="Noto Serif SC" w:cs="Noto Serif" w:hint="eastAsia"/>
+          <w:sz w:val="24"/>
+          <w:szCs w:val="24"/>
+          <w:lang w:val="en-US"/>
+        </w:rPr>
+        <w:t>他的</w:t>
+      </w:r>
+      <w:r>
+        <w:rPr>
+          <w:rFonts w:ascii="Noto Serif SC" w:eastAsia="Noto Serif SC" w:hAnsi="Noto Serif SC" w:cs="Noto Serif"/>
+          <w:sz w:val="24"/>
+          <w:szCs w:val="24"/>
+          <w:lang w:val="en-US"/>
+        </w:rPr>
+        <w:t>作品</w:t>
+      </w:r>
+      <w:r>
+        <w:rPr>
+          <w:rFonts w:ascii="Noto Serif SC" w:eastAsia="Noto Serif SC" w:hAnsi="Noto Serif SC" w:cs="Noto Serif" w:hint="eastAsia"/>
+          <w:sz w:val="24"/>
+          <w:szCs w:val="24"/>
+          <w:lang w:val="en-US"/>
+        </w:rPr>
+        <w:t>涉及协奏曲、中西管弦乐、室内乐、合唱等体裁，目前他主持和参与了七个国家艺术基金项目，获得了二十余个作曲奖项，如2</w:t>
+      </w:r>
+      <w:r>
+        <w:rPr>
+          <w:rFonts w:ascii="Noto Serif SC" w:eastAsia="Noto Serif SC" w:hAnsi="Noto Serif SC" w:cs="Noto Serif"/>
+          <w:sz w:val="24"/>
+          <w:szCs w:val="24"/>
+          <w:lang w:val="en-US"/>
+        </w:rPr>
+        <w:t>022</w:t>
+      </w:r>
+      <w:r>
+        <w:rPr>
+          <w:rFonts w:ascii="Noto Serif SC" w:eastAsia="Noto Serif SC" w:hAnsi="Noto Serif SC" w:cs="Noto Serif" w:hint="eastAsia"/>
+          <w:sz w:val="24"/>
+          <w:szCs w:val="24"/>
+          <w:lang w:val="en-US"/>
+        </w:rPr>
+        <w:t>紫金文化节优秀大型音乐作品奖，2021国家教育部第六届全国大学生艺术展演优秀作品奖、江苏省文旅厅第五届文华奖优秀节目奖，2020江苏省文联“江苏文艺大奖”音乐作品二等奖、江苏省教育厅第六届大学生艺术展演优秀作品奖，2</w:t>
+      </w:r>
+      <w:r>
+        <w:rPr>
+          <w:rFonts w:ascii="Noto Serif SC" w:eastAsia="Noto Serif SC" w:hAnsi="Noto Serif SC" w:cs="Noto Serif"/>
+          <w:sz w:val="24"/>
+          <w:szCs w:val="24"/>
+          <w:lang w:val="en-US"/>
+        </w:rPr>
+        <w:t>018</w:t>
+      </w:r>
+      <w:r>
+        <w:rPr>
+          <w:rFonts w:ascii="Noto Serif SC" w:eastAsia="Noto Serif SC" w:hAnsi="Noto Serif SC" w:cs="Noto Serif" w:hint="eastAsia"/>
+          <w:sz w:val="24"/>
+          <w:szCs w:val="24"/>
+          <w:lang w:val="en-US"/>
+        </w:rPr>
+        <w:t>年波兰</w:t>
+      </w:r>
+      <w:r>
+        <w:rPr>
+          <w:rFonts w:ascii="Noto Serif SC" w:eastAsia="Noto Serif SC" w:hAnsi="Noto Serif SC" w:cs="Noto Serif"/>
+          <w:sz w:val="24"/>
+          <w:szCs w:val="24"/>
+          <w:lang w:val="en-US"/>
+        </w:rPr>
+        <w:t xml:space="preserve">Witold </w:t>
+      </w:r>
+      <w:proofErr w:type="spellStart"/>
+      <w:r>
+        <w:rPr>
+          <w:rFonts w:ascii="Noto Serif SC" w:eastAsia="Noto Serif SC" w:hAnsi="Noto Serif SC" w:cs="Noto Serif" w:hint="eastAsia"/>
+          <w:sz w:val="24"/>
+          <w:szCs w:val="24"/>
+          <w:lang w:val="en-US"/>
+        </w:rPr>
+        <w:t>Szalonek</w:t>
+      </w:r>
+      <w:proofErr w:type="spellEnd"/>
+      <w:r>
+        <w:rPr>
+          <w:rFonts w:ascii="Noto Serif SC" w:eastAsia="Noto Serif SC" w:hAnsi="Noto Serif SC" w:cs="Noto Serif" w:hint="eastAsia"/>
+          <w:sz w:val="24"/>
+          <w:szCs w:val="24"/>
+          <w:lang w:val="en-US"/>
+        </w:rPr>
+        <w:t>国际</w:t>
+      </w:r>
+      <w:r>
+        <w:rPr>
+          <w:rFonts w:ascii="Noto Serif SC" w:eastAsia="Noto Serif SC" w:hAnsi="Noto Serif SC" w:cs="Noto Serif"/>
+          <w:sz w:val="24"/>
+          <w:szCs w:val="24"/>
+          <w:lang w:val="en-US"/>
+        </w:rPr>
+        <w:t>作曲大赛二等奖</w:t>
+      </w:r>
+      <w:r>
+        <w:rPr>
+          <w:rFonts w:ascii="Noto Serif SC" w:eastAsia="Noto Serif SC" w:hAnsi="Noto Serif SC" w:cs="Noto Serif" w:hint="eastAsia"/>
+          <w:sz w:val="24"/>
+          <w:szCs w:val="24"/>
+          <w:lang w:val="en-US"/>
+        </w:rPr>
+        <w:t>，2017年“中乐无疆界”香港国际中乐作曲</w:t>
+      </w:r>
+      <w:r>
+        <w:rPr>
+          <w:rFonts w:ascii="Noto Serif SC" w:eastAsia="Noto Serif SC" w:hAnsi="Noto Serif SC" w:cs="Noto Serif"/>
+          <w:sz w:val="24"/>
+          <w:szCs w:val="24"/>
+          <w:lang w:val="en-US"/>
+        </w:rPr>
+        <w:t>大</w:t>
+      </w:r>
+      <w:r>
+        <w:rPr>
+          <w:rFonts w:ascii="Noto Serif SC" w:eastAsia="Noto Serif SC" w:hAnsi="Noto Serif SC" w:cs="Noto Serif" w:hint="eastAsia"/>
+          <w:sz w:val="24"/>
+          <w:szCs w:val="24"/>
+          <w:lang w:val="en-US"/>
+        </w:rPr>
+        <w:t>赛最佳独奏与乐队</w:t>
+      </w:r>
+      <w:r>
+        <w:rPr>
+          <w:rFonts w:ascii="Noto Serif SC" w:eastAsia="Noto Serif SC" w:hAnsi="Noto Serif SC" w:cs="Noto Serif"/>
+          <w:sz w:val="24"/>
+          <w:szCs w:val="24"/>
+          <w:lang w:val="en-US"/>
+        </w:rPr>
+        <w:t>作品</w:t>
+      </w:r>
+      <w:r>
+        <w:rPr>
+          <w:rFonts w:ascii="Noto Serif SC" w:eastAsia="Noto Serif SC" w:hAnsi="Noto Serif SC" w:cs="Noto Serif" w:hint="eastAsia"/>
+          <w:sz w:val="24"/>
+          <w:szCs w:val="24"/>
+          <w:lang w:val="en-US"/>
+        </w:rPr>
+        <w:t>奖、最佳配器奖、优秀青年作曲家奖，2016年第33届上海之春音乐节原创作品奖，2015年新加坡国际华乐作曲</w:t>
+      </w:r>
+      <w:r>
+        <w:rPr>
+          <w:rFonts w:ascii="Noto Serif SC" w:eastAsia="Noto Serif SC" w:hAnsi="Noto Serif SC" w:cs="Noto Serif"/>
+          <w:sz w:val="24"/>
+          <w:szCs w:val="24"/>
+          <w:lang w:val="en-US"/>
+        </w:rPr>
+        <w:t>大</w:t>
+      </w:r>
+      <w:r>
+        <w:rPr>
+          <w:rFonts w:ascii="Noto Serif SC" w:eastAsia="Noto Serif SC" w:hAnsi="Noto Serif SC" w:cs="Noto Serif" w:hint="eastAsia"/>
+          <w:sz w:val="24"/>
+          <w:szCs w:val="24"/>
+          <w:lang w:val="en-US"/>
+        </w:rPr>
+        <w:t>赛三奖等</w:t>
+      </w:r>
+      <w:r>
+        <w:rPr>
+          <w:rFonts w:ascii="Noto Serif SC" w:eastAsia="Noto Serif SC" w:hAnsi="Noto Serif SC" w:cs="Noto Serif"/>
+          <w:sz w:val="24"/>
+          <w:szCs w:val="24"/>
+          <w:lang w:val="en-US"/>
+        </w:rPr>
+        <w:t>。</w:t>
+      </w:r>
+      <w:r>
+        <w:rPr>
+          <w:rFonts w:ascii="Noto Serif SC" w:eastAsia="Noto Serif SC" w:hAnsi="Noto Serif SC" w:cs="Noto Serif" w:hint="eastAsia"/>
+          <w:sz w:val="24"/>
+          <w:szCs w:val="24"/>
+          <w:lang w:val="en-US"/>
+        </w:rPr>
+        <w:t>他的主要作品有管弦乐音诗《望太湖》、唢呐与乐队《麒麟颂》、琵琶协奏曲《幻想伎乐天》、柳琴协奏曲《赤壁》等。</w:t>
+      </w:r>
+    </w:p>
+    <w:p>
+      <w:pPr>
+        <w:pBdr>
+          <w:bottom w:val="single" w:sz="6" w:space="1" w:color="auto"/>
+        </w:pBdr>
+        <w:jc w:val="both"/>
+        <w:rPr>
+          <w:rFonts w:ascii="Noto Serif SC" w:eastAsia="Noto Serif SC" w:hAnsi="Noto Serif SC" w:cs="Noto Serif"/>
+          <w:sz w:val="24"/>
+          <w:szCs w:val="24"/>
           <w:lang w:val="en-US" w:eastAsia="zh-TW"/>
         </w:rPr>
       </w:pPr>
@@ -2439,22 +1996,21 @@
     <w:p>
       <w:pPr>
         <w:spacing w:after="240"/>
-        <w:jc w:val="both"/>
-        <w:rPr>
-          <w:rFonts w:ascii="Noto Serif SC" w:eastAsia="Noto Serif SC" w:hAnsi="Noto Serif SC" w:cs="Noto Serif"/>
-          <w:sz w:val="24"/>
-          <w:szCs w:val="24"/>
-          <w:lang w:val="en-US"/>
-        </w:rPr>
-      </w:pPr>
-      <w:r>
-        <w:rPr>
-          <w:rFonts w:ascii="Noto Serif SC" w:eastAsia="Noto Serif SC" w:hAnsi="Noto Serif SC" w:cs="Noto Serif"/>
-          <w:sz w:val="24"/>
-          <w:szCs w:val="24"/>
-          <w:lang w:val="en-US"/>
-        </w:rPr>
-        <w:t xml:space="preserve">Wang </w:t>
+        <w:rPr>
+          <w:rFonts w:ascii="Noto Serif SC" w:eastAsia="Noto Serif SC" w:hAnsi="Noto Serif SC" w:cs="Noto Serif"/>
+          <w:sz w:val="24"/>
+          <w:szCs w:val="24"/>
+          <w:lang w:val="en-US"/>
+        </w:rPr>
+      </w:pPr>
+      <w:r>
+        <w:rPr>
+          <w:rFonts w:ascii="Noto Serif SC" w:eastAsia="Noto Serif SC" w:hAnsi="Noto Serif SC" w:cs="Noto Serif"/>
+          <w:sz w:val="24"/>
+          <w:szCs w:val="24"/>
+          <w:lang w:val="en-US"/>
+        </w:rPr>
+        <w:t xml:space="preserve">KONG </w:t>
       </w:r>
       <w:proofErr w:type="spellStart"/>
       <w:r>
@@ -2464,7 +2020,7 @@
           <w:szCs w:val="24"/>
           <w:lang w:val="en-US"/>
         </w:rPr>
-        <w:t>Dongxu</w:t>
+        <w:t>Zhixuan</w:t>
       </w:r>
       <w:proofErr w:type="spellEnd"/>
       <w:r>
@@ -2474,192 +2030,1361 @@
           <w:szCs w:val="24"/>
           <w:lang w:val="en-US"/>
         </w:rPr>
-        <w:t>, with a doctor’s degree in Composition, is a young teacher in the Composition Department of the China Conservatory of Music. S</w:t>
-      </w:r>
-      <w:r>
-        <w:rPr>
-          <w:rFonts w:ascii="Noto Serif SC" w:eastAsia="Noto Serif SC" w:hAnsi="Noto Serif SC" w:cs="Noto Serif" w:hint="eastAsia"/>
-          <w:sz w:val="24"/>
-          <w:szCs w:val="24"/>
-          <w:lang w:val="en-US"/>
-        </w:rPr>
-        <w:t>h</w:t>
-      </w:r>
-      <w:r>
-        <w:rPr>
-          <w:rFonts w:ascii="Noto Serif SC" w:eastAsia="Noto Serif SC" w:hAnsi="Noto Serif SC" w:cs="Noto Serif"/>
-          <w:sz w:val="24"/>
-          <w:szCs w:val="24"/>
-          <w:lang w:val="en-US"/>
-        </w:rPr>
-        <w:t>e graduated from the China Conservatory of Music and the Central Conservatory of Music successively.</w:t>
+        <w:t xml:space="preserve"> </w:t>
+      </w:r>
+      <w:r>
+        <w:rPr>
+          <w:rFonts w:ascii="Noto Serif SC" w:eastAsia="Noto Serif SC" w:hAnsi="Noto Serif SC" w:cs="Noto Serif"/>
+          <w:sz w:val="24"/>
+          <w:szCs w:val="24"/>
+          <w:lang w:val="en-US"/>
+        </w:rPr>
+        <w:t xml:space="preserve">was born in Yangzhou, and </w:t>
+      </w:r>
+      <w:r>
+        <w:rPr>
+          <w:rFonts w:ascii="Noto Serif SC" w:eastAsia="Noto Serif SC" w:hAnsi="Noto Serif SC" w:cs="Noto Serif" w:hint="eastAsia"/>
+          <w:sz w:val="24"/>
+          <w:szCs w:val="24"/>
+          <w:lang w:val="en-US"/>
+        </w:rPr>
+        <w:t>he</w:t>
+      </w:r>
+      <w:r>
+        <w:rPr>
+          <w:rFonts w:ascii="Noto Serif SC" w:eastAsia="Noto Serif SC" w:hAnsi="Noto Serif SC" w:cs="Noto Serif"/>
+          <w:sz w:val="24"/>
+          <w:szCs w:val="24"/>
+          <w:lang w:val="en-US"/>
+        </w:rPr>
+        <w:t xml:space="preserve"> </w:t>
+      </w:r>
+      <w:r>
+        <w:rPr>
+          <w:rFonts w:ascii="Noto Serif SC" w:eastAsia="Noto Serif SC" w:hAnsi="Noto Serif SC" w:cs="Noto Serif" w:hint="eastAsia"/>
+          <w:sz w:val="24"/>
+          <w:szCs w:val="24"/>
+          <w:lang w:val="en-US"/>
+        </w:rPr>
+        <w:t>is</w:t>
+      </w:r>
+      <w:r>
+        <w:rPr>
+          <w:rFonts w:ascii="Noto Serif SC" w:eastAsia="Noto Serif SC" w:hAnsi="Noto Serif SC" w:cs="Noto Serif"/>
+          <w:sz w:val="24"/>
+          <w:szCs w:val="24"/>
+          <w:lang w:val="en-US"/>
+        </w:rPr>
+        <w:t xml:space="preserve"> a composer based in Suzhou</w:t>
+      </w:r>
+      <w:r>
+        <w:rPr>
+          <w:rFonts w:ascii="Noto Serif SC" w:eastAsia="Noto Serif SC" w:hAnsi="Noto Serif SC" w:cs="Noto Serif" w:hint="eastAsia"/>
+          <w:sz w:val="24"/>
+          <w:szCs w:val="24"/>
+          <w:lang w:val="en-US"/>
+        </w:rPr>
+        <w:t>, China</w:t>
+      </w:r>
+      <w:r>
+        <w:rPr>
+          <w:rFonts w:ascii="Noto Serif SC" w:eastAsia="Noto Serif SC" w:hAnsi="Noto Serif SC" w:cs="Noto Serif"/>
+          <w:sz w:val="24"/>
+          <w:szCs w:val="24"/>
+          <w:lang w:val="en-US"/>
+        </w:rPr>
+        <w:t xml:space="preserve">. He </w:t>
+      </w:r>
+      <w:r>
+        <w:rPr>
+          <w:rFonts w:ascii="Noto Serif SC" w:eastAsia="Noto Serif SC" w:hAnsi="Noto Serif SC" w:cs="Noto Serif" w:hint="eastAsia"/>
+          <w:sz w:val="24"/>
+          <w:szCs w:val="24"/>
+          <w:lang w:val="en-US"/>
+        </w:rPr>
+        <w:t>graduated</w:t>
+      </w:r>
+      <w:r>
+        <w:rPr>
+          <w:rFonts w:ascii="Noto Serif SC" w:eastAsia="Noto Serif SC" w:hAnsi="Noto Serif SC" w:cs="Noto Serif"/>
+          <w:sz w:val="24"/>
+          <w:szCs w:val="24"/>
+          <w:lang w:val="en-US"/>
+        </w:rPr>
+        <w:t xml:space="preserve"> </w:t>
+      </w:r>
+      <w:r>
+        <w:rPr>
+          <w:rFonts w:ascii="Noto Serif SC" w:eastAsia="Noto Serif SC" w:hAnsi="Noto Serif SC" w:cs="Noto Serif" w:hint="eastAsia"/>
+          <w:sz w:val="24"/>
+          <w:szCs w:val="24"/>
+          <w:lang w:val="en-US"/>
+        </w:rPr>
+        <w:t>from</w:t>
+      </w:r>
+      <w:r>
+        <w:rPr>
+          <w:rFonts w:ascii="Noto Serif SC" w:eastAsia="Noto Serif SC" w:hAnsi="Noto Serif SC" w:cs="Noto Serif"/>
+          <w:sz w:val="24"/>
+          <w:szCs w:val="24"/>
+          <w:lang w:val="en-US"/>
+        </w:rPr>
+        <w:t xml:space="preserve"> Shanghai Conservatory of Music and </w:t>
+      </w:r>
+      <w:r>
+        <w:rPr>
+          <w:rFonts w:ascii="Noto Serif SC" w:eastAsia="Noto Serif SC" w:hAnsi="Noto Serif SC" w:cs="Noto Serif" w:hint="eastAsia"/>
+          <w:sz w:val="24"/>
+          <w:szCs w:val="24"/>
+          <w:lang w:val="en-US"/>
+        </w:rPr>
+        <w:t>got</w:t>
+      </w:r>
+      <w:r>
+        <w:rPr>
+          <w:rFonts w:ascii="Noto Serif SC" w:eastAsia="Noto Serif SC" w:hAnsi="Noto Serif SC" w:cs="Noto Serif"/>
+          <w:sz w:val="24"/>
+          <w:szCs w:val="24"/>
+          <w:lang w:val="en-US"/>
+        </w:rPr>
+        <w:t xml:space="preserve"> </w:t>
+      </w:r>
+      <w:r>
+        <w:rPr>
+          <w:rFonts w:ascii="Noto Serif SC" w:eastAsia="Noto Serif SC" w:hAnsi="Noto Serif SC" w:cs="Noto Serif" w:hint="eastAsia"/>
+          <w:sz w:val="24"/>
+          <w:szCs w:val="24"/>
+          <w:lang w:val="en-US"/>
+        </w:rPr>
+        <w:t>D</w:t>
+      </w:r>
+      <w:r>
+        <w:rPr>
+          <w:rFonts w:ascii="Noto Serif SC" w:eastAsia="Noto Serif SC" w:hAnsi="Noto Serif SC" w:cs="Noto Serif"/>
+          <w:sz w:val="24"/>
+          <w:szCs w:val="24"/>
+          <w:lang w:val="en-US"/>
+        </w:rPr>
+        <w:t>o</w:t>
+      </w:r>
+      <w:r>
+        <w:rPr>
+          <w:rFonts w:ascii="Noto Serif SC" w:eastAsia="Noto Serif SC" w:hAnsi="Noto Serif SC" w:cs="Noto Serif" w:hint="eastAsia"/>
+          <w:sz w:val="24"/>
+          <w:szCs w:val="24"/>
+          <w:lang w:val="en-US"/>
+        </w:rPr>
+        <w:t>ctor</w:t>
+      </w:r>
+      <w:r>
+        <w:rPr>
+          <w:rFonts w:ascii="Noto Serif SC" w:eastAsia="Noto Serif SC" w:hAnsi="Noto Serif SC" w:cs="Noto Serif"/>
+          <w:sz w:val="24"/>
+          <w:szCs w:val="24"/>
+          <w:lang w:val="en-US"/>
+        </w:rPr>
+        <w:t xml:space="preserve">’s </w:t>
+      </w:r>
+      <w:r>
+        <w:rPr>
+          <w:rFonts w:ascii="Noto Serif SC" w:eastAsia="Noto Serif SC" w:hAnsi="Noto Serif SC" w:cs="Noto Serif" w:hint="eastAsia"/>
+          <w:sz w:val="24"/>
+          <w:szCs w:val="24"/>
+          <w:lang w:val="en-US"/>
+        </w:rPr>
+        <w:t>degree in</w:t>
+      </w:r>
+      <w:r>
+        <w:rPr>
+          <w:rFonts w:ascii="Noto Serif SC" w:eastAsia="Noto Serif SC" w:hAnsi="Noto Serif SC" w:cs="Noto Serif"/>
+          <w:sz w:val="24"/>
+          <w:szCs w:val="24"/>
+          <w:lang w:val="en-US"/>
+        </w:rPr>
+        <w:t xml:space="preserve"> </w:t>
+      </w:r>
+      <w:r>
+        <w:rPr>
+          <w:rFonts w:ascii="Noto Serif SC" w:eastAsia="Noto Serif SC" w:hAnsi="Noto Serif SC" w:cs="Noto Serif" w:hint="eastAsia"/>
+          <w:sz w:val="24"/>
+          <w:szCs w:val="24"/>
+          <w:lang w:val="en-US"/>
+        </w:rPr>
+        <w:t>Music</w:t>
+      </w:r>
+      <w:r>
+        <w:rPr>
+          <w:rFonts w:ascii="Noto Serif SC" w:eastAsia="Noto Serif SC" w:hAnsi="Noto Serif SC" w:cs="Noto Serif"/>
+          <w:sz w:val="24"/>
+          <w:szCs w:val="24"/>
+          <w:lang w:val="en-US"/>
+        </w:rPr>
+        <w:t xml:space="preserve"> </w:t>
+      </w:r>
+      <w:r>
+        <w:rPr>
+          <w:rFonts w:ascii="Noto Serif SC" w:eastAsia="Noto Serif SC" w:hAnsi="Noto Serif SC" w:cs="Noto Serif" w:hint="eastAsia"/>
+          <w:sz w:val="24"/>
+          <w:szCs w:val="24"/>
+          <w:lang w:val="en-US"/>
+        </w:rPr>
+        <w:t>Composition</w:t>
+      </w:r>
+      <w:r>
+        <w:rPr>
+          <w:rFonts w:ascii="Noto Serif SC" w:eastAsia="Noto Serif SC" w:hAnsi="Noto Serif SC" w:cs="Noto Serif"/>
+          <w:sz w:val="24"/>
+          <w:szCs w:val="24"/>
+          <w:lang w:val="en-US"/>
+        </w:rPr>
+        <w:t xml:space="preserve"> </w:t>
+      </w:r>
+      <w:r>
+        <w:rPr>
+          <w:rFonts w:ascii="Noto Serif SC" w:eastAsia="Noto Serif SC" w:hAnsi="Noto Serif SC" w:cs="Noto Serif" w:hint="eastAsia"/>
+          <w:sz w:val="24"/>
+          <w:szCs w:val="24"/>
+          <w:lang w:val="en-US"/>
+        </w:rPr>
+        <w:t>with</w:t>
+      </w:r>
+      <w:r>
+        <w:rPr>
+          <w:rFonts w:ascii="Noto Serif SC" w:eastAsia="Noto Serif SC" w:hAnsi="Noto Serif SC" w:cs="Noto Serif"/>
+          <w:sz w:val="24"/>
+          <w:szCs w:val="24"/>
+          <w:lang w:val="en-US"/>
+        </w:rPr>
+        <w:t xml:space="preserve"> stud</w:t>
+      </w:r>
+      <w:r>
+        <w:rPr>
+          <w:rFonts w:ascii="Noto Serif SC" w:eastAsia="Noto Serif SC" w:hAnsi="Noto Serif SC" w:cs="Noto Serif" w:hint="eastAsia"/>
+          <w:sz w:val="24"/>
+          <w:szCs w:val="24"/>
+          <w:lang w:val="en-US"/>
+        </w:rPr>
+        <w:t xml:space="preserve">ying </w:t>
+      </w:r>
+      <w:r>
+        <w:rPr>
+          <w:rFonts w:ascii="Noto Serif SC" w:eastAsia="Noto Serif SC" w:hAnsi="Noto Serif SC" w:cs="Noto Serif"/>
+          <w:sz w:val="24"/>
+          <w:szCs w:val="24"/>
+          <w:lang w:val="en-US"/>
+        </w:rPr>
+        <w:t xml:space="preserve">under Prof. WANG </w:t>
+      </w:r>
+      <w:proofErr w:type="spellStart"/>
+      <w:r>
+        <w:rPr>
+          <w:rFonts w:ascii="Noto Serif SC" w:eastAsia="Noto Serif SC" w:hAnsi="Noto Serif SC" w:cs="Noto Serif"/>
+          <w:sz w:val="24"/>
+          <w:szCs w:val="24"/>
+          <w:lang w:val="en-US"/>
+        </w:rPr>
+        <w:t>Jianmin</w:t>
+      </w:r>
+      <w:proofErr w:type="spellEnd"/>
+      <w:r>
+        <w:rPr>
+          <w:rFonts w:ascii="Noto Serif SC" w:eastAsia="Noto Serif SC" w:hAnsi="Noto Serif SC" w:cs="Noto Serif"/>
+          <w:sz w:val="24"/>
+          <w:szCs w:val="24"/>
+          <w:lang w:val="en-US"/>
+        </w:rPr>
+        <w:t xml:space="preserve">. </w:t>
+      </w:r>
+      <w:r>
+        <w:rPr>
+          <w:rFonts w:ascii="Noto Serif SC" w:eastAsia="Noto Serif SC" w:hAnsi="Noto Serif SC" w:cs="Noto Serif" w:hint="eastAsia"/>
+          <w:sz w:val="24"/>
+          <w:szCs w:val="24"/>
+          <w:lang w:val="en-US"/>
+        </w:rPr>
+        <w:t>H</w:t>
+      </w:r>
+      <w:r>
+        <w:rPr>
+          <w:rFonts w:ascii="Noto Serif SC" w:eastAsia="Noto Serif SC" w:hAnsi="Noto Serif SC" w:cs="Noto Serif"/>
+          <w:sz w:val="24"/>
+          <w:szCs w:val="24"/>
+          <w:lang w:val="en-US"/>
+        </w:rPr>
+        <w:t>e is a lecturer teaching in Soochow University School of Music, a commissioner of the China Nationalities Orchestra Society, a member of Suzhou Musicians Association, a</w:t>
+      </w:r>
+      <w:r>
+        <w:rPr>
+          <w:rFonts w:ascii="Noto Serif SC" w:eastAsia="Noto Serif SC" w:hAnsi="Noto Serif SC" w:cs="Noto Serif" w:hint="eastAsia"/>
+          <w:sz w:val="24"/>
+          <w:szCs w:val="24"/>
+          <w:lang w:val="en-US"/>
+        </w:rPr>
+        <w:t>nd</w:t>
+      </w:r>
+      <w:r>
+        <w:rPr>
+          <w:rFonts w:ascii="Noto Serif SC" w:eastAsia="Noto Serif SC" w:hAnsi="Noto Serif SC" w:cs="Noto Serif"/>
+          <w:sz w:val="24"/>
+          <w:szCs w:val="24"/>
+          <w:lang w:val="en-US"/>
+        </w:rPr>
+        <w:t xml:space="preserve"> </w:t>
+      </w:r>
+      <w:proofErr w:type="spellStart"/>
+      <w:r>
+        <w:rPr>
+          <w:rFonts w:ascii="Noto Serif SC" w:eastAsia="Noto Serif SC" w:hAnsi="Noto Serif SC" w:cs="Noto Serif"/>
+          <w:sz w:val="24"/>
+          <w:szCs w:val="24"/>
+          <w:lang w:val="en-US"/>
+        </w:rPr>
+        <w:t>Gusu</w:t>
+      </w:r>
+      <w:proofErr w:type="spellEnd"/>
+      <w:r>
+        <w:rPr>
+          <w:rFonts w:ascii="Noto Serif SC" w:eastAsia="Noto Serif SC" w:hAnsi="Noto Serif SC" w:cs="Noto Serif"/>
+          <w:sz w:val="24"/>
+          <w:szCs w:val="24"/>
+          <w:lang w:val="en-US"/>
+        </w:rPr>
+        <w:t xml:space="preserve"> </w:t>
+      </w:r>
+      <w:r>
+        <w:rPr>
+          <w:rFonts w:ascii="Noto Serif SC" w:eastAsia="Noto Serif SC" w:hAnsi="Noto Serif SC" w:cs="Noto Serif" w:hint="eastAsia"/>
+          <w:sz w:val="24"/>
+          <w:szCs w:val="24"/>
+          <w:lang w:val="en-US"/>
+        </w:rPr>
+        <w:t>P</w:t>
+      </w:r>
+      <w:r>
+        <w:rPr>
+          <w:rFonts w:ascii="Noto Serif SC" w:eastAsia="Noto Serif SC" w:hAnsi="Noto Serif SC" w:cs="Noto Serif"/>
+          <w:sz w:val="24"/>
+          <w:szCs w:val="24"/>
+          <w:lang w:val="en-US"/>
+        </w:rPr>
+        <w:t>ublicity and Cultural Talents.</w:t>
       </w:r>
     </w:p>
     <w:p>
       <w:pPr>
         <w:spacing w:after="240"/>
-        <w:jc w:val="both"/>
-        <w:rPr>
-          <w:rFonts w:ascii="Noto Serif SC" w:eastAsia="Noto Serif SC" w:hAnsi="Noto Serif SC" w:cs="Noto Serif"/>
-          <w:sz w:val="24"/>
-          <w:szCs w:val="24"/>
-          <w:lang w:val="en-US"/>
-        </w:rPr>
-      </w:pPr>
-      <w:r>
-        <w:rPr>
-          <w:rFonts w:ascii="Noto Serif SC" w:eastAsia="Noto Serif SC" w:hAnsi="Noto Serif SC" w:cs="Noto Serif"/>
-          <w:sz w:val="24"/>
-          <w:szCs w:val="24"/>
-          <w:lang w:val="en-US"/>
-        </w:rPr>
-        <w:t xml:space="preserve">Her works and awards mainly include the symphony </w:t>
-      </w:r>
-      <w:r>
-        <w:rPr>
-          <w:rFonts w:ascii="Noto Serif SC" w:eastAsia="Noto Serif SC" w:hAnsi="Noto Serif SC" w:cs="Noto Serif"/>
+        <w:rPr>
+          <w:rFonts w:ascii="Noto Serif SC" w:eastAsia="Noto Serif SC" w:hAnsi="Noto Serif SC" w:cs="Noto Serif"/>
+          <w:sz w:val="24"/>
+          <w:szCs w:val="24"/>
+          <w:lang w:val="en-US"/>
+        </w:rPr>
+      </w:pPr>
+      <w:r>
+        <w:rPr>
+          <w:rFonts w:ascii="Noto Serif SC" w:eastAsia="Noto Serif SC" w:hAnsi="Noto Serif SC" w:cs="Noto Serif"/>
+          <w:sz w:val="24"/>
+          <w:szCs w:val="24"/>
+          <w:lang w:val="en-US"/>
+        </w:rPr>
+        <w:t xml:space="preserve">In recent years, he </w:t>
+      </w:r>
+      <w:r>
+        <w:rPr>
+          <w:rFonts w:ascii="Noto Serif SC" w:eastAsia="Noto Serif SC" w:hAnsi="Noto Serif SC" w:cs="Noto Serif" w:hint="eastAsia"/>
+          <w:sz w:val="24"/>
+          <w:szCs w:val="24"/>
+          <w:lang w:val="en-US"/>
+        </w:rPr>
+        <w:t>was</w:t>
+      </w:r>
+      <w:r>
+        <w:rPr>
+          <w:rFonts w:ascii="Noto Serif SC" w:eastAsia="Noto Serif SC" w:hAnsi="Noto Serif SC" w:cs="Noto Serif"/>
+          <w:sz w:val="24"/>
+          <w:szCs w:val="24"/>
+          <w:lang w:val="en-US"/>
+        </w:rPr>
+        <w:t xml:space="preserve"> commissioned by Chinese Musicians</w:t>
+      </w:r>
+      <w:r>
+        <w:rPr>
+          <w:rFonts w:ascii="Noto Serif" w:eastAsia="Noto Serif SC" w:hAnsi="Noto Serif" w:cs="Noto Serif"/>
+          <w:sz w:val="24"/>
+          <w:szCs w:val="24"/>
+          <w:lang w:val="en-US"/>
+        </w:rPr>
+        <w:t>’</w:t>
+      </w:r>
+      <w:r>
+        <w:rPr>
+          <w:rFonts w:ascii="Noto Serif SC" w:eastAsia="Noto Serif SC" w:hAnsi="Noto Serif SC" w:cs="Noto Serif"/>
+          <w:sz w:val="24"/>
+          <w:szCs w:val="24"/>
+          <w:lang w:val="en-US"/>
+        </w:rPr>
+        <w:t xml:space="preserve"> Association, Jiangsu Musicians’ Association, Shanghai Conservatory of Music, China Conservatory of Music, National Academy of Chinese Theatre Arts, Shanghai Chinese Orchestra, Hong Kong Chinese Orchestra, Singapore Chinese Orchestra, Jiangsu Symphony Orchestra, Jiangsu Chinese Orchestra, Zhejiang Chinese Orchestra, Nanjing Chinese Orchestra, </w:t>
+      </w:r>
+      <w:r>
+        <w:rPr>
+          <w:rFonts w:ascii="Noto Serif SC" w:eastAsia="Noto Serif SC" w:hAnsi="Noto Serif SC" w:cs="Noto Serif" w:hint="eastAsia"/>
+          <w:sz w:val="24"/>
+          <w:szCs w:val="24"/>
+          <w:lang w:val="en-US"/>
+        </w:rPr>
+        <w:t>Suzhou</w:t>
+      </w:r>
+      <w:r>
+        <w:rPr>
+          <w:rFonts w:ascii="Noto Serif SC" w:eastAsia="Noto Serif SC" w:hAnsi="Noto Serif SC" w:cs="Noto Serif"/>
+          <w:sz w:val="24"/>
+          <w:szCs w:val="24"/>
+          <w:lang w:val="en-US"/>
+        </w:rPr>
+        <w:t xml:space="preserve"> </w:t>
+      </w:r>
+      <w:r>
+        <w:rPr>
+          <w:rFonts w:ascii="Noto Serif SC" w:eastAsia="Noto Serif SC" w:hAnsi="Noto Serif SC" w:cs="Noto Serif" w:hint="eastAsia"/>
+          <w:sz w:val="24"/>
+          <w:szCs w:val="24"/>
+          <w:lang w:val="en-US"/>
+        </w:rPr>
+        <w:t>Chinese</w:t>
+      </w:r>
+      <w:r>
+        <w:rPr>
+          <w:rFonts w:ascii="Noto Serif SC" w:eastAsia="Noto Serif SC" w:hAnsi="Noto Serif SC" w:cs="Noto Serif"/>
+          <w:sz w:val="24"/>
+          <w:szCs w:val="24"/>
+          <w:lang w:val="en-US"/>
+        </w:rPr>
+        <w:t xml:space="preserve"> </w:t>
+      </w:r>
+      <w:r>
+        <w:rPr>
+          <w:rFonts w:ascii="Noto Serif SC" w:eastAsia="Noto Serif SC" w:hAnsi="Noto Serif SC" w:cs="Noto Serif" w:hint="eastAsia"/>
+          <w:sz w:val="24"/>
+          <w:szCs w:val="24"/>
+          <w:lang w:val="en-US"/>
+        </w:rPr>
+        <w:t>Orchestra</w:t>
+      </w:r>
+      <w:r>
+        <w:rPr>
+          <w:rFonts w:ascii="Noto Serif SC" w:eastAsia="Noto Serif SC" w:hAnsi="Noto Serif SC" w:cs="Noto Serif"/>
+          <w:sz w:val="24"/>
+          <w:szCs w:val="24"/>
+          <w:lang w:val="en-US"/>
+        </w:rPr>
+        <w:t xml:space="preserve">, Wuxi Chinese Orchestra, </w:t>
+      </w:r>
+      <w:r>
+        <w:rPr>
+          <w:rFonts w:ascii="Noto Serif SC" w:eastAsia="Noto Serif SC" w:hAnsi="Noto Serif SC" w:cs="Noto Serif" w:hint="eastAsia"/>
+          <w:sz w:val="24"/>
+          <w:szCs w:val="24"/>
+          <w:lang w:val="en-US"/>
+        </w:rPr>
+        <w:t>Nanyang</w:t>
+      </w:r>
+      <w:r>
+        <w:rPr>
+          <w:rFonts w:ascii="Noto Serif SC" w:eastAsia="Noto Serif SC" w:hAnsi="Noto Serif SC" w:cs="Noto Serif"/>
+          <w:sz w:val="24"/>
+          <w:szCs w:val="24"/>
+          <w:lang w:val="en-US"/>
+        </w:rPr>
+        <w:t xml:space="preserve"> </w:t>
+      </w:r>
+      <w:r>
+        <w:rPr>
+          <w:rFonts w:ascii="Noto Serif SC" w:eastAsia="Noto Serif SC" w:hAnsi="Noto Serif SC" w:cs="Noto Serif" w:hint="eastAsia"/>
+          <w:sz w:val="24"/>
+          <w:szCs w:val="24"/>
+          <w:lang w:val="en-US"/>
+        </w:rPr>
+        <w:t>Collective</w:t>
+      </w:r>
+      <w:r>
+        <w:rPr>
+          <w:rFonts w:ascii="Noto Serif SC" w:eastAsia="Noto Serif SC" w:hAnsi="Noto Serif SC" w:cs="Noto Serif"/>
+          <w:sz w:val="24"/>
+          <w:szCs w:val="24"/>
+          <w:lang w:val="en-US"/>
+        </w:rPr>
+        <w:t xml:space="preserve">, etc. </w:t>
+      </w:r>
+      <w:r>
+        <w:rPr>
+          <w:rFonts w:ascii="Noto Serif SC" w:eastAsia="Noto Serif SC" w:hAnsi="Noto Serif SC" w:cs="Noto Serif" w:hint="eastAsia"/>
+          <w:sz w:val="24"/>
+          <w:szCs w:val="24"/>
+          <w:lang w:val="en-US"/>
+        </w:rPr>
+        <w:t>And</w:t>
+      </w:r>
+      <w:r>
+        <w:rPr>
+          <w:rFonts w:ascii="Noto Serif SC" w:eastAsia="Noto Serif SC" w:hAnsi="Noto Serif SC" w:cs="Noto Serif"/>
+          <w:sz w:val="24"/>
+          <w:szCs w:val="24"/>
+          <w:lang w:val="en-US"/>
+        </w:rPr>
+        <w:t xml:space="preserve"> his works have also been performed by Shanghai Philharmonic Orchestra, Shenzhen Symphony Orchestra, Zhejiang Symphony Orchestra, Macao Chinese Orchestra, Taiwan Little Giant Chinese Chamber Orchestra, Netherlands Atlas Ensemble, </w:t>
+      </w:r>
+      <w:r>
+        <w:rPr>
+          <w:rFonts w:ascii="Noto Serif SC" w:eastAsia="Noto Serif SC" w:hAnsi="Noto Serif SC" w:cs="Noto Serif" w:hint="eastAsia"/>
+          <w:sz w:val="24"/>
+          <w:szCs w:val="24"/>
+          <w:lang w:val="en-US"/>
+        </w:rPr>
+        <w:t>Contemporary</w:t>
+      </w:r>
+      <w:r>
+        <w:rPr>
+          <w:rFonts w:ascii="Noto Serif SC" w:eastAsia="Noto Serif SC" w:hAnsi="Noto Serif SC" w:cs="Noto Serif"/>
+          <w:sz w:val="24"/>
+          <w:szCs w:val="24"/>
+          <w:lang w:val="en-US"/>
+        </w:rPr>
+        <w:t xml:space="preserve"> </w:t>
+      </w:r>
+      <w:r>
+        <w:rPr>
+          <w:rFonts w:ascii="Noto Serif SC" w:eastAsia="Noto Serif SC" w:hAnsi="Noto Serif SC" w:cs="Noto Serif" w:hint="eastAsia"/>
+          <w:sz w:val="24"/>
+          <w:szCs w:val="24"/>
+          <w:lang w:val="en-US"/>
+        </w:rPr>
+        <w:t>Ensemble</w:t>
+      </w:r>
+      <w:r>
+        <w:rPr>
+          <w:rFonts w:ascii="Noto Serif SC" w:eastAsia="Noto Serif SC" w:hAnsi="Noto Serif SC" w:cs="Noto Serif"/>
+          <w:sz w:val="24"/>
+          <w:szCs w:val="24"/>
+          <w:lang w:val="en-US"/>
+        </w:rPr>
+        <w:t xml:space="preserve"> </w:t>
+      </w:r>
+      <w:r>
+        <w:rPr>
+          <w:rFonts w:ascii="Noto Serif SC" w:eastAsia="Noto Serif SC" w:hAnsi="Noto Serif SC" w:cs="Noto Serif" w:hint="eastAsia"/>
+          <w:sz w:val="24"/>
+          <w:szCs w:val="24"/>
+          <w:lang w:val="en-US"/>
+        </w:rPr>
+        <w:t>of</w:t>
+      </w:r>
+      <w:r>
+        <w:rPr>
+          <w:rFonts w:ascii="Noto Serif SC" w:eastAsia="Noto Serif SC" w:hAnsi="Noto Serif SC" w:cs="Noto Serif"/>
+          <w:sz w:val="24"/>
+          <w:szCs w:val="24"/>
+          <w:lang w:val="en-US"/>
+        </w:rPr>
+        <w:t xml:space="preserve"> University of Music and Performing Arts Vienna, etc</w:t>
+      </w:r>
+      <w:r>
+        <w:rPr>
+          <w:rFonts w:ascii="Noto Serif SC" w:eastAsia="Noto Serif SC" w:hAnsi="Noto Serif SC" w:cs="Noto Serif" w:hint="eastAsia"/>
+          <w:sz w:val="24"/>
+          <w:szCs w:val="24"/>
+          <w:lang w:val="en-US"/>
+        </w:rPr>
+        <w:t>.</w:t>
+      </w:r>
+    </w:p>
+    <w:p>
+      <w:pPr>
+        <w:rPr>
+          <w:rFonts w:ascii="Noto Serif SC" w:eastAsia="Noto Serif SC" w:hAnsi="Noto Serif SC" w:cs="Noto Serif"/>
+          <w:sz w:val="24"/>
+          <w:szCs w:val="24"/>
+          <w:lang w:val="en-US"/>
+        </w:rPr>
+      </w:pPr>
+      <w:r>
+        <w:rPr>
+          <w:rFonts w:ascii="Noto Serif SC" w:eastAsia="Noto Serif SC" w:hAnsi="Noto Serif SC" w:cs="Noto Serif" w:hint="eastAsia"/>
+          <w:sz w:val="24"/>
+          <w:szCs w:val="24"/>
+          <w:lang w:val="en-US"/>
+        </w:rPr>
+        <w:t>His</w:t>
+      </w:r>
+      <w:r>
+        <w:rPr>
+          <w:rFonts w:ascii="Noto Serif SC" w:eastAsia="Noto Serif SC" w:hAnsi="Noto Serif SC" w:cs="Noto Serif"/>
+          <w:sz w:val="24"/>
+          <w:szCs w:val="24"/>
+          <w:lang w:val="en-US"/>
+        </w:rPr>
+        <w:t xml:space="preserve"> </w:t>
+      </w:r>
+      <w:r>
+        <w:rPr>
+          <w:rFonts w:ascii="Noto Serif SC" w:eastAsia="Noto Serif SC" w:hAnsi="Noto Serif SC" w:cs="Noto Serif" w:hint="eastAsia"/>
+          <w:sz w:val="24"/>
+          <w:szCs w:val="24"/>
+          <w:lang w:val="en-US"/>
+        </w:rPr>
+        <w:t>works</w:t>
+      </w:r>
+      <w:r>
+        <w:rPr>
+          <w:rFonts w:ascii="Noto Serif SC" w:eastAsia="Noto Serif SC" w:hAnsi="Noto Serif SC" w:cs="Noto Serif"/>
+          <w:sz w:val="24"/>
+          <w:szCs w:val="24"/>
+          <w:lang w:val="en-US"/>
+        </w:rPr>
+        <w:t xml:space="preserve"> </w:t>
+      </w:r>
+      <w:r>
+        <w:rPr>
+          <w:rFonts w:ascii="Noto Serif SC" w:eastAsia="Noto Serif SC" w:hAnsi="Noto Serif SC" w:cs="Noto Serif" w:hint="eastAsia"/>
+          <w:sz w:val="24"/>
+          <w:szCs w:val="24"/>
+          <w:lang w:val="en-US"/>
+        </w:rPr>
+        <w:t>involve</w:t>
+      </w:r>
+      <w:r>
+        <w:rPr>
+          <w:rFonts w:ascii="Noto Serif SC" w:eastAsia="Noto Serif SC" w:hAnsi="Noto Serif SC" w:cs="Noto Serif"/>
+          <w:sz w:val="24"/>
+          <w:szCs w:val="24"/>
+          <w:lang w:val="en-US"/>
+        </w:rPr>
+        <w:t xml:space="preserve"> </w:t>
+      </w:r>
+      <w:r>
+        <w:rPr>
+          <w:rFonts w:ascii="Noto Serif SC" w:eastAsia="Noto Serif SC" w:hAnsi="Noto Serif SC" w:cs="Noto Serif" w:hint="eastAsia"/>
+          <w:sz w:val="24"/>
+          <w:szCs w:val="24"/>
+          <w:lang w:val="en-US"/>
+        </w:rPr>
+        <w:t>concertos</w:t>
+      </w:r>
+      <w:r>
+        <w:rPr>
+          <w:rFonts w:ascii="Noto Serif SC" w:eastAsia="Noto Serif SC" w:hAnsi="Noto Serif SC" w:cs="Noto Serif"/>
+          <w:sz w:val="24"/>
+          <w:szCs w:val="24"/>
+          <w:lang w:val="en-US"/>
+        </w:rPr>
+        <w:t xml:space="preserve">, </w:t>
+      </w:r>
+      <w:r>
+        <w:rPr>
+          <w:rFonts w:ascii="Noto Serif SC" w:eastAsia="Noto Serif SC" w:hAnsi="Noto Serif SC" w:cs="Noto Serif" w:hint="eastAsia"/>
+          <w:sz w:val="24"/>
+          <w:szCs w:val="24"/>
+          <w:lang w:val="en-US"/>
+        </w:rPr>
+        <w:t>o</w:t>
+      </w:r>
+      <w:r>
+        <w:rPr>
+          <w:rFonts w:ascii="Noto Serif SC" w:eastAsia="Noto Serif SC" w:hAnsi="Noto Serif SC" w:cs="Noto Serif"/>
+          <w:sz w:val="24"/>
+          <w:szCs w:val="24"/>
+          <w:lang w:val="en-US"/>
+        </w:rPr>
+        <w:t>rchestra</w:t>
+      </w:r>
+      <w:r>
+        <w:rPr>
+          <w:rFonts w:ascii="Noto Serif SC" w:eastAsia="Noto Serif SC" w:hAnsi="Noto Serif SC" w:cs="Noto Serif" w:hint="eastAsia"/>
+          <w:sz w:val="24"/>
+          <w:szCs w:val="24"/>
+          <w:lang w:val="en-US"/>
+        </w:rPr>
+        <w:t>l</w:t>
+      </w:r>
+      <w:r>
+        <w:rPr>
+          <w:rFonts w:ascii="Noto Serif SC" w:eastAsia="Noto Serif SC" w:hAnsi="Noto Serif SC" w:cs="Noto Serif"/>
+          <w:sz w:val="24"/>
+          <w:szCs w:val="24"/>
+          <w:lang w:val="en-US"/>
+        </w:rPr>
+        <w:t xml:space="preserve"> music, chamber music and choral music</w:t>
+      </w:r>
+      <w:r>
+        <w:rPr>
+          <w:rFonts w:ascii="Noto Serif SC" w:eastAsia="Noto Serif SC" w:hAnsi="Noto Serif SC" w:cs="Noto Serif" w:hint="eastAsia"/>
+          <w:sz w:val="24"/>
+          <w:szCs w:val="24"/>
+          <w:lang w:val="en-US"/>
+        </w:rPr>
+        <w:t>.</w:t>
+      </w:r>
+      <w:r>
+        <w:rPr>
+          <w:rFonts w:ascii="Noto Serif SC" w:eastAsia="Noto Serif SC" w:hAnsi="Noto Serif SC" w:cs="Noto Serif"/>
+          <w:sz w:val="24"/>
+          <w:szCs w:val="24"/>
+          <w:lang w:val="en-US"/>
+        </w:rPr>
+        <w:t xml:space="preserve"> </w:t>
+      </w:r>
+      <w:r>
+        <w:rPr>
+          <w:rFonts w:ascii="Noto Serif SC" w:eastAsia="Noto Serif SC" w:hAnsi="Noto Serif SC" w:cs="Noto Serif" w:hint="eastAsia"/>
+          <w:sz w:val="24"/>
+          <w:szCs w:val="24"/>
+          <w:lang w:val="en-US"/>
+        </w:rPr>
+        <w:t>He</w:t>
+      </w:r>
+      <w:r>
+        <w:rPr>
+          <w:rFonts w:ascii="Noto Serif SC" w:eastAsia="Noto Serif SC" w:hAnsi="Noto Serif SC" w:cs="Noto Serif"/>
+          <w:sz w:val="24"/>
+          <w:szCs w:val="24"/>
+          <w:lang w:val="en-US"/>
+        </w:rPr>
+        <w:t xml:space="preserve"> manage</w:t>
+      </w:r>
+      <w:r>
+        <w:rPr>
+          <w:rFonts w:ascii="Noto Serif SC" w:eastAsia="Noto Serif SC" w:hAnsi="Noto Serif SC" w:cs="Noto Serif" w:hint="eastAsia"/>
+          <w:sz w:val="24"/>
+          <w:szCs w:val="24"/>
+          <w:lang w:val="en-US"/>
+        </w:rPr>
+        <w:t>d</w:t>
+      </w:r>
+      <w:r>
+        <w:rPr>
+          <w:rFonts w:ascii="Noto Serif SC" w:eastAsia="Noto Serif SC" w:hAnsi="Noto Serif SC" w:cs="Noto Serif"/>
+          <w:sz w:val="24"/>
+          <w:szCs w:val="24"/>
+          <w:lang w:val="en-US"/>
+        </w:rPr>
+        <w:t xml:space="preserve"> one Music Compositional </w:t>
+      </w:r>
+      <w:r>
+        <w:rPr>
+          <w:rFonts w:ascii="Noto Serif SC" w:eastAsia="Noto Serif SC" w:hAnsi="Noto Serif SC" w:cs="Noto Serif" w:hint="eastAsia"/>
+          <w:sz w:val="24"/>
+          <w:szCs w:val="24"/>
+          <w:lang w:val="en-US"/>
+        </w:rPr>
+        <w:t>Talents</w:t>
+      </w:r>
+      <w:r>
+        <w:rPr>
+          <w:rFonts w:ascii="Noto Serif SC" w:eastAsia="Noto Serif SC" w:hAnsi="Noto Serif SC" w:cs="Noto Serif"/>
+          <w:sz w:val="24"/>
+          <w:szCs w:val="24"/>
+          <w:lang w:val="en-US"/>
+        </w:rPr>
+        <w:t xml:space="preserve"> </w:t>
+      </w:r>
+      <w:r>
+        <w:rPr>
+          <w:rFonts w:ascii="Noto Serif SC" w:eastAsia="Noto Serif SC" w:hAnsi="Noto Serif SC" w:cs="Noto Serif" w:hint="eastAsia"/>
+          <w:sz w:val="24"/>
+          <w:szCs w:val="24"/>
+          <w:lang w:val="en-US"/>
+        </w:rPr>
+        <w:t>Project</w:t>
+      </w:r>
+      <w:r>
+        <w:rPr>
+          <w:rFonts w:ascii="Noto Serif SC" w:eastAsia="Noto Serif SC" w:hAnsi="Noto Serif SC" w:cs="Noto Serif"/>
+          <w:sz w:val="24"/>
+          <w:szCs w:val="24"/>
+          <w:lang w:val="en-US"/>
+        </w:rPr>
+        <w:t>, participate</w:t>
+      </w:r>
+      <w:r>
+        <w:rPr>
+          <w:rFonts w:ascii="Noto Serif SC" w:eastAsia="Noto Serif SC" w:hAnsi="Noto Serif SC" w:cs="Noto Serif" w:hint="eastAsia"/>
+          <w:sz w:val="24"/>
+          <w:szCs w:val="24"/>
+          <w:lang w:val="en-US"/>
+        </w:rPr>
+        <w:t>d</w:t>
+      </w:r>
+      <w:r>
+        <w:rPr>
+          <w:rFonts w:ascii="Noto Serif SC" w:eastAsia="Noto Serif SC" w:hAnsi="Noto Serif SC" w:cs="Noto Serif"/>
+          <w:sz w:val="24"/>
+          <w:szCs w:val="24"/>
+          <w:lang w:val="en-US"/>
+        </w:rPr>
+        <w:t xml:space="preserve"> in</w:t>
+      </w:r>
+      <w:r>
+        <w:rPr>
+          <w:rFonts w:ascii="Noto Serif SC" w:eastAsia="Noto Serif SC" w:hAnsi="Noto Serif SC" w:cs="Noto Serif" w:hint="eastAsia"/>
+          <w:sz w:val="24"/>
+          <w:szCs w:val="24"/>
+          <w:lang w:val="en-US"/>
+        </w:rPr>
+        <w:t xml:space="preserve"> </w:t>
+      </w:r>
+      <w:r>
+        <w:rPr>
+          <w:rFonts w:ascii="Noto Serif SC" w:eastAsia="Noto Serif SC" w:hAnsi="Noto Serif SC" w:cs="Noto Serif"/>
+          <w:sz w:val="24"/>
+          <w:szCs w:val="24"/>
+          <w:lang w:val="en-US"/>
+        </w:rPr>
+        <w:t xml:space="preserve">four Performance </w:t>
+      </w:r>
+      <w:r>
+        <w:rPr>
+          <w:rFonts w:ascii="Noto Serif SC" w:eastAsia="Noto Serif SC" w:hAnsi="Noto Serif SC" w:cs="Noto Serif" w:hint="eastAsia"/>
+          <w:sz w:val="24"/>
+          <w:szCs w:val="24"/>
+          <w:lang w:val="en-US"/>
+        </w:rPr>
+        <w:t>P</w:t>
+      </w:r>
+      <w:r>
+        <w:rPr>
+          <w:rFonts w:ascii="Noto Serif SC" w:eastAsia="Noto Serif SC" w:hAnsi="Noto Serif SC" w:cs="Noto Serif"/>
+          <w:sz w:val="24"/>
+          <w:szCs w:val="24"/>
+          <w:lang w:val="en-US"/>
+        </w:rPr>
+        <w:t>roject</w:t>
+      </w:r>
+      <w:r>
+        <w:rPr>
+          <w:rFonts w:ascii="Noto Serif SC" w:eastAsia="Noto Serif SC" w:hAnsi="Noto Serif SC" w:cs="Noto Serif" w:hint="eastAsia"/>
+          <w:sz w:val="24"/>
+          <w:szCs w:val="24"/>
+          <w:lang w:val="en-US"/>
+        </w:rPr>
+        <w:t>s</w:t>
+      </w:r>
+      <w:r>
+        <w:rPr>
+          <w:rFonts w:ascii="Noto Serif SC" w:eastAsia="Noto Serif SC" w:hAnsi="Noto Serif SC" w:cs="Noto Serif"/>
+          <w:sz w:val="24"/>
+          <w:szCs w:val="24"/>
+          <w:lang w:val="en-US"/>
+        </w:rPr>
+        <w:t xml:space="preserve"> </w:t>
+      </w:r>
+      <w:r>
+        <w:rPr>
+          <w:rFonts w:ascii="Noto Serif SC" w:eastAsia="Noto Serif SC" w:hAnsi="Noto Serif SC" w:cs="Noto Serif" w:hint="eastAsia"/>
+          <w:sz w:val="24"/>
+          <w:szCs w:val="24"/>
+          <w:lang w:val="en-US"/>
+        </w:rPr>
+        <w:t>of</w:t>
+      </w:r>
+      <w:r>
+        <w:rPr>
+          <w:rFonts w:ascii="Noto Serif SC" w:eastAsia="Noto Serif SC" w:hAnsi="Noto Serif SC" w:cs="Noto Serif"/>
+          <w:sz w:val="24"/>
+          <w:szCs w:val="24"/>
+          <w:lang w:val="en-US"/>
+        </w:rPr>
+        <w:t xml:space="preserve"> </w:t>
+      </w:r>
+      <w:r>
+        <w:rPr>
+          <w:rFonts w:ascii="Noto Serif SC" w:eastAsia="Noto Serif SC" w:hAnsi="Noto Serif SC" w:cs="Noto Serif" w:hint="eastAsia"/>
+          <w:sz w:val="24"/>
+          <w:szCs w:val="24"/>
+          <w:lang w:val="en-US"/>
+        </w:rPr>
+        <w:t>China</w:t>
+      </w:r>
+      <w:r>
+        <w:rPr>
+          <w:rFonts w:ascii="Noto Serif SC" w:eastAsia="Noto Serif SC" w:hAnsi="Noto Serif SC" w:cs="Noto Serif"/>
+          <w:sz w:val="24"/>
+          <w:szCs w:val="24"/>
+          <w:lang w:val="en-US"/>
+        </w:rPr>
+        <w:t xml:space="preserve"> </w:t>
+      </w:r>
+      <w:r>
+        <w:rPr>
+          <w:rFonts w:ascii="Noto Serif SC" w:eastAsia="Noto Serif SC" w:hAnsi="Noto Serif SC" w:cs="Noto Serif" w:hint="eastAsia"/>
+          <w:sz w:val="24"/>
+          <w:szCs w:val="24"/>
+          <w:lang w:val="en-US"/>
+        </w:rPr>
+        <w:t>National</w:t>
+      </w:r>
+      <w:r>
+        <w:rPr>
+          <w:rFonts w:ascii="Noto Serif SC" w:eastAsia="Noto Serif SC" w:hAnsi="Noto Serif SC" w:cs="Noto Serif"/>
+          <w:sz w:val="24"/>
+          <w:szCs w:val="24"/>
+          <w:lang w:val="en-US"/>
+        </w:rPr>
+        <w:t xml:space="preserve"> Arts Fund and </w:t>
+      </w:r>
+      <w:r>
+        <w:rPr>
+          <w:rFonts w:ascii="Noto Serif SC" w:eastAsia="Noto Serif SC" w:hAnsi="Noto Serif SC" w:cs="Noto Serif" w:hint="eastAsia"/>
+          <w:sz w:val="24"/>
+          <w:szCs w:val="24"/>
+          <w:lang w:val="en-US"/>
+        </w:rPr>
+        <w:t>won</w:t>
+      </w:r>
+      <w:r>
+        <w:rPr>
+          <w:rFonts w:ascii="Noto Serif SC" w:eastAsia="Noto Serif SC" w:hAnsi="Noto Serif SC" w:cs="Noto Serif"/>
+          <w:sz w:val="24"/>
+          <w:szCs w:val="24"/>
+          <w:lang w:val="en-US"/>
+        </w:rPr>
+        <w:t xml:space="preserve"> </w:t>
+      </w:r>
+      <w:r>
+        <w:rPr>
+          <w:rFonts w:ascii="Noto Serif SC" w:eastAsia="Noto Serif SC" w:hAnsi="Noto Serif SC" w:cs="Noto Serif" w:hint="eastAsia"/>
+          <w:sz w:val="24"/>
+          <w:szCs w:val="24"/>
+          <w:lang w:val="en-US"/>
+        </w:rPr>
+        <w:t>a</w:t>
+      </w:r>
+      <w:r>
+        <w:rPr>
+          <w:rFonts w:ascii="Noto Serif SC" w:eastAsia="Noto Serif SC" w:hAnsi="Noto Serif SC" w:cs="Noto Serif"/>
+          <w:sz w:val="24"/>
+          <w:szCs w:val="24"/>
+          <w:lang w:val="en-US"/>
+        </w:rPr>
+        <w:t xml:space="preserve"> </w:t>
+      </w:r>
+      <w:r>
+        <w:rPr>
+          <w:rFonts w:ascii="Noto Serif SC" w:eastAsia="Noto Serif SC" w:hAnsi="Noto Serif SC" w:cs="Noto Serif" w:hint="eastAsia"/>
+          <w:sz w:val="24"/>
+          <w:szCs w:val="24"/>
+          <w:lang w:val="en-US"/>
+        </w:rPr>
+        <w:t>dozen</w:t>
+      </w:r>
+      <w:r>
+        <w:rPr>
+          <w:rFonts w:ascii="Noto Serif SC" w:eastAsia="Noto Serif SC" w:hAnsi="Noto Serif SC" w:cs="Noto Serif"/>
+          <w:sz w:val="24"/>
+          <w:szCs w:val="24"/>
+          <w:lang w:val="en-US"/>
+        </w:rPr>
+        <w:t xml:space="preserve"> c</w:t>
+      </w:r>
+      <w:r>
+        <w:rPr>
+          <w:rFonts w:ascii="Noto Serif SC" w:eastAsia="Noto Serif SC" w:hAnsi="Noto Serif SC" w:cs="Noto Serif" w:hint="eastAsia"/>
+          <w:sz w:val="24"/>
+          <w:szCs w:val="24"/>
+          <w:lang w:val="en-US"/>
+        </w:rPr>
+        <w:t>omposition</w:t>
+      </w:r>
+      <w:r>
+        <w:rPr>
+          <w:rFonts w:ascii="Noto Serif SC" w:eastAsia="Noto Serif SC" w:hAnsi="Noto Serif SC" w:cs="Noto Serif"/>
+          <w:sz w:val="24"/>
+          <w:szCs w:val="24"/>
+          <w:lang w:val="en-US"/>
+        </w:rPr>
+        <w:t xml:space="preserve">al </w:t>
+      </w:r>
+      <w:r>
+        <w:rPr>
+          <w:rFonts w:ascii="Noto Serif SC" w:eastAsia="Noto Serif SC" w:hAnsi="Noto Serif SC" w:cs="Noto Serif" w:hint="eastAsia"/>
+          <w:sz w:val="24"/>
+          <w:szCs w:val="24"/>
+          <w:lang w:val="en-US"/>
+        </w:rPr>
+        <w:t>aw</w:t>
+      </w:r>
+      <w:r>
+        <w:rPr>
+          <w:rFonts w:ascii="Noto Serif SC" w:eastAsia="Noto Serif SC" w:hAnsi="Noto Serif SC" w:cs="Noto Serif"/>
+          <w:sz w:val="24"/>
+          <w:szCs w:val="24"/>
+          <w:lang w:val="en-US"/>
+        </w:rPr>
+        <w:t>a</w:t>
+      </w:r>
+      <w:r>
+        <w:rPr>
+          <w:rFonts w:ascii="Noto Serif SC" w:eastAsia="Noto Serif SC" w:hAnsi="Noto Serif SC" w:cs="Noto Serif" w:hint="eastAsia"/>
+          <w:sz w:val="24"/>
+          <w:szCs w:val="24"/>
+          <w:lang w:val="en-US"/>
+        </w:rPr>
+        <w:t>rds</w:t>
+      </w:r>
+      <w:r>
+        <w:rPr>
+          <w:rFonts w:ascii="Noto Serif SC" w:eastAsia="Noto Serif SC" w:hAnsi="Noto Serif SC" w:cs="Noto Serif"/>
+          <w:sz w:val="24"/>
+          <w:szCs w:val="24"/>
+          <w:lang w:val="en-US"/>
+        </w:rPr>
+        <w:t xml:space="preserve">, include 2022 </w:t>
+      </w:r>
+      <w:r>
+        <w:rPr>
+          <w:rFonts w:ascii="Noto Serif SC" w:eastAsia="Noto Serif SC" w:hAnsi="Noto Serif SC" w:cs="Noto Serif" w:hint="eastAsia"/>
+          <w:sz w:val="24"/>
+          <w:szCs w:val="24"/>
+          <w:lang w:val="en-US"/>
+        </w:rPr>
+        <w:t>Outstanding</w:t>
+      </w:r>
+      <w:r>
+        <w:rPr>
+          <w:rFonts w:ascii="Noto Serif SC" w:eastAsia="Noto Serif SC" w:hAnsi="Noto Serif SC" w:cs="Noto Serif"/>
+          <w:sz w:val="24"/>
+          <w:szCs w:val="24"/>
+          <w:lang w:val="en-US"/>
+        </w:rPr>
+        <w:t xml:space="preserve"> </w:t>
+      </w:r>
+      <w:r>
+        <w:rPr>
+          <w:rFonts w:ascii="Noto Serif SC" w:eastAsia="Noto Serif SC" w:hAnsi="Noto Serif SC" w:cs="Noto Serif" w:hint="eastAsia"/>
+          <w:sz w:val="24"/>
+          <w:szCs w:val="24"/>
+          <w:lang w:val="en-US"/>
+        </w:rPr>
+        <w:t>Grand</w:t>
+      </w:r>
+      <w:r>
+        <w:rPr>
+          <w:rFonts w:ascii="Noto Serif SC" w:eastAsia="Noto Serif SC" w:hAnsi="Noto Serif SC" w:cs="Noto Serif"/>
+          <w:sz w:val="24"/>
+          <w:szCs w:val="24"/>
+          <w:lang w:val="en-US"/>
+        </w:rPr>
+        <w:t xml:space="preserve"> </w:t>
+      </w:r>
+      <w:r>
+        <w:rPr>
+          <w:rFonts w:ascii="Noto Serif SC" w:eastAsia="Noto Serif SC" w:hAnsi="Noto Serif SC" w:cs="Noto Serif" w:hint="eastAsia"/>
+          <w:sz w:val="24"/>
+          <w:szCs w:val="24"/>
+          <w:lang w:val="en-US"/>
+        </w:rPr>
+        <w:t>Works</w:t>
+      </w:r>
+      <w:r>
+        <w:rPr>
+          <w:rFonts w:ascii="Noto Serif SC" w:eastAsia="Noto Serif SC" w:hAnsi="Noto Serif SC" w:cs="Noto Serif"/>
+          <w:sz w:val="24"/>
+          <w:szCs w:val="24"/>
+          <w:lang w:val="en-US"/>
+        </w:rPr>
+        <w:t xml:space="preserve"> </w:t>
+      </w:r>
+      <w:r>
+        <w:rPr>
+          <w:rFonts w:ascii="Noto Serif SC" w:eastAsia="Noto Serif SC" w:hAnsi="Noto Serif SC" w:cs="Noto Serif" w:hint="eastAsia"/>
+          <w:sz w:val="24"/>
+          <w:szCs w:val="24"/>
+          <w:lang w:val="en-US"/>
+        </w:rPr>
+        <w:t>Award</w:t>
+      </w:r>
+      <w:r>
+        <w:rPr>
+          <w:rFonts w:ascii="Noto Serif SC" w:eastAsia="Noto Serif SC" w:hAnsi="Noto Serif SC" w:cs="Noto Serif"/>
+          <w:sz w:val="24"/>
+          <w:szCs w:val="24"/>
+          <w:lang w:val="en-US"/>
+        </w:rPr>
+        <w:t xml:space="preserve"> </w:t>
+      </w:r>
+      <w:r>
+        <w:rPr>
+          <w:rFonts w:ascii="Noto Serif SC" w:eastAsia="Noto Serif SC" w:hAnsi="Noto Serif SC" w:cs="Noto Serif" w:hint="eastAsia"/>
+          <w:sz w:val="24"/>
+          <w:szCs w:val="24"/>
+          <w:lang w:val="en-US"/>
+        </w:rPr>
+        <w:t>of</w:t>
+      </w:r>
+      <w:r>
+        <w:rPr>
+          <w:rFonts w:ascii="Noto Serif SC" w:eastAsia="Noto Serif SC" w:hAnsi="Noto Serif SC" w:cs="Noto Serif"/>
+          <w:sz w:val="24"/>
+          <w:szCs w:val="24"/>
+          <w:lang w:val="en-US"/>
+        </w:rPr>
+        <w:t xml:space="preserve"> </w:t>
+      </w:r>
+      <w:r>
+        <w:rPr>
+          <w:rFonts w:ascii="Noto Serif SC" w:eastAsia="Noto Serif SC" w:hAnsi="Noto Serif SC" w:cs="Noto Serif" w:hint="eastAsia"/>
+          <w:sz w:val="24"/>
+          <w:szCs w:val="24"/>
+          <w:lang w:val="en-US"/>
+        </w:rPr>
+        <w:t>Z</w:t>
+      </w:r>
+      <w:r>
+        <w:rPr>
+          <w:rFonts w:ascii="Noto Serif SC" w:eastAsia="Noto Serif SC" w:hAnsi="Noto Serif SC" w:cs="Noto Serif"/>
+          <w:sz w:val="24"/>
+          <w:szCs w:val="24"/>
+          <w:lang w:val="en-US"/>
+        </w:rPr>
+        <w:t xml:space="preserve">ijin Culture Festival , 2021 </w:t>
+      </w:r>
+      <w:r>
+        <w:rPr>
+          <w:rFonts w:ascii="Noto Serif SC" w:eastAsia="Noto Serif SC" w:hAnsi="Noto Serif SC" w:cs="Noto Serif" w:hint="eastAsia"/>
+          <w:sz w:val="24"/>
+          <w:szCs w:val="24"/>
+          <w:lang w:val="en-US"/>
+        </w:rPr>
+        <w:t>The</w:t>
+      </w:r>
+      <w:r>
+        <w:rPr>
+          <w:rFonts w:ascii="Noto Serif SC" w:eastAsia="Noto Serif SC" w:hAnsi="Noto Serif SC" w:cs="Noto Serif"/>
+          <w:sz w:val="24"/>
+          <w:szCs w:val="24"/>
+          <w:lang w:val="en-US"/>
+        </w:rPr>
+        <w:t xml:space="preserve"> Excellent Works Award </w:t>
+      </w:r>
+      <w:r>
+        <w:rPr>
+          <w:rFonts w:ascii="Noto Serif SC" w:eastAsia="Noto Serif SC" w:hAnsi="Noto Serif SC" w:cs="Noto Serif" w:hint="eastAsia"/>
+          <w:sz w:val="24"/>
+          <w:szCs w:val="24"/>
+          <w:lang w:val="en-US"/>
+        </w:rPr>
+        <w:t>of</w:t>
+      </w:r>
+      <w:r>
+        <w:rPr>
+          <w:rFonts w:ascii="Noto Serif SC" w:eastAsia="Noto Serif SC" w:hAnsi="Noto Serif SC" w:cs="Noto Serif"/>
+          <w:sz w:val="24"/>
+          <w:szCs w:val="24"/>
+          <w:lang w:val="en-US"/>
+        </w:rPr>
+        <w:t xml:space="preserve"> 6</w:t>
+      </w:r>
+      <w:r>
+        <w:rPr>
+          <w:rFonts w:ascii="Noto Serif SC" w:eastAsia="Noto Serif SC" w:hAnsi="Noto Serif SC" w:cs="Noto Serif"/>
+          <w:sz w:val="24"/>
+          <w:szCs w:val="24"/>
+          <w:vertAlign w:val="superscript"/>
+          <w:lang w:val="en-US"/>
+        </w:rPr>
+        <w:t>th</w:t>
+      </w:r>
+      <w:r>
+        <w:rPr>
+          <w:rFonts w:ascii="Noto Serif SC" w:eastAsia="Noto Serif SC" w:hAnsi="Noto Serif SC" w:cs="Noto Serif"/>
+          <w:sz w:val="24"/>
+          <w:szCs w:val="24"/>
+          <w:lang w:val="en-US"/>
+        </w:rPr>
+        <w:t xml:space="preserve"> National University Students</w:t>
+      </w:r>
+      <w:r>
+        <w:rPr>
+          <w:rFonts w:ascii="Noto Serif" w:eastAsia="Noto Serif SC" w:hAnsi="Noto Serif" w:cs="Noto Serif"/>
+          <w:sz w:val="24"/>
+          <w:szCs w:val="24"/>
+          <w:lang w:val="en-US"/>
+        </w:rPr>
+        <w:t>’</w:t>
+      </w:r>
+      <w:r>
+        <w:rPr>
+          <w:rFonts w:ascii="Noto Serif SC" w:eastAsia="Noto Serif SC" w:hAnsi="Noto Serif SC" w:cs="Noto Serif"/>
+          <w:sz w:val="24"/>
+          <w:szCs w:val="24"/>
+          <w:lang w:val="en-US"/>
+        </w:rPr>
+        <w:t xml:space="preserve"> Art Exhibition, Excellent </w:t>
+      </w:r>
+      <w:r>
+        <w:rPr>
+          <w:rFonts w:ascii="Noto Serif SC" w:eastAsia="Noto Serif SC" w:hAnsi="Noto Serif SC" w:cs="Noto Serif" w:hint="eastAsia"/>
+          <w:sz w:val="24"/>
+          <w:szCs w:val="24"/>
+          <w:lang w:val="en-US"/>
+        </w:rPr>
+        <w:t>W</w:t>
+      </w:r>
+      <w:r>
+        <w:rPr>
+          <w:rFonts w:ascii="Noto Serif SC" w:eastAsia="Noto Serif SC" w:hAnsi="Noto Serif SC" w:cs="Noto Serif"/>
+          <w:sz w:val="24"/>
+          <w:szCs w:val="24"/>
+          <w:lang w:val="en-US"/>
+        </w:rPr>
+        <w:t xml:space="preserve">ork Award </w:t>
+      </w:r>
+      <w:r>
+        <w:rPr>
+          <w:rFonts w:ascii="Noto Serif SC" w:eastAsia="Noto Serif SC" w:hAnsi="Noto Serif SC" w:cs="Noto Serif" w:hint="eastAsia"/>
+          <w:sz w:val="24"/>
+          <w:szCs w:val="24"/>
+          <w:lang w:val="en-US"/>
+        </w:rPr>
+        <w:t>of</w:t>
+      </w:r>
+      <w:r>
+        <w:rPr>
+          <w:rFonts w:ascii="Noto Serif SC" w:eastAsia="Noto Serif SC" w:hAnsi="Noto Serif SC" w:cs="Noto Serif"/>
+          <w:sz w:val="24"/>
+          <w:szCs w:val="24"/>
+          <w:lang w:val="en-US"/>
+        </w:rPr>
+        <w:t xml:space="preserve"> The 5</w:t>
+      </w:r>
+      <w:r>
+        <w:rPr>
+          <w:rFonts w:ascii="Noto Serif SC" w:eastAsia="Noto Serif SC" w:hAnsi="Noto Serif SC" w:cs="Noto Serif"/>
+          <w:sz w:val="24"/>
+          <w:szCs w:val="24"/>
+          <w:vertAlign w:val="superscript"/>
+          <w:lang w:val="en-US"/>
+        </w:rPr>
+        <w:t>th</w:t>
+      </w:r>
+      <w:r>
+        <w:rPr>
+          <w:rFonts w:ascii="Noto Serif SC" w:eastAsia="Noto Serif SC" w:hAnsi="Noto Serif SC" w:cs="Noto Serif" w:hint="eastAsia"/>
+          <w:sz w:val="24"/>
+          <w:szCs w:val="24"/>
+          <w:lang w:val="en-US"/>
+        </w:rPr>
+        <w:t xml:space="preserve"> </w:t>
+      </w:r>
+      <w:r>
+        <w:rPr>
+          <w:rFonts w:ascii="Noto Serif SC" w:eastAsia="Noto Serif SC" w:hAnsi="Noto Serif SC" w:cs="Noto Serif"/>
+          <w:sz w:val="24"/>
+          <w:szCs w:val="24"/>
+          <w:lang w:val="en-US"/>
+        </w:rPr>
+        <w:t>Jiangsu Wenhua Award, 2020 2</w:t>
+      </w:r>
+      <w:r>
+        <w:rPr>
+          <w:rFonts w:ascii="Noto Serif SC" w:eastAsia="Noto Serif SC" w:hAnsi="Noto Serif SC" w:cs="Noto Serif"/>
+          <w:sz w:val="24"/>
+          <w:szCs w:val="24"/>
+          <w:vertAlign w:val="superscript"/>
+          <w:lang w:val="en-US"/>
+        </w:rPr>
+        <w:t>nd</w:t>
+      </w:r>
+      <w:r>
+        <w:rPr>
+          <w:rFonts w:ascii="Noto Serif SC" w:eastAsia="Noto Serif SC" w:hAnsi="Noto Serif SC" w:cs="Noto Serif"/>
+          <w:sz w:val="24"/>
+          <w:szCs w:val="24"/>
+          <w:lang w:val="en-US"/>
+        </w:rPr>
+        <w:t xml:space="preserve"> Prize</w:t>
+      </w:r>
+      <w:r>
+        <w:rPr>
+          <w:rFonts w:ascii="Noto Serif SC" w:eastAsia="Noto Serif SC" w:hAnsi="Noto Serif SC" w:cs="Noto Serif" w:hint="eastAsia"/>
+          <w:sz w:val="24"/>
+          <w:szCs w:val="24"/>
+          <w:lang w:val="en-US"/>
+        </w:rPr>
+        <w:t xml:space="preserve"> of</w:t>
+      </w:r>
+      <w:r>
+        <w:rPr>
+          <w:rFonts w:ascii="Noto Serif SC" w:eastAsia="Noto Serif SC" w:hAnsi="Noto Serif SC" w:cs="Noto Serif"/>
+          <w:sz w:val="24"/>
+          <w:szCs w:val="24"/>
+          <w:lang w:val="en-US"/>
+        </w:rPr>
+        <w:t xml:space="preserve"> </w:t>
+      </w:r>
+      <w:r>
+        <w:rPr>
+          <w:rFonts w:ascii="Noto Serif SC" w:eastAsia="Noto Serif SC" w:hAnsi="Noto Serif SC" w:cs="Noto Serif" w:hint="eastAsia"/>
+          <w:sz w:val="24"/>
+          <w:szCs w:val="24"/>
+          <w:lang w:val="en-US"/>
+        </w:rPr>
+        <w:t>Jiangsu</w:t>
+      </w:r>
+      <w:r>
+        <w:rPr>
+          <w:rFonts w:ascii="Noto Serif SC" w:eastAsia="Noto Serif SC" w:hAnsi="Noto Serif SC" w:cs="Noto Serif"/>
+          <w:sz w:val="24"/>
+          <w:szCs w:val="24"/>
+          <w:lang w:val="en-US"/>
+        </w:rPr>
+        <w:t xml:space="preserve"> Literature and Art Award, 2018 2</w:t>
+      </w:r>
+      <w:r>
+        <w:rPr>
+          <w:rFonts w:ascii="Noto Serif SC" w:eastAsia="Noto Serif SC" w:hAnsi="Noto Serif SC" w:cs="Noto Serif"/>
+          <w:sz w:val="24"/>
+          <w:szCs w:val="24"/>
+          <w:vertAlign w:val="superscript"/>
+          <w:lang w:val="en-US"/>
+        </w:rPr>
+        <w:t>nd</w:t>
+      </w:r>
+      <w:r>
+        <w:rPr>
+          <w:rFonts w:ascii="Noto Serif SC" w:eastAsia="Noto Serif SC" w:hAnsi="Noto Serif SC" w:cs="Noto Serif"/>
+          <w:sz w:val="24"/>
+          <w:szCs w:val="24"/>
+          <w:lang w:val="en-US"/>
+        </w:rPr>
+        <w:t xml:space="preserve"> Prize </w:t>
+      </w:r>
+      <w:r>
+        <w:rPr>
+          <w:rFonts w:ascii="Noto Serif SC" w:eastAsia="Noto Serif SC" w:hAnsi="Noto Serif SC" w:cs="Noto Serif" w:hint="eastAsia"/>
+          <w:sz w:val="24"/>
+          <w:szCs w:val="24"/>
+          <w:lang w:val="en-US"/>
+        </w:rPr>
+        <w:t>of</w:t>
+      </w:r>
+      <w:r>
+        <w:rPr>
+          <w:rFonts w:ascii="Noto Serif SC" w:eastAsia="Noto Serif SC" w:hAnsi="Noto Serif SC" w:cs="Noto Serif"/>
+          <w:sz w:val="24"/>
+          <w:szCs w:val="24"/>
+          <w:lang w:val="en-US"/>
+        </w:rPr>
+        <w:t xml:space="preserve"> Poland </w:t>
+      </w:r>
+      <w:r>
+        <w:rPr>
+          <w:rFonts w:ascii="Noto Serif SC" w:eastAsia="Noto Serif SC" w:hAnsi="Noto Serif SC" w:cs="Noto Serif" w:hint="eastAsia"/>
           <w:i/>
           <w:iCs/>
           <w:sz w:val="24"/>
           <w:szCs w:val="24"/>
           <w:lang w:val="en-US"/>
         </w:rPr>
-        <w:t>Waiting for the Clouds and Mists to Dissolve</w:t>
-      </w:r>
-      <w:r>
-        <w:rPr>
-          <w:rFonts w:ascii="Noto Serif SC" w:eastAsia="Noto Serif SC" w:hAnsi="Noto Serif SC" w:cs="Noto Serif"/>
-          <w:sz w:val="24"/>
-          <w:szCs w:val="24"/>
-          <w:lang w:val="en-US"/>
-        </w:rPr>
-        <w:t xml:space="preserve">, which has joined the "Symphony of the Times" creation support program sponsored by the Ministry of Culture and Tourism </w:t>
-      </w:r>
-      <w:r>
-        <w:rPr>
-          <w:rFonts w:ascii="Noto Serif SC" w:eastAsia="Noto Serif SC" w:hAnsi="Noto Serif SC" w:cs="Noto Serif" w:hint="eastAsia"/>
-          <w:sz w:val="24"/>
-          <w:szCs w:val="24"/>
-          <w:lang w:val="en-US"/>
-        </w:rPr>
-        <w:t>of</w:t>
-      </w:r>
-      <w:r>
-        <w:rPr>
-          <w:rFonts w:ascii="Noto Serif SC" w:eastAsia="Noto Serif SC" w:hAnsi="Noto Serif SC" w:cs="Noto Serif"/>
-          <w:sz w:val="24"/>
-          <w:szCs w:val="24"/>
-          <w:lang w:val="en-US"/>
-        </w:rPr>
-        <w:t xml:space="preserve"> </w:t>
-      </w:r>
-      <w:r>
-        <w:rPr>
-          <w:rFonts w:ascii="Noto Serif SC" w:eastAsia="Noto Serif SC" w:hAnsi="Noto Serif SC" w:cs="Noto Serif" w:hint="eastAsia"/>
-          <w:sz w:val="24"/>
-          <w:szCs w:val="24"/>
-          <w:lang w:val="en-US"/>
-        </w:rPr>
-        <w:t>the</w:t>
-      </w:r>
-      <w:r>
-        <w:rPr>
-          <w:rFonts w:ascii="Noto Serif SC" w:eastAsia="Noto Serif SC" w:hAnsi="Noto Serif SC" w:cs="Noto Serif"/>
-          <w:sz w:val="24"/>
-          <w:szCs w:val="24"/>
-          <w:lang w:val="en-US"/>
-        </w:rPr>
-        <w:t xml:space="preserve"> </w:t>
-      </w:r>
-      <w:r>
-        <w:rPr>
-          <w:rFonts w:ascii="Noto Serif SC" w:eastAsia="Noto Serif SC" w:hAnsi="Noto Serif SC" w:cs="Noto Serif" w:hint="eastAsia"/>
-          <w:sz w:val="24"/>
-          <w:szCs w:val="24"/>
-          <w:lang w:val="en-US"/>
-        </w:rPr>
-        <w:t>people</w:t>
-      </w:r>
-      <w:r>
-        <w:rPr>
-          <w:rFonts w:ascii="Noto Serif SC" w:eastAsia="Noto Serif SC" w:hAnsi="Noto Serif SC" w:cs="Noto Serif"/>
-          <w:sz w:val="24"/>
-          <w:szCs w:val="24"/>
-          <w:lang w:val="en-US"/>
-        </w:rPr>
-        <w:t>’s</w:t>
-      </w:r>
-      <w:r>
-        <w:rPr>
-          <w:rFonts w:ascii="Noto Serif SC" w:eastAsia="Noto Serif SC" w:hAnsi="Noto Serif SC" w:cs="Noto Serif" w:hint="eastAsia"/>
-          <w:sz w:val="24"/>
-          <w:szCs w:val="24"/>
-          <w:lang w:val="en-US"/>
-        </w:rPr>
-        <w:t xml:space="preserve"> republic</w:t>
-      </w:r>
-      <w:r>
-        <w:rPr>
-          <w:rFonts w:ascii="Noto Serif SC" w:eastAsia="Noto Serif SC" w:hAnsi="Noto Serif SC" w:cs="Noto Serif"/>
-          <w:sz w:val="24"/>
-          <w:szCs w:val="24"/>
-          <w:lang w:val="en-US"/>
-        </w:rPr>
-        <w:t xml:space="preserve"> </w:t>
-      </w:r>
-      <w:r>
-        <w:rPr>
-          <w:rFonts w:ascii="Noto Serif SC" w:eastAsia="Noto Serif SC" w:hAnsi="Noto Serif SC" w:cs="Noto Serif" w:hint="eastAsia"/>
-          <w:sz w:val="24"/>
-          <w:szCs w:val="24"/>
-          <w:lang w:val="en-US"/>
-        </w:rPr>
-        <w:t>of</w:t>
-      </w:r>
-      <w:r>
-        <w:rPr>
-          <w:rFonts w:ascii="Noto Serif SC" w:eastAsia="Noto Serif SC" w:hAnsi="Noto Serif SC" w:cs="Noto Serif"/>
-          <w:sz w:val="24"/>
-          <w:szCs w:val="24"/>
-          <w:lang w:val="en-US"/>
-        </w:rPr>
-        <w:t xml:space="preserve"> C</w:t>
-      </w:r>
-      <w:r>
-        <w:rPr>
-          <w:rFonts w:ascii="Noto Serif SC" w:eastAsia="Noto Serif SC" w:hAnsi="Noto Serif SC" w:cs="Noto Serif" w:hint="eastAsia"/>
-          <w:sz w:val="24"/>
-          <w:szCs w:val="24"/>
-          <w:lang w:val="en-US"/>
-        </w:rPr>
-        <w:t>hina</w:t>
-      </w:r>
-      <w:r>
-        <w:rPr>
-          <w:rFonts w:ascii="Noto Serif SC" w:eastAsia="Noto Serif SC" w:hAnsi="Noto Serif SC" w:cs="Noto Serif"/>
-          <w:sz w:val="24"/>
-          <w:szCs w:val="24"/>
-          <w:lang w:val="en-US"/>
-        </w:rPr>
-        <w:t xml:space="preserve"> </w:t>
-      </w:r>
-      <w:r>
-        <w:rPr>
-          <w:rFonts w:ascii="Noto Serif SC" w:eastAsia="Noto Serif SC" w:hAnsi="Noto Serif SC" w:cs="Noto Serif" w:hint="eastAsia"/>
-          <w:sz w:val="24"/>
-          <w:szCs w:val="24"/>
-          <w:lang w:val="en-US"/>
-        </w:rPr>
-        <w:t>f</w:t>
-      </w:r>
-      <w:r>
-        <w:rPr>
-          <w:rFonts w:ascii="Noto Serif SC" w:eastAsia="Noto Serif SC" w:hAnsi="Noto Serif SC" w:cs="Noto Serif"/>
-          <w:sz w:val="24"/>
-          <w:szCs w:val="24"/>
-          <w:lang w:val="en-US"/>
-        </w:rPr>
-        <w:t xml:space="preserve">rom 2022 to 2023, the Symphony </w:t>
+        <w:t>Witold</w:t>
       </w:r>
       <w:r>
         <w:rPr>
@@ -2670,108 +3395,74 @@
           <w:szCs w:val="24"/>
           <w:lang w:val="en-US"/>
         </w:rPr>
-        <w:t>Walking in the Desert</w:t>
-      </w:r>
-      <w:r>
-        <w:rPr>
-          <w:rFonts w:ascii="Noto Serif SC" w:eastAsia="Noto Serif SC" w:hAnsi="Noto Serif SC" w:cs="Noto Serif"/>
-          <w:sz w:val="24"/>
-          <w:szCs w:val="24"/>
-          <w:lang w:val="en-US"/>
-        </w:rPr>
-        <w:t>(2022), which was premiered by the N</w:t>
-      </w:r>
-      <w:r>
-        <w:rPr>
-          <w:rFonts w:ascii="Noto Serif SC" w:eastAsia="Noto Serif SC" w:hAnsi="Noto Serif SC" w:cs="Noto Serif" w:hint="eastAsia"/>
-          <w:sz w:val="24"/>
-          <w:szCs w:val="24"/>
-          <w:lang w:val="en-US"/>
-        </w:rPr>
-        <w:t>ational</w:t>
-      </w:r>
-      <w:r>
-        <w:rPr>
-          <w:rFonts w:ascii="Noto Serif SC" w:eastAsia="Noto Serif SC" w:hAnsi="Noto Serif SC" w:cs="Noto Serif"/>
-          <w:sz w:val="24"/>
-          <w:szCs w:val="24"/>
-          <w:lang w:val="en-US"/>
-        </w:rPr>
-        <w:t xml:space="preserve"> Ballet </w:t>
-      </w:r>
-      <w:r>
-        <w:rPr>
-          <w:rFonts w:ascii="Noto Serif SC" w:eastAsia="Noto Serif SC" w:hAnsi="Noto Serif SC" w:cs="Noto Serif" w:hint="eastAsia"/>
-          <w:sz w:val="24"/>
-          <w:szCs w:val="24"/>
-          <w:lang w:val="en-US"/>
-        </w:rPr>
-        <w:t>of</w:t>
-      </w:r>
-      <w:r>
-        <w:rPr>
-          <w:rFonts w:ascii="Noto Serif SC" w:eastAsia="Noto Serif SC" w:hAnsi="Noto Serif SC" w:cs="Noto Serif"/>
-          <w:sz w:val="24"/>
-          <w:szCs w:val="24"/>
-          <w:lang w:val="en-US"/>
-        </w:rPr>
-        <w:t xml:space="preserve"> C</w:t>
-      </w:r>
-      <w:r>
-        <w:rPr>
-          <w:rFonts w:ascii="Noto Serif SC" w:eastAsia="Noto Serif SC" w:hAnsi="Noto Serif SC" w:cs="Noto Serif" w:hint="eastAsia"/>
-          <w:sz w:val="24"/>
-          <w:szCs w:val="24"/>
-          <w:lang w:val="en-US"/>
-        </w:rPr>
-        <w:t>hina</w:t>
-      </w:r>
-      <w:r>
-        <w:rPr>
-          <w:rFonts w:ascii="Noto Serif SC" w:eastAsia="Noto Serif SC" w:hAnsi="Noto Serif SC" w:cs="Noto Serif"/>
-          <w:sz w:val="24"/>
-          <w:szCs w:val="24"/>
-          <w:lang w:val="en-US"/>
-        </w:rPr>
-        <w:t xml:space="preserve"> Symphony Orchestra, the Symphony </w:t>
-      </w:r>
-      <w:r>
-        <w:rPr>
-          <w:rFonts w:ascii="Noto Serif SC" w:eastAsia="Noto Serif SC" w:hAnsi="Noto Serif SC" w:cs="Noto Serif"/>
+        <w:t xml:space="preserve"> </w:t>
+      </w:r>
+      <w:proofErr w:type="spellStart"/>
+      <w:r>
+        <w:rPr>
+          <w:rFonts w:ascii="Noto Serif SC" w:eastAsia="Noto Serif SC" w:hAnsi="Noto Serif SC" w:cs="Noto Serif" w:hint="eastAsia"/>
           <w:i/>
           <w:iCs/>
           <w:sz w:val="24"/>
           <w:szCs w:val="24"/>
           <w:lang w:val="en-US"/>
         </w:rPr>
-        <w:t>The Disappeared Moby Dick</w:t>
-      </w:r>
-      <w:r>
-        <w:rPr>
-          <w:rFonts w:ascii="Noto Serif SC" w:eastAsia="Noto Serif SC" w:hAnsi="Noto Serif SC" w:cs="Noto Serif"/>
-          <w:sz w:val="24"/>
-          <w:szCs w:val="24"/>
-          <w:lang w:val="en-US"/>
-        </w:rPr>
-        <w:t>(2020), which was premiered by the N</w:t>
-      </w:r>
-      <w:r>
-        <w:rPr>
-          <w:rFonts w:ascii="Noto Serif SC" w:eastAsia="Noto Serif SC" w:hAnsi="Noto Serif SC" w:cs="Noto Serif" w:hint="eastAsia"/>
-          <w:sz w:val="24"/>
-          <w:szCs w:val="24"/>
-          <w:lang w:val="en-US"/>
-        </w:rPr>
-        <w:t>ational</w:t>
-      </w:r>
-      <w:r>
-        <w:rPr>
-          <w:rFonts w:ascii="Noto Serif SC" w:eastAsia="Noto Serif SC" w:hAnsi="Noto Serif SC" w:cs="Noto Serif"/>
-          <w:sz w:val="24"/>
-          <w:szCs w:val="24"/>
-          <w:lang w:val="en-US"/>
-        </w:rPr>
-        <w:t xml:space="preserve"> Ballet </w:t>
+        <w:t>Szalonek</w:t>
+      </w:r>
+      <w:proofErr w:type="spellEnd"/>
+      <w:r>
+        <w:rPr>
+          <w:rFonts w:ascii="Noto Serif SC" w:eastAsia="Noto Serif SC" w:hAnsi="Noto Serif SC" w:cs="Noto Serif"/>
+          <w:sz w:val="24"/>
+          <w:szCs w:val="24"/>
+          <w:lang w:val="en-US"/>
+        </w:rPr>
+        <w:t xml:space="preserve"> </w:t>
+      </w:r>
+      <w:r>
+        <w:rPr>
+          <w:rFonts w:ascii="Noto Serif SC" w:eastAsia="Noto Serif SC" w:hAnsi="Noto Serif SC" w:cs="Noto Serif" w:hint="eastAsia"/>
+          <w:sz w:val="24"/>
+          <w:szCs w:val="24"/>
+          <w:lang w:val="en-US"/>
+        </w:rPr>
+        <w:t>Composers</w:t>
+      </w:r>
+      <w:r>
+        <w:rPr>
+          <w:rFonts w:ascii="Noto Serif" w:eastAsia="Noto Serif SC" w:hAnsi="Noto Serif" w:cs="Noto Serif"/>
+          <w:sz w:val="24"/>
+          <w:szCs w:val="24"/>
+          <w:lang w:val="en-US"/>
+        </w:rPr>
+        <w:t>’</w:t>
+      </w:r>
+      <w:r>
+        <w:rPr>
+          <w:rFonts w:ascii="Noto Serif" w:eastAsia="Noto Serif SC" w:hAnsi="Noto Serif" w:cs="Noto Serif"/>
+          <w:sz w:val="24"/>
+          <w:szCs w:val="24"/>
+          <w:lang w:val="en-US"/>
+        </w:rPr>
+        <w:t xml:space="preserve"> </w:t>
+      </w:r>
+      <w:r>
+        <w:rPr>
+          <w:rFonts w:ascii="Noto Serif SC" w:eastAsia="Noto Serif SC" w:hAnsi="Noto Serif SC" w:cs="Noto Serif" w:hint="eastAsia"/>
+          <w:sz w:val="24"/>
+          <w:szCs w:val="24"/>
+          <w:lang w:val="en-US"/>
+        </w:rPr>
+        <w:t>Competition</w:t>
+      </w:r>
+      <w:r>
+        <w:rPr>
+          <w:rFonts w:ascii="Noto Serif SC" w:eastAsia="Noto Serif SC" w:hAnsi="Noto Serif SC" w:cs="Noto Serif"/>
+          <w:sz w:val="24"/>
+          <w:szCs w:val="24"/>
+          <w:lang w:val="en-US"/>
+        </w:rPr>
+        <w:t xml:space="preserve">, 2017 Best Solo Instrument with Chinese Orchestra Award, Best Orchestration Award and Outstanding Young Composer Award </w:t>
       </w:r>
       <w:r>
         <w:rPr>
@@ -2785,193 +3476,171 @@
       <w:r>
         <w:rPr>
           <w:rFonts w:ascii="Noto Serif SC" w:eastAsia="Noto Serif SC" w:hAnsi="Noto Serif SC" w:cs="Noto Serif"/>
-          <w:sz w:val="24"/>
-          <w:szCs w:val="24"/>
-          <w:lang w:val="en-US"/>
-        </w:rPr>
-        <w:t xml:space="preserve"> C</w:t>
-      </w:r>
-      <w:r>
-        <w:rPr>
-          <w:rFonts w:ascii="Noto Serif SC" w:eastAsia="Noto Serif SC" w:hAnsi="Noto Serif SC" w:cs="Noto Serif" w:hint="eastAsia"/>
-          <w:sz w:val="24"/>
-          <w:szCs w:val="24"/>
-          <w:lang w:val="en-US"/>
-        </w:rPr>
-        <w:t>hina</w:t>
-      </w:r>
-      <w:r>
-        <w:rPr>
-          <w:rFonts w:ascii="Noto Serif SC" w:eastAsia="Noto Serif SC" w:hAnsi="Noto Serif SC" w:cs="Noto Serif"/>
-          <w:sz w:val="24"/>
-          <w:szCs w:val="24"/>
-          <w:lang w:val="en-US"/>
-        </w:rPr>
-        <w:t xml:space="preserve"> Symphony Orchestra. In 2018, she won the "Youth Creative Talent Funding Project" granted by the China National Art</w:t>
-      </w:r>
-      <w:r>
-        <w:rPr>
-          <w:rFonts w:ascii="Noto Serif SC" w:eastAsia="Noto Serif SC" w:hAnsi="Noto Serif SC" w:cs="Noto Serif" w:hint="eastAsia"/>
-          <w:sz w:val="24"/>
-          <w:szCs w:val="24"/>
-          <w:lang w:val="en-US"/>
-        </w:rPr>
-        <w:t>s</w:t>
-      </w:r>
-      <w:r>
-        <w:rPr>
-          <w:rFonts w:ascii="Noto Serif SC" w:eastAsia="Noto Serif SC" w:hAnsi="Noto Serif SC" w:cs="Noto Serif"/>
-          <w:sz w:val="24"/>
-          <w:szCs w:val="24"/>
-          <w:lang w:val="en-US"/>
-        </w:rPr>
-        <w:t xml:space="preserve"> Fund. In 2016, the C</w:t>
-      </w:r>
-      <w:r>
-        <w:rPr>
-          <w:rFonts w:ascii="Noto Serif SC" w:eastAsia="Noto Serif SC" w:hAnsi="Noto Serif SC" w:cs="Noto Serif" w:hint="eastAsia"/>
-          <w:sz w:val="24"/>
-          <w:szCs w:val="24"/>
-          <w:lang w:val="en-US"/>
-        </w:rPr>
-        <w:t>hinese</w:t>
-      </w:r>
-      <w:r>
-        <w:rPr>
-          <w:rFonts w:ascii="Noto Serif SC" w:eastAsia="Noto Serif SC" w:hAnsi="Noto Serif SC" w:cs="Noto Serif"/>
-          <w:sz w:val="24"/>
-          <w:szCs w:val="24"/>
-          <w:lang w:val="en-US"/>
-        </w:rPr>
-        <w:t xml:space="preserve"> traditional </w:t>
-      </w:r>
-      <w:r>
-        <w:rPr>
-          <w:rFonts w:ascii="Noto Serif SC" w:eastAsia="Noto Serif SC" w:hAnsi="Noto Serif SC" w:cs="Noto Serif" w:hint="eastAsia"/>
-          <w:sz w:val="24"/>
-          <w:szCs w:val="24"/>
-          <w:lang w:val="en-US"/>
-        </w:rPr>
-        <w:t>o</w:t>
-      </w:r>
-      <w:r>
-        <w:rPr>
-          <w:rFonts w:ascii="Noto Serif SC" w:eastAsia="Noto Serif SC" w:hAnsi="Noto Serif SC" w:cs="Noto Serif"/>
-          <w:sz w:val="24"/>
-          <w:szCs w:val="24"/>
-          <w:lang w:val="en-US"/>
-        </w:rPr>
-        <w:t xml:space="preserve">rchestral music “Stepping Shadow and Singing” was selected as an excellent work for the China National Youth </w:t>
-      </w:r>
-      <w:r>
-        <w:rPr>
-          <w:rFonts w:ascii="Noto Serif SC" w:eastAsia="Noto Serif SC" w:hAnsi="Noto Serif SC" w:cs="Noto Serif" w:hint="eastAsia"/>
-          <w:sz w:val="24"/>
-          <w:szCs w:val="24"/>
-          <w:lang w:val="en-US"/>
-        </w:rPr>
-        <w:t>O</w:t>
-      </w:r>
-      <w:r>
-        <w:rPr>
-          <w:rFonts w:ascii="Noto Serif SC" w:eastAsia="Noto Serif SC" w:hAnsi="Noto Serif SC" w:cs="Noto Serif"/>
-          <w:sz w:val="24"/>
-          <w:szCs w:val="24"/>
-          <w:lang w:val="en-US"/>
-        </w:rPr>
-        <w:t xml:space="preserve">rchestra Collection and </w:t>
-      </w:r>
-      <w:proofErr w:type="gramStart"/>
-      <w:r>
-        <w:rPr>
-          <w:rFonts w:ascii="Noto Serif SC" w:eastAsia="Noto Serif SC" w:hAnsi="Noto Serif SC" w:cs="Noto Serif"/>
-          <w:sz w:val="24"/>
-          <w:szCs w:val="24"/>
-          <w:lang w:val="en-US"/>
-        </w:rPr>
-        <w:t>Exhibition, and</w:t>
-      </w:r>
-      <w:proofErr w:type="gramEnd"/>
-      <w:r>
-        <w:rPr>
-          <w:rFonts w:ascii="Noto Serif SC" w:eastAsia="Noto Serif SC" w:hAnsi="Noto Serif SC" w:cs="Noto Serif"/>
-          <w:sz w:val="24"/>
-          <w:szCs w:val="24"/>
-          <w:lang w:val="en-US"/>
-        </w:rPr>
-        <w:t xml:space="preserve"> premiered by the C</w:t>
-      </w:r>
-      <w:r>
-        <w:rPr>
-          <w:rFonts w:ascii="Noto Serif SC" w:eastAsia="Noto Serif SC" w:hAnsi="Noto Serif SC" w:cs="Noto Serif" w:hint="eastAsia"/>
-          <w:sz w:val="24"/>
-          <w:szCs w:val="24"/>
-          <w:lang w:val="en-US"/>
-        </w:rPr>
-        <w:t>hina</w:t>
-      </w:r>
-      <w:r>
-        <w:rPr>
-          <w:rFonts w:ascii="Noto Serif SC" w:eastAsia="Noto Serif SC" w:hAnsi="Noto Serif SC" w:cs="Noto Serif"/>
-          <w:sz w:val="24"/>
-          <w:szCs w:val="24"/>
-          <w:lang w:val="en-US"/>
-        </w:rPr>
-        <w:t xml:space="preserve"> N</w:t>
-      </w:r>
-      <w:r>
-        <w:rPr>
-          <w:rFonts w:ascii="Noto Serif SC" w:eastAsia="Noto Serif SC" w:hAnsi="Noto Serif SC" w:cs="Noto Serif" w:hint="eastAsia"/>
-          <w:sz w:val="24"/>
-          <w:szCs w:val="24"/>
-          <w:lang w:val="en-US"/>
-        </w:rPr>
-        <w:t>ational</w:t>
-      </w:r>
-      <w:r>
-        <w:rPr>
-          <w:rFonts w:ascii="Noto Serif SC" w:eastAsia="Noto Serif SC" w:hAnsi="Noto Serif SC" w:cs="Noto Serif"/>
-          <w:sz w:val="24"/>
-          <w:szCs w:val="24"/>
-          <w:lang w:val="en-US"/>
-        </w:rPr>
-        <w:t xml:space="preserve"> T</w:t>
-      </w:r>
-      <w:r>
-        <w:rPr>
-          <w:rFonts w:ascii="Noto Serif SC" w:eastAsia="Noto Serif SC" w:hAnsi="Noto Serif SC" w:cs="Noto Serif" w:hint="eastAsia"/>
-          <w:sz w:val="24"/>
-          <w:szCs w:val="24"/>
-          <w:lang w:val="en-US"/>
-        </w:rPr>
-        <w:t>raditional</w:t>
-      </w:r>
-      <w:r>
-        <w:rPr>
-          <w:rFonts w:ascii="Noto Serif SC" w:eastAsia="Noto Serif SC" w:hAnsi="Noto Serif SC" w:cs="Noto Serif"/>
-          <w:sz w:val="24"/>
-          <w:szCs w:val="24"/>
-          <w:lang w:val="en-US"/>
-        </w:rPr>
-        <w:t xml:space="preserve"> O</w:t>
-      </w:r>
-      <w:r>
-        <w:rPr>
-          <w:rFonts w:ascii="Noto Serif SC" w:eastAsia="Noto Serif SC" w:hAnsi="Noto Serif SC" w:cs="Noto Serif" w:hint="eastAsia"/>
-          <w:sz w:val="24"/>
-          <w:szCs w:val="24"/>
-          <w:lang w:val="en-US"/>
-        </w:rPr>
-        <w:t>rchestra.</w:t>
-      </w:r>
-      <w:r>
-        <w:rPr>
-          <w:rFonts w:ascii="Noto Serif SC" w:eastAsia="Noto Serif SC" w:hAnsi="Noto Serif SC" w:cs="Noto Serif"/>
-          <w:sz w:val="24"/>
-          <w:szCs w:val="24"/>
-          <w:lang w:val="en-US"/>
-        </w:rPr>
-        <w:t xml:space="preserve"> In 2013, the oboe solo “Autumn Wild Goose” won the third prize in the "Voice of China" composition competition. In 2012, the national orchestral music </w:t>
+          <w:i/>
+          <w:sz w:val="24"/>
+          <w:szCs w:val="24"/>
+          <w:lang w:val="en-US"/>
+        </w:rPr>
+        <w:t xml:space="preserve"> 'Chinese music without bounds'</w:t>
+      </w:r>
+      <w:r>
+        <w:rPr>
+          <w:rFonts w:ascii="Noto Serif SC" w:eastAsia="Noto Serif SC" w:hAnsi="Noto Serif SC" w:cs="Noto Serif"/>
+          <w:sz w:val="24"/>
+          <w:szCs w:val="24"/>
+          <w:lang w:val="en-US"/>
+        </w:rPr>
+        <w:t xml:space="preserve"> Hong Kong International Composition Competition, 2016 Original Work Award </w:t>
+      </w:r>
+      <w:r>
+        <w:rPr>
+          <w:rFonts w:ascii="Noto Serif SC" w:eastAsia="Noto Serif SC" w:hAnsi="Noto Serif SC" w:cs="Noto Serif" w:hint="eastAsia"/>
+          <w:sz w:val="24"/>
+          <w:szCs w:val="24"/>
+          <w:lang w:val="en-US"/>
+        </w:rPr>
+        <w:t>of</w:t>
+      </w:r>
+      <w:r>
+        <w:rPr>
+          <w:rFonts w:ascii="Noto Serif SC" w:eastAsia="Noto Serif SC" w:hAnsi="Noto Serif SC" w:cs="Noto Serif"/>
+          <w:sz w:val="24"/>
+          <w:szCs w:val="24"/>
+          <w:lang w:val="en-US"/>
+        </w:rPr>
+        <w:t xml:space="preserve"> 33</w:t>
+      </w:r>
+      <w:r>
+        <w:rPr>
+          <w:rFonts w:ascii="Noto Serif SC" w:eastAsia="Noto Serif SC" w:hAnsi="Noto Serif SC" w:cs="Noto Serif" w:hint="eastAsia"/>
+          <w:sz w:val="24"/>
+          <w:szCs w:val="24"/>
+          <w:vertAlign w:val="superscript"/>
+          <w:lang w:val="en-US"/>
+        </w:rPr>
+        <w:t>rd</w:t>
+      </w:r>
+      <w:r>
+        <w:rPr>
+          <w:rFonts w:ascii="Noto Serif SC" w:eastAsia="Noto Serif SC" w:hAnsi="Noto Serif SC" w:cs="Noto Serif"/>
+          <w:sz w:val="24"/>
+          <w:szCs w:val="24"/>
+          <w:lang w:val="en-US"/>
+        </w:rPr>
+        <w:t xml:space="preserve"> </w:t>
+      </w:r>
+      <w:r>
+        <w:rPr>
+          <w:rFonts w:ascii="Noto Serif SC" w:eastAsia="Noto Serif SC" w:hAnsi="Noto Serif SC" w:cs="Noto Serif"/>
+          <w:iCs/>
+          <w:sz w:val="24"/>
+          <w:szCs w:val="24"/>
+          <w:lang w:val="en-US"/>
+        </w:rPr>
+        <w:t xml:space="preserve">Shanghai Spring International </w:t>
+      </w:r>
+      <w:r>
+        <w:rPr>
+          <w:rFonts w:ascii="Noto Serif SC" w:eastAsia="Noto Serif SC" w:hAnsi="Noto Serif SC" w:cs="Noto Serif" w:hint="eastAsia"/>
+          <w:iCs/>
+          <w:sz w:val="24"/>
+          <w:szCs w:val="24"/>
+          <w:lang w:val="en-US"/>
+        </w:rPr>
+        <w:t>Music</w:t>
+      </w:r>
+      <w:r>
+        <w:rPr>
+          <w:rFonts w:ascii="Noto Serif SC" w:eastAsia="Noto Serif SC" w:hAnsi="Noto Serif SC" w:cs="Noto Serif"/>
+          <w:iCs/>
+          <w:sz w:val="24"/>
+          <w:szCs w:val="24"/>
+          <w:lang w:val="en-US"/>
+        </w:rPr>
+        <w:t xml:space="preserve"> Festival</w:t>
+      </w:r>
+      <w:r>
+        <w:rPr>
+          <w:rFonts w:ascii="Noto Serif SC" w:eastAsia="Noto Serif SC" w:hAnsi="Noto Serif SC" w:cs="Noto Serif"/>
+          <w:sz w:val="24"/>
+          <w:szCs w:val="24"/>
+          <w:lang w:val="en-US"/>
+        </w:rPr>
+        <w:t xml:space="preserve">, 2015 </w:t>
+      </w:r>
+      <w:r>
+        <w:rPr>
+          <w:rFonts w:ascii="Noto Serif SC" w:eastAsia="Noto Serif SC" w:hAnsi="Noto Serif SC" w:cs="Noto Serif"/>
+          <w:sz w:val="24"/>
+          <w:szCs w:val="24"/>
+          <w:lang w:val="en-US"/>
+        </w:rPr>
+        <w:lastRenderedPageBreak/>
+        <w:t>3</w:t>
+      </w:r>
+      <w:r>
+        <w:rPr>
+          <w:rFonts w:ascii="Noto Serif SC" w:eastAsia="Noto Serif SC" w:hAnsi="Noto Serif SC" w:cs="Noto Serif"/>
+          <w:sz w:val="24"/>
+          <w:szCs w:val="24"/>
+          <w:vertAlign w:val="superscript"/>
+          <w:lang w:val="en-US"/>
+        </w:rPr>
+        <w:t>rd</w:t>
+      </w:r>
+      <w:r>
+        <w:rPr>
+          <w:rFonts w:ascii="Noto Serif SC" w:eastAsia="Noto Serif SC" w:hAnsi="Noto Serif SC" w:cs="Noto Serif"/>
+          <w:sz w:val="24"/>
+          <w:szCs w:val="24"/>
+          <w:lang w:val="en-US"/>
+        </w:rPr>
+        <w:t xml:space="preserve"> Prize </w:t>
+      </w:r>
+      <w:r>
+        <w:rPr>
+          <w:rFonts w:ascii="Noto Serif SC" w:eastAsia="Noto Serif SC" w:hAnsi="Noto Serif SC" w:cs="Noto Serif" w:hint="eastAsia"/>
+          <w:sz w:val="24"/>
+          <w:szCs w:val="24"/>
+          <w:lang w:val="en-US"/>
+        </w:rPr>
+        <w:t>of</w:t>
+      </w:r>
+      <w:r>
+        <w:rPr>
+          <w:rFonts w:ascii="Noto Serif SC" w:eastAsia="Noto Serif SC" w:hAnsi="Noto Serif SC" w:cs="Noto Serif"/>
+          <w:sz w:val="24"/>
+          <w:szCs w:val="24"/>
+          <w:lang w:val="en-US"/>
+        </w:rPr>
+        <w:t xml:space="preserve"> Singapore International Competition for Chinese Orchestral Composition.</w:t>
+      </w:r>
+      <w:r>
+        <w:rPr>
+          <w:rFonts w:ascii="Noto Serif SC" w:eastAsia="Noto Serif SC" w:hAnsi="Noto Serif SC" w:cs="Noto Serif" w:hint="eastAsia"/>
+          <w:sz w:val="24"/>
+          <w:szCs w:val="24"/>
+          <w:lang w:val="en-US"/>
+        </w:rPr>
+        <w:t xml:space="preserve"> His</w:t>
+      </w:r>
+      <w:r>
+        <w:rPr>
+          <w:rFonts w:ascii="Noto Serif SC" w:eastAsia="Noto Serif SC" w:hAnsi="Noto Serif SC" w:cs="Noto Serif"/>
+          <w:sz w:val="24"/>
+          <w:szCs w:val="24"/>
+          <w:lang w:val="en-US"/>
+        </w:rPr>
+        <w:t xml:space="preserve"> representative works include symphony poem </w:t>
+      </w:r>
+      <w:r>
+        <w:rPr>
+          <w:rFonts w:ascii="Noto Serif SC" w:eastAsia="Noto Serif SC" w:hAnsi="Noto Serif SC" w:cs="Noto Serif"/>
+          <w:sz w:val="24"/>
+          <w:szCs w:val="24"/>
+          <w:lang w:val="en-US"/>
+        </w:rPr>
+        <w:t>‘</w:t>
       </w:r>
       <w:r>
         <w:rPr>
@@ -2982,56 +3651,18 @@
           <w:szCs w:val="24"/>
           <w:lang w:val="en-US"/>
         </w:rPr>
-        <w:t>Mountain Ballad Caprice</w:t>
-      </w:r>
-      <w:r>
-        <w:rPr>
-          <w:rFonts w:ascii="Noto Serif SC" w:eastAsia="Noto Serif SC" w:hAnsi="Noto Serif SC" w:cs="Noto Serif"/>
-          <w:sz w:val="24"/>
-          <w:szCs w:val="24"/>
-          <w:lang w:val="en-US"/>
-        </w:rPr>
-        <w:t xml:space="preserve"> was awarded the title of "Young Composer" at the Singapore International Competition for Chinese Orchestral </w:t>
-      </w:r>
-      <w:proofErr w:type="gramStart"/>
-      <w:r>
-        <w:rPr>
-          <w:rFonts w:ascii="Noto Serif SC" w:eastAsia="Noto Serif SC" w:hAnsi="Noto Serif SC" w:cs="Noto Serif"/>
-          <w:sz w:val="24"/>
-          <w:szCs w:val="24"/>
-          <w:lang w:val="en-US"/>
-        </w:rPr>
-        <w:t>Composition, and</w:t>
-      </w:r>
-      <w:proofErr w:type="gramEnd"/>
-      <w:r>
-        <w:rPr>
-          <w:rFonts w:ascii="Noto Serif SC" w:eastAsia="Noto Serif SC" w:hAnsi="Noto Serif SC" w:cs="Noto Serif"/>
-          <w:sz w:val="24"/>
-          <w:szCs w:val="24"/>
-          <w:lang w:val="en-US"/>
-        </w:rPr>
-        <w:t xml:space="preserve"> premiered and recorded by the Singapore Chinese Orchestra. In 2012, the Guzheng and string quartet </w:t>
-      </w:r>
-      <w:r>
-        <w:rPr>
-          <w:rFonts w:ascii="Noto Serif SC" w:eastAsia="Noto Serif SC" w:hAnsi="Noto Serif SC" w:cs="Noto Serif"/>
+        <w:t xml:space="preserve">Look </w:t>
+      </w:r>
+      <w:r>
+        <w:rPr>
+          <w:rFonts w:ascii="Noto Serif SC" w:eastAsia="Noto Serif SC" w:hAnsi="Noto Serif SC" w:cs="Noto Serif" w:hint="eastAsia"/>
           <w:i/>
           <w:iCs/>
           <w:sz w:val="24"/>
           <w:szCs w:val="24"/>
           <w:lang w:val="en-US"/>
         </w:rPr>
-        <w:t>Bamboo</w:t>
-      </w:r>
-      <w:r>
-        <w:rPr>
-          <w:rFonts w:ascii="Noto Serif SC" w:eastAsia="Noto Serif SC" w:hAnsi="Noto Serif SC" w:cs="Noto Serif"/>
-          <w:sz w:val="24"/>
-          <w:szCs w:val="24"/>
-          <w:lang w:val="en-US"/>
-        </w:rPr>
-        <w:t xml:space="preserve"> </w:t>
+        <w:t>To</w:t>
       </w:r>
       <w:r>
         <w:rPr>
@@ -3042,127 +3673,9 @@
           <w:szCs w:val="24"/>
           <w:lang w:val="en-US"/>
         </w:rPr>
-        <w:t>Wind</w:t>
-      </w:r>
-      <w:r>
-        <w:rPr>
-          <w:rFonts w:ascii="Noto Serif SC" w:eastAsia="Noto Serif SC" w:hAnsi="Noto Serif SC" w:cs="Noto Serif"/>
-          <w:sz w:val="24"/>
-          <w:szCs w:val="24"/>
-          <w:lang w:val="en-US"/>
-        </w:rPr>
-        <w:t xml:space="preserve"> won third prize in the International Composition Competition at the China Music Festival in Princeton, the United States.</w:t>
-      </w:r>
-    </w:p>
-    <w:p>
-      <w:pPr>
-        <w:jc w:val="both"/>
-        <w:rPr>
-          <w:rFonts w:ascii="Noto Serif SC" w:eastAsia="Noto Serif SC" w:hAnsi="Noto Serif SC" w:cs="Noto Serif"/>
-          <w:bCs/>
-          <w:sz w:val="28"/>
-          <w:szCs w:val="28"/>
-        </w:rPr>
-      </w:pPr>
-      <w:r>
-        <w:rPr>
-          <w:rFonts w:ascii="Noto Serif SC" w:eastAsia="Noto Serif SC" w:hAnsi="Noto Serif SC" w:cs="Noto Serif"/>
-          <w:sz w:val="24"/>
-          <w:szCs w:val="24"/>
-          <w:lang w:val="en-US"/>
-        </w:rPr>
-        <w:t>In recent years, her commissioned works are mainly listed as follows: As commissioned by the C</w:t>
-      </w:r>
-      <w:r>
-        <w:rPr>
-          <w:rFonts w:ascii="Noto Serif SC" w:eastAsia="Noto Serif SC" w:hAnsi="Noto Serif SC" w:cs="Noto Serif" w:hint="eastAsia"/>
-          <w:sz w:val="24"/>
-          <w:szCs w:val="24"/>
-          <w:lang w:val="en-US"/>
-        </w:rPr>
-        <w:t>hina</w:t>
-      </w:r>
-      <w:r>
-        <w:rPr>
-          <w:rFonts w:ascii="Noto Serif SC" w:eastAsia="Noto Serif SC" w:hAnsi="Noto Serif SC" w:cs="Noto Serif"/>
-          <w:sz w:val="24"/>
-          <w:szCs w:val="24"/>
-          <w:lang w:val="en-US"/>
-        </w:rPr>
-        <w:t xml:space="preserve"> N</w:t>
-      </w:r>
-      <w:r>
-        <w:rPr>
-          <w:rFonts w:ascii="Noto Serif SC" w:eastAsia="Noto Serif SC" w:hAnsi="Noto Serif SC" w:cs="Noto Serif" w:hint="eastAsia"/>
-          <w:sz w:val="24"/>
-          <w:szCs w:val="24"/>
-          <w:lang w:val="en-US"/>
-        </w:rPr>
-        <w:t>ational</w:t>
-      </w:r>
-      <w:r>
-        <w:rPr>
-          <w:rFonts w:ascii="Noto Serif SC" w:eastAsia="Noto Serif SC" w:hAnsi="Noto Serif SC" w:cs="Noto Serif"/>
-          <w:sz w:val="24"/>
-          <w:szCs w:val="24"/>
-          <w:lang w:val="en-US"/>
-        </w:rPr>
-        <w:t xml:space="preserve"> T</w:t>
-      </w:r>
-      <w:r>
-        <w:rPr>
-          <w:rFonts w:ascii="Noto Serif SC" w:eastAsia="Noto Serif SC" w:hAnsi="Noto Serif SC" w:cs="Noto Serif" w:hint="eastAsia"/>
-          <w:sz w:val="24"/>
-          <w:szCs w:val="24"/>
-          <w:lang w:val="en-US"/>
-        </w:rPr>
-        <w:t>raditional</w:t>
-      </w:r>
-      <w:r>
-        <w:rPr>
-          <w:rFonts w:ascii="Noto Serif SC" w:eastAsia="Noto Serif SC" w:hAnsi="Noto Serif SC" w:cs="Noto Serif"/>
-          <w:sz w:val="24"/>
-          <w:szCs w:val="24"/>
-          <w:lang w:val="en-US"/>
-        </w:rPr>
-        <w:t xml:space="preserve"> O</w:t>
-      </w:r>
-      <w:r>
-        <w:rPr>
-          <w:rFonts w:ascii="Noto Serif SC" w:eastAsia="Noto Serif SC" w:hAnsi="Noto Serif SC" w:cs="Noto Serif" w:hint="eastAsia"/>
-          <w:sz w:val="24"/>
-          <w:szCs w:val="24"/>
-          <w:lang w:val="en-US"/>
-        </w:rPr>
-        <w:t>rchestra</w:t>
-      </w:r>
-      <w:r>
-        <w:rPr>
-          <w:rFonts w:ascii="Noto Serif SC" w:eastAsia="Noto Serif SC" w:hAnsi="Noto Serif SC" w:cs="Noto Serif"/>
-          <w:sz w:val="24"/>
-          <w:szCs w:val="24"/>
-          <w:lang w:val="en-US"/>
-        </w:rPr>
-        <w:t xml:space="preserve">, </w:t>
-      </w:r>
-      <w:r>
-        <w:rPr>
-          <w:rFonts w:ascii="Noto Serif SC" w:eastAsia="Noto Serif SC" w:hAnsi="Noto Serif SC" w:cs="Noto Serif" w:hint="eastAsia"/>
-          <w:sz w:val="24"/>
-          <w:szCs w:val="24"/>
-          <w:lang w:val="en-US"/>
-        </w:rPr>
-        <w:t>she</w:t>
-      </w:r>
-      <w:r>
-        <w:rPr>
-          <w:rFonts w:ascii="Noto Serif SC" w:eastAsia="Noto Serif SC" w:hAnsi="Noto Serif SC" w:cs="Noto Serif"/>
-          <w:sz w:val="24"/>
-          <w:szCs w:val="24"/>
-          <w:lang w:val="en-US"/>
-        </w:rPr>
-        <w:t xml:space="preserve"> created the national orchestral work </w:t>
-      </w:r>
+        <w:t xml:space="preserve">wards </w:t>
+      </w:r>
+      <w:proofErr w:type="spellStart"/>
       <w:r>
         <w:rPr>
           <w:rFonts w:ascii="Noto Serif SC" w:eastAsia="Noto Serif SC" w:hAnsi="Noto Serif SC" w:cs="Noto Serif"/>
@@ -3172,35 +3685,9 @@
           <w:szCs w:val="24"/>
           <w:lang w:val="en-US"/>
         </w:rPr>
-        <w:t>Dada Sai</w:t>
-      </w:r>
-      <w:r>
-        <w:rPr>
-          <w:rFonts w:ascii="Noto Serif SC" w:eastAsia="Noto Serif SC" w:hAnsi="Noto Serif SC" w:cs="Noto Serif"/>
-          <w:sz w:val="24"/>
-          <w:szCs w:val="24"/>
-          <w:lang w:val="en-US"/>
-        </w:rPr>
-        <w:t xml:space="preserve"> for the concert "commemorating the 40th anniversary of reform and opening up". As commissioned by the Peking University Choir, </w:t>
-      </w:r>
-      <w:r>
-        <w:rPr>
-          <w:rFonts w:ascii="Noto Serif SC" w:eastAsia="Noto Serif SC" w:hAnsi="Noto Serif SC" w:cs="Noto Serif" w:hint="eastAsia"/>
-          <w:sz w:val="24"/>
-          <w:szCs w:val="24"/>
-          <w:lang w:val="en-US"/>
-        </w:rPr>
-        <w:t>she</w:t>
-      </w:r>
-      <w:r>
-        <w:rPr>
-          <w:rFonts w:ascii="Noto Serif SC" w:eastAsia="Noto Serif SC" w:hAnsi="Noto Serif SC" w:cs="Noto Serif"/>
-          <w:sz w:val="24"/>
-          <w:szCs w:val="24"/>
-          <w:lang w:val="en-US"/>
-        </w:rPr>
-        <w:t xml:space="preserve"> created a choir work </w:t>
-      </w:r>
+        <w:t>Taihu</w:t>
+      </w:r>
+      <w:proofErr w:type="spellEnd"/>
       <w:r>
         <w:rPr>
           <w:rFonts w:ascii="Noto Serif SC" w:eastAsia="Noto Serif SC" w:hAnsi="Noto Serif SC" w:cs="Noto Serif"/>
@@ -3210,35 +3697,67 @@
           <w:szCs w:val="24"/>
           <w:lang w:val="en-US"/>
         </w:rPr>
-        <w:t>When Will the Pagoda Tree Blossom</w:t>
-      </w:r>
-      <w:r>
-        <w:rPr>
-          <w:rFonts w:ascii="Noto Serif SC" w:eastAsia="Noto Serif SC" w:hAnsi="Noto Serif SC" w:cs="Noto Serif"/>
-          <w:sz w:val="24"/>
-          <w:szCs w:val="24"/>
-          <w:lang w:val="en-US"/>
-        </w:rPr>
-        <w:t xml:space="preserve"> for the closing ceremony of the 2018 Beijing College Students Music Festival. As commissioned by the CCOM National Chamber Orchestra, </w:t>
-      </w:r>
-      <w:r>
-        <w:rPr>
-          <w:rFonts w:ascii="Noto Serif SC" w:eastAsia="Noto Serif SC" w:hAnsi="Noto Serif SC" w:cs="Noto Serif" w:hint="eastAsia"/>
-          <w:sz w:val="24"/>
-          <w:szCs w:val="24"/>
-          <w:lang w:val="en-US"/>
-        </w:rPr>
-        <w:t>she</w:t>
-      </w:r>
-      <w:r>
-        <w:rPr>
-          <w:rFonts w:ascii="Noto Serif SC" w:eastAsia="Noto Serif SC" w:hAnsi="Noto Serif SC" w:cs="Noto Serif"/>
-          <w:sz w:val="24"/>
-          <w:szCs w:val="24"/>
-          <w:lang w:val="en-US"/>
-        </w:rPr>
-        <w:t xml:space="preserve"> created the chamber music </w:t>
-      </w:r>
+        <w:t xml:space="preserve"> Lake</w:t>
+      </w:r>
+      <w:r>
+        <w:rPr>
+          <w:rFonts w:ascii="Noto Serif SC" w:eastAsia="Noto Serif SC" w:hAnsi="Noto Serif SC" w:cs="Noto Serif"/>
+          <w:sz w:val="24"/>
+          <w:szCs w:val="24"/>
+          <w:lang w:val="en-US"/>
+        </w:rPr>
+        <w:t>’</w:t>
+      </w:r>
+      <w:r>
+        <w:rPr>
+          <w:rFonts w:ascii="Noto Serif SC" w:eastAsia="Noto Serif SC" w:hAnsi="Noto Serif SC" w:cs="Noto Serif"/>
+          <w:sz w:val="24"/>
+          <w:szCs w:val="24"/>
+          <w:lang w:val="en-US"/>
+        </w:rPr>
+        <w:t xml:space="preserve">, </w:t>
+      </w:r>
+      <w:proofErr w:type="spellStart"/>
+      <w:r>
+        <w:rPr>
+          <w:rFonts w:ascii="Noto Serif SC" w:eastAsia="Noto Serif SC" w:hAnsi="Noto Serif SC" w:cs="Noto Serif"/>
+          <w:sz w:val="24"/>
+          <w:szCs w:val="24"/>
+          <w:lang w:val="en-US"/>
+        </w:rPr>
+        <w:t>suona</w:t>
+      </w:r>
+      <w:proofErr w:type="spellEnd"/>
+      <w:r>
+        <w:rPr>
+          <w:rFonts w:ascii="Noto Serif SC" w:eastAsia="Noto Serif SC" w:hAnsi="Noto Serif SC" w:cs="Noto Serif"/>
+          <w:sz w:val="24"/>
+          <w:szCs w:val="24"/>
+          <w:lang w:val="en-US"/>
+        </w:rPr>
+        <w:t xml:space="preserve"> </w:t>
+      </w:r>
+      <w:proofErr w:type="spellStart"/>
+      <w:proofErr w:type="gramStart"/>
+      <w:r>
+        <w:rPr>
+          <w:rFonts w:ascii="Noto Serif SC" w:eastAsia="Noto Serif SC" w:hAnsi="Noto Serif SC" w:cs="Noto Serif"/>
+          <w:sz w:val="24"/>
+          <w:szCs w:val="24"/>
+          <w:lang w:val="en-US"/>
+        </w:rPr>
+        <w:t>concerto</w:t>
+      </w:r>
+      <w:r>
+        <w:rPr>
+          <w:rFonts w:ascii="Noto Serif SC" w:eastAsia="Noto Serif SC" w:hAnsi="Noto Serif SC" w:cs="Noto Serif"/>
+          <w:sz w:val="24"/>
+          <w:szCs w:val="24"/>
+          <w:lang w:val="en-US"/>
+        </w:rPr>
+        <w:t>‘</w:t>
+      </w:r>
+      <w:proofErr w:type="gramEnd"/>
       <w:r>
         <w:rPr>
           <w:rFonts w:ascii="Noto Serif SC" w:eastAsia="Noto Serif SC" w:hAnsi="Noto Serif SC" w:cs="Noto Serif"/>
@@ -3248,53 +3767,9 @@
           <w:szCs w:val="24"/>
           <w:lang w:val="en-US"/>
         </w:rPr>
-        <w:t>Rhapsody of the Nile</w:t>
-      </w:r>
-      <w:r>
-        <w:rPr>
-          <w:rFonts w:ascii="Noto Serif SC" w:eastAsia="Noto Serif SC" w:hAnsi="Noto Serif SC" w:cs="Noto Serif"/>
-          <w:sz w:val="24"/>
-          <w:szCs w:val="24"/>
-          <w:lang w:val="en-US"/>
-        </w:rPr>
-        <w:t>, which was performed at the 69th anniversary concert h</w:t>
-      </w:r>
-      <w:r>
-        <w:rPr>
-          <w:rFonts w:ascii="Noto Serif SC" w:eastAsia="Noto Serif SC" w:hAnsi="Noto Serif SC" w:cs="Noto Serif"/>
-          <w:sz w:val="24"/>
-          <w:szCs w:val="24"/>
-          <w:lang w:val="en-US"/>
-        </w:rPr>
-        <w:t>e</w:t>
-      </w:r>
-      <w:r>
-        <w:rPr>
-          <w:rFonts w:ascii="Noto Serif SC" w:eastAsia="Noto Serif SC" w:hAnsi="Noto Serif SC" w:cs="Noto Serif"/>
-          <w:sz w:val="24"/>
-          <w:szCs w:val="24"/>
-          <w:lang w:val="en-US"/>
-        </w:rPr>
-        <w:t xml:space="preserve">ld by the Chinese Embassy in Egypt. As commissioned by the Confucius Institute of the Central Conservatory of Music, </w:t>
-      </w:r>
-      <w:r>
-        <w:rPr>
-          <w:rFonts w:ascii="Noto Serif SC" w:eastAsia="Noto Serif SC" w:hAnsi="Noto Serif SC" w:cs="Noto Serif" w:hint="eastAsia"/>
-          <w:sz w:val="24"/>
-          <w:szCs w:val="24"/>
-          <w:lang w:val="en-US"/>
-        </w:rPr>
-        <w:t>she</w:t>
-      </w:r>
-      <w:r>
-        <w:rPr>
-          <w:rFonts w:ascii="Noto Serif SC" w:eastAsia="Noto Serif SC" w:hAnsi="Noto Serif SC" w:cs="Noto Serif"/>
-          <w:sz w:val="24"/>
-          <w:szCs w:val="24"/>
-          <w:lang w:val="en-US"/>
-        </w:rPr>
-        <w:t xml:space="preserve"> created chamber music work </w:t>
-      </w:r>
+        <w:t>Ode</w:t>
+      </w:r>
+      <w:proofErr w:type="spellEnd"/>
       <w:r>
         <w:rPr>
           <w:rFonts w:ascii="Noto Serif SC" w:eastAsia="Noto Serif SC" w:hAnsi="Noto Serif SC" w:cs="Noto Serif"/>
@@ -3304,16 +3779,160 @@
           <w:szCs w:val="24"/>
           <w:lang w:val="en-US"/>
         </w:rPr>
-        <w:t>Sending back to Odense</w:t>
-      </w:r>
-      <w:r>
-        <w:rPr>
-          <w:rFonts w:ascii="Noto Serif SC" w:eastAsia="Noto Serif SC" w:hAnsi="Noto Serif SC" w:cs="Noto Serif"/>
-          <w:sz w:val="24"/>
-          <w:szCs w:val="24"/>
-          <w:lang w:val="en-US"/>
-        </w:rPr>
-        <w:t>, which was performed at the "Pulsar Festival 2018" in Europe.</w:t>
+        <w:t xml:space="preserve"> to </w:t>
+      </w:r>
+      <w:proofErr w:type="spellStart"/>
+      <w:r>
+        <w:rPr>
+          <w:rFonts w:ascii="Noto Serif SC" w:eastAsia="Noto Serif SC" w:hAnsi="Noto Serif SC" w:cs="Noto Serif"/>
+          <w:i/>
+          <w:iCs/>
+          <w:sz w:val="24"/>
+          <w:szCs w:val="24"/>
+          <w:lang w:val="en-US"/>
+        </w:rPr>
+        <w:t>Qilin</w:t>
+      </w:r>
+      <w:proofErr w:type="spellEnd"/>
+      <w:r>
+        <w:rPr>
+          <w:rFonts w:ascii="Noto Serif SC" w:eastAsia="Noto Serif SC" w:hAnsi="Noto Serif SC" w:cs="Noto Serif"/>
+          <w:sz w:val="24"/>
+          <w:szCs w:val="24"/>
+          <w:lang w:val="en-US"/>
+        </w:rPr>
+        <w:t>’</w:t>
+      </w:r>
+      <w:r>
+        <w:rPr>
+          <w:rFonts w:ascii="Noto Serif SC" w:eastAsia="Noto Serif SC" w:hAnsi="Noto Serif SC" w:cs="Noto Serif"/>
+          <w:sz w:val="24"/>
+          <w:szCs w:val="24"/>
+          <w:lang w:val="en-US"/>
+        </w:rPr>
+        <w:t xml:space="preserve">, pipa concerto </w:t>
+      </w:r>
+      <w:r>
+        <w:rPr>
+          <w:rFonts w:ascii="Noto Serif SC" w:eastAsia="Noto Serif SC" w:hAnsi="Noto Serif SC" w:cs="Noto Serif"/>
+          <w:sz w:val="24"/>
+          <w:szCs w:val="24"/>
+          <w:lang w:val="en-US"/>
+        </w:rPr>
+        <w:t>‘</w:t>
+      </w:r>
+      <w:r>
+        <w:rPr>
+          <w:rFonts w:ascii="Noto Serif SC" w:eastAsia="Noto Serif SC" w:hAnsi="Noto Serif SC" w:cs="Noto Serif"/>
+          <w:i/>
+          <w:sz w:val="24"/>
+          <w:szCs w:val="24"/>
+          <w:lang w:val="en-US"/>
+        </w:rPr>
+        <w:t>Fantasy of Flying Apsaras</w:t>
+      </w:r>
+      <w:r>
+        <w:rPr>
+          <w:rFonts w:ascii="Noto Serif SC" w:eastAsia="Noto Serif SC" w:hAnsi="Noto Serif SC" w:cs="Noto Serif"/>
+          <w:sz w:val="24"/>
+          <w:szCs w:val="24"/>
+          <w:lang w:val="en-US"/>
+        </w:rPr>
+        <w:t>’</w:t>
+      </w:r>
+      <w:r>
+        <w:rPr>
+          <w:rFonts w:ascii="Noto Serif SC" w:eastAsia="Noto Serif SC" w:hAnsi="Noto Serif SC" w:cs="Noto Serif"/>
+          <w:sz w:val="24"/>
+          <w:szCs w:val="24"/>
+          <w:lang w:val="en-US"/>
+        </w:rPr>
+        <w:t>,</w:t>
+      </w:r>
+      <w:r>
+        <w:rPr>
+          <w:rFonts w:ascii="Noto Serif SC" w:eastAsia="Noto Serif SC" w:hAnsi="Noto Serif SC" w:cs="Noto Serif"/>
+          <w:i/>
+          <w:sz w:val="24"/>
+          <w:szCs w:val="24"/>
+          <w:lang w:val="en-US"/>
+        </w:rPr>
+        <w:t xml:space="preserve"> </w:t>
+      </w:r>
+      <w:proofErr w:type="spellStart"/>
+      <w:r>
+        <w:rPr>
+          <w:rFonts w:ascii="Noto Serif SC" w:eastAsia="Noto Serif SC" w:hAnsi="Noto Serif SC" w:cs="Noto Serif"/>
+          <w:sz w:val="24"/>
+          <w:szCs w:val="24"/>
+          <w:lang w:val="en-US"/>
+        </w:rPr>
+        <w:t>liuqin</w:t>
+      </w:r>
+      <w:proofErr w:type="spellEnd"/>
+      <w:r>
+        <w:rPr>
+          <w:rFonts w:ascii="Noto Serif SC" w:eastAsia="Noto Serif SC" w:hAnsi="Noto Serif SC" w:cs="Noto Serif"/>
+          <w:sz w:val="24"/>
+          <w:szCs w:val="24"/>
+          <w:lang w:val="en-US"/>
+        </w:rPr>
+        <w:t xml:space="preserve"> c</w:t>
+      </w:r>
+      <w:r>
+        <w:rPr>
+          <w:rFonts w:ascii="Noto Serif SC" w:eastAsia="Noto Serif SC" w:hAnsi="Noto Serif SC" w:cs="Noto Serif" w:hint="eastAsia"/>
+          <w:sz w:val="24"/>
+          <w:szCs w:val="24"/>
+          <w:lang w:val="en-US"/>
+        </w:rPr>
+        <w:t>oncerto</w:t>
+      </w:r>
+      <w:r>
+        <w:rPr>
+          <w:rFonts w:ascii="Noto Serif SC" w:eastAsia="Noto Serif SC" w:hAnsi="Noto Serif SC" w:cs="Noto Serif"/>
+          <w:sz w:val="24"/>
+          <w:szCs w:val="24"/>
+          <w:lang w:val="en-US"/>
+        </w:rPr>
+        <w:t xml:space="preserve"> </w:t>
+      </w:r>
+      <w:r>
+        <w:rPr>
+          <w:rFonts w:ascii="Noto Serif SC" w:eastAsia="Noto Serif SC" w:hAnsi="Noto Serif SC" w:cs="Noto Serif"/>
+          <w:sz w:val="24"/>
+          <w:szCs w:val="24"/>
+          <w:lang w:val="en-US"/>
+        </w:rPr>
+        <w:t>‘</w:t>
+      </w:r>
+      <w:r>
+        <w:rPr>
+          <w:rFonts w:ascii="Noto Serif SC" w:eastAsia="Noto Serif SC" w:hAnsi="Noto Serif SC" w:cs="Noto Serif"/>
+          <w:i/>
+          <w:sz w:val="24"/>
+          <w:szCs w:val="24"/>
+          <w:lang w:val="en-US"/>
+        </w:rPr>
+        <w:t>Battle of Red Cliffs</w:t>
+      </w:r>
+      <w:r>
+        <w:rPr>
+          <w:rFonts w:ascii="Noto Serif SC" w:eastAsia="Noto Serif SC" w:hAnsi="Noto Serif SC" w:cs="Noto Serif"/>
+          <w:sz w:val="24"/>
+          <w:szCs w:val="24"/>
+          <w:lang w:val="en-US"/>
+        </w:rPr>
+        <w:t>’</w:t>
+      </w:r>
+      <w:r>
+        <w:rPr>
+          <w:rFonts w:ascii="Noto Serif SC" w:eastAsia="Noto Serif SC" w:hAnsi="Noto Serif SC" w:cs="Noto Serif"/>
+          <w:sz w:val="24"/>
+          <w:szCs w:val="24"/>
+          <w:lang w:val="en-US"/>
+        </w:rPr>
+        <w:t>, etc.</w:t>
       </w:r>
     </w:p>
     <w:p>
@@ -3337,7 +3956,6 @@
     <w:p>
       <w:pPr>
         <w:spacing w:after="640"/>
-        <w:jc w:val="right"/>
         <w:rPr>
           <w:rFonts w:ascii="Noto Serif SC" w:eastAsia="Noto Serif SC" w:hAnsi="Noto Serif SC" w:cs="Noto Serif"/>
           <w:b/>
@@ -3661,8 +4279,37 @@
           <w:szCs w:val="24"/>
           <w:lang w:val="en-US"/>
         </w:rPr>
-        <w:t>| 1 Bang Di</w:t>
-      </w:r>
+        <w:t xml:space="preserve">1 </w:t>
+      </w:r>
+      <w:proofErr w:type="spellStart"/>
+      <w:r>
+        <w:rPr>
+          <w:rFonts w:ascii="Noto Serif SC" w:eastAsia="Noto Serif SC" w:hAnsi="Noto Serif SC" w:cs="Noto Serif"/>
+          <w:sz w:val="24"/>
+          <w:szCs w:val="24"/>
+          <w:lang w:val="en-US"/>
+        </w:rPr>
+        <w:t>Bang</w:t>
+      </w:r>
+      <w:r>
+        <w:rPr>
+          <w:rFonts w:ascii="Noto Serif SC" w:eastAsia="Noto Serif SC" w:hAnsi="Noto Serif SC" w:cs="Noto Serif"/>
+          <w:sz w:val="24"/>
+          <w:szCs w:val="24"/>
+          <w:lang w:val="en-US"/>
+        </w:rPr>
+        <w:t>d</w:t>
+      </w:r>
+      <w:r>
+        <w:rPr>
+          <w:rFonts w:ascii="Noto Serif SC" w:eastAsia="Noto Serif SC" w:hAnsi="Noto Serif SC" w:cs="Noto Serif"/>
+          <w:sz w:val="24"/>
+          <w:szCs w:val="24"/>
+          <w:lang w:val="en-US"/>
+        </w:rPr>
+        <w:t>i</w:t>
+      </w:r>
+      <w:proofErr w:type="spellEnd"/>
     </w:p>
     <w:p>
       <w:pPr>
@@ -3689,11 +4336,41 @@
           <w:szCs w:val="24"/>
           <w:lang w:val="en-US"/>
         </w:rPr>
-        <w:t>| 2 Qu Di</w:t>
-      </w:r>
-    </w:p>
-    <w:p>
-      <w:pPr>
+        <w:t xml:space="preserve">2 </w:t>
+      </w:r>
+      <w:proofErr w:type="spellStart"/>
+      <w:r>
+        <w:rPr>
+          <w:rFonts w:ascii="Noto Serif SC" w:eastAsia="Noto Serif SC" w:hAnsi="Noto Serif SC" w:cs="Noto Serif"/>
+          <w:sz w:val="24"/>
+          <w:szCs w:val="24"/>
+          <w:lang w:val="en-US"/>
+        </w:rPr>
+        <w:t>Qu</w:t>
+      </w:r>
+      <w:r>
+        <w:rPr>
+          <w:rFonts w:ascii="Noto Serif SC" w:eastAsia="Noto Serif SC" w:hAnsi="Noto Serif SC" w:cs="Noto Serif"/>
+          <w:sz w:val="24"/>
+          <w:szCs w:val="24"/>
+          <w:lang w:val="en-US"/>
+        </w:rPr>
+        <w:t>d</w:t>
+      </w:r>
+      <w:r>
+        <w:rPr>
+          <w:rFonts w:ascii="Noto Serif SC" w:eastAsia="Noto Serif SC" w:hAnsi="Noto Serif SC" w:cs="Noto Serif"/>
+          <w:sz w:val="24"/>
+          <w:szCs w:val="24"/>
+          <w:lang w:val="en-US"/>
+        </w:rPr>
+        <w:t>i</w:t>
+      </w:r>
+      <w:proofErr w:type="spellEnd"/>
+    </w:p>
+    <w:p>
+      <w:pPr>
+        <w:spacing w:after="120"/>
         <w:rPr>
           <w:rFonts w:ascii="Noto Serif SC" w:eastAsia="Noto Serif SC" w:hAnsi="Noto Serif SC" w:cs="Noto Serif"/>
           <w:sz w:val="24"/>
@@ -3717,8 +4394,37 @@
           <w:szCs w:val="24"/>
           <w:lang w:val="en-US"/>
         </w:rPr>
-        <w:t>| 2 Xin Di</w:t>
-      </w:r>
+        <w:t xml:space="preserve">2 </w:t>
+      </w:r>
+      <w:proofErr w:type="spellStart"/>
+      <w:r>
+        <w:rPr>
+          <w:rFonts w:ascii="Noto Serif SC" w:eastAsia="Noto Serif SC" w:hAnsi="Noto Serif SC" w:cs="Noto Serif"/>
+          <w:sz w:val="24"/>
+          <w:szCs w:val="24"/>
+          <w:lang w:val="en-US"/>
+        </w:rPr>
+        <w:t>Xin</w:t>
+      </w:r>
+      <w:r>
+        <w:rPr>
+          <w:rFonts w:ascii="Noto Serif SC" w:eastAsia="Noto Serif SC" w:hAnsi="Noto Serif SC" w:cs="Noto Serif"/>
+          <w:sz w:val="24"/>
+          <w:szCs w:val="24"/>
+          <w:lang w:val="en-US"/>
+        </w:rPr>
+        <w:t>d</w:t>
+      </w:r>
+      <w:r>
+        <w:rPr>
+          <w:rFonts w:ascii="Noto Serif SC" w:eastAsia="Noto Serif SC" w:hAnsi="Noto Serif SC" w:cs="Noto Serif"/>
+          <w:sz w:val="24"/>
+          <w:szCs w:val="24"/>
+          <w:lang w:val="en-US"/>
+        </w:rPr>
+        <w:t>i</w:t>
+      </w:r>
+      <w:proofErr w:type="spellEnd"/>
     </w:p>
     <w:p>
       <w:pPr>
@@ -3745,7 +4451,7 @@
           <w:szCs w:val="24"/>
           <w:lang w:val="en-US"/>
         </w:rPr>
-        <w:t xml:space="preserve">| 2 </w:t>
+        <w:t xml:space="preserve">2 </w:t>
       </w:r>
       <w:proofErr w:type="spellStart"/>
       <w:r>
@@ -3793,7 +4499,7 @@
           <w:szCs w:val="24"/>
           <w:lang w:val="en-US"/>
         </w:rPr>
-        <w:t xml:space="preserve">| 2 </w:t>
+        <w:t xml:space="preserve">2 </w:t>
       </w:r>
       <w:proofErr w:type="spellStart"/>
       <w:r>
@@ -3818,6 +4524,7 @@
     </w:p>
     <w:p>
       <w:pPr>
+        <w:spacing w:after="120"/>
         <w:rPr>
           <w:rFonts w:ascii="Noto Serif SC" w:eastAsia="Noto Serif SC" w:hAnsi="Noto Serif SC" w:cs="Noto Serif"/>
           <w:sz w:val="24"/>
@@ -3841,7 +4548,7 @@
           <w:szCs w:val="24"/>
           <w:lang w:val="en-US"/>
         </w:rPr>
-        <w:t xml:space="preserve">| 1 </w:t>
+        <w:t xml:space="preserve">1 </w:t>
       </w:r>
       <w:proofErr w:type="spellStart"/>
       <w:r>
@@ -3889,7 +4596,7 @@
           <w:szCs w:val="24"/>
           <w:lang w:val="en-US"/>
         </w:rPr>
-        <w:t xml:space="preserve">| 2 </w:t>
+        <w:t xml:space="preserve">2 </w:t>
       </w:r>
       <w:proofErr w:type="spellStart"/>
       <w:r>
@@ -3948,7 +4655,7 @@
           <w:szCs w:val="24"/>
           <w:lang w:val="en-US"/>
         </w:rPr>
-        <w:t xml:space="preserve">| 2 </w:t>
+        <w:t xml:space="preserve">2 </w:t>
       </w:r>
       <w:proofErr w:type="spellStart"/>
       <w:r>
@@ -4007,7 +4714,7 @@
           <w:szCs w:val="24"/>
           <w:lang w:val="en-US"/>
         </w:rPr>
-        <w:t xml:space="preserve">| 1 </w:t>
+        <w:t xml:space="preserve">1 </w:t>
       </w:r>
       <w:proofErr w:type="spellStart"/>
       <w:r>
@@ -4067,732 +4774,1183 @@
           <w:szCs w:val="24"/>
           <w:lang w:val="en-US"/>
         </w:rPr>
-        <w:t>2 扬琴</w:t>
+        <w:t xml:space="preserve">2 扬琴 </w:t>
+      </w:r>
+      <w:r>
+        <w:rPr>
+          <w:rFonts w:ascii="Noto Serif SC" w:eastAsia="Noto Serif SC" w:hAnsi="Noto Serif SC" w:cs="Noto Serif"/>
+          <w:sz w:val="24"/>
+          <w:szCs w:val="24"/>
+          <w:lang w:val="en-US"/>
+        </w:rPr>
+        <w:t>2 Yangqin</w:t>
+      </w:r>
+    </w:p>
+    <w:p>
+      <w:pPr>
+        <w:rPr>
+          <w:rFonts w:ascii="Noto Serif SC" w:eastAsia="Noto Serif SC" w:hAnsi="Noto Serif SC" w:cs="Noto Serif"/>
+          <w:sz w:val="24"/>
+          <w:szCs w:val="24"/>
+          <w:lang w:val="en-US"/>
+        </w:rPr>
+      </w:pPr>
+      <w:r>
+        <w:rPr>
+          <w:rFonts w:ascii="Noto Serif SC" w:eastAsia="Noto Serif SC" w:hAnsi="Noto Serif SC" w:cs="Noto Serif" w:hint="eastAsia"/>
+          <w:sz w:val="24"/>
+          <w:szCs w:val="24"/>
+          <w:lang w:val="en-US"/>
+        </w:rPr>
+        <w:t xml:space="preserve">2 柳琴 </w:t>
+      </w:r>
+      <w:r>
+        <w:rPr>
+          <w:rFonts w:ascii="Noto Serif SC" w:eastAsia="Noto Serif SC" w:hAnsi="Noto Serif SC" w:cs="Noto Serif"/>
+          <w:sz w:val="24"/>
+          <w:szCs w:val="24"/>
+          <w:lang w:val="en-US"/>
+        </w:rPr>
+        <w:t xml:space="preserve">2 </w:t>
       </w:r>
       <w:proofErr w:type="spellStart"/>
       <w:r>
         <w:rPr>
-          <w:rFonts w:ascii="Noto Serif SC" w:eastAsia="Noto Serif SC" w:hAnsi="Noto Serif SC" w:cs="Noto Serif" w:hint="eastAsia"/>
-          <w:sz w:val="24"/>
-          <w:szCs w:val="24"/>
+          <w:rFonts w:ascii="Noto Serif SC" w:eastAsia="Noto Serif SC" w:hAnsi="Noto Serif SC" w:cs="Noto Serif"/>
+          <w:sz w:val="24"/>
+          <w:szCs w:val="24"/>
+          <w:lang w:val="en-US"/>
+        </w:rPr>
+        <w:t>Liuqin</w:t>
+      </w:r>
+      <w:proofErr w:type="spellEnd"/>
+    </w:p>
+    <w:p>
+      <w:pPr>
+        <w:rPr>
+          <w:rFonts w:ascii="Noto Serif SC" w:eastAsia="Noto Serif SC" w:hAnsi="Noto Serif SC" w:cs="Noto Serif"/>
+          <w:sz w:val="24"/>
+          <w:szCs w:val="24"/>
+          <w:lang w:val="en-US"/>
+        </w:rPr>
+      </w:pPr>
+      <w:r>
+        <w:rPr>
+          <w:rFonts w:ascii="Noto Serif SC" w:eastAsia="Noto Serif SC" w:hAnsi="Noto Serif SC" w:cs="Noto Serif" w:hint="eastAsia"/>
+          <w:sz w:val="24"/>
+          <w:szCs w:val="24"/>
+          <w:lang w:val="en-US"/>
+        </w:rPr>
+        <w:t xml:space="preserve">4 琵琶 </w:t>
+      </w:r>
+      <w:r>
+        <w:rPr>
+          <w:rFonts w:ascii="Noto Serif SC" w:eastAsia="Noto Serif SC" w:hAnsi="Noto Serif SC" w:cs="Noto Serif"/>
+          <w:sz w:val="24"/>
+          <w:szCs w:val="24"/>
+          <w:lang w:val="en-US"/>
+        </w:rPr>
+        <w:t>4 Pipa</w:t>
+      </w:r>
+    </w:p>
+    <w:p>
+      <w:pPr>
+        <w:rPr>
+          <w:rFonts w:ascii="Noto Serif SC" w:eastAsia="Noto Serif SC" w:hAnsi="Noto Serif SC" w:cs="Noto Serif"/>
+          <w:sz w:val="24"/>
+          <w:szCs w:val="24"/>
+          <w:lang w:val="en-US"/>
+        </w:rPr>
+      </w:pPr>
+      <w:r>
+        <w:rPr>
+          <w:rFonts w:ascii="Noto Serif SC" w:eastAsia="Noto Serif SC" w:hAnsi="Noto Serif SC" w:cs="Noto Serif" w:hint="eastAsia"/>
+          <w:sz w:val="24"/>
+          <w:szCs w:val="24"/>
+          <w:lang w:val="en-US"/>
+        </w:rPr>
+        <w:t xml:space="preserve">6 中阮 </w:t>
+      </w:r>
+      <w:r>
+        <w:rPr>
+          <w:rFonts w:ascii="Noto Serif SC" w:eastAsia="Noto Serif SC" w:hAnsi="Noto Serif SC" w:cs="Noto Serif"/>
+          <w:sz w:val="24"/>
+          <w:szCs w:val="24"/>
+          <w:lang w:val="en-US"/>
+        </w:rPr>
+        <w:t>6 Zhong</w:t>
+      </w:r>
+      <w:r>
+        <w:rPr>
+          <w:rFonts w:ascii="Noto Serif SC" w:eastAsia="Noto Serif SC" w:hAnsi="Noto Serif SC" w:cs="Noto Serif"/>
+          <w:sz w:val="24"/>
+          <w:szCs w:val="24"/>
+          <w:lang w:val="en-US"/>
+        </w:rPr>
+        <w:t>r</w:t>
+      </w:r>
+      <w:r>
+        <w:rPr>
+          <w:rFonts w:ascii="Noto Serif SC" w:eastAsia="Noto Serif SC" w:hAnsi="Noto Serif SC" w:cs="Noto Serif"/>
+          <w:sz w:val="24"/>
+          <w:szCs w:val="24"/>
+          <w:lang w:val="en-US"/>
+        </w:rPr>
+        <w:t>uan</w:t>
+      </w:r>
+    </w:p>
+    <w:p>
+      <w:pPr>
+        <w:spacing w:after="120"/>
+        <w:rPr>
+          <w:rFonts w:ascii="Noto Serif SC" w:eastAsia="Noto Serif SC" w:hAnsi="Noto Serif SC" w:cs="Noto Serif"/>
+          <w:sz w:val="24"/>
+          <w:szCs w:val="24"/>
+          <w:lang w:val="en-US"/>
+        </w:rPr>
+      </w:pPr>
+      <w:r>
+        <w:rPr>
+          <w:rFonts w:ascii="Noto Serif SC" w:eastAsia="Noto Serif SC" w:hAnsi="Noto Serif SC" w:cs="Noto Serif" w:hint="eastAsia"/>
+          <w:sz w:val="24"/>
+          <w:szCs w:val="24"/>
+          <w:lang w:val="en-US"/>
+        </w:rPr>
+        <w:t xml:space="preserve">2 大阮 </w:t>
+      </w:r>
+      <w:r>
+        <w:rPr>
+          <w:rFonts w:ascii="Noto Serif SC" w:eastAsia="Noto Serif SC" w:hAnsi="Noto Serif SC" w:cs="Noto Serif"/>
+          <w:sz w:val="24"/>
+          <w:szCs w:val="24"/>
+          <w:lang w:val="en-US"/>
+        </w:rPr>
+        <w:t>2 Da</w:t>
+      </w:r>
+      <w:r>
+        <w:rPr>
+          <w:rFonts w:ascii="Noto Serif SC" w:eastAsia="Noto Serif SC" w:hAnsi="Noto Serif SC" w:cs="Noto Serif"/>
+          <w:sz w:val="24"/>
+          <w:szCs w:val="24"/>
+          <w:lang w:val="en-US"/>
+        </w:rPr>
+        <w:t>r</w:t>
+      </w:r>
+      <w:r>
+        <w:rPr>
+          <w:rFonts w:ascii="Noto Serif SC" w:eastAsia="Noto Serif SC" w:hAnsi="Noto Serif SC" w:cs="Noto Serif"/>
+          <w:sz w:val="24"/>
+          <w:szCs w:val="24"/>
+          <w:lang w:val="en-US"/>
+        </w:rPr>
+        <w:t>uan</w:t>
+      </w:r>
+    </w:p>
+    <w:p>
+      <w:pPr>
+        <w:rPr>
+          <w:rFonts w:ascii="Noto Serif SC" w:eastAsia="Noto Serif SC" w:hAnsi="Noto Serif SC" w:cs="Noto Serif"/>
+          <w:sz w:val="24"/>
+          <w:szCs w:val="24"/>
+          <w:lang w:val="en-US"/>
+        </w:rPr>
+      </w:pPr>
+      <w:r>
+        <w:rPr>
+          <w:rFonts w:ascii="Noto Serif SC" w:eastAsia="Noto Serif SC" w:hAnsi="Noto Serif SC" w:cs="Noto Serif" w:hint="eastAsia"/>
+          <w:sz w:val="24"/>
+          <w:szCs w:val="24"/>
+          <w:lang w:val="en-US"/>
+        </w:rPr>
+        <w:t xml:space="preserve">1 竖琴 </w:t>
+      </w:r>
+      <w:r>
+        <w:rPr>
+          <w:rFonts w:ascii="Noto Serif SC" w:eastAsia="Noto Serif SC" w:hAnsi="Noto Serif SC" w:cs="Noto Serif"/>
+          <w:sz w:val="24"/>
+          <w:szCs w:val="24"/>
+          <w:lang w:val="en-US"/>
+        </w:rPr>
+        <w:t>1 Harp</w:t>
+      </w:r>
+    </w:p>
+    <w:p>
+      <w:pPr>
+        <w:rPr>
+          <w:rFonts w:ascii="Noto Serif SC" w:eastAsia="Noto Serif SC" w:hAnsi="Noto Serif SC" w:cs="Noto Serif"/>
+          <w:sz w:val="24"/>
+          <w:szCs w:val="24"/>
+          <w:lang w:val="en-US"/>
+        </w:rPr>
+      </w:pPr>
+    </w:p>
+    <w:p>
+      <w:pPr>
+        <w:rPr>
+          <w:rFonts w:ascii="Noto Serif SC" w:eastAsia="Noto Serif SC" w:hAnsi="Noto Serif SC" w:cs="Noto Serif"/>
+          <w:sz w:val="24"/>
+          <w:szCs w:val="24"/>
+          <w:lang w:val="en-US"/>
+        </w:rPr>
+      </w:pPr>
+      <w:r>
+        <w:rPr>
+          <w:rFonts w:ascii="Noto Serif SC" w:eastAsia="Noto Serif SC" w:hAnsi="Noto Serif SC" w:cs="Noto Serif" w:hint="eastAsia"/>
+          <w:sz w:val="24"/>
+          <w:szCs w:val="24"/>
+          <w:lang w:val="en-US"/>
+        </w:rPr>
+        <w:t xml:space="preserve">5 打击乐 </w:t>
+      </w:r>
+      <w:r>
+        <w:rPr>
+          <w:rFonts w:ascii="Noto Serif SC" w:eastAsia="Noto Serif SC" w:hAnsi="Noto Serif SC" w:cs="Noto Serif"/>
+          <w:sz w:val="24"/>
+          <w:szCs w:val="24"/>
+          <w:lang w:val="en-US"/>
+        </w:rPr>
+        <w:t>5 Percussion</w:t>
+      </w:r>
+    </w:p>
+    <w:p>
+      <w:pPr>
+        <w:ind w:left="288"/>
+        <w:rPr>
+          <w:rFonts w:ascii="Noto Serif SC" w:eastAsia="Noto Serif SC" w:hAnsi="Noto Serif SC" w:cs="Noto Serif"/>
+          <w:sz w:val="20"/>
+          <w:szCs w:val="20"/>
+          <w:lang w:val="en-US"/>
+        </w:rPr>
+      </w:pPr>
+      <w:r>
+        <w:rPr>
+          <w:rFonts w:ascii="Noto Serif SC" w:eastAsia="Noto Serif SC" w:hAnsi="Noto Serif SC" w:cs="Noto Serif"/>
+          <w:sz w:val="20"/>
+          <w:szCs w:val="20"/>
+          <w:lang w:val="en-US"/>
+        </w:rPr>
+        <w:t xml:space="preserve">I: </w:t>
+      </w:r>
+      <w:r>
+        <w:rPr>
+          <w:rFonts w:ascii="Noto Serif SC" w:eastAsia="Noto Serif SC" w:hAnsi="Noto Serif SC" w:cs="Noto Serif" w:hint="eastAsia"/>
+          <w:sz w:val="20"/>
+          <w:szCs w:val="20"/>
+          <w:lang w:val="en-US"/>
+        </w:rPr>
+        <w:t>定音鼓</w:t>
+      </w:r>
+      <w:r>
+        <w:rPr>
+          <w:rFonts w:ascii="Noto Serif SC" w:eastAsia="Noto Serif SC" w:hAnsi="Noto Serif SC" w:cs="Noto Serif"/>
+          <w:sz w:val="20"/>
+          <w:szCs w:val="20"/>
+          <w:lang w:val="en-US"/>
+        </w:rPr>
+        <w:t xml:space="preserve"> Timpani</w:t>
+      </w:r>
+      <w:r>
+        <w:rPr>
+          <w:rFonts w:ascii="Noto Serif SC" w:eastAsia="Noto Serif SC" w:hAnsi="Noto Serif SC" w:cs="Noto Serif" w:hint="eastAsia"/>
+          <w:sz w:val="20"/>
+          <w:szCs w:val="20"/>
+          <w:lang w:val="en-US"/>
+        </w:rPr>
+        <w:t>,</w:t>
+      </w:r>
+      <w:r>
+        <w:rPr>
+          <w:rFonts w:ascii="Noto Serif SC" w:eastAsia="Noto Serif SC" w:hAnsi="Noto Serif SC" w:cs="Noto Serif"/>
+          <w:sz w:val="20"/>
+          <w:szCs w:val="20"/>
           <w:lang w:val="en-US"/>
         </w:rPr>
         <w:t xml:space="preserve"> </w:t>
       </w:r>
       <w:r>
         <w:rPr>
-          <w:rFonts w:ascii="Noto Serif SC" w:eastAsia="Noto Serif SC" w:hAnsi="Noto Serif SC" w:cs="Noto Serif"/>
-          <w:sz w:val="24"/>
-          <w:szCs w:val="24"/>
-          <w:lang w:val="en-US"/>
-        </w:rPr>
-        <w:t xml:space="preserve">| 2 </w:t>
+          <w:rFonts w:ascii="Noto Serif SC" w:eastAsia="Noto Serif SC" w:hAnsi="Noto Serif SC" w:cs="Noto Serif" w:hint="eastAsia"/>
+          <w:sz w:val="20"/>
+          <w:szCs w:val="20"/>
+          <w:lang w:val="en-US"/>
+        </w:rPr>
+        <w:t>三角铁(小)</w:t>
+      </w:r>
+      <w:r>
+        <w:rPr>
+          <w:rFonts w:ascii="Noto Serif SC" w:eastAsia="Noto Serif SC" w:hAnsi="Noto Serif SC" w:cs="Noto Serif"/>
+          <w:sz w:val="20"/>
+          <w:szCs w:val="20"/>
+          <w:lang w:val="en-US"/>
+        </w:rPr>
+        <w:t xml:space="preserve"> Triangle (Small)</w:t>
+      </w:r>
+      <w:r>
+        <w:rPr>
+          <w:rFonts w:ascii="Noto Serif SC" w:eastAsia="Noto Serif SC" w:hAnsi="Noto Serif SC" w:cs="Noto Serif" w:hint="eastAsia"/>
+          <w:sz w:val="20"/>
+          <w:szCs w:val="20"/>
+          <w:lang w:val="en-US"/>
+        </w:rPr>
+        <w:t>,沙锤</w:t>
+      </w:r>
+      <w:r>
+        <w:rPr>
+          <w:rFonts w:ascii="Noto Serif SC" w:eastAsia="Noto Serif SC" w:hAnsi="Noto Serif SC" w:cs="Noto Serif"/>
+          <w:sz w:val="20"/>
+          <w:szCs w:val="20"/>
+          <w:lang w:val="en-US"/>
+        </w:rPr>
+        <w:t xml:space="preserve"> Marac</w:t>
+      </w:r>
+      <w:r>
+        <w:rPr>
+          <w:rFonts w:ascii="Noto Serif SC" w:eastAsia="Noto Serif SC" w:hAnsi="Noto Serif SC" w:cs="Noto Serif"/>
+          <w:sz w:val="20"/>
+          <w:szCs w:val="20"/>
+          <w:lang w:val="en-US"/>
+        </w:rPr>
+        <w:t>as</w:t>
+      </w:r>
+      <w:r>
+        <w:rPr>
+          <w:rFonts w:ascii="Noto Serif SC" w:eastAsia="Noto Serif SC" w:hAnsi="Noto Serif SC" w:cs="Noto Serif"/>
+          <w:sz w:val="20"/>
+          <w:szCs w:val="20"/>
+          <w:lang w:val="en-US"/>
+        </w:rPr>
+        <w:t xml:space="preserve">, </w:t>
+      </w:r>
+      <w:r>
+        <w:rPr>
+          <w:rFonts w:ascii="Noto Serif SC" w:eastAsia="Noto Serif SC" w:hAnsi="Noto Serif SC" w:cs="Noto Serif"/>
+          <w:sz w:val="20"/>
+          <w:szCs w:val="20"/>
+        </w:rPr>
+        <w:t>手鼓</w:t>
+      </w:r>
+      <w:r>
+        <w:rPr>
+          <w:rFonts w:ascii="Noto Serif SC" w:eastAsia="Noto Serif SC" w:hAnsi="Noto Serif SC" w:cs="Noto Serif"/>
+          <w:sz w:val="20"/>
+          <w:szCs w:val="20"/>
+          <w:lang w:val="en-US"/>
+        </w:rPr>
+        <w:t xml:space="preserve"> </w:t>
+      </w:r>
+      <w:r>
+        <w:rPr>
+          <w:rFonts w:ascii="Noto Serif SC" w:eastAsia="Noto Serif SC" w:hAnsi="Noto Serif SC" w:cs="Noto Serif"/>
+          <w:sz w:val="20"/>
+          <w:szCs w:val="20"/>
+          <w:lang w:val="en-US"/>
+        </w:rPr>
+        <w:t>Tamb</w:t>
+      </w:r>
+      <w:r>
+        <w:rPr>
+          <w:rFonts w:ascii="Noto Serif SC" w:eastAsia="Noto Serif SC" w:hAnsi="Noto Serif SC" w:cs="Noto Serif"/>
+          <w:sz w:val="20"/>
+          <w:szCs w:val="20"/>
+          <w:lang w:val="en-US"/>
+        </w:rPr>
+        <w:t>ourine</w:t>
+      </w:r>
+    </w:p>
+    <w:p>
+      <w:pPr>
+        <w:ind w:left="288"/>
+        <w:rPr>
+          <w:rFonts w:ascii="Noto Serif SC" w:eastAsia="Noto Serif SC" w:hAnsi="Noto Serif SC" w:cs="Noto Serif"/>
+          <w:sz w:val="20"/>
+          <w:szCs w:val="20"/>
+          <w:lang w:val="en-US"/>
+        </w:rPr>
+      </w:pPr>
+      <w:r>
+        <w:rPr>
+          <w:rFonts w:ascii="Noto Serif SC" w:eastAsia="Noto Serif SC" w:hAnsi="Noto Serif SC" w:cs="Noto Serif"/>
+          <w:sz w:val="20"/>
+          <w:szCs w:val="20"/>
+          <w:lang w:val="en-US"/>
+        </w:rPr>
+        <w:t xml:space="preserve">II: </w:t>
+      </w:r>
+      <w:r>
+        <w:rPr>
+          <w:rFonts w:ascii="Noto Serif SC" w:eastAsia="Noto Serif SC" w:hAnsi="Noto Serif SC" w:cs="Noto Serif"/>
+          <w:sz w:val="20"/>
+          <w:szCs w:val="20"/>
+        </w:rPr>
+        <w:t>木鱼</w:t>
+      </w:r>
+      <w:r>
+        <w:rPr>
+          <w:rFonts w:ascii="Noto Serif SC" w:eastAsia="Noto Serif SC" w:hAnsi="Noto Serif SC" w:cs="Noto Serif" w:hint="eastAsia"/>
+          <w:sz w:val="20"/>
+          <w:szCs w:val="20"/>
+          <w:lang w:val="en-US"/>
+        </w:rPr>
+        <w:t>(5)</w:t>
+      </w:r>
+      <w:r>
+        <w:rPr>
+          <w:rFonts w:ascii="Noto Serif SC" w:eastAsia="Noto Serif SC" w:hAnsi="Noto Serif SC" w:cs="Noto Serif"/>
+          <w:sz w:val="20"/>
+          <w:szCs w:val="20"/>
+          <w:lang w:val="en-US"/>
+        </w:rPr>
+        <w:t xml:space="preserve"> Woodblocks (5)</w:t>
+      </w:r>
+      <w:r>
+        <w:rPr>
+          <w:rFonts w:ascii="Noto Serif SC" w:eastAsia="Noto Serif SC" w:hAnsi="Noto Serif SC" w:cs="Noto Serif" w:hint="eastAsia"/>
+          <w:sz w:val="20"/>
+          <w:szCs w:val="20"/>
+          <w:lang w:val="en-US"/>
+        </w:rPr>
+        <w:t>,</w:t>
+      </w:r>
+      <w:r>
+        <w:rPr>
+          <w:rFonts w:ascii="Noto Serif SC" w:eastAsia="Noto Serif SC" w:hAnsi="Noto Serif SC" w:cs="Noto Serif"/>
+          <w:sz w:val="20"/>
+          <w:szCs w:val="20"/>
+          <w:lang w:val="en-US"/>
+        </w:rPr>
+        <w:t xml:space="preserve"> </w:t>
+      </w:r>
+      <w:r>
+        <w:rPr>
+          <w:rFonts w:ascii="Noto Serif SC" w:eastAsia="Noto Serif SC" w:hAnsi="Noto Serif SC" w:cs="Noto Serif"/>
+          <w:sz w:val="20"/>
+          <w:szCs w:val="20"/>
+        </w:rPr>
+        <w:t>大军鼓</w:t>
+      </w:r>
+      <w:r>
+        <w:rPr>
+          <w:rFonts w:ascii="Noto Serif SC" w:eastAsia="Noto Serif SC" w:hAnsi="Noto Serif SC" w:cs="Noto Serif"/>
+          <w:sz w:val="20"/>
+          <w:szCs w:val="20"/>
+          <w:lang w:val="en-US"/>
+        </w:rPr>
+        <w:t xml:space="preserve"> Bass Drum</w:t>
+      </w:r>
+      <w:r>
+        <w:rPr>
+          <w:rFonts w:ascii="Noto Serif SC" w:eastAsia="Noto Serif SC" w:hAnsi="Noto Serif SC" w:cs="Noto Serif" w:hint="eastAsia"/>
+          <w:sz w:val="20"/>
+          <w:szCs w:val="20"/>
+          <w:lang w:val="en-US"/>
+        </w:rPr>
+        <w:t>,</w:t>
+      </w:r>
+      <w:r>
+        <w:rPr>
+          <w:rFonts w:ascii="Noto Serif SC" w:eastAsia="Noto Serif SC" w:hAnsi="Noto Serif SC" w:cs="Noto Serif"/>
+          <w:sz w:val="20"/>
+          <w:szCs w:val="20"/>
+          <w:lang w:val="en-US"/>
+        </w:rPr>
+        <w:t xml:space="preserve"> </w:t>
+      </w:r>
+      <w:r>
+        <w:rPr>
+          <w:rFonts w:ascii="Noto Serif SC" w:eastAsia="Noto Serif SC" w:hAnsi="Noto Serif SC" w:cs="Noto Serif" w:hint="eastAsia"/>
+          <w:sz w:val="20"/>
+          <w:szCs w:val="20"/>
+          <w:lang w:val="en-US"/>
+        </w:rPr>
+        <w:t>大鼓</w:t>
+      </w:r>
+      <w:r>
+        <w:rPr>
+          <w:rFonts w:ascii="Noto Serif SC" w:eastAsia="Noto Serif SC" w:hAnsi="Noto Serif SC" w:cs="Noto Serif"/>
+          <w:sz w:val="20"/>
+          <w:szCs w:val="20"/>
+          <w:lang w:val="en-US"/>
+        </w:rPr>
+        <w:t xml:space="preserve"> </w:t>
+      </w:r>
+      <w:proofErr w:type="spellStart"/>
+      <w:r>
+        <w:rPr>
+          <w:rFonts w:ascii="Noto Serif SC" w:eastAsia="Noto Serif SC" w:hAnsi="Noto Serif SC" w:cs="Noto Serif"/>
+          <w:sz w:val="20"/>
+          <w:szCs w:val="20"/>
+          <w:lang w:val="en-US"/>
+        </w:rPr>
+        <w:t>Dagu</w:t>
       </w:r>
       <w:proofErr w:type="spellEnd"/>
       <w:r>
         <w:rPr>
-          <w:rFonts w:ascii="Noto Serif SC" w:eastAsia="Noto Serif SC" w:hAnsi="Noto Serif SC" w:cs="Noto Serif"/>
-          <w:sz w:val="24"/>
-          <w:szCs w:val="24"/>
-          <w:lang w:val="en-US"/>
-        </w:rPr>
-        <w:t>Yangqin</w:t>
-      </w:r>
-    </w:p>
-    <w:p>
-      <w:pPr>
-        <w:rPr>
-          <w:rFonts w:ascii="Noto Serif SC" w:eastAsia="Noto Serif SC" w:hAnsi="Noto Serif SC" w:cs="Noto Serif"/>
-          <w:sz w:val="24"/>
-          <w:szCs w:val="24"/>
-          <w:lang w:val="en-US"/>
-        </w:rPr>
-      </w:pPr>
-      <w:r>
-        <w:rPr>
-          <w:rFonts w:ascii="Noto Serif SC" w:eastAsia="Noto Serif SC" w:hAnsi="Noto Serif SC" w:cs="Noto Serif" w:hint="eastAsia"/>
-          <w:sz w:val="24"/>
-          <w:szCs w:val="24"/>
-          <w:lang w:val="en-US"/>
-        </w:rPr>
-        <w:t xml:space="preserve">2 柳琴 </w:t>
-      </w:r>
-      <w:r>
-        <w:rPr>
-          <w:rFonts w:ascii="Noto Serif SC" w:eastAsia="Noto Serif SC" w:hAnsi="Noto Serif SC" w:cs="Noto Serif"/>
-          <w:sz w:val="24"/>
-          <w:szCs w:val="24"/>
-          <w:lang w:val="en-US"/>
-        </w:rPr>
-        <w:t xml:space="preserve">| 2 </w:t>
+          <w:rFonts w:ascii="Noto Serif SC" w:eastAsia="Noto Serif SC" w:hAnsi="Noto Serif SC" w:cs="Noto Serif" w:hint="eastAsia"/>
+          <w:sz w:val="20"/>
+          <w:szCs w:val="20"/>
+          <w:lang w:val="en-US"/>
+        </w:rPr>
+        <w:t>,</w:t>
+      </w:r>
+      <w:r>
+        <w:rPr>
+          <w:rFonts w:ascii="Noto Serif SC" w:eastAsia="Noto Serif SC" w:hAnsi="Noto Serif SC" w:cs="Noto Serif"/>
+          <w:sz w:val="20"/>
+          <w:szCs w:val="20"/>
+          <w:lang w:val="en-US"/>
+        </w:rPr>
+        <w:t xml:space="preserve"> </w:t>
+      </w:r>
+      <w:r>
+        <w:rPr>
+          <w:rFonts w:ascii="Noto Serif SC" w:eastAsia="Noto Serif SC" w:hAnsi="Noto Serif SC" w:cs="Noto Serif" w:hint="eastAsia"/>
+          <w:sz w:val="20"/>
+          <w:szCs w:val="20"/>
+          <w:lang w:val="en-US"/>
+        </w:rPr>
+        <w:t>铓锣</w:t>
+      </w:r>
+      <w:r>
+        <w:rPr>
+          <w:rFonts w:ascii="Noto Serif SC" w:eastAsia="Noto Serif SC" w:hAnsi="Noto Serif SC" w:cs="Noto Serif"/>
+          <w:sz w:val="20"/>
+          <w:szCs w:val="20"/>
+          <w:lang w:val="en-US"/>
+        </w:rPr>
+        <w:t xml:space="preserve"> </w:t>
       </w:r>
       <w:proofErr w:type="spellStart"/>
       <w:r>
         <w:rPr>
           <w:rFonts w:ascii="Noto Serif SC" w:eastAsia="Noto Serif SC" w:hAnsi="Noto Serif SC" w:cs="Noto Serif"/>
-          <w:sz w:val="24"/>
-          <w:szCs w:val="24"/>
-          <w:lang w:val="en-US"/>
-        </w:rPr>
-        <w:t>Liuqin</w:t>
+          <w:sz w:val="20"/>
+          <w:szCs w:val="20"/>
+          <w:lang w:val="en-US"/>
+        </w:rPr>
+        <w:t>Mang</w:t>
+      </w:r>
+      <w:r>
+        <w:rPr>
+          <w:rFonts w:ascii="Noto Serif SC" w:eastAsia="Noto Serif SC" w:hAnsi="Noto Serif SC" w:cs="Noto Serif"/>
+          <w:sz w:val="20"/>
+          <w:szCs w:val="20"/>
+          <w:lang w:val="en-US"/>
+        </w:rPr>
+        <w:t>luo</w:t>
       </w:r>
       <w:proofErr w:type="spellEnd"/>
     </w:p>
     <w:p>
       <w:pPr>
-        <w:rPr>
-          <w:rFonts w:ascii="Noto Serif SC" w:eastAsia="Noto Serif SC" w:hAnsi="Noto Serif SC" w:cs="Noto Serif"/>
-          <w:sz w:val="24"/>
-          <w:szCs w:val="24"/>
-          <w:lang w:val="en-US"/>
-        </w:rPr>
-      </w:pPr>
-      <w:r>
-        <w:rPr>
-          <w:rFonts w:ascii="Noto Serif SC" w:eastAsia="Noto Serif SC" w:hAnsi="Noto Serif SC" w:cs="Noto Serif" w:hint="eastAsia"/>
-          <w:sz w:val="24"/>
-          <w:szCs w:val="24"/>
-          <w:lang w:val="en-US"/>
-        </w:rPr>
-        <w:t xml:space="preserve">4 琵琶 </w:t>
-      </w:r>
-      <w:r>
-        <w:rPr>
-          <w:rFonts w:ascii="Noto Serif SC" w:eastAsia="Noto Serif SC" w:hAnsi="Noto Serif SC" w:cs="Noto Serif"/>
-          <w:sz w:val="24"/>
-          <w:szCs w:val="24"/>
-          <w:lang w:val="en-US"/>
-        </w:rPr>
-        <w:t>| 4 Pipa</w:t>
-      </w:r>
-    </w:p>
-    <w:p>
-      <w:pPr>
-        <w:rPr>
-          <w:rFonts w:ascii="Noto Serif SC" w:eastAsia="Noto Serif SC" w:hAnsi="Noto Serif SC" w:cs="Noto Serif"/>
-          <w:sz w:val="24"/>
-          <w:szCs w:val="24"/>
-          <w:lang w:val="en-US"/>
-        </w:rPr>
-      </w:pPr>
-      <w:r>
-        <w:rPr>
-          <w:rFonts w:ascii="Noto Serif SC" w:eastAsia="Noto Serif SC" w:hAnsi="Noto Serif SC" w:cs="Noto Serif" w:hint="eastAsia"/>
-          <w:sz w:val="24"/>
-          <w:szCs w:val="24"/>
-          <w:lang w:val="en-US"/>
-        </w:rPr>
-        <w:t xml:space="preserve">6 中阮 </w:t>
-      </w:r>
-      <w:r>
-        <w:rPr>
-          <w:rFonts w:ascii="Noto Serif SC" w:eastAsia="Noto Serif SC" w:hAnsi="Noto Serif SC" w:cs="Noto Serif"/>
-          <w:sz w:val="24"/>
-          <w:szCs w:val="24"/>
-          <w:lang w:val="en-US"/>
-        </w:rPr>
-        <w:t>| 6 Zhong Ruan</w:t>
-      </w:r>
-    </w:p>
-    <w:p>
-      <w:pPr>
-        <w:rPr>
-          <w:rFonts w:ascii="Noto Serif SC" w:eastAsia="Noto Serif SC" w:hAnsi="Noto Serif SC" w:cs="Noto Serif"/>
-          <w:sz w:val="24"/>
-          <w:szCs w:val="24"/>
-          <w:lang w:val="en-US"/>
-        </w:rPr>
-      </w:pPr>
-      <w:r>
-        <w:rPr>
-          <w:rFonts w:ascii="Noto Serif SC" w:eastAsia="Noto Serif SC" w:hAnsi="Noto Serif SC" w:cs="Noto Serif" w:hint="eastAsia"/>
-          <w:sz w:val="24"/>
-          <w:szCs w:val="24"/>
-          <w:lang w:val="en-US"/>
-        </w:rPr>
-        <w:t xml:space="preserve">2 大阮 </w:t>
-      </w:r>
-      <w:r>
-        <w:rPr>
-          <w:rFonts w:ascii="Noto Serif SC" w:eastAsia="Noto Serif SC" w:hAnsi="Noto Serif SC" w:cs="Noto Serif"/>
-          <w:sz w:val="24"/>
-          <w:szCs w:val="24"/>
-          <w:lang w:val="en-US"/>
-        </w:rPr>
-        <w:t>| 2 Da Ruan</w:t>
-      </w:r>
-    </w:p>
-    <w:p>
-      <w:pPr>
-        <w:rPr>
-          <w:rFonts w:ascii="Noto Serif SC" w:eastAsia="Noto Serif SC" w:hAnsi="Noto Serif SC" w:cs="Noto Serif"/>
-          <w:sz w:val="24"/>
-          <w:szCs w:val="24"/>
-          <w:lang w:val="en-US"/>
-        </w:rPr>
-      </w:pPr>
-    </w:p>
-    <w:p>
-      <w:pPr>
-        <w:rPr>
-          <w:rFonts w:ascii="Noto Serif SC" w:eastAsia="Noto Serif SC" w:hAnsi="Noto Serif SC" w:cs="Noto Serif"/>
-          <w:sz w:val="24"/>
-          <w:szCs w:val="24"/>
-          <w:lang w:val="en-US"/>
-        </w:rPr>
-      </w:pPr>
-      <w:r>
-        <w:rPr>
-          <w:rFonts w:ascii="Noto Serif SC" w:eastAsia="Noto Serif SC" w:hAnsi="Noto Serif SC" w:cs="Noto Serif" w:hint="eastAsia"/>
-          <w:sz w:val="24"/>
-          <w:szCs w:val="24"/>
-          <w:lang w:val="en-US"/>
-        </w:rPr>
-        <w:t xml:space="preserve">5 打击乐 </w:t>
-      </w:r>
-      <w:r>
-        <w:rPr>
-          <w:rFonts w:ascii="Noto Serif SC" w:eastAsia="Noto Serif SC" w:hAnsi="Noto Serif SC" w:cs="Noto Serif"/>
-          <w:sz w:val="24"/>
-          <w:szCs w:val="24"/>
-          <w:lang w:val="en-US"/>
-        </w:rPr>
-        <w:t>| 5 Percussion</w:t>
-      </w:r>
-    </w:p>
-    <w:p>
-      <w:pPr>
-        <w:rPr>
-          <w:rFonts w:ascii="Noto Serif SC" w:eastAsia="Noto Serif SC" w:hAnsi="Noto Serif SC" w:cs="Noto Serif"/>
-          <w:sz w:val="24"/>
-          <w:szCs w:val="24"/>
-          <w:lang w:val="en-US"/>
-        </w:rPr>
-      </w:pPr>
-      <w:r>
-        <w:rPr>
-          <w:rFonts w:ascii="Noto Serif SC" w:eastAsia="Noto Serif SC" w:hAnsi="Noto Serif SC" w:cs="Noto Serif" w:hint="eastAsia"/>
-          <w:sz w:val="24"/>
-          <w:szCs w:val="24"/>
-          <w:lang w:val="en-US"/>
-        </w:rPr>
-        <w:t xml:space="preserve">　　</w:t>
-      </w:r>
-      <w:r>
-        <w:rPr>
-          <w:rFonts w:ascii="Noto Serif SC" w:eastAsia="Noto Serif SC" w:hAnsi="Noto Serif SC" w:cs="Noto Serif"/>
-          <w:sz w:val="24"/>
-          <w:szCs w:val="24"/>
-          <w:lang w:val="en-US"/>
-        </w:rPr>
-        <w:t xml:space="preserve">I: </w:t>
-      </w:r>
-      <w:r>
-        <w:rPr>
-          <w:rFonts w:ascii="Noto Serif SC" w:eastAsia="Noto Serif SC" w:hAnsi="Noto Serif SC" w:cs="Noto Serif" w:hint="eastAsia"/>
-          <w:sz w:val="24"/>
-          <w:szCs w:val="24"/>
-          <w:lang w:val="en-US"/>
-        </w:rPr>
-        <w:t xml:space="preserve">定音鼓,三角铁(小),沙锤,铃鼓 </w:t>
-      </w:r>
-      <w:r>
-        <w:rPr>
-          <w:rFonts w:ascii="Noto Serif SC" w:eastAsia="Noto Serif SC" w:hAnsi="Noto Serif SC" w:cs="Noto Serif"/>
-          <w:sz w:val="24"/>
-          <w:szCs w:val="24"/>
-          <w:lang w:val="en-US"/>
-        </w:rPr>
-        <w:t xml:space="preserve">| Timpani, Triangle(small), </w:t>
+        <w:ind w:left="288"/>
+        <w:rPr>
+          <w:rFonts w:ascii="Noto Serif SC" w:eastAsia="Noto Serif SC" w:hAnsi="Noto Serif SC" w:cs="Noto Serif"/>
+          <w:sz w:val="20"/>
+          <w:szCs w:val="20"/>
+          <w:lang w:val="en-US"/>
+        </w:rPr>
+      </w:pPr>
+      <w:r>
+        <w:rPr>
+          <w:rFonts w:ascii="Noto Serif SC" w:eastAsia="Noto Serif SC" w:hAnsi="Noto Serif SC" w:cs="Noto Serif"/>
+          <w:sz w:val="20"/>
+          <w:szCs w:val="20"/>
+          <w:lang w:val="en-US"/>
+        </w:rPr>
+        <w:t xml:space="preserve">III: </w:t>
+      </w:r>
+      <w:r>
+        <w:rPr>
+          <w:rFonts w:ascii="Noto Serif SC" w:eastAsia="Noto Serif SC" w:hAnsi="Noto Serif SC" w:cs="Noto Serif" w:hint="eastAsia"/>
+          <w:sz w:val="20"/>
+          <w:szCs w:val="20"/>
+          <w:lang w:val="en-US"/>
+        </w:rPr>
+        <w:t>吊钹</w:t>
+      </w:r>
+      <w:r>
+        <w:rPr>
+          <w:rFonts w:ascii="Noto Serif SC" w:eastAsia="Noto Serif SC" w:hAnsi="Noto Serif SC" w:cs="Noto Serif"/>
+          <w:sz w:val="20"/>
+          <w:szCs w:val="20"/>
+          <w:lang w:val="en-US"/>
+        </w:rPr>
+        <w:t>Suspended Cymbal</w:t>
+      </w:r>
+      <w:r>
+        <w:rPr>
+          <w:rFonts w:ascii="Noto Serif SC" w:eastAsia="Noto Serif SC" w:hAnsi="Noto Serif SC" w:cs="Noto Serif" w:hint="eastAsia"/>
+          <w:sz w:val="20"/>
+          <w:szCs w:val="20"/>
+          <w:lang w:val="en-US"/>
+        </w:rPr>
+        <w:t>,竹风铃</w:t>
+      </w:r>
+      <w:r>
+        <w:rPr>
+          <w:rFonts w:ascii="Noto Serif SC" w:eastAsia="Noto Serif SC" w:hAnsi="Noto Serif SC" w:cs="Noto Serif"/>
+          <w:sz w:val="20"/>
+          <w:szCs w:val="20"/>
+          <w:lang w:val="en-US"/>
+        </w:rPr>
+        <w:t>Bamboo Wind Chimes</w:t>
+      </w:r>
+      <w:r>
+        <w:rPr>
+          <w:rFonts w:ascii="Noto Serif SC" w:eastAsia="Noto Serif SC" w:hAnsi="Noto Serif SC" w:cs="Noto Serif" w:hint="eastAsia"/>
+          <w:sz w:val="20"/>
+          <w:szCs w:val="20"/>
+          <w:lang w:val="en-US"/>
+        </w:rPr>
+        <w:t>,</w:t>
+      </w:r>
+      <w:r>
+        <w:rPr>
+          <w:rFonts w:ascii="Noto Serif SC" w:eastAsia="Noto Serif SC" w:hAnsi="Noto Serif SC" w:cs="Noto Serif"/>
+          <w:sz w:val="20"/>
+          <w:szCs w:val="20"/>
+          <w:lang w:val="en-US"/>
+        </w:rPr>
+        <w:t xml:space="preserve"> </w:t>
+      </w:r>
+      <w:r>
+        <w:rPr>
+          <w:rFonts w:ascii="Noto Serif SC" w:eastAsia="Noto Serif SC" w:hAnsi="Noto Serif SC" w:cs="Noto Serif" w:hint="eastAsia"/>
+          <w:sz w:val="20"/>
+          <w:szCs w:val="20"/>
+          <w:lang w:val="en-US"/>
+        </w:rPr>
+        <w:t>排鼓</w:t>
+      </w:r>
+      <w:r>
+        <w:rPr>
+          <w:rFonts w:ascii="Noto Serif SC" w:eastAsia="Noto Serif SC" w:hAnsi="Noto Serif SC" w:cs="Noto Serif"/>
+          <w:sz w:val="20"/>
+          <w:szCs w:val="20"/>
+          <w:lang w:val="en-US"/>
+        </w:rPr>
+        <w:t xml:space="preserve"> </w:t>
+      </w:r>
+      <w:r>
+        <w:rPr>
+          <w:rFonts w:ascii="Noto Serif SC" w:eastAsia="Noto Serif SC" w:hAnsi="Noto Serif SC" w:cs="Noto Serif" w:hint="eastAsia"/>
+          <w:sz w:val="20"/>
+          <w:szCs w:val="20"/>
+          <w:lang w:val="en-US"/>
+        </w:rPr>
+        <w:t>(5)</w:t>
+      </w:r>
+      <w:r>
+        <w:rPr>
+          <w:rFonts w:ascii="Noto Serif SC" w:eastAsia="Noto Serif SC" w:hAnsi="Noto Serif SC" w:cs="Noto Serif"/>
+          <w:sz w:val="20"/>
+          <w:szCs w:val="20"/>
+          <w:lang w:val="en-US"/>
+        </w:rPr>
+        <w:t xml:space="preserve"> </w:t>
       </w:r>
       <w:proofErr w:type="spellStart"/>
       <w:r>
         <w:rPr>
           <w:rFonts w:ascii="Noto Serif SC" w:eastAsia="Noto Serif SC" w:hAnsi="Noto Serif SC" w:cs="Noto Serif"/>
-          <w:sz w:val="24"/>
-          <w:szCs w:val="24"/>
-          <w:lang w:val="en-US"/>
-        </w:rPr>
-        <w:t>Maraco</w:t>
+          <w:sz w:val="20"/>
+          <w:szCs w:val="20"/>
+          <w:lang w:val="en-US"/>
+        </w:rPr>
+        <w:t>Paigu</w:t>
       </w:r>
       <w:proofErr w:type="spellEnd"/>
       <w:r>
         <w:rPr>
           <w:rFonts w:ascii="Noto Serif SC" w:eastAsia="Noto Serif SC" w:hAnsi="Noto Serif SC" w:cs="Noto Serif"/>
-          <w:sz w:val="24"/>
-          <w:szCs w:val="24"/>
-          <w:lang w:val="en-US"/>
-        </w:rPr>
-        <w:t xml:space="preserve">, </w:t>
-      </w:r>
-      <w:proofErr w:type="spellStart"/>
-      <w:r>
-        <w:rPr>
-          <w:rFonts w:ascii="Noto Serif SC" w:eastAsia="Noto Serif SC" w:hAnsi="Noto Serif SC" w:cs="Noto Serif"/>
-          <w:sz w:val="24"/>
-          <w:szCs w:val="24"/>
-          <w:lang w:val="en-US"/>
-        </w:rPr>
-        <w:t>Tamburino</w:t>
-      </w:r>
-      <w:proofErr w:type="spellEnd"/>
-    </w:p>
-    <w:p>
-      <w:pPr>
-        <w:rPr>
-          <w:rFonts w:ascii="Noto Serif SC" w:eastAsia="Noto Serif SC" w:hAnsi="Noto Serif SC" w:cs="Noto Serif"/>
-          <w:sz w:val="24"/>
-          <w:szCs w:val="24"/>
-          <w:lang w:val="en-US"/>
-        </w:rPr>
-      </w:pPr>
-      <w:r>
-        <w:rPr>
-          <w:rFonts w:ascii="Noto Serif SC" w:eastAsia="Noto Serif SC" w:hAnsi="Noto Serif SC" w:cs="Noto Serif" w:hint="eastAsia"/>
-          <w:sz w:val="24"/>
-          <w:szCs w:val="24"/>
-          <w:lang w:val="en-US"/>
-        </w:rPr>
-        <w:t xml:space="preserve">　　</w:t>
-      </w:r>
-      <w:r>
-        <w:rPr>
-          <w:rFonts w:ascii="Noto Serif SC" w:eastAsia="Noto Serif SC" w:hAnsi="Noto Serif SC" w:cs="Noto Serif"/>
-          <w:sz w:val="24"/>
-          <w:szCs w:val="24"/>
-          <w:lang w:val="en-US"/>
-        </w:rPr>
-        <w:t xml:space="preserve">II: </w:t>
-      </w:r>
-      <w:r>
-        <w:rPr>
-          <w:rFonts w:ascii="Noto Serif SC" w:eastAsia="Noto Serif SC" w:hAnsi="Noto Serif SC" w:cs="Noto Serif" w:hint="eastAsia"/>
-          <w:sz w:val="24"/>
-          <w:szCs w:val="24"/>
-          <w:lang w:val="en-US"/>
-        </w:rPr>
-        <w:t xml:space="preserve">木盒(5),低音鼓,中国大鼓,铓锣 </w:t>
-      </w:r>
-      <w:r>
-        <w:rPr>
-          <w:rFonts w:ascii="Noto Serif SC" w:eastAsia="Noto Serif SC" w:hAnsi="Noto Serif SC" w:cs="Noto Serif"/>
-          <w:sz w:val="24"/>
-          <w:szCs w:val="24"/>
-          <w:lang w:val="en-US"/>
-        </w:rPr>
-        <w:t xml:space="preserve">| Wood Block(5), Bass Drum, Chinese Drum(large), </w:t>
-      </w:r>
-      <w:proofErr w:type="spellStart"/>
-      <w:r>
-        <w:rPr>
-          <w:rFonts w:ascii="Noto Serif SC" w:eastAsia="Noto Serif SC" w:hAnsi="Noto Serif SC" w:cs="Noto Serif"/>
-          <w:sz w:val="24"/>
-          <w:szCs w:val="24"/>
-          <w:lang w:val="en-US"/>
-        </w:rPr>
-        <w:t>Mang</w:t>
-      </w:r>
-      <w:proofErr w:type="spellEnd"/>
-      <w:r>
-        <w:rPr>
-          <w:rFonts w:ascii="Noto Serif SC" w:eastAsia="Noto Serif SC" w:hAnsi="Noto Serif SC" w:cs="Noto Serif"/>
-          <w:sz w:val="24"/>
-          <w:szCs w:val="24"/>
-          <w:lang w:val="en-US"/>
-        </w:rPr>
-        <w:t xml:space="preserve"> Gong</w:t>
-      </w:r>
-    </w:p>
-    <w:p>
-      <w:pPr>
-        <w:rPr>
-          <w:rFonts w:ascii="Noto Serif SC" w:eastAsia="Noto Serif SC" w:hAnsi="Noto Serif SC" w:cs="Noto Serif"/>
-          <w:sz w:val="24"/>
-          <w:szCs w:val="24"/>
-          <w:lang w:val="en-US"/>
-        </w:rPr>
-      </w:pPr>
-      <w:r>
-        <w:rPr>
-          <w:rFonts w:ascii="Noto Serif SC" w:eastAsia="Noto Serif SC" w:hAnsi="Noto Serif SC" w:cs="Noto Serif" w:hint="eastAsia"/>
-          <w:sz w:val="24"/>
-          <w:szCs w:val="24"/>
-          <w:lang w:val="en-US"/>
-        </w:rPr>
-        <w:t xml:space="preserve">　　</w:t>
-      </w:r>
-      <w:r>
-        <w:rPr>
-          <w:rFonts w:ascii="Noto Serif SC" w:eastAsia="Noto Serif SC" w:hAnsi="Noto Serif SC" w:cs="Noto Serif"/>
-          <w:sz w:val="24"/>
-          <w:szCs w:val="24"/>
-          <w:lang w:val="en-US"/>
-        </w:rPr>
-        <w:t xml:space="preserve">III: </w:t>
-      </w:r>
-      <w:r>
-        <w:rPr>
-          <w:rFonts w:ascii="Noto Serif SC" w:eastAsia="Noto Serif SC" w:hAnsi="Noto Serif SC" w:cs="Noto Serif" w:hint="eastAsia"/>
-          <w:sz w:val="24"/>
-          <w:szCs w:val="24"/>
-          <w:lang w:val="en-US"/>
-        </w:rPr>
-        <w:t xml:space="preserve">吊钹,竹风铃,排鼓(5),管钟 </w:t>
-      </w:r>
-      <w:r>
-        <w:rPr>
-          <w:rFonts w:ascii="Noto Serif SC" w:eastAsia="Noto Serif SC" w:hAnsi="Noto Serif SC" w:cs="Noto Serif"/>
-          <w:sz w:val="24"/>
-          <w:szCs w:val="24"/>
-          <w:lang w:val="en-US"/>
-        </w:rPr>
-        <w:t xml:space="preserve">| Suspended Cymbal, Bamboo Wind Chimes, </w:t>
-      </w:r>
-      <w:proofErr w:type="spellStart"/>
-      <w:r>
-        <w:rPr>
-          <w:rFonts w:ascii="Noto Serif SC" w:eastAsia="Noto Serif SC" w:hAnsi="Noto Serif SC" w:cs="Noto Serif"/>
-          <w:sz w:val="24"/>
-          <w:szCs w:val="24"/>
-          <w:lang w:val="en-US"/>
-        </w:rPr>
-        <w:t>Paigu</w:t>
-      </w:r>
-      <w:proofErr w:type="spellEnd"/>
-      <w:r>
-        <w:rPr>
-          <w:rFonts w:ascii="Noto Serif SC" w:eastAsia="Noto Serif SC" w:hAnsi="Noto Serif SC" w:cs="Noto Serif"/>
-          <w:sz w:val="24"/>
-          <w:szCs w:val="24"/>
-          <w:lang w:val="en-US"/>
-        </w:rPr>
-        <w:t>(5), Tubular Bell</w:t>
-      </w:r>
-    </w:p>
-    <w:p>
-      <w:pPr>
-        <w:rPr>
-          <w:rFonts w:ascii="Noto Serif SC" w:eastAsia="Noto Serif SC" w:hAnsi="Noto Serif SC" w:cs="Noto Serif"/>
-          <w:sz w:val="24"/>
-          <w:szCs w:val="24"/>
-          <w:lang w:val="en-US"/>
-        </w:rPr>
-      </w:pPr>
-      <w:r>
-        <w:rPr>
-          <w:rFonts w:ascii="Noto Serif SC" w:eastAsia="Noto Serif SC" w:hAnsi="Noto Serif SC" w:cs="Noto Serif" w:hint="eastAsia"/>
-          <w:sz w:val="24"/>
-          <w:szCs w:val="24"/>
-          <w:lang w:val="en-US"/>
-        </w:rPr>
-        <w:t xml:space="preserve">　　</w:t>
-      </w:r>
-      <w:r>
-        <w:rPr>
-          <w:rFonts w:ascii="Noto Serif SC" w:eastAsia="Noto Serif SC" w:hAnsi="Noto Serif SC" w:cs="Noto Serif"/>
-          <w:sz w:val="24"/>
-          <w:szCs w:val="24"/>
-          <w:lang w:val="en-US"/>
-        </w:rPr>
-        <w:t xml:space="preserve">IV: </w:t>
-      </w:r>
-      <w:r>
-        <w:rPr>
-          <w:rFonts w:ascii="Noto Serif SC" w:eastAsia="Noto Serif SC" w:hAnsi="Noto Serif SC" w:cs="Noto Serif" w:hint="eastAsia"/>
-          <w:sz w:val="24"/>
-          <w:szCs w:val="24"/>
-          <w:lang w:val="en-US"/>
-        </w:rPr>
-        <w:t xml:space="preserve">马林巴,钟琴,祈雨杖,音树,管钟 </w:t>
-      </w:r>
-      <w:r>
-        <w:rPr>
-          <w:rFonts w:ascii="Noto Serif SC" w:eastAsia="Noto Serif SC" w:hAnsi="Noto Serif SC" w:cs="Noto Serif"/>
-          <w:sz w:val="24"/>
-          <w:szCs w:val="24"/>
-          <w:lang w:val="en-US"/>
-        </w:rPr>
-        <w:t>| Marimba, Glockenspiel, Rain Stick, Bell Tree, Tubular Bell</w:t>
-      </w:r>
-    </w:p>
-    <w:p>
-      <w:pPr>
-        <w:rPr>
-          <w:rFonts w:ascii="Noto Serif SC" w:eastAsia="Noto Serif SC" w:hAnsi="Noto Serif SC" w:cs="Noto Serif"/>
-          <w:sz w:val="24"/>
-          <w:szCs w:val="24"/>
-          <w:lang w:val="en-US"/>
-        </w:rPr>
-      </w:pPr>
-      <w:r>
-        <w:rPr>
-          <w:rFonts w:ascii="Noto Serif SC" w:eastAsia="Noto Serif SC" w:hAnsi="Noto Serif SC" w:cs="Noto Serif" w:hint="eastAsia"/>
-          <w:sz w:val="24"/>
-          <w:szCs w:val="24"/>
-          <w:lang w:val="en-US"/>
-        </w:rPr>
-        <w:t xml:space="preserve">　　</w:t>
-      </w:r>
-      <w:r>
-        <w:rPr>
-          <w:rFonts w:ascii="Noto Serif SC" w:eastAsia="Noto Serif SC" w:hAnsi="Noto Serif SC" w:cs="Noto Serif"/>
-          <w:sz w:val="24"/>
-          <w:szCs w:val="24"/>
-          <w:lang w:val="en-US"/>
-        </w:rPr>
-        <w:t xml:space="preserve">V: </w:t>
-      </w:r>
-      <w:r>
-        <w:rPr>
-          <w:rFonts w:ascii="Noto Serif SC" w:eastAsia="Noto Serif SC" w:hAnsi="Noto Serif SC" w:cs="Noto Serif" w:hint="eastAsia"/>
-          <w:sz w:val="24"/>
-          <w:szCs w:val="24"/>
-          <w:lang w:val="en-US"/>
-        </w:rPr>
-        <w:t xml:space="preserve">颤音琴,大锣,木琴,小军鼓 </w:t>
-      </w:r>
-      <w:r>
-        <w:rPr>
-          <w:rFonts w:ascii="Noto Serif SC" w:eastAsia="Noto Serif SC" w:hAnsi="Noto Serif SC" w:cs="Noto Serif"/>
-          <w:sz w:val="24"/>
-          <w:szCs w:val="24"/>
-          <w:lang w:val="en-US"/>
-        </w:rPr>
-        <w:t xml:space="preserve">| Vibraphone, Tam-Tam, </w:t>
-      </w:r>
-      <w:proofErr w:type="spellStart"/>
-      <w:r>
-        <w:rPr>
-          <w:rFonts w:ascii="Noto Serif SC" w:eastAsia="Noto Serif SC" w:hAnsi="Noto Serif SC" w:cs="Noto Serif"/>
-          <w:sz w:val="24"/>
-          <w:szCs w:val="24"/>
-          <w:lang w:val="en-US"/>
-        </w:rPr>
-        <w:t>Xylohpne</w:t>
-      </w:r>
-      <w:proofErr w:type="spellEnd"/>
-      <w:r>
-        <w:rPr>
-          <w:rFonts w:ascii="Noto Serif SC" w:eastAsia="Noto Serif SC" w:hAnsi="Noto Serif SC" w:cs="Noto Serif"/>
-          <w:sz w:val="24"/>
-          <w:szCs w:val="24"/>
-          <w:lang w:val="en-US"/>
-        </w:rPr>
-        <w:t>, Snare Drum</w:t>
-      </w:r>
-    </w:p>
-    <w:p>
-      <w:pPr>
-        <w:rPr>
-          <w:rFonts w:ascii="Noto Serif SC" w:eastAsia="Noto Serif SC" w:hAnsi="Noto Serif SC" w:cs="Noto Serif"/>
-          <w:sz w:val="24"/>
-          <w:szCs w:val="24"/>
-          <w:lang w:val="en-US"/>
-        </w:rPr>
-      </w:pPr>
-    </w:p>
-    <w:p>
-      <w:pPr>
-        <w:rPr>
-          <w:rFonts w:ascii="Noto Serif SC" w:eastAsia="Noto Serif SC" w:hAnsi="Noto Serif SC" w:cs="Noto Serif"/>
-          <w:sz w:val="24"/>
-          <w:szCs w:val="24"/>
-          <w:lang w:val="en-US"/>
-        </w:rPr>
-      </w:pPr>
-      <w:r>
-        <w:rPr>
-          <w:rFonts w:ascii="Noto Serif SC" w:eastAsia="Noto Serif SC" w:hAnsi="Noto Serif SC" w:cs="Noto Serif" w:hint="eastAsia"/>
-          <w:sz w:val="24"/>
-          <w:szCs w:val="24"/>
-          <w:lang w:val="en-US"/>
-        </w:rPr>
-        <w:t xml:space="preserve">1 竖琴 </w:t>
-      </w:r>
-      <w:r>
-        <w:rPr>
-          <w:rFonts w:ascii="Noto Serif SC" w:eastAsia="Noto Serif SC" w:hAnsi="Noto Serif SC" w:cs="Noto Serif"/>
-          <w:sz w:val="24"/>
-          <w:szCs w:val="24"/>
-          <w:lang w:val="en-US"/>
-        </w:rPr>
-        <w:t>| 1 Harp</w:t>
-      </w:r>
-    </w:p>
-    <w:p>
-      <w:pPr>
-        <w:rPr>
-          <w:rFonts w:ascii="Noto Serif SC" w:eastAsia="Noto Serif SC" w:hAnsi="Noto Serif SC" w:cs="Noto Serif"/>
-          <w:sz w:val="24"/>
-          <w:szCs w:val="24"/>
-          <w:lang w:val="en-US"/>
-        </w:rPr>
-      </w:pPr>
-    </w:p>
-    <w:p>
-      <w:pPr>
-        <w:rPr>
-          <w:rFonts w:ascii="Noto Serif SC" w:eastAsia="Noto Serif SC" w:hAnsi="Noto Serif SC" w:cs="Noto Serif"/>
-          <w:sz w:val="24"/>
-          <w:szCs w:val="24"/>
-          <w:lang w:val="en-US"/>
-        </w:rPr>
-      </w:pPr>
-      <w:r>
-        <w:rPr>
-          <w:rFonts w:ascii="Noto Serif SC" w:eastAsia="Noto Serif SC" w:hAnsi="Noto Serif SC" w:cs="Noto Serif" w:hint="eastAsia"/>
-          <w:sz w:val="24"/>
-          <w:szCs w:val="24"/>
-          <w:lang w:val="en-US"/>
-        </w:rPr>
-        <w:t xml:space="preserve">8 高胡 </w:t>
-      </w:r>
-      <w:r>
-        <w:rPr>
-          <w:rFonts w:ascii="Noto Serif SC" w:eastAsia="Noto Serif SC" w:hAnsi="Noto Serif SC" w:cs="Noto Serif"/>
-          <w:sz w:val="24"/>
-          <w:szCs w:val="24"/>
-          <w:lang w:val="en-US"/>
-        </w:rPr>
-        <w:t>| 8 Gaohu</w:t>
-      </w:r>
-    </w:p>
-    <w:p>
-      <w:pPr>
-        <w:rPr>
-          <w:rFonts w:ascii="Noto Serif SC" w:eastAsia="Noto Serif SC" w:hAnsi="Noto Serif SC" w:cs="Noto Serif"/>
-          <w:sz w:val="24"/>
-          <w:szCs w:val="24"/>
-          <w:lang w:val="en-US"/>
-        </w:rPr>
-      </w:pPr>
-      <w:r>
-        <w:rPr>
-          <w:rFonts w:ascii="Noto Serif SC" w:eastAsia="Noto Serif SC" w:hAnsi="Noto Serif SC" w:cs="Noto Serif" w:hint="eastAsia"/>
-          <w:sz w:val="24"/>
-          <w:szCs w:val="24"/>
-          <w:lang w:val="en-US"/>
-        </w:rPr>
-        <w:t xml:space="preserve">7 二胡I </w:t>
-      </w:r>
-      <w:r>
-        <w:rPr>
-          <w:rFonts w:ascii="Noto Serif SC" w:eastAsia="Noto Serif SC" w:hAnsi="Noto Serif SC" w:cs="Noto Serif"/>
-          <w:sz w:val="24"/>
-          <w:szCs w:val="24"/>
-          <w:lang w:val="en-US"/>
-        </w:rPr>
-        <w:t>| 7 Erhu I</w:t>
-      </w:r>
-    </w:p>
-    <w:p>
-      <w:pPr>
-        <w:rPr>
-          <w:rFonts w:ascii="Noto Serif SC" w:eastAsia="Noto Serif SC" w:hAnsi="Noto Serif SC" w:cs="Noto Serif"/>
-          <w:sz w:val="24"/>
-          <w:szCs w:val="24"/>
-          <w:lang w:val="en-US"/>
-        </w:rPr>
-      </w:pPr>
-      <w:r>
-        <w:rPr>
-          <w:rFonts w:ascii="Noto Serif SC" w:eastAsia="Noto Serif SC" w:hAnsi="Noto Serif SC" w:cs="Noto Serif" w:hint="eastAsia"/>
-          <w:sz w:val="24"/>
-          <w:szCs w:val="24"/>
-          <w:lang w:val="en-US"/>
-        </w:rPr>
-        <w:t xml:space="preserve">6 二胡II </w:t>
-      </w:r>
-      <w:r>
-        <w:rPr>
-          <w:rFonts w:ascii="Noto Serif SC" w:eastAsia="Noto Serif SC" w:hAnsi="Noto Serif SC" w:cs="Noto Serif"/>
-          <w:sz w:val="24"/>
-          <w:szCs w:val="24"/>
-          <w:lang w:val="en-US"/>
-        </w:rPr>
-        <w:t>| 6 Erhu II</w:t>
-      </w:r>
-    </w:p>
-    <w:p>
-      <w:pPr>
-        <w:rPr>
-          <w:rFonts w:ascii="Noto Serif SC" w:eastAsia="Noto Serif SC" w:hAnsi="Noto Serif SC" w:cs="Noto Serif"/>
-          <w:sz w:val="24"/>
-          <w:szCs w:val="24"/>
-          <w:lang w:val="en-US"/>
-        </w:rPr>
-      </w:pPr>
-      <w:r>
-        <w:rPr>
-          <w:rFonts w:ascii="Noto Serif SC" w:eastAsia="Noto Serif SC" w:hAnsi="Noto Serif SC" w:cs="Noto Serif" w:hint="eastAsia"/>
-          <w:sz w:val="24"/>
-          <w:szCs w:val="24"/>
-          <w:lang w:val="en-US"/>
-        </w:rPr>
-        <w:t xml:space="preserve">7 中胡 </w:t>
-      </w:r>
-      <w:r>
-        <w:rPr>
-          <w:rFonts w:ascii="Noto Serif SC" w:eastAsia="Noto Serif SC" w:hAnsi="Noto Serif SC" w:cs="Noto Serif"/>
-          <w:sz w:val="24"/>
-          <w:szCs w:val="24"/>
-          <w:lang w:val="en-US"/>
-        </w:rPr>
-        <w:t>| 7 Zhonghu</w:t>
-      </w:r>
-    </w:p>
-    <w:p>
-      <w:pPr>
-        <w:rPr>
-          <w:rFonts w:ascii="Noto Serif SC" w:eastAsia="Noto Serif SC" w:hAnsi="Noto Serif SC" w:cs="Noto Serif"/>
-          <w:sz w:val="24"/>
-          <w:szCs w:val="24"/>
-          <w:lang w:val="en-US"/>
-        </w:rPr>
-      </w:pPr>
-      <w:r>
-        <w:rPr>
-          <w:rFonts w:ascii="Noto Serif SC" w:eastAsia="Noto Serif SC" w:hAnsi="Noto Serif SC" w:cs="Noto Serif" w:hint="eastAsia"/>
-          <w:sz w:val="24"/>
-          <w:szCs w:val="24"/>
-          <w:lang w:val="en-US"/>
-        </w:rPr>
-        <w:t xml:space="preserve">6 大提琴 </w:t>
-      </w:r>
-      <w:r>
-        <w:rPr>
-          <w:rFonts w:ascii="Noto Serif SC" w:eastAsia="Noto Serif SC" w:hAnsi="Noto Serif SC" w:cs="Noto Serif"/>
-          <w:sz w:val="24"/>
-          <w:szCs w:val="24"/>
-          <w:lang w:val="en-US"/>
-        </w:rPr>
-        <w:t>| 6 Violoncello</w:t>
-      </w:r>
-    </w:p>
-    <w:p>
-      <w:pPr>
-        <w:rPr>
-          <w:rFonts w:ascii="Noto Serif SC" w:eastAsia="Noto Serif SC" w:hAnsi="Noto Serif SC" w:cs="Noto Serif"/>
-          <w:lang w:val="en-US"/>
-        </w:rPr>
-      </w:pPr>
-      <w:r>
-        <w:rPr>
-          <w:rFonts w:ascii="Noto Serif SC" w:eastAsia="Noto Serif SC" w:hAnsi="Noto Serif SC" w:cs="Noto Serif" w:hint="eastAsia"/>
-          <w:sz w:val="24"/>
-          <w:szCs w:val="24"/>
-          <w:lang w:val="en-US"/>
-        </w:rPr>
-        <w:t xml:space="preserve">4 低音提琴 </w:t>
-      </w:r>
-      <w:r>
-        <w:rPr>
-          <w:rFonts w:ascii="Noto Serif SC" w:eastAsia="Noto Serif SC" w:hAnsi="Noto Serif SC" w:cs="Noto Serif"/>
-          <w:sz w:val="24"/>
-          <w:szCs w:val="24"/>
-          <w:lang w:val="en-US"/>
-        </w:rPr>
-        <w:t>| 4 Double Bass</w:t>
+          <w:sz w:val="20"/>
+          <w:szCs w:val="20"/>
+          <w:lang w:val="en-US"/>
+        </w:rPr>
+        <w:t xml:space="preserve"> </w:t>
+      </w:r>
+      <w:r>
+        <w:rPr>
+          <w:rFonts w:ascii="Noto Serif SC" w:eastAsia="Noto Serif SC" w:hAnsi="Noto Serif SC" w:cs="Noto Serif"/>
+          <w:sz w:val="20"/>
+          <w:szCs w:val="20"/>
+          <w:lang w:val="en-US"/>
+        </w:rPr>
+        <w:t>(5)</w:t>
+      </w:r>
+      <w:r>
+        <w:rPr>
+          <w:rFonts w:ascii="Noto Serif SC" w:eastAsia="Noto Serif SC" w:hAnsi="Noto Serif SC" w:cs="Noto Serif"/>
+          <w:sz w:val="20"/>
+          <w:szCs w:val="20"/>
+          <w:lang w:val="en-US"/>
+        </w:rPr>
+        <w:t xml:space="preserve"> </w:t>
+      </w:r>
+      <w:r>
+        <w:rPr>
+          <w:rFonts w:ascii="Noto Serif SC" w:eastAsia="Noto Serif SC" w:hAnsi="Noto Serif SC" w:cs="Noto Serif" w:hint="eastAsia"/>
+          <w:sz w:val="20"/>
+          <w:szCs w:val="20"/>
+          <w:lang w:val="en-US"/>
+        </w:rPr>
+        <w:t xml:space="preserve">,管钟 </w:t>
+      </w:r>
+      <w:r>
+        <w:rPr>
+          <w:rFonts w:ascii="Noto Serif SC" w:eastAsia="Noto Serif SC" w:hAnsi="Noto Serif SC" w:cs="Noto Serif"/>
+          <w:sz w:val="20"/>
+          <w:szCs w:val="20"/>
+          <w:lang w:val="en-US"/>
+        </w:rPr>
+        <w:t>Tubular Bell</w:t>
+      </w:r>
+      <w:r>
+        <w:rPr>
+          <w:rFonts w:ascii="Noto Serif SC" w:eastAsia="Noto Serif SC" w:hAnsi="Noto Serif SC" w:cs="Noto Serif"/>
+          <w:sz w:val="20"/>
+          <w:szCs w:val="20"/>
+          <w:lang w:val="en-US"/>
+        </w:rPr>
+        <w:t>s</w:t>
+      </w:r>
+    </w:p>
+    <w:p>
+      <w:pPr>
+        <w:ind w:left="288"/>
+        <w:rPr>
+          <w:rFonts w:ascii="Noto Serif SC" w:eastAsia="Noto Serif SC" w:hAnsi="Noto Serif SC" w:cs="Noto Serif"/>
+          <w:sz w:val="20"/>
+          <w:szCs w:val="20"/>
+          <w:lang w:val="en-US"/>
+        </w:rPr>
+      </w:pPr>
+      <w:r>
+        <w:rPr>
+          <w:rFonts w:ascii="Noto Serif SC" w:eastAsia="Noto Serif SC" w:hAnsi="Noto Serif SC" w:cs="Noto Serif"/>
+          <w:sz w:val="20"/>
+          <w:szCs w:val="20"/>
+          <w:lang w:val="en-US"/>
+        </w:rPr>
+        <w:t>IV:</w:t>
+      </w:r>
+      <w:r>
+        <w:rPr>
+          <w:rFonts w:ascii="Noto Serif SC" w:eastAsia="Noto Serif SC" w:hAnsi="Noto Serif SC" w:cs="Noto Serif" w:hint="eastAsia"/>
+          <w:sz w:val="20"/>
+          <w:szCs w:val="20"/>
+          <w:lang w:val="en-US"/>
+        </w:rPr>
+        <w:t xml:space="preserve"> </w:t>
+      </w:r>
+      <w:r>
+        <w:rPr>
+          <w:rFonts w:ascii="Noto Serif SC" w:eastAsia="Noto Serif SC" w:hAnsi="Noto Serif SC" w:cs="Noto Serif" w:hint="eastAsia"/>
+          <w:sz w:val="20"/>
+          <w:szCs w:val="20"/>
+          <w:lang w:val="en-US"/>
+        </w:rPr>
+        <w:t>马林巴</w:t>
+      </w:r>
+      <w:r>
+        <w:rPr>
+          <w:rFonts w:ascii="Noto Serif SC" w:eastAsia="Noto Serif SC" w:hAnsi="Noto Serif SC" w:cs="Noto Serif"/>
+          <w:sz w:val="20"/>
+          <w:szCs w:val="20"/>
+          <w:lang w:val="en-US"/>
+        </w:rPr>
+        <w:t xml:space="preserve"> Marimba, </w:t>
+      </w:r>
+      <w:r>
+        <w:rPr>
+          <w:rFonts w:ascii="Noto Serif SC" w:eastAsia="Noto Serif SC" w:hAnsi="Noto Serif SC" w:cs="Noto Serif"/>
+          <w:sz w:val="20"/>
+          <w:szCs w:val="20"/>
+        </w:rPr>
+        <w:t>钢片琴</w:t>
+      </w:r>
+      <w:r>
+        <w:rPr>
+          <w:rFonts w:ascii="Noto Serif SC" w:eastAsia="Noto Serif SC" w:hAnsi="Noto Serif SC" w:cs="Noto Serif"/>
+          <w:sz w:val="20"/>
+          <w:szCs w:val="20"/>
+          <w:lang w:val="en-US"/>
+        </w:rPr>
+        <w:t>Glockenspiel,</w:t>
+      </w:r>
+      <w:r>
+        <w:rPr>
+          <w:rFonts w:ascii="Noto Serif SC" w:eastAsia="Noto Serif SC" w:hAnsi="Noto Serif SC" w:cs="Noto Serif"/>
+          <w:sz w:val="20"/>
+          <w:szCs w:val="20"/>
+          <w:lang w:val="en-US"/>
+        </w:rPr>
+        <w:t xml:space="preserve"> </w:t>
+      </w:r>
+      <w:r>
+        <w:rPr>
+          <w:rFonts w:ascii="Noto Serif SC" w:eastAsia="Noto Serif SC" w:hAnsi="Noto Serif SC" w:cs="Noto Serif"/>
+          <w:sz w:val="20"/>
+          <w:szCs w:val="20"/>
+        </w:rPr>
+        <w:t>雨声器</w:t>
+      </w:r>
+      <w:r>
+        <w:rPr>
+          <w:rFonts w:ascii="Noto Serif SC" w:eastAsia="Noto Serif SC" w:hAnsi="Noto Serif SC" w:cs="Noto Serif"/>
+          <w:sz w:val="20"/>
+          <w:szCs w:val="20"/>
+          <w:lang w:val="en-US"/>
+        </w:rPr>
+        <w:t xml:space="preserve">Rain Stick, </w:t>
+      </w:r>
+      <w:r>
+        <w:rPr>
+          <w:rFonts w:ascii="Noto Serif SC" w:eastAsia="Noto Serif SC" w:hAnsi="Noto Serif SC" w:cs="Noto Serif" w:hint="eastAsia"/>
+          <w:sz w:val="20"/>
+          <w:szCs w:val="20"/>
+          <w:lang w:val="en-US"/>
+        </w:rPr>
+        <w:t>音树</w:t>
+      </w:r>
+      <w:r>
+        <w:rPr>
+          <w:rFonts w:ascii="Noto Serif SC" w:eastAsia="Noto Serif SC" w:hAnsi="Noto Serif SC" w:cs="Noto Serif"/>
+          <w:sz w:val="20"/>
+          <w:szCs w:val="20"/>
+          <w:lang w:val="en-US"/>
+        </w:rPr>
+        <w:t xml:space="preserve">Bell Tree, </w:t>
+      </w:r>
+      <w:r>
+        <w:rPr>
+          <w:rFonts w:ascii="Noto Serif SC" w:eastAsia="Noto Serif SC" w:hAnsi="Noto Serif SC" w:cs="Noto Serif" w:hint="eastAsia"/>
+          <w:sz w:val="20"/>
+          <w:szCs w:val="20"/>
+          <w:lang w:val="en-US"/>
+        </w:rPr>
+        <w:t>管钟</w:t>
+      </w:r>
+      <w:r>
+        <w:rPr>
+          <w:rFonts w:ascii="Noto Serif SC" w:eastAsia="Noto Serif SC" w:hAnsi="Noto Serif SC" w:cs="Noto Serif"/>
+          <w:sz w:val="20"/>
+          <w:szCs w:val="20"/>
+          <w:lang w:val="en-US"/>
+        </w:rPr>
+        <w:t>Tubular Bell</w:t>
+      </w:r>
+      <w:r>
+        <w:rPr>
+          <w:rFonts w:ascii="Noto Serif SC" w:eastAsia="Noto Serif SC" w:hAnsi="Noto Serif SC" w:cs="Noto Serif"/>
+          <w:sz w:val="20"/>
+          <w:szCs w:val="20"/>
+          <w:lang w:val="en-US"/>
+        </w:rPr>
+        <w:t>s</w:t>
+      </w:r>
+    </w:p>
+    <w:p>
+      <w:pPr>
+        <w:ind w:left="288"/>
+        <w:rPr>
+          <w:rFonts w:ascii="Noto Serif SC" w:eastAsia="Noto Serif SC" w:hAnsi="Noto Serif SC" w:cs="Noto Serif"/>
+          <w:sz w:val="20"/>
+          <w:szCs w:val="20"/>
+          <w:lang w:val="en-US"/>
+        </w:rPr>
+      </w:pPr>
+      <w:r>
+        <w:rPr>
+          <w:rFonts w:ascii="Noto Serif SC" w:eastAsia="Noto Serif SC" w:hAnsi="Noto Serif SC" w:cs="Noto Serif"/>
+          <w:sz w:val="20"/>
+          <w:szCs w:val="20"/>
+          <w:lang w:val="en-US"/>
+        </w:rPr>
+        <w:t>V:</w:t>
+      </w:r>
+      <w:r>
+        <w:rPr>
+          <w:rFonts w:ascii="Noto Serif SC" w:eastAsia="Noto Serif SC" w:hAnsi="Noto Serif SC" w:cs="Noto Serif" w:hint="eastAsia"/>
+          <w:sz w:val="20"/>
+          <w:szCs w:val="20"/>
+          <w:lang w:val="en-US"/>
+        </w:rPr>
+        <w:t xml:space="preserve"> </w:t>
+      </w:r>
+      <w:r>
+        <w:rPr>
+          <w:rFonts w:ascii="Noto Serif SC" w:eastAsia="Noto Serif SC" w:hAnsi="Noto Serif SC" w:cs="Noto Serif"/>
+          <w:sz w:val="20"/>
+          <w:szCs w:val="20"/>
+        </w:rPr>
+        <w:t>铝板琴</w:t>
+      </w:r>
+      <w:r>
+        <w:rPr>
+          <w:rFonts w:ascii="Noto Serif SC" w:eastAsia="Noto Serif SC" w:hAnsi="Noto Serif SC" w:cs="Noto Serif"/>
+          <w:sz w:val="20"/>
+          <w:szCs w:val="20"/>
+          <w:lang w:val="en-US"/>
+        </w:rPr>
+        <w:t>Vibraphone,</w:t>
+      </w:r>
+      <w:r>
+        <w:rPr>
+          <w:rFonts w:ascii="Noto Serif SC" w:eastAsia="Noto Serif SC" w:hAnsi="Noto Serif SC" w:cs="Noto Serif" w:hint="eastAsia"/>
+          <w:sz w:val="20"/>
+          <w:szCs w:val="20"/>
+          <w:lang w:val="en-US"/>
+        </w:rPr>
+        <w:t xml:space="preserve"> </w:t>
+      </w:r>
+      <w:r>
+        <w:rPr>
+          <w:rFonts w:ascii="Noto Serif SC" w:eastAsia="Noto Serif SC" w:hAnsi="Noto Serif SC" w:cs="Noto Serif"/>
+          <w:sz w:val="20"/>
+          <w:szCs w:val="20"/>
+        </w:rPr>
+        <w:t>低音锣</w:t>
+      </w:r>
+      <w:r>
+        <w:rPr>
+          <w:rFonts w:ascii="Noto Serif SC" w:eastAsia="Noto Serif SC" w:hAnsi="Noto Serif SC" w:cs="Noto Serif"/>
+          <w:sz w:val="20"/>
+          <w:szCs w:val="20"/>
+          <w:lang w:val="en-US"/>
+        </w:rPr>
+        <w:t xml:space="preserve">Tam-Tam, </w:t>
+      </w:r>
+      <w:r>
+        <w:rPr>
+          <w:rFonts w:ascii="Noto Serif SC" w:eastAsia="Noto Serif SC" w:hAnsi="Noto Serif SC" w:cs="Noto Serif" w:hint="eastAsia"/>
+          <w:sz w:val="20"/>
+          <w:szCs w:val="20"/>
+          <w:lang w:val="en-US"/>
+        </w:rPr>
+        <w:t>木琴</w:t>
+      </w:r>
+      <w:r>
+        <w:rPr>
+          <w:rFonts w:ascii="Noto Serif SC" w:eastAsia="Noto Serif SC" w:hAnsi="Noto Serif SC" w:cs="Noto Serif"/>
+          <w:sz w:val="20"/>
+          <w:szCs w:val="20"/>
+          <w:lang w:val="en-US"/>
+        </w:rPr>
+        <w:t>Xylop</w:t>
+      </w:r>
+      <w:r>
+        <w:rPr>
+          <w:rFonts w:ascii="Noto Serif SC" w:eastAsia="Noto Serif SC" w:hAnsi="Noto Serif SC" w:cs="Noto Serif"/>
+          <w:sz w:val="20"/>
+          <w:szCs w:val="20"/>
+          <w:lang w:val="en-US"/>
+        </w:rPr>
+        <w:t>ho</w:t>
+      </w:r>
+      <w:r>
+        <w:rPr>
+          <w:rFonts w:ascii="Noto Serif SC" w:eastAsia="Noto Serif SC" w:hAnsi="Noto Serif SC" w:cs="Noto Serif"/>
+          <w:sz w:val="20"/>
+          <w:szCs w:val="20"/>
+          <w:lang w:val="en-US"/>
+        </w:rPr>
+        <w:t xml:space="preserve">ne, </w:t>
+      </w:r>
+      <w:r>
+        <w:rPr>
+          <w:rFonts w:ascii="Noto Serif SC" w:eastAsia="Noto Serif SC" w:hAnsi="Noto Serif SC" w:cs="Noto Serif" w:hint="eastAsia"/>
+          <w:sz w:val="20"/>
+          <w:szCs w:val="20"/>
+          <w:lang w:val="en-US"/>
+        </w:rPr>
+        <w:t>小军鼓</w:t>
+      </w:r>
+      <w:r>
+        <w:rPr>
+          <w:rFonts w:ascii="Noto Serif SC" w:eastAsia="Noto Serif SC" w:hAnsi="Noto Serif SC" w:cs="Noto Serif"/>
+          <w:sz w:val="20"/>
+          <w:szCs w:val="20"/>
+          <w:lang w:val="en-US"/>
+        </w:rPr>
+        <w:t>Snare Drum</w:t>
+      </w:r>
+    </w:p>
+    <w:p>
+      <w:pPr>
+        <w:rPr>
+          <w:rFonts w:ascii="Noto Serif SC" w:eastAsia="Noto Serif SC" w:hAnsi="Noto Serif SC" w:cs="Noto Serif"/>
+          <w:sz w:val="24"/>
+          <w:szCs w:val="24"/>
+          <w:lang w:val="en-US"/>
+        </w:rPr>
+      </w:pPr>
+    </w:p>
+    <w:p>
+      <w:pPr>
+        <w:rPr>
+          <w:rFonts w:ascii="Noto Serif SC" w:eastAsia="Noto Serif SC" w:hAnsi="Noto Serif SC" w:cs="Noto Serif"/>
+          <w:sz w:val="24"/>
+          <w:szCs w:val="24"/>
+          <w:lang w:val="en-US"/>
+        </w:rPr>
+      </w:pPr>
+      <w:r>
+        <w:rPr>
+          <w:rFonts w:ascii="Noto Serif SC" w:eastAsia="Noto Serif SC" w:hAnsi="Noto Serif SC" w:cs="Noto Serif" w:hint="eastAsia"/>
+          <w:sz w:val="24"/>
+          <w:szCs w:val="24"/>
+          <w:lang w:val="en-US"/>
+        </w:rPr>
+        <w:t xml:space="preserve">高胡 </w:t>
+      </w:r>
+      <w:r>
+        <w:rPr>
+          <w:rFonts w:ascii="Noto Serif SC" w:eastAsia="Noto Serif SC" w:hAnsi="Noto Serif SC" w:cs="Noto Serif"/>
+          <w:sz w:val="24"/>
+          <w:szCs w:val="24"/>
+          <w:lang w:val="en-US"/>
+        </w:rPr>
+        <w:t>Gaohu</w:t>
+      </w:r>
+    </w:p>
+    <w:p>
+      <w:pPr>
+        <w:rPr>
+          <w:rFonts w:ascii="Noto Serif SC" w:eastAsia="Noto Serif SC" w:hAnsi="Noto Serif SC" w:cs="Noto Serif"/>
+          <w:sz w:val="24"/>
+          <w:szCs w:val="24"/>
+          <w:lang w:val="en-US"/>
+        </w:rPr>
+      </w:pPr>
+      <w:r>
+        <w:rPr>
+          <w:rFonts w:ascii="Noto Serif SC" w:eastAsia="Noto Serif SC" w:hAnsi="Noto Serif SC" w:cs="Noto Serif" w:hint="eastAsia"/>
+          <w:sz w:val="24"/>
+          <w:szCs w:val="24"/>
+          <w:lang w:val="en-US"/>
+        </w:rPr>
+        <w:t xml:space="preserve">二胡I </w:t>
+      </w:r>
+      <w:r>
+        <w:rPr>
+          <w:rFonts w:ascii="Noto Serif SC" w:eastAsia="Noto Serif SC" w:hAnsi="Noto Serif SC" w:cs="Noto Serif"/>
+          <w:sz w:val="24"/>
+          <w:szCs w:val="24"/>
+          <w:lang w:val="en-US"/>
+        </w:rPr>
+        <w:t>Erhu I</w:t>
+      </w:r>
+    </w:p>
+    <w:p>
+      <w:pPr>
+        <w:rPr>
+          <w:rFonts w:ascii="Noto Serif SC" w:eastAsia="Noto Serif SC" w:hAnsi="Noto Serif SC" w:cs="Noto Serif"/>
+          <w:sz w:val="24"/>
+          <w:szCs w:val="24"/>
+          <w:lang w:val="en-US"/>
+        </w:rPr>
+      </w:pPr>
+      <w:r>
+        <w:rPr>
+          <w:rFonts w:ascii="Noto Serif SC" w:eastAsia="Noto Serif SC" w:hAnsi="Noto Serif SC" w:cs="Noto Serif" w:hint="eastAsia"/>
+          <w:sz w:val="24"/>
+          <w:szCs w:val="24"/>
+          <w:lang w:val="en-US"/>
+        </w:rPr>
+        <w:t>二胡II</w:t>
+      </w:r>
+      <w:r>
+        <w:rPr>
+          <w:rFonts w:ascii="Noto Serif SC" w:eastAsia="Noto Serif SC" w:hAnsi="Noto Serif SC" w:cs="Noto Serif"/>
+          <w:sz w:val="24"/>
+          <w:szCs w:val="24"/>
+          <w:lang w:val="en-US"/>
+        </w:rPr>
+        <w:t xml:space="preserve"> Erhu II</w:t>
+      </w:r>
+    </w:p>
+    <w:p>
+      <w:pPr>
+        <w:rPr>
+          <w:rFonts w:ascii="Noto Serif SC" w:eastAsia="Noto Serif SC" w:hAnsi="Noto Serif SC" w:cs="Noto Serif"/>
+          <w:sz w:val="24"/>
+          <w:szCs w:val="24"/>
+          <w:lang w:val="en-US"/>
+        </w:rPr>
+      </w:pPr>
+      <w:r>
+        <w:rPr>
+          <w:rFonts w:ascii="Noto Serif SC" w:eastAsia="Noto Serif SC" w:hAnsi="Noto Serif SC" w:cs="Noto Serif" w:hint="eastAsia"/>
+          <w:sz w:val="24"/>
+          <w:szCs w:val="24"/>
+          <w:lang w:val="en-US"/>
+        </w:rPr>
+        <w:t xml:space="preserve">中胡 </w:t>
+      </w:r>
+      <w:r>
+        <w:rPr>
+          <w:rFonts w:ascii="Noto Serif SC" w:eastAsia="Noto Serif SC" w:hAnsi="Noto Serif SC" w:cs="Noto Serif"/>
+          <w:sz w:val="24"/>
+          <w:szCs w:val="24"/>
+          <w:lang w:val="en-US"/>
+        </w:rPr>
+        <w:t>Zhonghu</w:t>
+      </w:r>
+    </w:p>
+    <w:p>
+      <w:pPr>
+        <w:rPr>
+          <w:rFonts w:ascii="Noto Serif SC" w:eastAsia="Noto Serif SC" w:hAnsi="Noto Serif SC" w:cs="Noto Serif"/>
+          <w:sz w:val="24"/>
+          <w:szCs w:val="24"/>
+          <w:lang w:val="en-US"/>
+        </w:rPr>
+      </w:pPr>
+      <w:r>
+        <w:rPr>
+          <w:rFonts w:ascii="Noto Serif SC" w:eastAsia="Noto Serif SC" w:hAnsi="Noto Serif SC" w:cs="Noto Serif" w:hint="eastAsia"/>
+          <w:sz w:val="24"/>
+          <w:szCs w:val="24"/>
+          <w:lang w:val="en-US"/>
+        </w:rPr>
+        <w:t xml:space="preserve">大提琴 </w:t>
+      </w:r>
+      <w:r>
+        <w:rPr>
+          <w:rFonts w:ascii="Noto Serif SC" w:eastAsia="Noto Serif SC" w:hAnsi="Noto Serif SC" w:cs="Noto Serif"/>
+          <w:sz w:val="24"/>
+          <w:szCs w:val="24"/>
+          <w:lang w:val="en-US"/>
+        </w:rPr>
+        <w:t>Violoncello</w:t>
+      </w:r>
+    </w:p>
+    <w:p>
+      <w:pPr>
+        <w:rPr>
+          <w:rFonts w:ascii="Noto Serif SC" w:eastAsia="Noto Serif SC" w:hAnsi="Noto Serif SC" w:cs="Noto Serif"/>
+          <w:lang w:val="en-US"/>
+        </w:rPr>
+      </w:pPr>
+      <w:r>
+        <w:rPr>
+          <w:rFonts w:ascii="Noto Serif SC" w:eastAsia="Noto Serif SC" w:hAnsi="Noto Serif SC" w:cs="Noto Serif" w:hint="eastAsia"/>
+          <w:sz w:val="24"/>
+          <w:szCs w:val="24"/>
+          <w:lang w:val="en-US"/>
+        </w:rPr>
+        <w:t xml:space="preserve">低音提琴 </w:t>
+      </w:r>
+      <w:r>
+        <w:rPr>
+          <w:rFonts w:ascii="Noto Serif SC" w:eastAsia="Noto Serif SC" w:hAnsi="Noto Serif SC" w:cs="Noto Serif"/>
+          <w:sz w:val="24"/>
+          <w:szCs w:val="24"/>
+          <w:lang w:val="en-US"/>
+        </w:rPr>
+        <w:t>Contrabass</w:t>
       </w:r>
     </w:p>
     <w:p>
